--- a/제23회한국대학생컴퓨터시뮬레이션경진대회_인하이트보고서.docx
+++ b/제23회한국대학생컴퓨터시뮬레이션경진대회_인하이트보고서.docx
@@ -819,7 +819,7 @@
           <w:szCs w:val="24"/>
           <w:lang w:eastAsia="ko-KR"/>
         </w:rPr>
-        <w:t>S/A 박스를 제함기1·2의 실시간 대기열 크기를 비교하여 동적 분배함으로써 제함기1 부하를 75% → 약 37.5%로 절감한다.</w:t>
+        <w:t>S/A 박스를 제함기1·2의 실시간 대기열 크기를 비교하여 동적 분배함으로써 제함기1 부하를 실측 기준 포화(약 100%)에서 약 30%로 낮추고 제함기2의 유휴 용량을 활용하도록 재분배한다.</w:t>
       </w:r>
     </w:p>
     <w:p>
@@ -4972,7 +4972,7 @@
           <w:szCs w:val="24"/>
           <w:lang w:eastAsia="ko-KR"/>
         </w:rPr>
-        <w:t>즉, 전체 8,858 박스의 약 75%인 6,644 박스가 AGV를 통한 S/A급 피킹 대상이며, 나머지 25%(2,214 박스)는 B/C급 전용으로 컨베이어로만 처리된다.</w:t>
+        <w:t>SKU 독립 확률에 근거한 이론값은 P(S∪A)=75%이나, 실제 주문 DB에서는 8,858 박스 중 91.7%인 8,120 박스가 S/A급을 포함하여 AGV 피킹 대상이며, 나머지 8.3%(738 박스)만 B/C급 전용으로 컨베이어로 처리된다. 본 시뮬레이션은 이론값이 아닌 실제 주문 DB를 입력으로 사용한다.</w:t>
       </w:r>
     </w:p>
     <w:p>
@@ -5111,7 +5111,7 @@
           <w:szCs w:val="24"/>
           <w:lang w:eastAsia="ko-KR"/>
         </w:rPr>
-        <w:t>이 로직은 S급 또는 A급이 포함된 모든 박스(약 75%)를 제함기1 단독으로 처리하도록 설계되어 있다. 제함기2는 조건이 False인 경우에만 사용되는데, False가 되려면 S급과 A급이 동시에 없는 경우(25%)여야 한다. 그런데 제함기3은 B/C급 전용이므로, 실질적으로 제함기1이 전체 박스의 75%를, 제함기2가 0%를 처리하는 극심한 불균형이 발생한다.</w:t>
+        <w:t>이 로직은 S급 또는 A급이 포함된 모든 박스(이론 75% · 실제 DB 91.7%)를 제함기1 단독으로 처리하도록 설계되어 있다. 제함기2는 조건이 False인 경우에만 사용되는데, False가 되려면 S급과 A급이 동시에 없는 경우(25%)여야 한다. 그런데 제함기3은 B/C급 전용이므로, 실질적으로 제함기1이 전체 박스의 75%를, 제함기2가 0%를 처리하는 극심한 불균형이 발생한다.</w:t>
       </w:r>
     </w:p>
     <w:p>
@@ -5384,7 +5384,7 @@
                 <w:rFonts w:eastAsia="맑은 고딕"/>
                 <w:szCs w:val="24"/>
               </w:rPr>
-              <w:t>S/A 박스 75% 단독 처리</w:t>
+              <w:t>S/A 박스 91.7% (DB) · 이론 75% 단독 처리</w:t>
             </w:r>
           </w:p>
         </w:tc>
@@ -5535,7 +5535,7 @@
                 <w:szCs w:val="24"/>
                 <w:lang w:eastAsia="ko-KR"/>
               </w:rPr>
-              <w:t>정적 슬롯 배정으로 유휴 슬롯 발생</w:t>
+              <w:t>기본 슬롯 로직(selectOutput6) · TO-BE 동적 배정 강화으로 유휴 슬롯 발생</w:t>
             </w:r>
           </w:p>
         </w:tc>
@@ -7315,7 +7315,7 @@
           <w:szCs w:val="24"/>
           <w:lang w:eastAsia="ko-KR"/>
         </w:rPr>
-        <w:t>이론적으로 S/A 박스 6,644개를 제함기1과 2가 각 약 3,322개씩 균등 처리하게 되므로, 제함기 단의 병목이 해소된다. 제함기 1대 기준 처리 시간이 절반으로 감소하여 AGV 공급 속도가 2배 향상되고, 이는 하류 공정(피킹 → 봉함 → 파렛타이징) 전반의 처리량 증가로 이어진다.</w:t>
+        <w:t>실제 주문 DB 기준 S/A 박스 8,120개(91.7%)를 제함기1과 2가 각 약 4,060개씩 균등 처리하게 되므로, 제함기 단의 병목이 해소된다. 제함기 1대 기준 처리 시간이 절반으로 감소하여 AGV 공급 속도가 향상되고, 이는 하류 공정(피킹 → 봉함 → 파렛타이징) 전반의 처리량 증가로 이어진다.</w:t>
       </w:r>
     </w:p>
     <w:p>
@@ -7491,7 +7491,7 @@
           <w:szCs w:val="24"/>
           <w:lang w:eastAsia="ko-KR"/>
         </w:rPr>
-        <w:t>AS-IS에서는 AGV 배차 시 별도의 우선순위 조건이 없어 먼 거리의 AGV가 배차되는 경우가 빈번하게 발생하였다. TO-BE에서는 TransportTo 블록의 TransporterRating 파라미터에 다음 수식을 추가하여 가장 가까운 AGV를 우선 배차하도록 변경하였다.</w:t>
+        <w:t>AS-IS에서는 AGV 배차 시 별도의 우선순위 조건이 없어 먼 거리의 AGV가 배차되는 경우가 빈번하게 발생하였다. TO-BE에서는 MoveByTransporter 블록의 TransporterRating 파라미터에 다음 수식을 추가하여 가장 가까운 AGV를 우선 배차하도록 변경하였다.</w:t>
       </w:r>
     </w:p>
     <w:p>
@@ -7520,7 +7520,7 @@
           <w:szCs w:val="24"/>
           <w:lang w:eastAsia="ko-KR"/>
         </w:rPr>
-        <w:t>배차 우선순위 수식:  −transporter.distanceTo(agent)</w:t>
+        <w:t>배차 우선순위 수식:  −unit.distanceTo(agent)</w:t>
       </w:r>
     </w:p>
     <w:p>
@@ -7548,7 +7548,7 @@
           <w:szCs w:val="24"/>
           <w:lang w:eastAsia="ko-KR"/>
         </w:rPr>
-        <w:t>음수 부호는 거리가 작을수록 Rating 값이 높아지므로 가장 가까운 AGV가 선택됨을 의미한다. 이 로직은 제함기1·2에서 박스를 받는 2개 블록과, S/A 피킹 완료 후 박스 투입구로 이동하는 1개 블록, 총 3개의 이동 블록에 적용하였다.</w:t>
+        <w:t>음수 부호는 거리가 작을수록 Rating 값이 높아지므로 가장 가까운 AGV가 선택됨을 의미한다. 이 로직은 제함기1·2에서 박스를 받는 2개 블록과, S/A 피킹 완료 후 박스 투입구로 이동하는 1개 블록, 총 5개의 MoveByTransporter 블록에 적용하였다.</w:t>
       </w:r>
     </w:p>
     <w:p>
@@ -7782,7 +7782,7 @@
           <w:szCs w:val="24"/>
           <w:lang w:eastAsia="ko-KR"/>
         </w:rPr>
-        <w:t>파렛타이저 슬롯 배정 시 지점별 잔여 박스 수(branchRemainingTotal)를 실시간으로 추적하여 잔여량이 적은 지점을 우선적으로 슬롯에 배정하는 로직을 적용하였다. 이를 통해 박스 수가 적은 지점(주로 Type C)이 신속하게 처리·완료되어 슬롯이 조기 반환되고, 새로운 지점을 빠르게 투입하는 사이클이 가능해진다.</w:t>
+        <w:t>selectOutput6/7 슬롯 배정 시 지점별 잔여 박스 수(branchRemainingTotal)를 실시간으로 추적하여 잔여량이 적은 지점을 우선적으로 슬롯에 배정하는 로직을 적용하였다. 이를 통해 박스 수가 적은 지점(주로 Type C)이 신속하게 처리·완료되어 슬롯이 조기 반환되고, 새로운 지점을 빠르게 투입하는 사이클이 가능해진다.</w:t>
       </w:r>
     </w:p>
     <w:p>
@@ -9202,7 +9202,7 @@
                 <w:szCs w:val="24"/>
                 <w:lang w:eastAsia="ko-KR"/>
               </w:rPr>
-              <w:t>20 팔레트 (640 박스)</w:t>
+              <w:t>21 팔레트 (672 박스)</w:t>
             </w:r>
           </w:p>
         </w:tc>
@@ -9367,7 +9367,7 @@
                 <w:szCs w:val="24"/>
                 <w:lang w:eastAsia="ko-KR"/>
               </w:rPr>
-              <w:t>4.0</w:t>
+              <w:t>4.2</w:t>
             </w:r>
             <w:r>
               <w:rPr>
@@ -9449,7 +9449,7 @@
                 <w:szCs w:val="24"/>
                 <w:lang w:eastAsia="ko-KR"/>
               </w:rPr>
-              <w:t>약 94%</w:t>
+              <w:t>약 30%</w:t>
             </w:r>
           </w:p>
         </w:tc>
@@ -9522,7 +9522,7 @@
                 <w:szCs w:val="24"/>
                 <w:lang w:eastAsia="ko-KR"/>
               </w:rPr>
-              <w:t>약16%</w:t>
+              <w:t>약 70%</w:t>
             </w:r>
           </w:p>
         </w:tc>
@@ -9675,7 +9675,7 @@
                 <w:szCs w:val="24"/>
                 <w:lang w:eastAsia="ko-KR"/>
               </w:rPr>
-              <w:t>약 44%</w:t>
+              <w:t>약 50%</w:t>
             </w:r>
           </w:p>
         </w:tc>
@@ -10382,7 +10382,7 @@
                 <w:szCs w:val="24"/>
                 <w:lang w:eastAsia="ko-KR"/>
               </w:rPr>
-              <w:t>20 팔레트</w:t>
+              <w:t>21 팔레트</w:t>
             </w:r>
           </w:p>
         </w:tc>
@@ -10406,7 +10406,7 @@
                 <w:szCs w:val="24"/>
                 <w:lang w:eastAsia="ko-KR"/>
               </w:rPr>
-              <w:t>4.0/hr</w:t>
+              <w:t>4.2/hr</w:t>
             </w:r>
           </w:p>
         </w:tc>
@@ -10430,7 +10430,7 @@
                 <w:szCs w:val="24"/>
                 <w:lang w:eastAsia="ko-KR"/>
               </w:rPr>
-              <w:t>약 44%</w:t>
+              <w:t>약 50%</w:t>
             </w:r>
           </w:p>
         </w:tc>
@@ -10764,7 +10764,7 @@
           <w:szCs w:val="24"/>
           <w:lang w:eastAsia="ko-KR"/>
         </w:rPr>
-        <w:t>핵심 병목은 S/A 박스(75%)를 제함기1 단독으로 처리하도록 설계된 라우팅 로직에서 비롯되었다. TO-BE 모델은 제함기 동적 부하 분산, AGV 최근접 배차 및 대수 최적화, 파렛타이저 슬롯 동적 배정의 세 가지 개선을 통해 병목을 해소하고 작업 완료 시간을 유의미하게 단축하였다.</w:t>
+        <w:t>핵심 병목은 S/A 박스(이론 75% · 실제 DB 91.7%)를 제함기1 단독으로 처리하도록 설계된 라우팅 로직에서 비롯되었다. TO-BE 모델은 제함기 동적 부하 분산, AGV 최근접 배차 및 대수 최적화, 파렛타이저 슬롯 동적 배정의 세 가지 개선을 통해 병목을 해소하고 작업 완료 시간을 유의미하게 단축하였다.</w:t>
       </w:r>
     </w:p>
     <w:p>

--- a/제23회한국대학생컴퓨터시뮬레이션경진대회_인하이트보고서.docx
+++ b/제23회한국대학생컴퓨터시뮬레이션경진대회_인하이트보고서.docx
@@ -60,8 +60,9 @@
           <w:szCs w:val="24"/>
           <w:lang w:eastAsia="ko-KR"/>
         </w:rPr>
-        <w:t>(주)K-Logistics 풀필먼트 센터</w:t>
-      </w:r>
+        <w:t xml:space="preserve">(주)K-Logistics </w:t>
+      </w:r>
+      <w:proofErr w:type="spellStart"/>
       <w:r>
         <w:rPr>
           <w:rFonts w:eastAsia="맑은 고딕"/>
@@ -69,8 +70,46 @@
           <w:szCs w:val="24"/>
           <w:lang w:eastAsia="ko-KR"/>
         </w:rPr>
+        <w:t>풀필먼트</w:t>
+      </w:r>
+      <w:proofErr w:type="spellEnd"/>
+      <w:r>
+        <w:rPr>
+          <w:rFonts w:eastAsia="맑은 고딕"/>
+          <w:b/>
+          <w:szCs w:val="24"/>
+          <w:lang w:eastAsia="ko-KR"/>
+        </w:rPr>
+        <w:t xml:space="preserve"> 센터</w:t>
+      </w:r>
+      <w:r>
+        <w:rPr>
+          <w:rFonts w:eastAsia="맑은 고딕"/>
+          <w:b/>
+          <w:szCs w:val="24"/>
+          <w:lang w:eastAsia="ko-KR"/>
+        </w:rPr>
         <w:br/>
-        <w:t>피킹 프로세스 효율화 및 생산성 극대화</w:t>
+      </w:r>
+      <w:proofErr w:type="spellStart"/>
+      <w:r>
+        <w:rPr>
+          <w:rFonts w:eastAsia="맑은 고딕"/>
+          <w:b/>
+          <w:szCs w:val="24"/>
+          <w:lang w:eastAsia="ko-KR"/>
+        </w:rPr>
+        <w:t>피킹</w:t>
+      </w:r>
+      <w:proofErr w:type="spellEnd"/>
+      <w:r>
+        <w:rPr>
+          <w:rFonts w:eastAsia="맑은 고딕"/>
+          <w:b/>
+          <w:szCs w:val="24"/>
+          <w:lang w:eastAsia="ko-KR"/>
+        </w:rPr>
+        <w:t xml:space="preserve"> 프로세스 효율화 및 생산성 극대화</w:t>
       </w:r>
     </w:p>
     <w:p>
@@ -130,6 +169,7 @@
         </w:rPr>
         <w:t xml:space="preserve">학교/학과:  </w:t>
       </w:r>
+      <w:proofErr w:type="gramStart"/>
       <w:r>
         <w:rPr>
           <w:rFonts w:eastAsia="맑은 고딕" w:hint="eastAsia"/>
@@ -144,7 +184,16 @@
           <w:szCs w:val="24"/>
           <w:lang w:eastAsia="ko-KR"/>
         </w:rPr>
-        <w:t xml:space="preserve"> / </w:t>
+        <w:t xml:space="preserve"> /</w:t>
+      </w:r>
+      <w:proofErr w:type="gramEnd"/>
+      <w:r>
+        <w:rPr>
+          <w:rFonts w:eastAsia="맑은 고딕"/>
+          <w:szCs w:val="24"/>
+          <w:lang w:eastAsia="ko-KR"/>
+        </w:rPr>
+        <w:t xml:space="preserve"> </w:t>
       </w:r>
       <w:r>
         <w:rPr>
@@ -173,6 +222,7 @@
         </w:rPr>
         <w:t xml:space="preserve">지도교수:  </w:t>
       </w:r>
+      <w:proofErr w:type="spellStart"/>
       <w:r>
         <w:rPr>
           <w:rFonts w:eastAsia="맑은 고딕" w:hint="eastAsia"/>
@@ -181,6 +231,7 @@
         </w:rPr>
         <w:t>조규철</w:t>
       </w:r>
+      <w:proofErr w:type="spellEnd"/>
     </w:p>
     <w:p>
       <w:pPr>
@@ -191,6 +242,7 @@
           <w:lang w:eastAsia="ko-KR"/>
         </w:rPr>
       </w:pPr>
+      <w:proofErr w:type="spellStart"/>
       <w:r>
         <w:rPr>
           <w:rFonts w:eastAsia="맑은 고딕"/>
@@ -198,8 +250,19 @@
           <w:szCs w:val="24"/>
           <w:lang w:eastAsia="ko-KR"/>
         </w:rPr>
-        <w:t xml:space="preserve">팀명:  </w:t>
-      </w:r>
+        <w:t>팀명</w:t>
+      </w:r>
+      <w:proofErr w:type="spellEnd"/>
+      <w:r>
+        <w:rPr>
+          <w:rFonts w:eastAsia="맑은 고딕"/>
+          <w:b/>
+          <w:szCs w:val="24"/>
+          <w:lang w:eastAsia="ko-KR"/>
+        </w:rPr>
+        <w:t xml:space="preserve">:  </w:t>
+      </w:r>
+      <w:proofErr w:type="spellStart"/>
       <w:r>
         <w:rPr>
           <w:rFonts w:eastAsia="맑은 고딕" w:hint="eastAsia"/>
@@ -208,6 +271,7 @@
         </w:rPr>
         <w:t>인하이트</w:t>
       </w:r>
+      <w:proofErr w:type="spellEnd"/>
     </w:p>
     <w:p>
       <w:pPr>
@@ -251,6 +315,7 @@
                 <w:szCs w:val="24"/>
               </w:rPr>
             </w:pPr>
+            <w:proofErr w:type="spellStart"/>
             <w:r>
               <w:rPr>
                 <w:rFonts w:eastAsia="맑은 고딕"/>
@@ -260,6 +325,7 @@
               </w:rPr>
               <w:t>구분</w:t>
             </w:r>
+            <w:proofErr w:type="spellEnd"/>
           </w:p>
         </w:tc>
         <w:tc>
@@ -276,6 +342,7 @@
                 <w:szCs w:val="24"/>
               </w:rPr>
             </w:pPr>
+            <w:proofErr w:type="spellStart"/>
             <w:r>
               <w:rPr>
                 <w:rFonts w:eastAsia="맑은 고딕"/>
@@ -285,6 +352,7 @@
               </w:rPr>
               <w:t>이름</w:t>
             </w:r>
+            <w:proofErr w:type="spellEnd"/>
           </w:p>
         </w:tc>
         <w:tc>
@@ -326,6 +394,7 @@
                 <w:szCs w:val="24"/>
               </w:rPr>
             </w:pPr>
+            <w:proofErr w:type="spellStart"/>
             <w:r>
               <w:rPr>
                 <w:rFonts w:eastAsia="맑은 고딕"/>
@@ -335,6 +404,7 @@
               </w:rPr>
               <w:t>전화번호</w:t>
             </w:r>
+            <w:proofErr w:type="spellEnd"/>
           </w:p>
         </w:tc>
       </w:tr>
@@ -380,6 +450,7 @@
                 <w:lang w:eastAsia="ko-KR"/>
               </w:rPr>
             </w:pPr>
+            <w:proofErr w:type="spellStart"/>
             <w:r>
               <w:rPr>
                 <w:rFonts w:eastAsia="맑은 고딕" w:cs="맑은 고딕" w:hint="eastAsia"/>
@@ -388,6 +459,7 @@
               </w:rPr>
               <w:t>김철중</w:t>
             </w:r>
+            <w:proofErr w:type="spellEnd"/>
           </w:p>
         </w:tc>
         <w:tc>
@@ -456,6 +528,7 @@
                 <w:szCs w:val="24"/>
               </w:rPr>
             </w:pPr>
+            <w:proofErr w:type="spellStart"/>
             <w:r>
               <w:rPr>
                 <w:rFonts w:eastAsia="맑은 고딕"/>
@@ -463,6 +536,7 @@
               </w:rPr>
               <w:t>팀원</w:t>
             </w:r>
+            <w:proofErr w:type="spellEnd"/>
           </w:p>
         </w:tc>
         <w:tc>
@@ -563,6 +637,7 @@
                 <w:szCs w:val="24"/>
               </w:rPr>
             </w:pPr>
+            <w:proofErr w:type="spellStart"/>
             <w:r>
               <w:rPr>
                 <w:rFonts w:eastAsia="맑은 고딕"/>
@@ -570,6 +645,7 @@
               </w:rPr>
               <w:t>팀원</w:t>
             </w:r>
+            <w:proofErr w:type="spellEnd"/>
           </w:p>
         </w:tc>
         <w:tc>
@@ -692,7 +768,61 @@
           <w:szCs w:val="24"/>
           <w:lang w:eastAsia="ko-KR"/>
         </w:rPr>
-        <w:t>본 연구는 (주)K-Logistics 풀필먼트 센터의 피킹 프로세스 병목 현상을 컴퓨터 시뮬레이션(AnyLogic Personal Learning Edition)으로 분석하고, 세 가지 운영 개선 전략을 통해 작업 완료 시간을 단축하는 방안을 제시한다.</w:t>
+        <w:t xml:space="preserve">본 연구는 (주)K-Logistics </w:t>
+      </w:r>
+      <w:proofErr w:type="spellStart"/>
+      <w:r>
+        <w:rPr>
+          <w:rFonts w:eastAsia="맑은 고딕"/>
+          <w:szCs w:val="24"/>
+          <w:lang w:eastAsia="ko-KR"/>
+        </w:rPr>
+        <w:t>풀필먼트</w:t>
+      </w:r>
+      <w:proofErr w:type="spellEnd"/>
+      <w:r>
+        <w:rPr>
+          <w:rFonts w:eastAsia="맑은 고딕"/>
+          <w:szCs w:val="24"/>
+          <w:lang w:eastAsia="ko-KR"/>
+        </w:rPr>
+        <w:t xml:space="preserve"> 센터의 </w:t>
+      </w:r>
+      <w:proofErr w:type="spellStart"/>
+      <w:r>
+        <w:rPr>
+          <w:rFonts w:eastAsia="맑은 고딕"/>
+          <w:szCs w:val="24"/>
+          <w:lang w:eastAsia="ko-KR"/>
+        </w:rPr>
+        <w:t>피킹</w:t>
+      </w:r>
+      <w:proofErr w:type="spellEnd"/>
+      <w:r>
+        <w:rPr>
+          <w:rFonts w:eastAsia="맑은 고딕"/>
+          <w:szCs w:val="24"/>
+          <w:lang w:eastAsia="ko-KR"/>
+        </w:rPr>
+        <w:t xml:space="preserve"> 프로세스 병목 현상을 컴퓨터 시뮬레이션(</w:t>
+      </w:r>
+      <w:proofErr w:type="spellStart"/>
+      <w:r>
+        <w:rPr>
+          <w:rFonts w:eastAsia="맑은 고딕"/>
+          <w:szCs w:val="24"/>
+          <w:lang w:eastAsia="ko-KR"/>
+        </w:rPr>
+        <w:t>AnyLogic</w:t>
+      </w:r>
+      <w:proofErr w:type="spellEnd"/>
+      <w:r>
+        <w:rPr>
+          <w:rFonts w:eastAsia="맑은 고딕"/>
+          <w:szCs w:val="24"/>
+          <w:lang w:eastAsia="ko-KR"/>
+        </w:rPr>
+        <w:t xml:space="preserve"> Personal Learning Edition)으로 분석하고, 세 가지 운영 개선 전략을 통해 작업 완료 시간을 단축하는 방안을 제시한다.</w:t>
       </w:r>
     </w:p>
     <w:p>
@@ -811,15 +941,107 @@
           <w:szCs w:val="24"/>
           <w:lang w:eastAsia="ko-KR"/>
         </w:rPr>
-        <w:t xml:space="preserve">① 제함기 부하 분산: </w:t>
-      </w:r>
-      <w:r>
-        <w:rPr>
-          <w:rFonts w:eastAsia="맑은 고딕"/>
-          <w:szCs w:val="24"/>
-          <w:lang w:eastAsia="ko-KR"/>
-        </w:rPr>
-        <w:t>S/A 박스를 제함기1·2의 실시간 대기열 크기를 비교하여 동적 분배함으로써 제함기1 부하를 실측 기준 포화(약 100%)에서 약 30%로 낮추고 제함기2의 유휴 용량을 활용하도록 재분배한다.</w:t>
+        <w:t xml:space="preserve">① </w:t>
+      </w:r>
+      <w:proofErr w:type="spellStart"/>
+      <w:r>
+        <w:rPr>
+          <w:rFonts w:eastAsia="맑은 고딕"/>
+          <w:b/>
+          <w:szCs w:val="24"/>
+          <w:lang w:eastAsia="ko-KR"/>
+        </w:rPr>
+        <w:t>제함기</w:t>
+      </w:r>
+      <w:proofErr w:type="spellEnd"/>
+      <w:r>
+        <w:rPr>
+          <w:rFonts w:eastAsia="맑은 고딕"/>
+          <w:b/>
+          <w:szCs w:val="24"/>
+          <w:lang w:eastAsia="ko-KR"/>
+        </w:rPr>
+        <w:t xml:space="preserve"> 부하 분산: </w:t>
+      </w:r>
+      <w:r>
+        <w:rPr>
+          <w:rFonts w:eastAsia="맑은 고딕"/>
+          <w:szCs w:val="24"/>
+          <w:lang w:eastAsia="ko-KR"/>
+        </w:rPr>
+        <w:t xml:space="preserve">S/A 박스를 </w:t>
+      </w:r>
+      <w:proofErr w:type="spellStart"/>
+      <w:r>
+        <w:rPr>
+          <w:rFonts w:eastAsia="맑은 고딕"/>
+          <w:szCs w:val="24"/>
+          <w:lang w:eastAsia="ko-KR"/>
+        </w:rPr>
+        <w:t>제함기</w:t>
+      </w:r>
+      <w:proofErr w:type="spellEnd"/>
+      <w:r>
+        <w:rPr>
+          <w:rFonts w:eastAsia="맑은 고딕"/>
+          <w:szCs w:val="24"/>
+          <w:lang w:eastAsia="ko-KR"/>
+        </w:rPr>
+        <w:t xml:space="preserve">1·2의 실시간 </w:t>
+      </w:r>
+      <w:proofErr w:type="spellStart"/>
+      <w:r>
+        <w:rPr>
+          <w:rFonts w:eastAsia="맑은 고딕"/>
+          <w:szCs w:val="24"/>
+          <w:lang w:eastAsia="ko-KR"/>
+        </w:rPr>
+        <w:t>대기열</w:t>
+      </w:r>
+      <w:proofErr w:type="spellEnd"/>
+      <w:r>
+        <w:rPr>
+          <w:rFonts w:eastAsia="맑은 고딕"/>
+          <w:szCs w:val="24"/>
+          <w:lang w:eastAsia="ko-KR"/>
+        </w:rPr>
+        <w:t xml:space="preserve"> 크기를 비교하여 동적 분배함으로써 </w:t>
+      </w:r>
+      <w:proofErr w:type="spellStart"/>
+      <w:r>
+        <w:rPr>
+          <w:rFonts w:eastAsia="맑은 고딕"/>
+          <w:szCs w:val="24"/>
+          <w:lang w:eastAsia="ko-KR"/>
+        </w:rPr>
+        <w:t>제함기</w:t>
+      </w:r>
+      <w:proofErr w:type="spellEnd"/>
+      <w:r>
+        <w:rPr>
+          <w:rFonts w:eastAsia="맑은 고딕"/>
+          <w:szCs w:val="24"/>
+          <w:lang w:eastAsia="ko-KR"/>
+        </w:rPr>
+        <w:t xml:space="preserve">1 부하를 실측 기준 포화(약 100%)에서 약 30%로 낮추고 </w:t>
+      </w:r>
+      <w:proofErr w:type="spellStart"/>
+      <w:r>
+        <w:rPr>
+          <w:rFonts w:eastAsia="맑은 고딕"/>
+          <w:szCs w:val="24"/>
+          <w:lang w:eastAsia="ko-KR"/>
+        </w:rPr>
+        <w:t>제함기</w:t>
+      </w:r>
+      <w:proofErr w:type="spellEnd"/>
+      <w:r>
+        <w:rPr>
+          <w:rFonts w:eastAsia="맑은 고딕"/>
+          <w:szCs w:val="24"/>
+          <w:lang w:eastAsia="ko-KR"/>
+        </w:rPr>
+        <w:t>2의 유휴 용량을 활용하도록 재분배한다.</w:t>
       </w:r>
     </w:p>
     <w:p>
@@ -865,15 +1087,53 @@
           <w:szCs w:val="24"/>
           <w:lang w:eastAsia="ko-KR"/>
         </w:rPr>
-        <w:t xml:space="preserve">③ 파렛타이저 슬롯 동적 배정: </w:t>
-      </w:r>
-      <w:r>
-        <w:rPr>
-          <w:rFonts w:eastAsia="맑은 고딕"/>
-          <w:szCs w:val="24"/>
-          <w:lang w:eastAsia="ko-KR"/>
-        </w:rPr>
-        <w:t>지점별 잔여 박스 수를 기반으로 파렛타이저 슬롯을 동적 할당하여 슬롯 점유 효율을 향상시킨다.</w:t>
+        <w:t xml:space="preserve">③ </w:t>
+      </w:r>
+      <w:proofErr w:type="spellStart"/>
+      <w:r>
+        <w:rPr>
+          <w:rFonts w:eastAsia="맑은 고딕"/>
+          <w:b/>
+          <w:szCs w:val="24"/>
+          <w:lang w:eastAsia="ko-KR"/>
+        </w:rPr>
+        <w:t>파렛타이저</w:t>
+      </w:r>
+      <w:proofErr w:type="spellEnd"/>
+      <w:r>
+        <w:rPr>
+          <w:rFonts w:eastAsia="맑은 고딕"/>
+          <w:b/>
+          <w:szCs w:val="24"/>
+          <w:lang w:eastAsia="ko-KR"/>
+        </w:rPr>
+        <w:t xml:space="preserve"> 슬롯 동적 배정: </w:t>
+      </w:r>
+      <w:r>
+        <w:rPr>
+          <w:rFonts w:eastAsia="맑은 고딕"/>
+          <w:szCs w:val="24"/>
+          <w:lang w:eastAsia="ko-KR"/>
+        </w:rPr>
+        <w:t xml:space="preserve">지점별 잔여 박스 수를 기반으로 </w:t>
+      </w:r>
+      <w:proofErr w:type="spellStart"/>
+      <w:r>
+        <w:rPr>
+          <w:rFonts w:eastAsia="맑은 고딕"/>
+          <w:szCs w:val="24"/>
+          <w:lang w:eastAsia="ko-KR"/>
+        </w:rPr>
+        <w:t>파렛타이저</w:t>
+      </w:r>
+      <w:proofErr w:type="spellEnd"/>
+      <w:r>
+        <w:rPr>
+          <w:rFonts w:eastAsia="맑은 고딕"/>
+          <w:szCs w:val="24"/>
+          <w:lang w:eastAsia="ko-KR"/>
+        </w:rPr>
+        <w:t xml:space="preserve"> 슬롯을 동적 할당하여 슬롯 점유 효율을 향상시킨다.</w:t>
       </w:r>
     </w:p>
     <w:p>
@@ -3319,7 +3579,61 @@
           <w:szCs w:val="24"/>
           <w:lang w:eastAsia="ko-KR"/>
         </w:rPr>
-        <w:t>(주)K-Logistics 풀필먼트 센터는 전국 60개 지점의 주문을 취합하여 박스를 생성·피킹·봉함·파렛타이징 후 출하하는 허브 물류센터이다. 전체 물류 흐름은 &lt;그림 1&gt;과 같이 크게 네 단계로 구분된다.</w:t>
+        <w:t xml:space="preserve">(주)K-Logistics </w:t>
+      </w:r>
+      <w:proofErr w:type="spellStart"/>
+      <w:r>
+        <w:rPr>
+          <w:rFonts w:eastAsia="맑은 고딕"/>
+          <w:szCs w:val="24"/>
+          <w:lang w:eastAsia="ko-KR"/>
+        </w:rPr>
+        <w:t>풀필먼트</w:t>
+      </w:r>
+      <w:proofErr w:type="spellEnd"/>
+      <w:r>
+        <w:rPr>
+          <w:rFonts w:eastAsia="맑은 고딕"/>
+          <w:szCs w:val="24"/>
+          <w:lang w:eastAsia="ko-KR"/>
+        </w:rPr>
+        <w:t xml:space="preserve"> 센터는 전국 60개 지점의 주문을 취합하여 박스를 생성·</w:t>
+      </w:r>
+      <w:proofErr w:type="spellStart"/>
+      <w:r>
+        <w:rPr>
+          <w:rFonts w:eastAsia="맑은 고딕"/>
+          <w:szCs w:val="24"/>
+          <w:lang w:eastAsia="ko-KR"/>
+        </w:rPr>
+        <w:t>피킹</w:t>
+      </w:r>
+      <w:proofErr w:type="spellEnd"/>
+      <w:r>
+        <w:rPr>
+          <w:rFonts w:eastAsia="맑은 고딕"/>
+          <w:szCs w:val="24"/>
+          <w:lang w:eastAsia="ko-KR"/>
+        </w:rPr>
+        <w:t>·봉함·</w:t>
+      </w:r>
+      <w:proofErr w:type="spellStart"/>
+      <w:r>
+        <w:rPr>
+          <w:rFonts w:eastAsia="맑은 고딕"/>
+          <w:szCs w:val="24"/>
+          <w:lang w:eastAsia="ko-KR"/>
+        </w:rPr>
+        <w:t>파렛타이징</w:t>
+      </w:r>
+      <w:proofErr w:type="spellEnd"/>
+      <w:r>
+        <w:rPr>
+          <w:rFonts w:eastAsia="맑은 고딕"/>
+          <w:szCs w:val="24"/>
+          <w:lang w:eastAsia="ko-KR"/>
+        </w:rPr>
+        <w:t xml:space="preserve"> 후 출하하는 허브 물류센터이다. 전체 물류 흐름은 &lt;그림 1&gt;과 같이 크게 네 단계로 구분된다.</w:t>
       </w:r>
     </w:p>
     <w:p>
@@ -3348,7 +3662,27 @@
           <w:szCs w:val="24"/>
           <w:lang w:eastAsia="ko-KR"/>
         </w:rPr>
-        <w:t>제함(Box Making) → 피킹(Picking) → 포장(Sealing) → 적재(Palletizing)</w:t>
+        <w:t xml:space="preserve">제함(Box Making) → </w:t>
+      </w:r>
+      <w:proofErr w:type="spellStart"/>
+      <w:r>
+        <w:rPr>
+          <w:rFonts w:eastAsia="맑은 고딕"/>
+          <w:b/>
+          <w:szCs w:val="24"/>
+          <w:lang w:eastAsia="ko-KR"/>
+        </w:rPr>
+        <w:t>피킹</w:t>
+      </w:r>
+      <w:proofErr w:type="spellEnd"/>
+      <w:r>
+        <w:rPr>
+          <w:rFonts w:eastAsia="맑은 고딕"/>
+          <w:b/>
+          <w:szCs w:val="24"/>
+          <w:lang w:eastAsia="ko-KR"/>
+        </w:rPr>
+        <w:t>(Picking) → 포장(Sealing) → 적재(Palletizing)</w:t>
       </w:r>
     </w:p>
     <w:p>
@@ -3514,7 +3848,43 @@
           <w:szCs w:val="24"/>
           <w:lang w:eastAsia="ko-KR"/>
         </w:rPr>
-        <w:t xml:space="preserve">박스는 SKU 등급(S/A/B/C)에 따라 두 가지 경로로 분기된다. S급 또는 A급 SKU가 포함된 박스는 제함기1 또는 2에서 생성되어 AGV에 의해 S/A급 스테이션으로 운반되고, B/C급 SKU만 포함된 박스는 제함기3에서 생성되어 </w:t>
+        <w:t xml:space="preserve">박스는 SKU 등급(S/A/B/C)에 따라 두 가지 경로로 분기된다. S급 또는 A급 SKU가 포함된 박스는 </w:t>
+      </w:r>
+      <w:proofErr w:type="spellStart"/>
+      <w:r>
+        <w:rPr>
+          <w:rFonts w:eastAsia="맑은 고딕"/>
+          <w:szCs w:val="24"/>
+          <w:lang w:eastAsia="ko-KR"/>
+        </w:rPr>
+        <w:t>제함기</w:t>
+      </w:r>
+      <w:proofErr w:type="spellEnd"/>
+      <w:r>
+        <w:rPr>
+          <w:rFonts w:eastAsia="맑은 고딕"/>
+          <w:szCs w:val="24"/>
+          <w:lang w:eastAsia="ko-KR"/>
+        </w:rPr>
+        <w:t xml:space="preserve">1 또는 2에서 생성되어 AGV에 의해 S/A급 스테이션으로 운반되고, B/C급 SKU만 포함된 박스는 </w:t>
+      </w:r>
+      <w:proofErr w:type="spellStart"/>
+      <w:r>
+        <w:rPr>
+          <w:rFonts w:eastAsia="맑은 고딕"/>
+          <w:szCs w:val="24"/>
+          <w:lang w:eastAsia="ko-KR"/>
+        </w:rPr>
+        <w:t>제함기</w:t>
+      </w:r>
+      <w:proofErr w:type="spellEnd"/>
+      <w:r>
+        <w:rPr>
+          <w:rFonts w:eastAsia="맑은 고딕"/>
+          <w:szCs w:val="24"/>
+          <w:lang w:eastAsia="ko-KR"/>
+        </w:rPr>
+        <w:t xml:space="preserve">3에서 생성되어 </w:t>
       </w:r>
       <w:r>
         <w:rPr>
@@ -3523,7 +3893,25 @@
           <w:lang w:eastAsia="ko-KR"/>
         </w:rPr>
         <w:lastRenderedPageBreak/>
-        <w:t>컨베이어벨트로 B/C급 스테이션으로 운반된다. S/A급과 B/C급이 혼합된 박스는 S/A급 피킹 완료 후 박스 투입구3을 통해 B/C급 라인과 합류한다.</w:t>
+        <w:t xml:space="preserve">컨베이어벨트로 B/C급 스테이션으로 운반된다. S/A급과 B/C급이 혼합된 박스는 S/A급 </w:t>
+      </w:r>
+      <w:proofErr w:type="spellStart"/>
+      <w:r>
+        <w:rPr>
+          <w:rFonts w:eastAsia="맑은 고딕"/>
+          <w:szCs w:val="24"/>
+          <w:lang w:eastAsia="ko-KR"/>
+        </w:rPr>
+        <w:t>피킹</w:t>
+      </w:r>
+      <w:proofErr w:type="spellEnd"/>
+      <w:r>
+        <w:rPr>
+          <w:rFonts w:eastAsia="맑은 고딕"/>
+          <w:szCs w:val="24"/>
+          <w:lang w:eastAsia="ko-KR"/>
+        </w:rPr>
+        <w:t xml:space="preserve"> 완료 후 박스 투입구3을 통해 B/C급 라인과 합류한다.</w:t>
       </w:r>
     </w:p>
     <w:p>
@@ -3655,8 +4043,8 @@
       </w:tblPr>
       <w:tblGrid>
         <w:gridCol w:w="2835"/>
-        <w:gridCol w:w="2268"/>
-        <w:gridCol w:w="3402"/>
+        <w:gridCol w:w="1844"/>
+        <w:gridCol w:w="3826"/>
       </w:tblGrid>
       <w:tr>
         <w:trPr>
@@ -3676,6 +4064,7 @@
                 <w:szCs w:val="24"/>
               </w:rPr>
             </w:pPr>
+            <w:proofErr w:type="spellStart"/>
             <w:r>
               <w:rPr>
                 <w:rFonts w:eastAsia="맑은 고딕"/>
@@ -3685,11 +4074,12 @@
               </w:rPr>
               <w:t>설비</w:t>
             </w:r>
+            <w:proofErr w:type="spellEnd"/>
           </w:p>
         </w:tc>
         <w:tc>
           <w:tcPr>
-            <w:tcW w:w="2268" w:type="dxa"/>
+            <w:tcW w:w="1844" w:type="dxa"/>
             <w:shd w:val="clear" w:color="auto" w:fill="4472C4"/>
             <w:vAlign w:val="center"/>
           </w:tcPr>
@@ -3701,6 +4091,7 @@
                 <w:szCs w:val="24"/>
               </w:rPr>
             </w:pPr>
+            <w:proofErr w:type="spellStart"/>
             <w:r>
               <w:rPr>
                 <w:rFonts w:eastAsia="맑은 고딕"/>
@@ -3710,11 +4101,12 @@
               </w:rPr>
               <w:t>항목</w:t>
             </w:r>
+            <w:proofErr w:type="spellEnd"/>
           </w:p>
         </w:tc>
         <w:tc>
           <w:tcPr>
-            <w:tcW w:w="3402" w:type="dxa"/>
+            <w:tcW w:w="3826" w:type="dxa"/>
             <w:shd w:val="clear" w:color="auto" w:fill="4472C4"/>
             <w:vAlign w:val="center"/>
           </w:tcPr>
@@ -3726,6 +4118,7 @@
                 <w:szCs w:val="24"/>
               </w:rPr>
             </w:pPr>
+            <w:proofErr w:type="spellStart"/>
             <w:r>
               <w:rPr>
                 <w:rFonts w:eastAsia="맑은 고딕"/>
@@ -3733,8 +4126,49 @@
                 <w:color w:val="FFFFFF"/>
                 <w:szCs w:val="24"/>
               </w:rPr>
-              <w:t>제원 및 제약 사항</w:t>
-            </w:r>
+              <w:t>제원</w:t>
+            </w:r>
+            <w:proofErr w:type="spellEnd"/>
+            <w:r>
+              <w:rPr>
+                <w:rFonts w:eastAsia="맑은 고딕"/>
+                <w:b/>
+                <w:color w:val="FFFFFF"/>
+                <w:szCs w:val="24"/>
+              </w:rPr>
+              <w:t xml:space="preserve"> 및 </w:t>
+            </w:r>
+            <w:proofErr w:type="spellStart"/>
+            <w:r>
+              <w:rPr>
+                <w:rFonts w:eastAsia="맑은 고딕"/>
+                <w:b/>
+                <w:color w:val="FFFFFF"/>
+                <w:szCs w:val="24"/>
+              </w:rPr>
+              <w:t>제약</w:t>
+            </w:r>
+            <w:proofErr w:type="spellEnd"/>
+            <w:r>
+              <w:rPr>
+                <w:rFonts w:eastAsia="맑은 고딕"/>
+                <w:b/>
+                <w:color w:val="FFFFFF"/>
+                <w:szCs w:val="24"/>
+              </w:rPr>
+              <w:t xml:space="preserve"> </w:t>
+            </w:r>
+            <w:proofErr w:type="spellStart"/>
+            <w:r>
+              <w:rPr>
+                <w:rFonts w:eastAsia="맑은 고딕"/>
+                <w:b/>
+                <w:color w:val="FFFFFF"/>
+                <w:szCs w:val="24"/>
+              </w:rPr>
+              <w:t>사항</w:t>
+            </w:r>
+            <w:proofErr w:type="spellEnd"/>
           </w:p>
         </w:tc>
       </w:tr>
@@ -3754,18 +4188,27 @@
                 <w:szCs w:val="24"/>
               </w:rPr>
             </w:pPr>
-            <w:r>
-              <w:rPr>
-                <w:rFonts w:eastAsia="맑은 고딕"/>
-                <w:szCs w:val="24"/>
-              </w:rPr>
-              <w:t>제함기 (3대)</w:t>
+            <w:proofErr w:type="spellStart"/>
+            <w:r>
+              <w:rPr>
+                <w:rFonts w:eastAsia="맑은 고딕"/>
+                <w:szCs w:val="24"/>
+              </w:rPr>
+              <w:t>제함기</w:t>
+            </w:r>
+            <w:proofErr w:type="spellEnd"/>
+            <w:r>
+              <w:rPr>
+                <w:rFonts w:eastAsia="맑은 고딕"/>
+                <w:szCs w:val="24"/>
+              </w:rPr>
+              <w:t xml:space="preserve"> (3대)</w:t>
             </w:r>
           </w:p>
         </w:tc>
         <w:tc>
           <w:tcPr>
-            <w:tcW w:w="2268" w:type="dxa"/>
+            <w:tcW w:w="1844" w:type="dxa"/>
             <w:vAlign w:val="center"/>
           </w:tcPr>
           <w:p>
@@ -3775,18 +4218,36 @@
                 <w:szCs w:val="24"/>
               </w:rPr>
             </w:pPr>
-            <w:r>
-              <w:rPr>
-                <w:rFonts w:eastAsia="맑은 고딕"/>
-                <w:szCs w:val="24"/>
-              </w:rPr>
-              <w:t>공급 속도</w:t>
-            </w:r>
+            <w:proofErr w:type="spellStart"/>
+            <w:r>
+              <w:rPr>
+                <w:rFonts w:eastAsia="맑은 고딕"/>
+                <w:szCs w:val="24"/>
+              </w:rPr>
+              <w:t>공급</w:t>
+            </w:r>
+            <w:proofErr w:type="spellEnd"/>
+            <w:r>
+              <w:rPr>
+                <w:rFonts w:eastAsia="맑은 고딕"/>
+                <w:szCs w:val="24"/>
+              </w:rPr>
+              <w:t xml:space="preserve"> </w:t>
+            </w:r>
+            <w:proofErr w:type="spellStart"/>
+            <w:r>
+              <w:rPr>
+                <w:rFonts w:eastAsia="맑은 고딕"/>
+                <w:szCs w:val="24"/>
+              </w:rPr>
+              <w:t>속도</w:t>
+            </w:r>
+            <w:proofErr w:type="spellEnd"/>
           </w:p>
         </w:tc>
         <w:tc>
           <w:tcPr>
-            <w:tcW w:w="3402" w:type="dxa"/>
+            <w:tcW w:w="3826" w:type="dxa"/>
             <w:vAlign w:val="center"/>
           </w:tcPr>
           <w:p>
@@ -3833,7 +4294,7 @@
         </w:tc>
         <w:tc>
           <w:tcPr>
-            <w:tcW w:w="2268" w:type="dxa"/>
+            <w:tcW w:w="1844" w:type="dxa"/>
             <w:vAlign w:val="center"/>
           </w:tcPr>
           <w:p>
@@ -3843,18 +4304,36 @@
                 <w:szCs w:val="24"/>
               </w:rPr>
             </w:pPr>
-            <w:r>
-              <w:rPr>
-                <w:rFonts w:eastAsia="맑은 고딕"/>
-                <w:szCs w:val="24"/>
-              </w:rPr>
-              <w:t>이동 속도</w:t>
-            </w:r>
+            <w:proofErr w:type="spellStart"/>
+            <w:r>
+              <w:rPr>
+                <w:rFonts w:eastAsia="맑은 고딕"/>
+                <w:szCs w:val="24"/>
+              </w:rPr>
+              <w:t>이동</w:t>
+            </w:r>
+            <w:proofErr w:type="spellEnd"/>
+            <w:r>
+              <w:rPr>
+                <w:rFonts w:eastAsia="맑은 고딕"/>
+                <w:szCs w:val="24"/>
+              </w:rPr>
+              <w:t xml:space="preserve"> </w:t>
+            </w:r>
+            <w:proofErr w:type="spellStart"/>
+            <w:r>
+              <w:rPr>
+                <w:rFonts w:eastAsia="맑은 고딕"/>
+                <w:szCs w:val="24"/>
+              </w:rPr>
+              <w:t>속도</w:t>
+            </w:r>
+            <w:proofErr w:type="spellEnd"/>
           </w:p>
         </w:tc>
         <w:tc>
           <w:tcPr>
-            <w:tcW w:w="3402" w:type="dxa"/>
+            <w:tcW w:w="3826" w:type="dxa"/>
             <w:vAlign w:val="center"/>
           </w:tcPr>
           <w:p>
@@ -3864,12 +4343,37 @@
                 <w:szCs w:val="24"/>
               </w:rPr>
             </w:pPr>
-            <w:r>
-              <w:rPr>
-                <w:rFonts w:eastAsia="맑은 고딕"/>
-                <w:szCs w:val="24"/>
-              </w:rPr>
-              <w:t>최대 1.5 m/s (가감속 1 m/s²)</w:t>
+            <w:proofErr w:type="spellStart"/>
+            <w:r>
+              <w:rPr>
+                <w:rFonts w:eastAsia="맑은 고딕"/>
+                <w:szCs w:val="24"/>
+              </w:rPr>
+              <w:t>최대</w:t>
+            </w:r>
+            <w:proofErr w:type="spellEnd"/>
+            <w:r>
+              <w:rPr>
+                <w:rFonts w:eastAsia="맑은 고딕"/>
+                <w:szCs w:val="24"/>
+              </w:rPr>
+              <w:t xml:space="preserve"> 1.5 m/s (</w:t>
+            </w:r>
+            <w:proofErr w:type="spellStart"/>
+            <w:r>
+              <w:rPr>
+                <w:rFonts w:eastAsia="맑은 고딕"/>
+                <w:szCs w:val="24"/>
+              </w:rPr>
+              <w:t>가감속</w:t>
+            </w:r>
+            <w:proofErr w:type="spellEnd"/>
+            <w:r>
+              <w:rPr>
+                <w:rFonts w:eastAsia="맑은 고딕"/>
+                <w:szCs w:val="24"/>
+              </w:rPr>
+              <w:t xml:space="preserve"> 1 m/s²)</w:t>
             </w:r>
           </w:p>
         </w:tc>
@@ -3901,7 +4405,7 @@
         </w:tc>
         <w:tc>
           <w:tcPr>
-            <w:tcW w:w="2268" w:type="dxa"/>
+            <w:tcW w:w="1844" w:type="dxa"/>
             <w:vAlign w:val="center"/>
           </w:tcPr>
           <w:p>
@@ -3911,18 +4415,52 @@
                 <w:szCs w:val="24"/>
               </w:rPr>
             </w:pPr>
-            <w:r>
-              <w:rPr>
-                <w:rFonts w:eastAsia="맑은 고딕"/>
-                <w:szCs w:val="24"/>
-              </w:rPr>
-              <w:t>적재/하역 시간</w:t>
-            </w:r>
+            <w:proofErr w:type="spellStart"/>
+            <w:r>
+              <w:rPr>
+                <w:rFonts w:eastAsia="맑은 고딕"/>
+                <w:szCs w:val="24"/>
+              </w:rPr>
+              <w:t>적재</w:t>
+            </w:r>
+            <w:proofErr w:type="spellEnd"/>
+            <w:r>
+              <w:rPr>
+                <w:rFonts w:eastAsia="맑은 고딕"/>
+                <w:szCs w:val="24"/>
+              </w:rPr>
+              <w:t>/</w:t>
+            </w:r>
+            <w:proofErr w:type="spellStart"/>
+            <w:r>
+              <w:rPr>
+                <w:rFonts w:eastAsia="맑은 고딕"/>
+                <w:szCs w:val="24"/>
+              </w:rPr>
+              <w:t>하역</w:t>
+            </w:r>
+            <w:proofErr w:type="spellEnd"/>
+            <w:r>
+              <w:rPr>
+                <w:rFonts w:eastAsia="맑은 고딕"/>
+                <w:szCs w:val="24"/>
+              </w:rPr>
+              <w:t xml:space="preserve"> </w:t>
+            </w:r>
+            <w:proofErr w:type="spellStart"/>
+            <w:r>
+              <w:rPr>
+                <w:rFonts w:eastAsia="맑은 고딕"/>
+                <w:szCs w:val="24"/>
+              </w:rPr>
+              <w:t>시간</w:t>
+            </w:r>
+            <w:proofErr w:type="spellEnd"/>
           </w:p>
         </w:tc>
         <w:tc>
           <w:tcPr>
-            <w:tcW w:w="3402" w:type="dxa"/>
+            <w:tcW w:w="3826" w:type="dxa"/>
             <w:vAlign w:val="center"/>
           </w:tcPr>
           <w:p>
@@ -3958,6 +4496,7 @@
                 <w:szCs w:val="24"/>
               </w:rPr>
             </w:pPr>
+            <w:proofErr w:type="spellStart"/>
             <w:r>
               <w:rPr>
                 <w:rFonts w:eastAsia="맑은 고딕"/>
@@ -3965,11 +4504,12 @@
               </w:rPr>
               <w:t>컨베이어</w:t>
             </w:r>
+            <w:proofErr w:type="spellEnd"/>
           </w:p>
         </w:tc>
         <w:tc>
           <w:tcPr>
-            <w:tcW w:w="2268" w:type="dxa"/>
+            <w:tcW w:w="1844" w:type="dxa"/>
             <w:vAlign w:val="center"/>
           </w:tcPr>
           <w:p>
@@ -3979,18 +4519,36 @@
                 <w:szCs w:val="24"/>
               </w:rPr>
             </w:pPr>
-            <w:r>
-              <w:rPr>
-                <w:rFonts w:eastAsia="맑은 고딕"/>
-                <w:szCs w:val="24"/>
-              </w:rPr>
-              <w:t>이동 속도</w:t>
-            </w:r>
+            <w:proofErr w:type="spellStart"/>
+            <w:r>
+              <w:rPr>
+                <w:rFonts w:eastAsia="맑은 고딕"/>
+                <w:szCs w:val="24"/>
+              </w:rPr>
+              <w:t>이동</w:t>
+            </w:r>
+            <w:proofErr w:type="spellEnd"/>
+            <w:r>
+              <w:rPr>
+                <w:rFonts w:eastAsia="맑은 고딕"/>
+                <w:szCs w:val="24"/>
+              </w:rPr>
+              <w:t xml:space="preserve"> </w:t>
+            </w:r>
+            <w:proofErr w:type="spellStart"/>
+            <w:r>
+              <w:rPr>
+                <w:rFonts w:eastAsia="맑은 고딕"/>
+                <w:szCs w:val="24"/>
+              </w:rPr>
+              <w:t>속도</w:t>
+            </w:r>
+            <w:proofErr w:type="spellEnd"/>
           </w:p>
         </w:tc>
         <w:tc>
           <w:tcPr>
-            <w:tcW w:w="3402" w:type="dxa"/>
+            <w:tcW w:w="3826" w:type="dxa"/>
             <w:vAlign w:val="center"/>
           </w:tcPr>
           <w:p>
@@ -4005,7 +4563,23 @@
                 <w:rFonts w:eastAsia="맑은 고딕"/>
                 <w:szCs w:val="24"/>
               </w:rPr>
-              <w:t>0.5 m/s (정속)</w:t>
+              <w:t>0.5 m/s (</w:t>
+            </w:r>
+            <w:proofErr w:type="spellStart"/>
+            <w:r>
+              <w:rPr>
+                <w:rFonts w:eastAsia="맑은 고딕"/>
+                <w:szCs w:val="24"/>
+              </w:rPr>
+              <w:t>정속</w:t>
+            </w:r>
+            <w:proofErr w:type="spellEnd"/>
+            <w:r>
+              <w:rPr>
+                <w:rFonts w:eastAsia="맑은 고딕"/>
+                <w:szCs w:val="24"/>
+              </w:rPr>
+              <w:t>)</w:t>
             </w:r>
           </w:p>
         </w:tc>
@@ -4026,18 +4600,27 @@
                 <w:szCs w:val="24"/>
               </w:rPr>
             </w:pPr>
-            <w:r>
-              <w:rPr>
-                <w:rFonts w:eastAsia="맑은 고딕"/>
-                <w:szCs w:val="24"/>
-              </w:rPr>
-              <w:t>봉함기 (3대)</w:t>
+            <w:proofErr w:type="spellStart"/>
+            <w:r>
+              <w:rPr>
+                <w:rFonts w:eastAsia="맑은 고딕"/>
+                <w:szCs w:val="24"/>
+              </w:rPr>
+              <w:t>봉함기</w:t>
+            </w:r>
+            <w:proofErr w:type="spellEnd"/>
+            <w:r>
+              <w:rPr>
+                <w:rFonts w:eastAsia="맑은 고딕"/>
+                <w:szCs w:val="24"/>
+              </w:rPr>
+              <w:t xml:space="preserve"> (3대)</w:t>
             </w:r>
           </w:p>
         </w:tc>
         <w:tc>
           <w:tcPr>
-            <w:tcW w:w="2268" w:type="dxa"/>
+            <w:tcW w:w="1844" w:type="dxa"/>
             <w:vAlign w:val="center"/>
           </w:tcPr>
           <w:p>
@@ -4047,18 +4630,36 @@
                 <w:szCs w:val="24"/>
               </w:rPr>
             </w:pPr>
-            <w:r>
-              <w:rPr>
-                <w:rFonts w:eastAsia="맑은 고딕"/>
-                <w:szCs w:val="24"/>
-              </w:rPr>
-              <w:t>처리 속도</w:t>
-            </w:r>
+            <w:proofErr w:type="spellStart"/>
+            <w:r>
+              <w:rPr>
+                <w:rFonts w:eastAsia="맑은 고딕"/>
+                <w:szCs w:val="24"/>
+              </w:rPr>
+              <w:t>처리</w:t>
+            </w:r>
+            <w:proofErr w:type="spellEnd"/>
+            <w:r>
+              <w:rPr>
+                <w:rFonts w:eastAsia="맑은 고딕"/>
+                <w:szCs w:val="24"/>
+              </w:rPr>
+              <w:t xml:space="preserve"> </w:t>
+            </w:r>
+            <w:proofErr w:type="spellStart"/>
+            <w:r>
+              <w:rPr>
+                <w:rFonts w:eastAsia="맑은 고딕"/>
+                <w:szCs w:val="24"/>
+              </w:rPr>
+              <w:t>속도</w:t>
+            </w:r>
+            <w:proofErr w:type="spellEnd"/>
           </w:p>
         </w:tc>
         <w:tc>
           <w:tcPr>
-            <w:tcW w:w="3402" w:type="dxa"/>
+            <w:tcW w:w="3826" w:type="dxa"/>
             <w:vAlign w:val="center"/>
           </w:tcPr>
           <w:p>
@@ -4094,18 +4695,27 @@
                 <w:szCs w:val="24"/>
               </w:rPr>
             </w:pPr>
-            <w:r>
-              <w:rPr>
-                <w:rFonts w:eastAsia="맑은 고딕"/>
-                <w:szCs w:val="24"/>
-              </w:rPr>
-              <w:t>파렛타이저 (2대×2슬롯)</w:t>
+            <w:proofErr w:type="spellStart"/>
+            <w:r>
+              <w:rPr>
+                <w:rFonts w:eastAsia="맑은 고딕"/>
+                <w:szCs w:val="24"/>
+              </w:rPr>
+              <w:t>파렛타이저</w:t>
+            </w:r>
+            <w:proofErr w:type="spellEnd"/>
+            <w:r>
+              <w:rPr>
+                <w:rFonts w:eastAsia="맑은 고딕"/>
+                <w:szCs w:val="24"/>
+              </w:rPr>
+              <w:t xml:space="preserve"> (2대×2슬롯)</w:t>
             </w:r>
           </w:p>
         </w:tc>
         <w:tc>
           <w:tcPr>
-            <w:tcW w:w="2268" w:type="dxa"/>
+            <w:tcW w:w="1844" w:type="dxa"/>
             <w:vAlign w:val="center"/>
           </w:tcPr>
           <w:p>
@@ -4115,18 +4725,36 @@
                 <w:szCs w:val="24"/>
               </w:rPr>
             </w:pPr>
-            <w:r>
-              <w:rPr>
-                <w:rFonts w:eastAsia="맑은 고딕"/>
-                <w:szCs w:val="24"/>
-              </w:rPr>
-              <w:t>처리 속도</w:t>
-            </w:r>
+            <w:proofErr w:type="spellStart"/>
+            <w:r>
+              <w:rPr>
+                <w:rFonts w:eastAsia="맑은 고딕"/>
+                <w:szCs w:val="24"/>
+              </w:rPr>
+              <w:t>처리</w:t>
+            </w:r>
+            <w:proofErr w:type="spellEnd"/>
+            <w:r>
+              <w:rPr>
+                <w:rFonts w:eastAsia="맑은 고딕"/>
+                <w:szCs w:val="24"/>
+              </w:rPr>
+              <w:t xml:space="preserve"> </w:t>
+            </w:r>
+            <w:proofErr w:type="spellStart"/>
+            <w:r>
+              <w:rPr>
+                <w:rFonts w:eastAsia="맑은 고딕"/>
+                <w:szCs w:val="24"/>
+              </w:rPr>
+              <w:t>속도</w:t>
+            </w:r>
+            <w:proofErr w:type="spellEnd"/>
           </w:p>
         </w:tc>
         <w:tc>
           <w:tcPr>
-            <w:tcW w:w="3402" w:type="dxa"/>
+            <w:tcW w:w="3826" w:type="dxa"/>
             <w:vAlign w:val="center"/>
           </w:tcPr>
           <w:p>
@@ -4427,6 +5055,7 @@
                 <w:szCs w:val="24"/>
               </w:rPr>
             </w:pPr>
+            <w:proofErr w:type="spellStart"/>
             <w:r>
               <w:rPr>
                 <w:rFonts w:eastAsia="맑은 고딕"/>
@@ -4434,8 +5063,29 @@
                 <w:color w:val="FFFFFF"/>
                 <w:szCs w:val="24"/>
               </w:rPr>
-              <w:t>지점 유형</w:t>
-            </w:r>
+              <w:t>지점</w:t>
+            </w:r>
+            <w:proofErr w:type="spellEnd"/>
+            <w:r>
+              <w:rPr>
+                <w:rFonts w:eastAsia="맑은 고딕"/>
+                <w:b/>
+                <w:color w:val="FFFFFF"/>
+                <w:szCs w:val="24"/>
+              </w:rPr>
+              <w:t xml:space="preserve"> </w:t>
+            </w:r>
+            <w:proofErr w:type="spellStart"/>
+            <w:r>
+              <w:rPr>
+                <w:rFonts w:eastAsia="맑은 고딕"/>
+                <w:b/>
+                <w:color w:val="FFFFFF"/>
+                <w:szCs w:val="24"/>
+              </w:rPr>
+              <w:t>유형</w:t>
+            </w:r>
+            <w:proofErr w:type="spellEnd"/>
           </w:p>
         </w:tc>
         <w:tc>
@@ -4452,6 +5102,7 @@
                 <w:szCs w:val="24"/>
               </w:rPr>
             </w:pPr>
+            <w:proofErr w:type="spellStart"/>
             <w:r>
               <w:rPr>
                 <w:rFonts w:eastAsia="맑은 고딕"/>
@@ -4459,7 +5110,17 @@
                 <w:color w:val="FFFFFF"/>
                 <w:szCs w:val="24"/>
               </w:rPr>
-              <w:t>지점 수</w:t>
+              <w:t>지점</w:t>
+            </w:r>
+            <w:proofErr w:type="spellEnd"/>
+            <w:r>
+              <w:rPr>
+                <w:rFonts w:eastAsia="맑은 고딕"/>
+                <w:b/>
+                <w:color w:val="FFFFFF"/>
+                <w:szCs w:val="24"/>
+              </w:rPr>
+              <w:t xml:space="preserve"> 수</w:t>
             </w:r>
           </w:p>
         </w:tc>
@@ -4477,6 +5138,7 @@
                 <w:szCs w:val="24"/>
               </w:rPr>
             </w:pPr>
+            <w:proofErr w:type="spellStart"/>
             <w:r>
               <w:rPr>
                 <w:rFonts w:eastAsia="맑은 고딕"/>
@@ -4484,7 +5146,37 @@
                 <w:color w:val="FFFFFF"/>
                 <w:szCs w:val="24"/>
               </w:rPr>
-              <w:t>지점당 박스 수</w:t>
+              <w:t>지점당</w:t>
+            </w:r>
+            <w:proofErr w:type="spellEnd"/>
+            <w:r>
+              <w:rPr>
+                <w:rFonts w:eastAsia="맑은 고딕"/>
+                <w:b/>
+                <w:color w:val="FFFFFF"/>
+                <w:szCs w:val="24"/>
+              </w:rPr>
+              <w:t xml:space="preserve"> </w:t>
+            </w:r>
+            <w:proofErr w:type="spellStart"/>
+            <w:r>
+              <w:rPr>
+                <w:rFonts w:eastAsia="맑은 고딕"/>
+                <w:b/>
+                <w:color w:val="FFFFFF"/>
+                <w:szCs w:val="24"/>
+              </w:rPr>
+              <w:t>박스</w:t>
+            </w:r>
+            <w:proofErr w:type="spellEnd"/>
+            <w:r>
+              <w:rPr>
+                <w:rFonts w:eastAsia="맑은 고딕"/>
+                <w:b/>
+                <w:color w:val="FFFFFF"/>
+                <w:szCs w:val="24"/>
+              </w:rPr>
+              <w:t xml:space="preserve"> 수</w:t>
             </w:r>
           </w:p>
         </w:tc>
@@ -4502,6 +5194,7 @@
                 <w:szCs w:val="24"/>
               </w:rPr>
             </w:pPr>
+            <w:proofErr w:type="spellStart"/>
             <w:r>
               <w:rPr>
                 <w:rFonts w:eastAsia="맑은 고딕"/>
@@ -4511,6 +5204,7 @@
               </w:rPr>
               <w:t>분포</w:t>
             </w:r>
+            <w:proofErr w:type="spellEnd"/>
           </w:p>
         </w:tc>
       </w:tr>
@@ -4536,7 +5230,23 @@
                 <w:rFonts w:eastAsia="맑은 고딕"/>
                 <w:szCs w:val="24"/>
               </w:rPr>
-              <w:t>Type A (대형)</w:t>
+              <w:t>Type A (</w:t>
+            </w:r>
+            <w:proofErr w:type="spellStart"/>
+            <w:r>
+              <w:rPr>
+                <w:rFonts w:eastAsia="맑은 고딕"/>
+                <w:szCs w:val="24"/>
+              </w:rPr>
+              <w:t>대형</w:t>
+            </w:r>
+            <w:proofErr w:type="spellEnd"/>
+            <w:r>
+              <w:rPr>
+                <w:rFonts w:eastAsia="맑은 고딕"/>
+                <w:szCs w:val="24"/>
+              </w:rPr>
+              <w:t>)</w:t>
             </w:r>
           </w:p>
         </w:tc>
@@ -4597,12 +5307,37 @@
                 <w:szCs w:val="24"/>
               </w:rPr>
             </w:pPr>
-            <w:r>
-              <w:rPr>
-                <w:rFonts w:eastAsia="맑은 고딕"/>
-                <w:szCs w:val="24"/>
-              </w:rPr>
-              <w:t>균등 분포 (Uniform)</w:t>
+            <w:proofErr w:type="spellStart"/>
+            <w:r>
+              <w:rPr>
+                <w:rFonts w:eastAsia="맑은 고딕"/>
+                <w:szCs w:val="24"/>
+              </w:rPr>
+              <w:t>균등</w:t>
+            </w:r>
+            <w:proofErr w:type="spellEnd"/>
+            <w:r>
+              <w:rPr>
+                <w:rFonts w:eastAsia="맑은 고딕"/>
+                <w:szCs w:val="24"/>
+              </w:rPr>
+              <w:t xml:space="preserve"> </w:t>
+            </w:r>
+            <w:proofErr w:type="spellStart"/>
+            <w:r>
+              <w:rPr>
+                <w:rFonts w:eastAsia="맑은 고딕"/>
+                <w:szCs w:val="24"/>
+              </w:rPr>
+              <w:t>분포</w:t>
+            </w:r>
+            <w:proofErr w:type="spellEnd"/>
+            <w:r>
+              <w:rPr>
+                <w:rFonts w:eastAsia="맑은 고딕"/>
+                <w:szCs w:val="24"/>
+              </w:rPr>
+              <w:t xml:space="preserve"> (Uniform)</w:t>
             </w:r>
           </w:p>
         </w:tc>
@@ -4629,7 +5364,23 @@
                 <w:rFonts w:eastAsia="맑은 고딕"/>
                 <w:szCs w:val="24"/>
               </w:rPr>
-              <w:t>Type B (중형)</w:t>
+              <w:t>Type B (</w:t>
+            </w:r>
+            <w:proofErr w:type="spellStart"/>
+            <w:r>
+              <w:rPr>
+                <w:rFonts w:eastAsia="맑은 고딕"/>
+                <w:szCs w:val="24"/>
+              </w:rPr>
+              <w:t>중형</w:t>
+            </w:r>
+            <w:proofErr w:type="spellEnd"/>
+            <w:r>
+              <w:rPr>
+                <w:rFonts w:eastAsia="맑은 고딕"/>
+                <w:szCs w:val="24"/>
+              </w:rPr>
+              <w:t>)</w:t>
             </w:r>
           </w:p>
         </w:tc>
@@ -4690,12 +5441,37 @@
                 <w:szCs w:val="24"/>
               </w:rPr>
             </w:pPr>
-            <w:r>
-              <w:rPr>
-                <w:rFonts w:eastAsia="맑은 고딕"/>
-                <w:szCs w:val="24"/>
-              </w:rPr>
-              <w:t>균등 분포 (Uniform)</w:t>
+            <w:proofErr w:type="spellStart"/>
+            <w:r>
+              <w:rPr>
+                <w:rFonts w:eastAsia="맑은 고딕"/>
+                <w:szCs w:val="24"/>
+              </w:rPr>
+              <w:t>균등</w:t>
+            </w:r>
+            <w:proofErr w:type="spellEnd"/>
+            <w:r>
+              <w:rPr>
+                <w:rFonts w:eastAsia="맑은 고딕"/>
+                <w:szCs w:val="24"/>
+              </w:rPr>
+              <w:t xml:space="preserve"> </w:t>
+            </w:r>
+            <w:proofErr w:type="spellStart"/>
+            <w:r>
+              <w:rPr>
+                <w:rFonts w:eastAsia="맑은 고딕"/>
+                <w:szCs w:val="24"/>
+              </w:rPr>
+              <w:t>분포</w:t>
+            </w:r>
+            <w:proofErr w:type="spellEnd"/>
+            <w:r>
+              <w:rPr>
+                <w:rFonts w:eastAsia="맑은 고딕"/>
+                <w:szCs w:val="24"/>
+              </w:rPr>
+              <w:t xml:space="preserve"> (Uniform)</w:t>
             </w:r>
           </w:p>
         </w:tc>
@@ -4722,7 +5498,23 @@
                 <w:rFonts w:eastAsia="맑은 고딕"/>
                 <w:szCs w:val="24"/>
               </w:rPr>
-              <w:t>Type C (소형)</w:t>
+              <w:t>Type C (</w:t>
+            </w:r>
+            <w:proofErr w:type="spellStart"/>
+            <w:r>
+              <w:rPr>
+                <w:rFonts w:eastAsia="맑은 고딕"/>
+                <w:szCs w:val="24"/>
+              </w:rPr>
+              <w:t>소형</w:t>
+            </w:r>
+            <w:proofErr w:type="spellEnd"/>
+            <w:r>
+              <w:rPr>
+                <w:rFonts w:eastAsia="맑은 고딕"/>
+                <w:szCs w:val="24"/>
+              </w:rPr>
+              <w:t>)</w:t>
             </w:r>
           </w:p>
         </w:tc>
@@ -4783,12 +5575,37 @@
                 <w:szCs w:val="24"/>
               </w:rPr>
             </w:pPr>
-            <w:r>
-              <w:rPr>
-                <w:rFonts w:eastAsia="맑은 고딕"/>
-                <w:szCs w:val="24"/>
-              </w:rPr>
-              <w:t>균등 분포 (Uniform)</w:t>
+            <w:proofErr w:type="spellStart"/>
+            <w:r>
+              <w:rPr>
+                <w:rFonts w:eastAsia="맑은 고딕"/>
+                <w:szCs w:val="24"/>
+              </w:rPr>
+              <w:t>균등</w:t>
+            </w:r>
+            <w:proofErr w:type="spellEnd"/>
+            <w:r>
+              <w:rPr>
+                <w:rFonts w:eastAsia="맑은 고딕"/>
+                <w:szCs w:val="24"/>
+              </w:rPr>
+              <w:t xml:space="preserve"> </w:t>
+            </w:r>
+            <w:proofErr w:type="spellStart"/>
+            <w:r>
+              <w:rPr>
+                <w:rFonts w:eastAsia="맑은 고딕"/>
+                <w:szCs w:val="24"/>
+              </w:rPr>
+              <w:t>분포</w:t>
+            </w:r>
+            <w:proofErr w:type="spellEnd"/>
+            <w:r>
+              <w:rPr>
+                <w:rFonts w:eastAsia="맑은 고딕"/>
+                <w:szCs w:val="24"/>
+              </w:rPr>
+              <w:t xml:space="preserve"> (Uniform)</w:t>
             </w:r>
           </w:p>
         </w:tc>
@@ -4811,6 +5628,7 @@
                 <w:szCs w:val="24"/>
               </w:rPr>
             </w:pPr>
+            <w:proofErr w:type="spellStart"/>
             <w:r>
               <w:rPr>
                 <w:rFonts w:eastAsia="맑은 고딕"/>
@@ -4818,6 +5636,7 @@
               </w:rPr>
               <w:t>합계</w:t>
             </w:r>
+            <w:proofErr w:type="spellEnd"/>
           </w:p>
         </w:tc>
         <w:tc>
@@ -4972,7 +5791,70 @@
           <w:szCs w:val="24"/>
           <w:lang w:eastAsia="ko-KR"/>
         </w:rPr>
-        <w:t>SKU 독립 확률에 근거한 이론값은 P(S∪A)=75%이나, 실제 주문 DB에서는 8,858 박스 중 91.7%인 8,120 박스가 S/A급을 포함하여 AGV 피킹 대상이며, 나머지 8.3%(738 박스)만 B/C급 전용으로 컨베이어로 처리된다. 본 시뮬레이션은 이론값이 아닌 실제 주문 DB를 입력으로 사용한다.</w:t>
+        <w:t xml:space="preserve">SKU 독립 확률에 근거한 </w:t>
+      </w:r>
+      <w:proofErr w:type="spellStart"/>
+      <w:r>
+        <w:rPr>
+          <w:rFonts w:eastAsia="맑은 고딕"/>
+          <w:szCs w:val="24"/>
+          <w:lang w:eastAsia="ko-KR"/>
+        </w:rPr>
+        <w:t>이론값은</w:t>
+      </w:r>
+      <w:proofErr w:type="spellEnd"/>
+      <w:r>
+        <w:rPr>
+          <w:rFonts w:eastAsia="맑은 고딕"/>
+          <w:szCs w:val="24"/>
+          <w:lang w:eastAsia="ko-KR"/>
+        </w:rPr>
+        <w:t xml:space="preserve"> P(S∪A)=75%이나, 실제 주문 DB에서는 8,858 박스 중 91.7%인 8,120 박스가 S/A급을 포함하여 AGV </w:t>
+      </w:r>
+      <w:proofErr w:type="spellStart"/>
+      <w:r>
+        <w:rPr>
+          <w:rFonts w:eastAsia="맑은 고딕"/>
+          <w:szCs w:val="24"/>
+          <w:lang w:eastAsia="ko-KR"/>
+        </w:rPr>
+        <w:t>피킹</w:t>
+      </w:r>
+      <w:proofErr w:type="spellEnd"/>
+      <w:r>
+        <w:rPr>
+          <w:rFonts w:eastAsia="맑은 고딕"/>
+          <w:szCs w:val="24"/>
+          <w:lang w:eastAsia="ko-KR"/>
+        </w:rPr>
+        <w:t xml:space="preserve"> 대상이며, </w:t>
+      </w:r>
+      <w:r>
+        <w:rPr>
+          <w:rFonts w:eastAsia="맑은 고딕"/>
+          <w:szCs w:val="24"/>
+          <w:lang w:eastAsia="ko-KR"/>
+        </w:rPr>
+        <w:lastRenderedPageBreak/>
+        <w:t xml:space="preserve">나머지 8.3%(738 박스)만 B/C급 전용으로 컨베이어로 처리된다. 본 시뮬레이션은 </w:t>
+      </w:r>
+      <w:proofErr w:type="spellStart"/>
+      <w:r>
+        <w:rPr>
+          <w:rFonts w:eastAsia="맑은 고딕"/>
+          <w:szCs w:val="24"/>
+          <w:lang w:eastAsia="ko-KR"/>
+        </w:rPr>
+        <w:t>이론값이</w:t>
+      </w:r>
+      <w:proofErr w:type="spellEnd"/>
+      <w:r>
+        <w:rPr>
+          <w:rFonts w:eastAsia="맑은 고딕"/>
+          <w:szCs w:val="24"/>
+          <w:lang w:eastAsia="ko-KR"/>
+        </w:rPr>
+        <w:t xml:space="preserve"> 아닌 실제 주문 DB를 입력으로 사용한다.</w:t>
       </w:r>
     </w:p>
     <w:p>
@@ -4991,7 +5873,6 @@
           <w:szCs w:val="24"/>
           <w:lang w:eastAsia="ko-KR"/>
         </w:rPr>
-        <w:lastRenderedPageBreak/>
         <w:t xml:space="preserve">1.3 AS-IS </w:t>
       </w:r>
       <w:r>
@@ -5054,7 +5935,25 @@
           <w:szCs w:val="24"/>
           <w:lang w:eastAsia="ko-KR"/>
         </w:rPr>
-        <w:t>AS-IS 모델의 라우팅 로직은 다음 조건에 의해 S/A급 박스를 처리할 제함기를 결정한다.</w:t>
+        <w:t xml:space="preserve">AS-IS 모델의 라우팅 로직은 다음 조건에 의해 S/A급 박스를 처리할 </w:t>
+      </w:r>
+      <w:proofErr w:type="spellStart"/>
+      <w:r>
+        <w:rPr>
+          <w:rFonts w:eastAsia="맑은 고딕"/>
+          <w:szCs w:val="24"/>
+          <w:lang w:eastAsia="ko-KR"/>
+        </w:rPr>
+        <w:t>제함기를</w:t>
+      </w:r>
+      <w:proofErr w:type="spellEnd"/>
+      <w:r>
+        <w:rPr>
+          <w:rFonts w:eastAsia="맑은 고딕"/>
+          <w:szCs w:val="24"/>
+          <w:lang w:eastAsia="ko-KR"/>
+        </w:rPr>
+        <w:t xml:space="preserve"> 결정한다.</w:t>
       </w:r>
     </w:p>
     <w:p>
@@ -5083,7 +5982,91 @@
           <w:szCs w:val="24"/>
           <w:lang w:eastAsia="ko-KR"/>
         </w:rPr>
-        <w:t>조건: agent.sSkuCnt &gt; 0 || agent.aSkuCnt &gt; 0  →  True 시 제함기1로 분기</w:t>
+        <w:t xml:space="preserve">조건: </w:t>
+      </w:r>
+      <w:proofErr w:type="spellStart"/>
+      <w:proofErr w:type="gramStart"/>
+      <w:r>
+        <w:rPr>
+          <w:rFonts w:eastAsia="맑은 고딕"/>
+          <w:b/>
+          <w:szCs w:val="24"/>
+          <w:lang w:eastAsia="ko-KR"/>
+        </w:rPr>
+        <w:t>agent.sSkuCnt</w:t>
+      </w:r>
+      <w:proofErr w:type="spellEnd"/>
+      <w:proofErr w:type="gramEnd"/>
+      <w:r>
+        <w:rPr>
+          <w:rFonts w:eastAsia="맑은 고딕"/>
+          <w:b/>
+          <w:szCs w:val="24"/>
+          <w:lang w:eastAsia="ko-KR"/>
+        </w:rPr>
+        <w:t xml:space="preserve"> &gt; 0 || </w:t>
+      </w:r>
+      <w:proofErr w:type="spellStart"/>
+      <w:proofErr w:type="gramStart"/>
+      <w:r>
+        <w:rPr>
+          <w:rFonts w:eastAsia="맑은 고딕"/>
+          <w:b/>
+          <w:szCs w:val="24"/>
+          <w:lang w:eastAsia="ko-KR"/>
+        </w:rPr>
+        <w:t>agent.aSkuCnt</w:t>
+      </w:r>
+      <w:proofErr w:type="spellEnd"/>
+      <w:proofErr w:type="gramEnd"/>
+      <w:r>
+        <w:rPr>
+          <w:rFonts w:eastAsia="맑은 고딕"/>
+          <w:b/>
+          <w:szCs w:val="24"/>
+          <w:lang w:eastAsia="ko-KR"/>
+        </w:rPr>
+        <w:t xml:space="preserve"> &gt; </w:t>
+      </w:r>
+      <w:proofErr w:type="gramStart"/>
+      <w:r>
+        <w:rPr>
+          <w:rFonts w:eastAsia="맑은 고딕"/>
+          <w:b/>
+          <w:szCs w:val="24"/>
+          <w:lang w:eastAsia="ko-KR"/>
+        </w:rPr>
+        <w:t>0  →</w:t>
+      </w:r>
+      <w:proofErr w:type="gramEnd"/>
+      <w:r>
+        <w:rPr>
+          <w:rFonts w:eastAsia="맑은 고딕"/>
+          <w:b/>
+          <w:szCs w:val="24"/>
+          <w:lang w:eastAsia="ko-KR"/>
+        </w:rPr>
+        <w:t xml:space="preserve">  True 시 </w:t>
+      </w:r>
+      <w:proofErr w:type="spellStart"/>
+      <w:r>
+        <w:rPr>
+          <w:rFonts w:eastAsia="맑은 고딕"/>
+          <w:b/>
+          <w:szCs w:val="24"/>
+          <w:lang w:eastAsia="ko-KR"/>
+        </w:rPr>
+        <w:t>제함기</w:t>
+      </w:r>
+      <w:proofErr w:type="spellEnd"/>
+      <w:r>
+        <w:rPr>
+          <w:rFonts w:eastAsia="맑은 고딕"/>
+          <w:b/>
+          <w:szCs w:val="24"/>
+          <w:lang w:eastAsia="ko-KR"/>
+        </w:rPr>
+        <w:t>1로 분기</w:t>
       </w:r>
     </w:p>
     <w:p>
@@ -5111,7 +6094,97 @@
           <w:szCs w:val="24"/>
           <w:lang w:eastAsia="ko-KR"/>
         </w:rPr>
-        <w:t>이 로직은 S급 또는 A급이 포함된 모든 박스(이론 75% · 실제 DB 91.7%)를 제함기1 단독으로 처리하도록 설계되어 있다. 제함기2는 조건이 False인 경우에만 사용되는데, False가 되려면 S급과 A급이 동시에 없는 경우(25%)여야 한다. 그런데 제함기3은 B/C급 전용이므로, 실질적으로 제함기1이 전체 박스의 75%를, 제함기2가 0%를 처리하는 극심한 불균형이 발생한다.</w:t>
+        <w:t xml:space="preserve">이 로직은 S급 또는 A급이 포함된 모든 박스(이론 75% · 실제 DB 91.7%)를 </w:t>
+      </w:r>
+      <w:proofErr w:type="spellStart"/>
+      <w:r>
+        <w:rPr>
+          <w:rFonts w:eastAsia="맑은 고딕"/>
+          <w:szCs w:val="24"/>
+          <w:lang w:eastAsia="ko-KR"/>
+        </w:rPr>
+        <w:t>제함기</w:t>
+      </w:r>
+      <w:proofErr w:type="spellEnd"/>
+      <w:r>
+        <w:rPr>
+          <w:rFonts w:eastAsia="맑은 고딕"/>
+          <w:szCs w:val="24"/>
+          <w:lang w:eastAsia="ko-KR"/>
+        </w:rPr>
+        <w:t xml:space="preserve">1 단독으로 처리하도록 설계되어 있다. </w:t>
+      </w:r>
+      <w:proofErr w:type="spellStart"/>
+      <w:r>
+        <w:rPr>
+          <w:rFonts w:eastAsia="맑은 고딕"/>
+          <w:szCs w:val="24"/>
+          <w:lang w:eastAsia="ko-KR"/>
+        </w:rPr>
+        <w:t>제함기</w:t>
+      </w:r>
+      <w:proofErr w:type="spellEnd"/>
+      <w:r>
+        <w:rPr>
+          <w:rFonts w:eastAsia="맑은 고딕"/>
+          <w:szCs w:val="24"/>
+          <w:lang w:eastAsia="ko-KR"/>
+        </w:rPr>
+        <w:t xml:space="preserve">2는 조건이 False인 경우에만 사용되는데, False가 되려면 S급과 A급이 동시에 없는 경우(25%)여야 한다. 그런데 </w:t>
+      </w:r>
+      <w:proofErr w:type="spellStart"/>
+      <w:r>
+        <w:rPr>
+          <w:rFonts w:eastAsia="맑은 고딕"/>
+          <w:szCs w:val="24"/>
+          <w:lang w:eastAsia="ko-KR"/>
+        </w:rPr>
+        <w:t>제함기</w:t>
+      </w:r>
+      <w:proofErr w:type="spellEnd"/>
+      <w:r>
+        <w:rPr>
+          <w:rFonts w:eastAsia="맑은 고딕"/>
+          <w:szCs w:val="24"/>
+          <w:lang w:eastAsia="ko-KR"/>
+        </w:rPr>
+        <w:t xml:space="preserve">3은 B/C급 전용이므로, 실질적으로 </w:t>
+      </w:r>
+      <w:proofErr w:type="spellStart"/>
+      <w:r>
+        <w:rPr>
+          <w:rFonts w:eastAsia="맑은 고딕"/>
+          <w:szCs w:val="24"/>
+          <w:lang w:eastAsia="ko-KR"/>
+        </w:rPr>
+        <w:t>제함기</w:t>
+      </w:r>
+      <w:proofErr w:type="spellEnd"/>
+      <w:r>
+        <w:rPr>
+          <w:rFonts w:eastAsia="맑은 고딕"/>
+          <w:szCs w:val="24"/>
+          <w:lang w:eastAsia="ko-KR"/>
+        </w:rPr>
+        <w:t xml:space="preserve">1이 전체 박스의 75%를, </w:t>
+      </w:r>
+      <w:proofErr w:type="spellStart"/>
+      <w:r>
+        <w:rPr>
+          <w:rFonts w:eastAsia="맑은 고딕"/>
+          <w:szCs w:val="24"/>
+          <w:lang w:eastAsia="ko-KR"/>
+        </w:rPr>
+        <w:t>제함기</w:t>
+      </w:r>
+      <w:proofErr w:type="spellEnd"/>
+      <w:r>
+        <w:rPr>
+          <w:rFonts w:eastAsia="맑은 고딕"/>
+          <w:szCs w:val="24"/>
+          <w:lang w:eastAsia="ko-KR"/>
+        </w:rPr>
+        <w:t>2가 0%를 처리하는 극심한 불균형이 발생한다.</w:t>
       </w:r>
     </w:p>
     <w:p>
@@ -5139,7 +6212,61 @@
           <w:szCs w:val="24"/>
           <w:lang w:eastAsia="ko-KR"/>
         </w:rPr>
-        <w:t>이로 인해 제함기1 앞에 박스가 과도하게 대기하여 AGV도 박스를 받지 못하고 대기하며, 피킹 스테이션과 파렛타이저 전반에 걸쳐 처리 지연이 연쇄적으로 발생하는 구조적 병목이 형성된다.</w:t>
+        <w:t xml:space="preserve">이로 인해 </w:t>
+      </w:r>
+      <w:proofErr w:type="spellStart"/>
+      <w:r>
+        <w:rPr>
+          <w:rFonts w:eastAsia="맑은 고딕"/>
+          <w:szCs w:val="24"/>
+          <w:lang w:eastAsia="ko-KR"/>
+        </w:rPr>
+        <w:t>제함기</w:t>
+      </w:r>
+      <w:proofErr w:type="spellEnd"/>
+      <w:r>
+        <w:rPr>
+          <w:rFonts w:eastAsia="맑은 고딕"/>
+          <w:szCs w:val="24"/>
+          <w:lang w:eastAsia="ko-KR"/>
+        </w:rPr>
+        <w:t xml:space="preserve">1 앞에 박스가 과도하게 대기하여 AGV도 박스를 받지 못하고 대기하며, </w:t>
+      </w:r>
+      <w:proofErr w:type="spellStart"/>
+      <w:r>
+        <w:rPr>
+          <w:rFonts w:eastAsia="맑은 고딕"/>
+          <w:szCs w:val="24"/>
+          <w:lang w:eastAsia="ko-KR"/>
+        </w:rPr>
+        <w:t>피킹</w:t>
+      </w:r>
+      <w:proofErr w:type="spellEnd"/>
+      <w:r>
+        <w:rPr>
+          <w:rFonts w:eastAsia="맑은 고딕"/>
+          <w:szCs w:val="24"/>
+          <w:lang w:eastAsia="ko-KR"/>
+        </w:rPr>
+        <w:t xml:space="preserve"> 스테이션과 </w:t>
+      </w:r>
+      <w:proofErr w:type="spellStart"/>
+      <w:r>
+        <w:rPr>
+          <w:rFonts w:eastAsia="맑은 고딕"/>
+          <w:szCs w:val="24"/>
+          <w:lang w:eastAsia="ko-KR"/>
+        </w:rPr>
+        <w:t>파렛타이저</w:t>
+      </w:r>
+      <w:proofErr w:type="spellEnd"/>
+      <w:r>
+        <w:rPr>
+          <w:rFonts w:eastAsia="맑은 고딕"/>
+          <w:szCs w:val="24"/>
+          <w:lang w:eastAsia="ko-KR"/>
+        </w:rPr>
+        <w:t xml:space="preserve"> 전반에 걸쳐 처리 지연이 연쇄적으로 발생하는 구조적 병목이 형성된다.</w:t>
       </w:r>
     </w:p>
     <w:p>
@@ -5280,6 +6407,7 @@
                 <w:szCs w:val="24"/>
               </w:rPr>
             </w:pPr>
+            <w:proofErr w:type="spellStart"/>
             <w:r>
               <w:rPr>
                 <w:rFonts w:eastAsia="맑은 고딕"/>
@@ -5287,8 +6415,29 @@
                 <w:color w:val="FFFFFF"/>
                 <w:szCs w:val="24"/>
               </w:rPr>
-              <w:t>병목 지점</w:t>
-            </w:r>
+              <w:t>병목</w:t>
+            </w:r>
+            <w:proofErr w:type="spellEnd"/>
+            <w:r>
+              <w:rPr>
+                <w:rFonts w:eastAsia="맑은 고딕"/>
+                <w:b/>
+                <w:color w:val="FFFFFF"/>
+                <w:szCs w:val="24"/>
+              </w:rPr>
+              <w:t xml:space="preserve"> </w:t>
+            </w:r>
+            <w:proofErr w:type="spellStart"/>
+            <w:r>
+              <w:rPr>
+                <w:rFonts w:eastAsia="맑은 고딕"/>
+                <w:b/>
+                <w:color w:val="FFFFFF"/>
+                <w:szCs w:val="24"/>
+              </w:rPr>
+              <w:t>지점</w:t>
+            </w:r>
+            <w:proofErr w:type="spellEnd"/>
           </w:p>
         </w:tc>
         <w:tc>
@@ -5305,6 +6454,7 @@
                 <w:szCs w:val="24"/>
               </w:rPr>
             </w:pPr>
+            <w:proofErr w:type="spellStart"/>
             <w:r>
               <w:rPr>
                 <w:rFonts w:eastAsia="맑은 고딕"/>
@@ -5314,6 +6464,7 @@
               </w:rPr>
               <w:t>원인</w:t>
             </w:r>
+            <w:proofErr w:type="spellEnd"/>
           </w:p>
         </w:tc>
         <w:tc>
@@ -5330,6 +6481,7 @@
                 <w:szCs w:val="24"/>
               </w:rPr>
             </w:pPr>
+            <w:proofErr w:type="spellStart"/>
             <w:r>
               <w:rPr>
                 <w:rFonts w:eastAsia="맑은 고딕"/>
@@ -5339,6 +6491,7 @@
               </w:rPr>
               <w:t>영향</w:t>
             </w:r>
+            <w:proofErr w:type="spellEnd"/>
           </w:p>
         </w:tc>
       </w:tr>
@@ -5377,12 +6530,14 @@
               <w:spacing w:before="40" w:after="40" w:line="288" w:lineRule="auto"/>
               <w:rPr>
                 <w:szCs w:val="24"/>
+                <w:lang w:eastAsia="ko-KR"/>
               </w:rPr>
             </w:pPr>
             <w:r>
               <w:rPr>
                 <w:rFonts w:eastAsia="맑은 고딕"/>
                 <w:szCs w:val="24"/>
+                <w:lang w:eastAsia="ko-KR"/>
               </w:rPr>
               <w:t>S/A 박스 91.7% (DB) · 이론 75% 단독 처리</w:t>
             </w:r>
@@ -5433,8 +6588,17 @@
                 <w:rFonts w:eastAsia="맑은 고딕"/>
                 <w:szCs w:val="24"/>
               </w:rPr>
-              <w:t>AGV 배차</w:t>
-            </w:r>
+              <w:t xml:space="preserve">AGV </w:t>
+            </w:r>
+            <w:proofErr w:type="spellStart"/>
+            <w:r>
+              <w:rPr>
+                <w:rFonts w:eastAsia="맑은 고딕"/>
+                <w:szCs w:val="24"/>
+              </w:rPr>
+              <w:t>배차</w:t>
+            </w:r>
+            <w:proofErr w:type="spellEnd"/>
           </w:p>
         </w:tc>
         <w:tc>
@@ -5481,13 +6645,47 @@
                 <w:szCs w:val="24"/>
               </w:rPr>
             </w:pPr>
-            <w:r>
-              <w:rPr>
-                <w:rFonts w:eastAsia="맑은 고딕"/>
-                <w:szCs w:val="24"/>
-              </w:rPr>
-              <w:t>불필요한 공주행 증가</w:t>
-            </w:r>
+            <w:proofErr w:type="spellStart"/>
+            <w:r>
+              <w:rPr>
+                <w:rFonts w:eastAsia="맑은 고딕"/>
+                <w:szCs w:val="24"/>
+              </w:rPr>
+              <w:t>불필요한</w:t>
+            </w:r>
+            <w:proofErr w:type="spellEnd"/>
+            <w:r>
+              <w:rPr>
+                <w:rFonts w:eastAsia="맑은 고딕"/>
+                <w:szCs w:val="24"/>
+              </w:rPr>
+              <w:t xml:space="preserve"> </w:t>
+            </w:r>
+            <w:proofErr w:type="spellStart"/>
+            <w:r>
+              <w:rPr>
+                <w:rFonts w:eastAsia="맑은 고딕"/>
+                <w:szCs w:val="24"/>
+              </w:rPr>
+              <w:t>공주행</w:t>
+            </w:r>
+            <w:proofErr w:type="spellEnd"/>
+            <w:r>
+              <w:rPr>
+                <w:rFonts w:eastAsia="맑은 고딕"/>
+                <w:szCs w:val="24"/>
+              </w:rPr>
+              <w:t xml:space="preserve"> </w:t>
+            </w:r>
+            <w:proofErr w:type="spellStart"/>
+            <w:r>
+              <w:rPr>
+                <w:rFonts w:eastAsia="맑은 고딕"/>
+                <w:szCs w:val="24"/>
+              </w:rPr>
+              <w:t>증가</w:t>
+            </w:r>
+            <w:proofErr w:type="spellEnd"/>
           </w:p>
         </w:tc>
       </w:tr>
@@ -5507,13 +6705,31 @@
                 <w:szCs w:val="24"/>
               </w:rPr>
             </w:pPr>
-            <w:r>
-              <w:rPr>
-                <w:rFonts w:eastAsia="맑은 고딕"/>
-                <w:szCs w:val="24"/>
-              </w:rPr>
-              <w:t>파렛타이저 슬롯</w:t>
-            </w:r>
+            <w:proofErr w:type="spellStart"/>
+            <w:r>
+              <w:rPr>
+                <w:rFonts w:eastAsia="맑은 고딕"/>
+                <w:szCs w:val="24"/>
+              </w:rPr>
+              <w:t>파렛타이저</w:t>
+            </w:r>
+            <w:proofErr w:type="spellEnd"/>
+            <w:r>
+              <w:rPr>
+                <w:rFonts w:eastAsia="맑은 고딕"/>
+                <w:szCs w:val="24"/>
+              </w:rPr>
+              <w:t xml:space="preserve"> </w:t>
+            </w:r>
+            <w:proofErr w:type="spellStart"/>
+            <w:r>
+              <w:rPr>
+                <w:rFonts w:eastAsia="맑은 고딕"/>
+                <w:szCs w:val="24"/>
+              </w:rPr>
+              <w:t>슬롯</w:t>
+            </w:r>
+            <w:proofErr w:type="spellEnd"/>
           </w:p>
         </w:tc>
         <w:tc>
@@ -5535,7 +6751,25 @@
                 <w:szCs w:val="24"/>
                 <w:lang w:eastAsia="ko-KR"/>
               </w:rPr>
-              <w:t>기본 슬롯 로직(selectOutput6) · TO-BE 동적 배정 강화으로 유휴 슬롯 발생</w:t>
+              <w:t xml:space="preserve">기본 슬롯 로직(selectOutput6) · TO-BE 동적 배정 </w:t>
+            </w:r>
+            <w:proofErr w:type="spellStart"/>
+            <w:r>
+              <w:rPr>
+                <w:rFonts w:eastAsia="맑은 고딕"/>
+                <w:szCs w:val="24"/>
+                <w:lang w:eastAsia="ko-KR"/>
+              </w:rPr>
+              <w:t>강화으로</w:t>
+            </w:r>
+            <w:proofErr w:type="spellEnd"/>
+            <w:r>
+              <w:rPr>
+                <w:rFonts w:eastAsia="맑은 고딕"/>
+                <w:szCs w:val="24"/>
+                <w:lang w:eastAsia="ko-KR"/>
+              </w:rPr>
+              <w:t xml:space="preserve"> 유휴 슬롯 발생</w:t>
             </w:r>
           </w:p>
         </w:tc>
@@ -5551,13 +6785,31 @@
                 <w:szCs w:val="24"/>
               </w:rPr>
             </w:pPr>
-            <w:r>
-              <w:rPr>
-                <w:rFonts w:eastAsia="맑은 고딕"/>
-                <w:szCs w:val="24"/>
-              </w:rPr>
-              <w:t>처리량 손실</w:t>
-            </w:r>
+            <w:proofErr w:type="spellStart"/>
+            <w:r>
+              <w:rPr>
+                <w:rFonts w:eastAsia="맑은 고딕"/>
+                <w:szCs w:val="24"/>
+              </w:rPr>
+              <w:t>처리량</w:t>
+            </w:r>
+            <w:proofErr w:type="spellEnd"/>
+            <w:r>
+              <w:rPr>
+                <w:rFonts w:eastAsia="맑은 고딕"/>
+                <w:szCs w:val="24"/>
+              </w:rPr>
+              <w:t xml:space="preserve"> </w:t>
+            </w:r>
+            <w:proofErr w:type="spellStart"/>
+            <w:r>
+              <w:rPr>
+                <w:rFonts w:eastAsia="맑은 고딕"/>
+                <w:szCs w:val="24"/>
+              </w:rPr>
+              <w:t>손실</w:t>
+            </w:r>
+            <w:proofErr w:type="spellEnd"/>
           </w:p>
         </w:tc>
       </w:tr>
@@ -5665,7 +6917,272 @@
           <w:rFonts w:eastAsia="맑은 고딕"/>
           <w:szCs w:val="24"/>
         </w:rPr>
-        <w:t>AS-IS 모델은 AnyLogic PLE(Personal Learning Edition)로 구현하였으며, PLE의 Material Handling Library 사용 시 최대 시뮬레이션 시간이 5시간(18,000초)으로 제한된다. 시뮬레이션 설정은 &lt;표 4&gt;와 같다.</w:t>
+        <w:t xml:space="preserve">AS-IS </w:t>
+      </w:r>
+      <w:proofErr w:type="spellStart"/>
+      <w:r>
+        <w:rPr>
+          <w:rFonts w:eastAsia="맑은 고딕"/>
+          <w:szCs w:val="24"/>
+        </w:rPr>
+        <w:t>모델은</w:t>
+      </w:r>
+      <w:proofErr w:type="spellEnd"/>
+      <w:r>
+        <w:rPr>
+          <w:rFonts w:eastAsia="맑은 고딕"/>
+          <w:szCs w:val="24"/>
+        </w:rPr>
+        <w:t xml:space="preserve"> </w:t>
+      </w:r>
+      <w:proofErr w:type="spellStart"/>
+      <w:r>
+        <w:rPr>
+          <w:rFonts w:eastAsia="맑은 고딕"/>
+          <w:szCs w:val="24"/>
+        </w:rPr>
+        <w:t>AnyLogic</w:t>
+      </w:r>
+      <w:proofErr w:type="spellEnd"/>
+      <w:r>
+        <w:rPr>
+          <w:rFonts w:eastAsia="맑은 고딕"/>
+          <w:szCs w:val="24"/>
+        </w:rPr>
+        <w:t xml:space="preserve"> </w:t>
+      </w:r>
+      <w:proofErr w:type="gramStart"/>
+      <w:r>
+        <w:rPr>
+          <w:rFonts w:eastAsia="맑은 고딕"/>
+          <w:szCs w:val="24"/>
+        </w:rPr>
+        <w:t>PLE(</w:t>
+      </w:r>
+      <w:proofErr w:type="gramEnd"/>
+      <w:r>
+        <w:rPr>
+          <w:rFonts w:eastAsia="맑은 고딕"/>
+          <w:szCs w:val="24"/>
+        </w:rPr>
+        <w:t xml:space="preserve">Personal Learning </w:t>
+      </w:r>
+      <w:proofErr w:type="gramStart"/>
+      <w:r>
+        <w:rPr>
+          <w:rFonts w:eastAsia="맑은 고딕"/>
+          <w:szCs w:val="24"/>
+        </w:rPr>
+        <w:t>Edition)로</w:t>
+      </w:r>
+      <w:proofErr w:type="gramEnd"/>
+      <w:r>
+        <w:rPr>
+          <w:rFonts w:eastAsia="맑은 고딕"/>
+          <w:szCs w:val="24"/>
+        </w:rPr>
+        <w:t xml:space="preserve"> </w:t>
+      </w:r>
+      <w:proofErr w:type="spellStart"/>
+      <w:r>
+        <w:rPr>
+          <w:rFonts w:eastAsia="맑은 고딕"/>
+          <w:szCs w:val="24"/>
+        </w:rPr>
+        <w:t>구현하였으며</w:t>
+      </w:r>
+      <w:proofErr w:type="spellEnd"/>
+      <w:r>
+        <w:rPr>
+          <w:rFonts w:eastAsia="맑은 고딕"/>
+          <w:szCs w:val="24"/>
+        </w:rPr>
+        <w:t xml:space="preserve">, </w:t>
+      </w:r>
+      <w:proofErr w:type="spellStart"/>
+      <w:r>
+        <w:rPr>
+          <w:rFonts w:eastAsia="맑은 고딕"/>
+          <w:szCs w:val="24"/>
+        </w:rPr>
+        <w:t>PLE의</w:t>
+      </w:r>
+      <w:proofErr w:type="spellEnd"/>
+      <w:r>
+        <w:rPr>
+          <w:rFonts w:eastAsia="맑은 고딕"/>
+          <w:szCs w:val="24"/>
+        </w:rPr>
+        <w:t xml:space="preserve"> Material Handling Library </w:t>
+      </w:r>
+      <w:proofErr w:type="spellStart"/>
+      <w:r>
+        <w:rPr>
+          <w:rFonts w:eastAsia="맑은 고딕"/>
+          <w:szCs w:val="24"/>
+        </w:rPr>
+        <w:t>사용</w:t>
+      </w:r>
+      <w:proofErr w:type="spellEnd"/>
+      <w:r>
+        <w:rPr>
+          <w:rFonts w:eastAsia="맑은 고딕"/>
+          <w:szCs w:val="24"/>
+        </w:rPr>
+        <w:t xml:space="preserve"> 시 </w:t>
+      </w:r>
+      <w:proofErr w:type="spellStart"/>
+      <w:r>
+        <w:rPr>
+          <w:rFonts w:eastAsia="맑은 고딕"/>
+          <w:szCs w:val="24"/>
+        </w:rPr>
+        <w:t>최대</w:t>
+      </w:r>
+      <w:proofErr w:type="spellEnd"/>
+      <w:r>
+        <w:rPr>
+          <w:rFonts w:eastAsia="맑은 고딕"/>
+          <w:szCs w:val="24"/>
+        </w:rPr>
+        <w:t xml:space="preserve"> </w:t>
+      </w:r>
+      <w:proofErr w:type="spellStart"/>
+      <w:r>
+        <w:rPr>
+          <w:rFonts w:eastAsia="맑은 고딕"/>
+          <w:szCs w:val="24"/>
+        </w:rPr>
+        <w:t>시뮬레이션</w:t>
+      </w:r>
+      <w:proofErr w:type="spellEnd"/>
+      <w:r>
+        <w:rPr>
+          <w:rFonts w:eastAsia="맑은 고딕"/>
+          <w:szCs w:val="24"/>
+        </w:rPr>
+        <w:t xml:space="preserve"> </w:t>
+      </w:r>
+      <w:proofErr w:type="spellStart"/>
+      <w:r>
+        <w:rPr>
+          <w:rFonts w:eastAsia="맑은 고딕"/>
+          <w:szCs w:val="24"/>
+        </w:rPr>
+        <w:t>시간이</w:t>
+      </w:r>
+      <w:proofErr w:type="spellEnd"/>
+      <w:r>
+        <w:rPr>
+          <w:rFonts w:eastAsia="맑은 고딕"/>
+          <w:szCs w:val="24"/>
+        </w:rPr>
+        <w:t xml:space="preserve"> 5</w:t>
+      </w:r>
+      <w:proofErr w:type="gramStart"/>
+      <w:r>
+        <w:rPr>
+          <w:rFonts w:eastAsia="맑은 고딕"/>
+          <w:szCs w:val="24"/>
+        </w:rPr>
+        <w:t>시간(</w:t>
+      </w:r>
+      <w:proofErr w:type="gramEnd"/>
+      <w:r>
+        <w:rPr>
+          <w:rFonts w:eastAsia="맑은 고딕"/>
+          <w:szCs w:val="24"/>
+        </w:rPr>
+        <w:t>18,000</w:t>
+      </w:r>
+      <w:proofErr w:type="gramStart"/>
+      <w:r>
+        <w:rPr>
+          <w:rFonts w:eastAsia="맑은 고딕"/>
+          <w:szCs w:val="24"/>
+        </w:rPr>
+        <w:t>초)</w:t>
+      </w:r>
+      <w:proofErr w:type="spellStart"/>
+      <w:r>
+        <w:rPr>
+          <w:rFonts w:eastAsia="맑은 고딕"/>
+          <w:szCs w:val="24"/>
+        </w:rPr>
+        <w:t>으로</w:t>
+      </w:r>
+      <w:proofErr w:type="spellEnd"/>
+      <w:proofErr w:type="gramEnd"/>
+      <w:r>
+        <w:rPr>
+          <w:rFonts w:eastAsia="맑은 고딕"/>
+          <w:szCs w:val="24"/>
+        </w:rPr>
+        <w:t xml:space="preserve"> </w:t>
+      </w:r>
+      <w:proofErr w:type="spellStart"/>
+      <w:r>
+        <w:rPr>
+          <w:rFonts w:eastAsia="맑은 고딕"/>
+          <w:szCs w:val="24"/>
+        </w:rPr>
+        <w:t>제한된다</w:t>
+      </w:r>
+      <w:proofErr w:type="spellEnd"/>
+      <w:r>
+        <w:rPr>
+          <w:rFonts w:eastAsia="맑은 고딕"/>
+          <w:szCs w:val="24"/>
+        </w:rPr>
+        <w:t xml:space="preserve">. </w:t>
+      </w:r>
+      <w:proofErr w:type="spellStart"/>
+      <w:r>
+        <w:rPr>
+          <w:rFonts w:eastAsia="맑은 고딕"/>
+          <w:szCs w:val="24"/>
+        </w:rPr>
+        <w:t>시뮬레이션</w:t>
+      </w:r>
+      <w:proofErr w:type="spellEnd"/>
+      <w:r>
+        <w:rPr>
+          <w:rFonts w:eastAsia="맑은 고딕"/>
+          <w:szCs w:val="24"/>
+        </w:rPr>
+        <w:t xml:space="preserve"> </w:t>
+      </w:r>
+      <w:proofErr w:type="spellStart"/>
+      <w:r>
+        <w:rPr>
+          <w:rFonts w:eastAsia="맑은 고딕"/>
+          <w:szCs w:val="24"/>
+        </w:rPr>
+        <w:t>설정은</w:t>
+      </w:r>
+      <w:proofErr w:type="spellEnd"/>
+      <w:r>
+        <w:rPr>
+          <w:rFonts w:eastAsia="맑은 고딕"/>
+          <w:szCs w:val="24"/>
+        </w:rPr>
+        <w:t xml:space="preserve"> &lt;표 4&gt;와 </w:t>
+      </w:r>
+      <w:proofErr w:type="spellStart"/>
+      <w:r>
+        <w:rPr>
+          <w:rFonts w:eastAsia="맑은 고딕"/>
+          <w:szCs w:val="24"/>
+        </w:rPr>
+        <w:t>같다</w:t>
+      </w:r>
+      <w:proofErr w:type="spellEnd"/>
+      <w:r>
+        <w:rPr>
+          <w:rFonts w:eastAsia="맑은 고딕"/>
+          <w:szCs w:val="24"/>
+        </w:rPr>
+        <w:t>.</w:t>
       </w:r>
     </w:p>
     <w:p>
@@ -5791,6 +7308,7 @@
                 <w:szCs w:val="24"/>
               </w:rPr>
             </w:pPr>
+            <w:proofErr w:type="spellStart"/>
             <w:r>
               <w:rPr>
                 <w:rFonts w:eastAsia="맑은 고딕"/>
@@ -5800,6 +7318,7 @@
               </w:rPr>
               <w:t>항목</w:t>
             </w:r>
+            <w:proofErr w:type="spellEnd"/>
           </w:p>
         </w:tc>
         <w:tc>
@@ -5816,6 +7335,7 @@
                 <w:szCs w:val="24"/>
               </w:rPr>
             </w:pPr>
+            <w:proofErr w:type="spellStart"/>
             <w:r>
               <w:rPr>
                 <w:rFonts w:eastAsia="맑은 고딕"/>
@@ -5825,6 +7345,7 @@
               </w:rPr>
               <w:t>설정값</w:t>
             </w:r>
+            <w:proofErr w:type="spellEnd"/>
           </w:p>
         </w:tc>
       </w:tr>
@@ -5844,13 +7365,31 @@
                 <w:szCs w:val="24"/>
               </w:rPr>
             </w:pPr>
-            <w:r>
-              <w:rPr>
-                <w:rFonts w:eastAsia="맑은 고딕"/>
-                <w:szCs w:val="24"/>
-              </w:rPr>
-              <w:t>시뮬레이션 엔진</w:t>
-            </w:r>
+            <w:proofErr w:type="spellStart"/>
+            <w:r>
+              <w:rPr>
+                <w:rFonts w:eastAsia="맑은 고딕"/>
+                <w:szCs w:val="24"/>
+              </w:rPr>
+              <w:t>시뮬레이션</w:t>
+            </w:r>
+            <w:proofErr w:type="spellEnd"/>
+            <w:r>
+              <w:rPr>
+                <w:rFonts w:eastAsia="맑은 고딕"/>
+                <w:szCs w:val="24"/>
+              </w:rPr>
+              <w:t xml:space="preserve"> </w:t>
+            </w:r>
+            <w:proofErr w:type="spellStart"/>
+            <w:r>
+              <w:rPr>
+                <w:rFonts w:eastAsia="맑은 고딕"/>
+                <w:szCs w:val="24"/>
+              </w:rPr>
+              <w:t>엔진</w:t>
+            </w:r>
+            <w:proofErr w:type="spellEnd"/>
           </w:p>
         </w:tc>
         <w:tc>
@@ -5865,12 +7404,21 @@
                 <w:szCs w:val="24"/>
               </w:rPr>
             </w:pPr>
-            <w:r>
-              <w:rPr>
-                <w:rFonts w:eastAsia="맑은 고딕"/>
-                <w:szCs w:val="24"/>
-              </w:rPr>
-              <w:t>AnyLogic Personal Learning Edition 8.9.8</w:t>
+            <w:proofErr w:type="spellStart"/>
+            <w:r>
+              <w:rPr>
+                <w:rFonts w:eastAsia="맑은 고딕"/>
+                <w:szCs w:val="24"/>
+              </w:rPr>
+              <w:t>AnyLogic</w:t>
+            </w:r>
+            <w:proofErr w:type="spellEnd"/>
+            <w:r>
+              <w:rPr>
+                <w:rFonts w:eastAsia="맑은 고딕"/>
+                <w:szCs w:val="24"/>
+              </w:rPr>
+              <w:t xml:space="preserve"> Personal Learning Edition 8.9.8</w:t>
             </w:r>
           </w:p>
         </w:tc>
@@ -5891,13 +7439,31 @@
                 <w:szCs w:val="24"/>
               </w:rPr>
             </w:pPr>
-            <w:r>
-              <w:rPr>
-                <w:rFonts w:eastAsia="맑은 고딕"/>
-                <w:szCs w:val="24"/>
-              </w:rPr>
-              <w:t>시뮬레이션 시간</w:t>
-            </w:r>
+            <w:proofErr w:type="spellStart"/>
+            <w:r>
+              <w:rPr>
+                <w:rFonts w:eastAsia="맑은 고딕"/>
+                <w:szCs w:val="24"/>
+              </w:rPr>
+              <w:t>시뮬레이션</w:t>
+            </w:r>
+            <w:proofErr w:type="spellEnd"/>
+            <w:r>
+              <w:rPr>
+                <w:rFonts w:eastAsia="맑은 고딕"/>
+                <w:szCs w:val="24"/>
+              </w:rPr>
+              <w:t xml:space="preserve"> </w:t>
+            </w:r>
+            <w:proofErr w:type="spellStart"/>
+            <w:r>
+              <w:rPr>
+                <w:rFonts w:eastAsia="맑은 고딕"/>
+                <w:szCs w:val="24"/>
+              </w:rPr>
+              <w:t>시간</w:t>
+            </w:r>
+            <w:proofErr w:type="spellEnd"/>
           </w:p>
         </w:tc>
         <w:tc>
@@ -5943,7 +7509,39 @@
                 <w:rFonts w:eastAsia="맑은 고딕"/>
                 <w:szCs w:val="24"/>
               </w:rPr>
-              <w:t>총 주문 박스 수</w:t>
+              <w:t xml:space="preserve">총 </w:t>
+            </w:r>
+            <w:proofErr w:type="spellStart"/>
+            <w:r>
+              <w:rPr>
+                <w:rFonts w:eastAsia="맑은 고딕"/>
+                <w:szCs w:val="24"/>
+              </w:rPr>
+              <w:t>주문</w:t>
+            </w:r>
+            <w:proofErr w:type="spellEnd"/>
+            <w:r>
+              <w:rPr>
+                <w:rFonts w:eastAsia="맑은 고딕"/>
+                <w:szCs w:val="24"/>
+              </w:rPr>
+              <w:t xml:space="preserve"> </w:t>
+            </w:r>
+            <w:proofErr w:type="spellStart"/>
+            <w:r>
+              <w:rPr>
+                <w:rFonts w:eastAsia="맑은 고딕"/>
+                <w:szCs w:val="24"/>
+              </w:rPr>
+              <w:t>박스</w:t>
+            </w:r>
+            <w:proofErr w:type="spellEnd"/>
+            <w:r>
+              <w:rPr>
+                <w:rFonts w:eastAsia="맑은 고딕"/>
+                <w:szCs w:val="24"/>
+              </w:rPr>
+              <w:t xml:space="preserve"> 수</w:t>
             </w:r>
           </w:p>
         </w:tc>
@@ -5964,7 +7562,39 @@
                 <w:rFonts w:eastAsia="맑은 고딕"/>
                 <w:szCs w:val="24"/>
               </w:rPr>
-              <w:t>8,858 박스 (60개 지점)</w:t>
+              <w:t xml:space="preserve">8,858 </w:t>
+            </w:r>
+            <w:proofErr w:type="spellStart"/>
+            <w:r>
+              <w:rPr>
+                <w:rFonts w:eastAsia="맑은 고딕"/>
+                <w:szCs w:val="24"/>
+              </w:rPr>
+              <w:t>박스</w:t>
+            </w:r>
+            <w:proofErr w:type="spellEnd"/>
+            <w:r>
+              <w:rPr>
+                <w:rFonts w:eastAsia="맑은 고딕"/>
+                <w:szCs w:val="24"/>
+              </w:rPr>
+              <w:t xml:space="preserve"> (60개 </w:t>
+            </w:r>
+            <w:proofErr w:type="spellStart"/>
+            <w:r>
+              <w:rPr>
+                <w:rFonts w:eastAsia="맑은 고딕"/>
+                <w:szCs w:val="24"/>
+              </w:rPr>
+              <w:t>지점</w:t>
+            </w:r>
+            <w:proofErr w:type="spellEnd"/>
+            <w:r>
+              <w:rPr>
+                <w:rFonts w:eastAsia="맑은 고딕"/>
+                <w:szCs w:val="24"/>
+              </w:rPr>
+              <w:t>)</w:t>
             </w:r>
           </w:p>
         </w:tc>
@@ -5990,8 +7620,33 @@
                 <w:rFonts w:eastAsia="맑은 고딕"/>
                 <w:szCs w:val="24"/>
               </w:rPr>
-              <w:t>AGV 운영 대수</w:t>
-            </w:r>
+              <w:t xml:space="preserve">AGV </w:t>
+            </w:r>
+            <w:proofErr w:type="spellStart"/>
+            <w:r>
+              <w:rPr>
+                <w:rFonts w:eastAsia="맑은 고딕"/>
+                <w:szCs w:val="24"/>
+              </w:rPr>
+              <w:t>운영</w:t>
+            </w:r>
+            <w:proofErr w:type="spellEnd"/>
+            <w:r>
+              <w:rPr>
+                <w:rFonts w:eastAsia="맑은 고딕"/>
+                <w:szCs w:val="24"/>
+              </w:rPr>
+              <w:t xml:space="preserve"> </w:t>
+            </w:r>
+            <w:proofErr w:type="spellStart"/>
+            <w:r>
+              <w:rPr>
+                <w:rFonts w:eastAsia="맑은 고딕"/>
+                <w:szCs w:val="24"/>
+              </w:rPr>
+              <w:t>대수</w:t>
+            </w:r>
+            <w:proofErr w:type="spellEnd"/>
           </w:p>
         </w:tc>
         <w:tc>
@@ -6041,8 +7696,43 @@
           <w:szCs w:val="24"/>
           <w:lang w:eastAsia="ko-KR"/>
         </w:rPr>
-        <w:lastRenderedPageBreak/>
-        <w:t>AS-IS 시뮬레이션 실행 결과, 5시간 이내에 완료된 팔레트는 8개(256 박스)로 전체 주문 대비 약 2.9%에 불과하였다. 제함기1의 가동률은 포화 상태에 달한 반면 제함기2의 가동률은 극히 낮아, 구조적 불균형이 명확히 확인되었다.</w:t>
+        <w:t xml:space="preserve">AS-IS 시뮬레이션 실행 결과, 5시간 이내에 완료된 팔레트는 8개(256 박스)로 전체 주문 대비 약 2.9%에 불과하였다. </w:t>
+      </w:r>
+      <w:proofErr w:type="spellStart"/>
+      <w:r>
+        <w:rPr>
+          <w:rFonts w:eastAsia="맑은 고딕"/>
+          <w:szCs w:val="24"/>
+          <w:lang w:eastAsia="ko-KR"/>
+        </w:rPr>
+        <w:t>제함기</w:t>
+      </w:r>
+      <w:proofErr w:type="spellEnd"/>
+      <w:r>
+        <w:rPr>
+          <w:rFonts w:eastAsia="맑은 고딕"/>
+          <w:szCs w:val="24"/>
+          <w:lang w:eastAsia="ko-KR"/>
+        </w:rPr>
+        <w:t xml:space="preserve">1의 가동률은 포화 상태에 달한 반면 </w:t>
+      </w:r>
+      <w:proofErr w:type="spellStart"/>
+      <w:r>
+        <w:rPr>
+          <w:rFonts w:eastAsia="맑은 고딕"/>
+          <w:szCs w:val="24"/>
+          <w:lang w:eastAsia="ko-KR"/>
+        </w:rPr>
+        <w:t>제함기</w:t>
+      </w:r>
+      <w:proofErr w:type="spellEnd"/>
+      <w:r>
+        <w:rPr>
+          <w:rFonts w:eastAsia="맑은 고딕"/>
+          <w:szCs w:val="24"/>
+          <w:lang w:eastAsia="ko-KR"/>
+        </w:rPr>
+        <w:t>2의 가동률은 극히 낮아, 구조적 불균형이 명확히 확인되었다.</w:t>
       </w:r>
     </w:p>
     <w:p>
@@ -6176,6 +7866,7 @@
                 <w:szCs w:val="24"/>
               </w:rPr>
             </w:pPr>
+            <w:proofErr w:type="spellStart"/>
             <w:r>
               <w:rPr>
                 <w:rFonts w:eastAsia="맑은 고딕"/>
@@ -6183,8 +7874,29 @@
                 <w:color w:val="FFFFFF"/>
                 <w:szCs w:val="24"/>
               </w:rPr>
-              <w:t>성능 지표</w:t>
-            </w:r>
+              <w:t>성능</w:t>
+            </w:r>
+            <w:proofErr w:type="spellEnd"/>
+            <w:r>
+              <w:rPr>
+                <w:rFonts w:eastAsia="맑은 고딕"/>
+                <w:b/>
+                <w:color w:val="FFFFFF"/>
+                <w:szCs w:val="24"/>
+              </w:rPr>
+              <w:t xml:space="preserve"> </w:t>
+            </w:r>
+            <w:proofErr w:type="spellStart"/>
+            <w:r>
+              <w:rPr>
+                <w:rFonts w:eastAsia="맑은 고딕"/>
+                <w:b/>
+                <w:color w:val="FFFFFF"/>
+                <w:szCs w:val="24"/>
+              </w:rPr>
+              <w:t>지표</w:t>
+            </w:r>
+            <w:proofErr w:type="spellEnd"/>
           </w:p>
         </w:tc>
         <w:tc>
@@ -6208,8 +7920,19 @@
                 <w:color w:val="FFFFFF"/>
                 <w:szCs w:val="24"/>
               </w:rPr>
-              <w:t>AS-IS 결과</w:t>
-            </w:r>
+              <w:t xml:space="preserve">AS-IS </w:t>
+            </w:r>
+            <w:proofErr w:type="spellStart"/>
+            <w:r>
+              <w:rPr>
+                <w:rFonts w:eastAsia="맑은 고딕"/>
+                <w:b/>
+                <w:color w:val="FFFFFF"/>
+                <w:szCs w:val="24"/>
+              </w:rPr>
+              <w:t>결과</w:t>
+            </w:r>
+            <w:proofErr w:type="spellEnd"/>
           </w:p>
         </w:tc>
       </w:tr>
@@ -6257,8 +7980,17 @@
                 <w:rFonts w:eastAsia="맑은 고딕"/>
                 <w:szCs w:val="24"/>
               </w:rPr>
-              <w:t>8 팔레트</w:t>
-            </w:r>
+              <w:t xml:space="preserve">8 </w:t>
+            </w:r>
+            <w:proofErr w:type="spellStart"/>
+            <w:r>
+              <w:rPr>
+                <w:rFonts w:eastAsia="맑은 고딕"/>
+                <w:szCs w:val="24"/>
+              </w:rPr>
+              <w:t>팔레트</w:t>
+            </w:r>
+            <w:proofErr w:type="spellEnd"/>
           </w:p>
         </w:tc>
       </w:tr>
@@ -6278,12 +8010,37 @@
                 <w:szCs w:val="24"/>
               </w:rPr>
             </w:pPr>
-            <w:r>
-              <w:rPr>
-                <w:rFonts w:eastAsia="맑은 고딕"/>
-                <w:szCs w:val="24"/>
-              </w:rPr>
-              <w:t>완료 박스 수</w:t>
+            <w:proofErr w:type="spellStart"/>
+            <w:r>
+              <w:rPr>
+                <w:rFonts w:eastAsia="맑은 고딕"/>
+                <w:szCs w:val="24"/>
+              </w:rPr>
+              <w:t>완료</w:t>
+            </w:r>
+            <w:proofErr w:type="spellEnd"/>
+            <w:r>
+              <w:rPr>
+                <w:rFonts w:eastAsia="맑은 고딕"/>
+                <w:szCs w:val="24"/>
+              </w:rPr>
+              <w:t xml:space="preserve"> </w:t>
+            </w:r>
+            <w:proofErr w:type="spellStart"/>
+            <w:r>
+              <w:rPr>
+                <w:rFonts w:eastAsia="맑은 고딕"/>
+                <w:szCs w:val="24"/>
+              </w:rPr>
+              <w:t>박스</w:t>
+            </w:r>
+            <w:proofErr w:type="spellEnd"/>
+            <w:r>
+              <w:rPr>
+                <w:rFonts w:eastAsia="맑은 고딕"/>
+                <w:szCs w:val="24"/>
+              </w:rPr>
+              <w:t xml:space="preserve"> 수</w:t>
             </w:r>
           </w:p>
         </w:tc>
@@ -6304,7 +8061,39 @@
                 <w:rFonts w:eastAsia="맑은 고딕"/>
                 <w:szCs w:val="24"/>
               </w:rPr>
-              <w:t>256 박스 (전체의 약 2.9%)</w:t>
+              <w:t xml:space="preserve">256 </w:t>
+            </w:r>
+            <w:proofErr w:type="spellStart"/>
+            <w:r>
+              <w:rPr>
+                <w:rFonts w:eastAsia="맑은 고딕"/>
+                <w:szCs w:val="24"/>
+              </w:rPr>
+              <w:t>박스</w:t>
+            </w:r>
+            <w:proofErr w:type="spellEnd"/>
+            <w:r>
+              <w:rPr>
+                <w:rFonts w:eastAsia="맑은 고딕"/>
+                <w:szCs w:val="24"/>
+              </w:rPr>
+              <w:t xml:space="preserve"> (</w:t>
+            </w:r>
+            <w:proofErr w:type="spellStart"/>
+            <w:r>
+              <w:rPr>
+                <w:rFonts w:eastAsia="맑은 고딕"/>
+                <w:szCs w:val="24"/>
+              </w:rPr>
+              <w:t>전체의</w:t>
+            </w:r>
+            <w:proofErr w:type="spellEnd"/>
+            <w:r>
+              <w:rPr>
+                <w:rFonts w:eastAsia="맑은 고딕"/>
+                <w:szCs w:val="24"/>
+              </w:rPr>
+              <w:t xml:space="preserve"> 약 2.9%)</w:t>
             </w:r>
           </w:p>
         </w:tc>
@@ -6325,12 +8114,53 @@
                 <w:szCs w:val="24"/>
               </w:rPr>
             </w:pPr>
-            <w:r>
-              <w:rPr>
-                <w:rFonts w:eastAsia="맑은 고딕"/>
-                <w:szCs w:val="24"/>
-              </w:rPr>
-              <w:t>시간당 처리량 (박스)</w:t>
+            <w:proofErr w:type="spellStart"/>
+            <w:r>
+              <w:rPr>
+                <w:rFonts w:eastAsia="맑은 고딕"/>
+                <w:szCs w:val="24"/>
+              </w:rPr>
+              <w:t>시간당</w:t>
+            </w:r>
+            <w:proofErr w:type="spellEnd"/>
+            <w:r>
+              <w:rPr>
+                <w:rFonts w:eastAsia="맑은 고딕"/>
+                <w:szCs w:val="24"/>
+              </w:rPr>
+              <w:t xml:space="preserve"> </w:t>
+            </w:r>
+            <w:proofErr w:type="spellStart"/>
+            <w:r>
+              <w:rPr>
+                <w:rFonts w:eastAsia="맑은 고딕"/>
+                <w:szCs w:val="24"/>
+              </w:rPr>
+              <w:t>처리량</w:t>
+            </w:r>
+            <w:proofErr w:type="spellEnd"/>
+            <w:r>
+              <w:rPr>
+                <w:rFonts w:eastAsia="맑은 고딕"/>
+                <w:szCs w:val="24"/>
+              </w:rPr>
+              <w:t xml:space="preserve"> (</w:t>
+            </w:r>
+            <w:proofErr w:type="spellStart"/>
+            <w:r>
+              <w:rPr>
+                <w:rFonts w:eastAsia="맑은 고딕"/>
+                <w:szCs w:val="24"/>
+              </w:rPr>
+              <w:t>박스</w:t>
+            </w:r>
+            <w:proofErr w:type="spellEnd"/>
+            <w:r>
+              <w:rPr>
+                <w:rFonts w:eastAsia="맑은 고딕"/>
+                <w:szCs w:val="24"/>
+              </w:rPr>
+              <w:t>)</w:t>
             </w:r>
           </w:p>
         </w:tc>
@@ -6359,8 +8189,17 @@
                 <w:rFonts w:eastAsia="맑은 고딕"/>
                 <w:szCs w:val="24"/>
               </w:rPr>
-              <w:t>/hr</w:t>
-            </w:r>
+              <w:t>/</w:t>
+            </w:r>
+            <w:proofErr w:type="spellStart"/>
+            <w:r>
+              <w:rPr>
+                <w:rFonts w:eastAsia="맑은 고딕"/>
+                <w:szCs w:val="24"/>
+              </w:rPr>
+              <w:t>hr</w:t>
+            </w:r>
+            <w:proofErr w:type="spellEnd"/>
           </w:p>
         </w:tc>
       </w:tr>
@@ -6385,8 +8224,17 @@
                 <w:rFonts w:eastAsia="맑은 고딕"/>
                 <w:szCs w:val="24"/>
               </w:rPr>
-              <w:t>제함기1 가동률</w:t>
-            </w:r>
+              <w:t xml:space="preserve">제함기1 </w:t>
+            </w:r>
+            <w:proofErr w:type="spellStart"/>
+            <w:r>
+              <w:rPr>
+                <w:rFonts w:eastAsia="맑은 고딕"/>
+                <w:szCs w:val="24"/>
+              </w:rPr>
+              <w:t>가동률</w:t>
+            </w:r>
+            <w:proofErr w:type="spellEnd"/>
           </w:p>
         </w:tc>
         <w:tc>
@@ -6401,12 +8249,21 @@
                 <w:szCs w:val="24"/>
               </w:rPr>
             </w:pPr>
-            <w:r>
-              <w:rPr>
-                <w:rFonts w:eastAsia="맑은 고딕"/>
-                <w:szCs w:val="24"/>
-              </w:rPr>
-              <w:t>포화 (≈ 100%)</w:t>
+            <w:proofErr w:type="spellStart"/>
+            <w:r>
+              <w:rPr>
+                <w:rFonts w:eastAsia="맑은 고딕"/>
+                <w:szCs w:val="24"/>
+              </w:rPr>
+              <w:t>포화</w:t>
+            </w:r>
+            <w:proofErr w:type="spellEnd"/>
+            <w:r>
+              <w:rPr>
+                <w:rFonts w:eastAsia="맑은 고딕"/>
+                <w:szCs w:val="24"/>
+              </w:rPr>
+              <w:t xml:space="preserve"> (≈ 100%)</w:t>
             </w:r>
           </w:p>
         </w:tc>
@@ -6432,8 +8289,17 @@
                 <w:rFonts w:eastAsia="맑은 고딕"/>
                 <w:szCs w:val="24"/>
               </w:rPr>
-              <w:t>제함기2 가동률</w:t>
-            </w:r>
+              <w:t xml:space="preserve">제함기2 </w:t>
+            </w:r>
+            <w:proofErr w:type="spellStart"/>
+            <w:r>
+              <w:rPr>
+                <w:rFonts w:eastAsia="맑은 고딕"/>
+                <w:szCs w:val="24"/>
+              </w:rPr>
+              <w:t>가동률</w:t>
+            </w:r>
+            <w:proofErr w:type="spellEnd"/>
           </w:p>
         </w:tc>
         <w:tc>
@@ -6448,12 +8314,21 @@
                 <w:szCs w:val="24"/>
               </w:rPr>
             </w:pPr>
-            <w:r>
-              <w:rPr>
-                <w:rFonts w:eastAsia="맑은 고딕"/>
-                <w:szCs w:val="24"/>
-              </w:rPr>
-              <w:t>미활용 (≈ 0%)</w:t>
+            <w:proofErr w:type="spellStart"/>
+            <w:r>
+              <w:rPr>
+                <w:rFonts w:eastAsia="맑은 고딕"/>
+                <w:szCs w:val="24"/>
+              </w:rPr>
+              <w:t>미활용</w:t>
+            </w:r>
+            <w:proofErr w:type="spellEnd"/>
+            <w:r>
+              <w:rPr>
+                <w:rFonts w:eastAsia="맑은 고딕"/>
+                <w:szCs w:val="24"/>
+              </w:rPr>
+              <w:t xml:space="preserve"> (≈ 0%)</w:t>
             </w:r>
           </w:p>
         </w:tc>
@@ -6759,6 +8634,7 @@
                 <w:szCs w:val="24"/>
               </w:rPr>
             </w:pPr>
+            <w:proofErr w:type="spellStart"/>
             <w:r>
               <w:rPr>
                 <w:rFonts w:eastAsia="맑은 고딕"/>
@@ -6766,8 +8642,29 @@
                 <w:color w:val="FFFFFF"/>
                 <w:szCs w:val="24"/>
               </w:rPr>
-              <w:t>개선 번호</w:t>
-            </w:r>
+              <w:t>개선</w:t>
+            </w:r>
+            <w:proofErr w:type="spellEnd"/>
+            <w:r>
+              <w:rPr>
+                <w:rFonts w:eastAsia="맑은 고딕"/>
+                <w:b/>
+                <w:color w:val="FFFFFF"/>
+                <w:szCs w:val="24"/>
+              </w:rPr>
+              <w:t xml:space="preserve"> </w:t>
+            </w:r>
+            <w:proofErr w:type="spellStart"/>
+            <w:r>
+              <w:rPr>
+                <w:rFonts w:eastAsia="맑은 고딕"/>
+                <w:b/>
+                <w:color w:val="FFFFFF"/>
+                <w:szCs w:val="24"/>
+              </w:rPr>
+              <w:t>번호</w:t>
+            </w:r>
+            <w:proofErr w:type="spellEnd"/>
           </w:p>
         </w:tc>
         <w:tc>
@@ -6784,6 +8681,7 @@
                 <w:szCs w:val="24"/>
               </w:rPr>
             </w:pPr>
+            <w:proofErr w:type="spellStart"/>
             <w:r>
               <w:rPr>
                 <w:rFonts w:eastAsia="맑은 고딕"/>
@@ -6791,8 +8689,29 @@
                 <w:color w:val="FFFFFF"/>
                 <w:szCs w:val="24"/>
               </w:rPr>
-              <w:t>개선 항목</w:t>
-            </w:r>
+              <w:t>개선</w:t>
+            </w:r>
+            <w:proofErr w:type="spellEnd"/>
+            <w:r>
+              <w:rPr>
+                <w:rFonts w:eastAsia="맑은 고딕"/>
+                <w:b/>
+                <w:color w:val="FFFFFF"/>
+                <w:szCs w:val="24"/>
+              </w:rPr>
+              <w:t xml:space="preserve"> </w:t>
+            </w:r>
+            <w:proofErr w:type="spellStart"/>
+            <w:r>
+              <w:rPr>
+                <w:rFonts w:eastAsia="맑은 고딕"/>
+                <w:b/>
+                <w:color w:val="FFFFFF"/>
+                <w:szCs w:val="24"/>
+              </w:rPr>
+              <w:t>항목</w:t>
+            </w:r>
+            <w:proofErr w:type="spellEnd"/>
           </w:p>
         </w:tc>
         <w:tc>
@@ -6809,6 +8728,7 @@
                 <w:szCs w:val="24"/>
               </w:rPr>
             </w:pPr>
+            <w:proofErr w:type="spellStart"/>
             <w:r>
               <w:rPr>
                 <w:rFonts w:eastAsia="맑은 고딕"/>
@@ -6818,6 +8738,7 @@
               </w:rPr>
               <w:t>목표</w:t>
             </w:r>
+            <w:proofErr w:type="spellEnd"/>
           </w:p>
         </w:tc>
       </w:tr>
@@ -6837,12 +8758,21 @@
                 <w:szCs w:val="24"/>
               </w:rPr>
             </w:pPr>
-            <w:r>
-              <w:rPr>
-                <w:rFonts w:eastAsia="맑은 고딕"/>
-                <w:szCs w:val="24"/>
-              </w:rPr>
-              <w:t>개선 1</w:t>
+            <w:proofErr w:type="spellStart"/>
+            <w:r>
+              <w:rPr>
+                <w:rFonts w:eastAsia="맑은 고딕"/>
+                <w:szCs w:val="24"/>
+              </w:rPr>
+              <w:t>개선</w:t>
+            </w:r>
+            <w:proofErr w:type="spellEnd"/>
+            <w:r>
+              <w:rPr>
+                <w:rFonts w:eastAsia="맑은 고딕"/>
+                <w:szCs w:val="24"/>
+              </w:rPr>
+              <w:t xml:space="preserve"> 1</w:t>
             </w:r>
           </w:p>
         </w:tc>
@@ -6858,13 +8788,47 @@
                 <w:szCs w:val="24"/>
               </w:rPr>
             </w:pPr>
-            <w:r>
-              <w:rPr>
-                <w:rFonts w:eastAsia="맑은 고딕"/>
-                <w:szCs w:val="24"/>
-              </w:rPr>
-              <w:t>제함기 부하 분산</w:t>
-            </w:r>
+            <w:proofErr w:type="spellStart"/>
+            <w:r>
+              <w:rPr>
+                <w:rFonts w:eastAsia="맑은 고딕"/>
+                <w:szCs w:val="24"/>
+              </w:rPr>
+              <w:t>제함기</w:t>
+            </w:r>
+            <w:proofErr w:type="spellEnd"/>
+            <w:r>
+              <w:rPr>
+                <w:rFonts w:eastAsia="맑은 고딕"/>
+                <w:szCs w:val="24"/>
+              </w:rPr>
+              <w:t xml:space="preserve"> </w:t>
+            </w:r>
+            <w:proofErr w:type="spellStart"/>
+            <w:r>
+              <w:rPr>
+                <w:rFonts w:eastAsia="맑은 고딕"/>
+                <w:szCs w:val="24"/>
+              </w:rPr>
+              <w:t>부하</w:t>
+            </w:r>
+            <w:proofErr w:type="spellEnd"/>
+            <w:r>
+              <w:rPr>
+                <w:rFonts w:eastAsia="맑은 고딕"/>
+                <w:szCs w:val="24"/>
+              </w:rPr>
+              <w:t xml:space="preserve"> </w:t>
+            </w:r>
+            <w:proofErr w:type="spellStart"/>
+            <w:r>
+              <w:rPr>
+                <w:rFonts w:eastAsia="맑은 고딕"/>
+                <w:szCs w:val="24"/>
+              </w:rPr>
+              <w:t>분산</w:t>
+            </w:r>
+            <w:proofErr w:type="spellEnd"/>
           </w:p>
         </w:tc>
         <w:tc>
@@ -6886,7 +8850,25 @@
                 <w:szCs w:val="24"/>
                 <w:lang w:eastAsia="ko-KR"/>
               </w:rPr>
-              <w:t>S/A 박스를 제함기1·2에 균등 분배하여 처리 용량 2배 확보</w:t>
+              <w:t xml:space="preserve">S/A 박스를 </w:t>
+            </w:r>
+            <w:proofErr w:type="spellStart"/>
+            <w:r>
+              <w:rPr>
+                <w:rFonts w:eastAsia="맑은 고딕"/>
+                <w:szCs w:val="24"/>
+                <w:lang w:eastAsia="ko-KR"/>
+              </w:rPr>
+              <w:t>제함기</w:t>
+            </w:r>
+            <w:proofErr w:type="spellEnd"/>
+            <w:r>
+              <w:rPr>
+                <w:rFonts w:eastAsia="맑은 고딕"/>
+                <w:szCs w:val="24"/>
+                <w:lang w:eastAsia="ko-KR"/>
+              </w:rPr>
+              <w:t>1·2에 균등 분배하여 처리 용량 2배 확보</w:t>
             </w:r>
           </w:p>
         </w:tc>
@@ -6907,12 +8889,21 @@
                 <w:szCs w:val="24"/>
               </w:rPr>
             </w:pPr>
-            <w:r>
-              <w:rPr>
-                <w:rFonts w:eastAsia="맑은 고딕"/>
-                <w:szCs w:val="24"/>
-              </w:rPr>
-              <w:t>개선 2</w:t>
+            <w:proofErr w:type="spellStart"/>
+            <w:r>
+              <w:rPr>
+                <w:rFonts w:eastAsia="맑은 고딕"/>
+                <w:szCs w:val="24"/>
+              </w:rPr>
+              <w:t>개선</w:t>
+            </w:r>
+            <w:proofErr w:type="spellEnd"/>
+            <w:r>
+              <w:rPr>
+                <w:rFonts w:eastAsia="맑은 고딕"/>
+                <w:szCs w:val="24"/>
+              </w:rPr>
+              <w:t xml:space="preserve"> 2</w:t>
             </w:r>
           </w:p>
         </w:tc>
@@ -6958,7 +8949,25 @@
                 <w:szCs w:val="24"/>
                 <w:lang w:eastAsia="ko-KR"/>
               </w:rPr>
-              <w:t>최근접 배차로 공주행 감소, 운영 대수 25대 최적화</w:t>
+              <w:t xml:space="preserve">최근접 배차로 </w:t>
+            </w:r>
+            <w:proofErr w:type="spellStart"/>
+            <w:r>
+              <w:rPr>
+                <w:rFonts w:eastAsia="맑은 고딕"/>
+                <w:szCs w:val="24"/>
+                <w:lang w:eastAsia="ko-KR"/>
+              </w:rPr>
+              <w:t>공주행</w:t>
+            </w:r>
+            <w:proofErr w:type="spellEnd"/>
+            <w:r>
+              <w:rPr>
+                <w:rFonts w:eastAsia="맑은 고딕"/>
+                <w:szCs w:val="24"/>
+                <w:lang w:eastAsia="ko-KR"/>
+              </w:rPr>
+              <w:t xml:space="preserve"> 감소, 운영 대수 25대 최적화</w:t>
             </w:r>
           </w:p>
         </w:tc>
@@ -6979,12 +8988,21 @@
                 <w:szCs w:val="24"/>
               </w:rPr>
             </w:pPr>
-            <w:r>
-              <w:rPr>
-                <w:rFonts w:eastAsia="맑은 고딕"/>
-                <w:szCs w:val="24"/>
-              </w:rPr>
-              <w:t>개선 3</w:t>
+            <w:proofErr w:type="spellStart"/>
+            <w:r>
+              <w:rPr>
+                <w:rFonts w:eastAsia="맑은 고딕"/>
+                <w:szCs w:val="24"/>
+              </w:rPr>
+              <w:t>개선</w:t>
+            </w:r>
+            <w:proofErr w:type="spellEnd"/>
+            <w:r>
+              <w:rPr>
+                <w:rFonts w:eastAsia="맑은 고딕"/>
+                <w:szCs w:val="24"/>
+              </w:rPr>
+              <w:t xml:space="preserve"> 3</w:t>
             </w:r>
           </w:p>
         </w:tc>
@@ -7001,13 +9019,23 @@
                 <w:lang w:eastAsia="ko-KR"/>
               </w:rPr>
             </w:pPr>
-            <w:r>
-              <w:rPr>
-                <w:rFonts w:eastAsia="맑은 고딕"/>
-                <w:szCs w:val="24"/>
-                <w:lang w:eastAsia="ko-KR"/>
-              </w:rPr>
-              <w:t>파렛타이저 슬롯 동적 배정</w:t>
+            <w:proofErr w:type="spellStart"/>
+            <w:r>
+              <w:rPr>
+                <w:rFonts w:eastAsia="맑은 고딕"/>
+                <w:szCs w:val="24"/>
+                <w:lang w:eastAsia="ko-KR"/>
+              </w:rPr>
+              <w:t>파렛타이저</w:t>
+            </w:r>
+            <w:proofErr w:type="spellEnd"/>
+            <w:r>
+              <w:rPr>
+                <w:rFonts w:eastAsia="맑은 고딕"/>
+                <w:szCs w:val="24"/>
+                <w:lang w:eastAsia="ko-KR"/>
+              </w:rPr>
+              <w:t xml:space="preserve"> 슬롯 동적 배정</w:t>
             </w:r>
           </w:p>
         </w:tc>
@@ -7082,6 +9110,7 @@
         </w:rPr>
         <w:t xml:space="preserve"> 1: </w:t>
       </w:r>
+      <w:proofErr w:type="spellStart"/>
       <w:r>
         <w:rPr>
           <w:rFonts w:ascii="맑은 고딕" w:eastAsia="맑은 고딕" w:hAnsi="맑은 고딕" w:cs="맑은 고딕" w:hint="eastAsia"/>
@@ -7091,6 +9120,7 @@
         </w:rPr>
         <w:t>제함기</w:t>
       </w:r>
+      <w:proofErr w:type="spellEnd"/>
       <w:r>
         <w:rPr>
           <w:sz w:val="24"/>
@@ -7161,7 +9191,97 @@
           <w:szCs w:val="24"/>
           <w:lang w:eastAsia="ko-KR"/>
         </w:rPr>
-        <w:t>AS-IS에서 selectOutput(라우팅 분기) 블록은 S/A 포함 여부 판단 후 항상 제함기1로 보내는 2단 구조였으며, 제함기1과 제함기2 사이의 부하 비교 로직이 없었다. TO-BE에서는 S/A 박스 판단 이후 두 번째 분기 블록(selectOutput1)에 실시간 대기열 비교 조건을 추가하였다.</w:t>
+        <w:t xml:space="preserve">AS-IS에서 </w:t>
+      </w:r>
+      <w:proofErr w:type="spellStart"/>
+      <w:r>
+        <w:rPr>
+          <w:rFonts w:eastAsia="맑은 고딕"/>
+          <w:szCs w:val="24"/>
+          <w:lang w:eastAsia="ko-KR"/>
+        </w:rPr>
+        <w:t>selectOutput</w:t>
+      </w:r>
+      <w:proofErr w:type="spellEnd"/>
+      <w:r>
+        <w:rPr>
+          <w:rFonts w:eastAsia="맑은 고딕"/>
+          <w:szCs w:val="24"/>
+          <w:lang w:eastAsia="ko-KR"/>
+        </w:rPr>
+        <w:t xml:space="preserve">(라우팅 분기) 블록은 S/A 포함 여부 판단 후 항상 </w:t>
+      </w:r>
+      <w:proofErr w:type="spellStart"/>
+      <w:r>
+        <w:rPr>
+          <w:rFonts w:eastAsia="맑은 고딕"/>
+          <w:szCs w:val="24"/>
+          <w:lang w:eastAsia="ko-KR"/>
+        </w:rPr>
+        <w:t>제함기</w:t>
+      </w:r>
+      <w:proofErr w:type="spellEnd"/>
+      <w:r>
+        <w:rPr>
+          <w:rFonts w:eastAsia="맑은 고딕"/>
+          <w:szCs w:val="24"/>
+          <w:lang w:eastAsia="ko-KR"/>
+        </w:rPr>
+        <w:t xml:space="preserve">1로 보내는 2단 구조였으며, </w:t>
+      </w:r>
+      <w:proofErr w:type="spellStart"/>
+      <w:r>
+        <w:rPr>
+          <w:rFonts w:eastAsia="맑은 고딕"/>
+          <w:szCs w:val="24"/>
+          <w:lang w:eastAsia="ko-KR"/>
+        </w:rPr>
+        <w:t>제함기</w:t>
+      </w:r>
+      <w:proofErr w:type="spellEnd"/>
+      <w:r>
+        <w:rPr>
+          <w:rFonts w:eastAsia="맑은 고딕"/>
+          <w:szCs w:val="24"/>
+          <w:lang w:eastAsia="ko-KR"/>
+        </w:rPr>
+        <w:t xml:space="preserve">1과 </w:t>
+      </w:r>
+      <w:proofErr w:type="spellStart"/>
+      <w:r>
+        <w:rPr>
+          <w:rFonts w:eastAsia="맑은 고딕"/>
+          <w:szCs w:val="24"/>
+          <w:lang w:eastAsia="ko-KR"/>
+        </w:rPr>
+        <w:t>제함기</w:t>
+      </w:r>
+      <w:proofErr w:type="spellEnd"/>
+      <w:r>
+        <w:rPr>
+          <w:rFonts w:eastAsia="맑은 고딕"/>
+          <w:szCs w:val="24"/>
+          <w:lang w:eastAsia="ko-KR"/>
+        </w:rPr>
+        <w:t xml:space="preserve">2 사이의 부하 비교 로직이 없었다. TO-BE에서는 S/A 박스 판단 이후 두 번째 분기 블록(selectOutput1)에 실시간 </w:t>
+      </w:r>
+      <w:proofErr w:type="spellStart"/>
+      <w:r>
+        <w:rPr>
+          <w:rFonts w:eastAsia="맑은 고딕"/>
+          <w:szCs w:val="24"/>
+          <w:lang w:eastAsia="ko-KR"/>
+        </w:rPr>
+        <w:t>대기열</w:t>
+      </w:r>
+      <w:proofErr w:type="spellEnd"/>
+      <w:r>
+        <w:rPr>
+          <w:rFonts w:eastAsia="맑은 고딕"/>
+          <w:szCs w:val="24"/>
+          <w:lang w:eastAsia="ko-KR"/>
+        </w:rPr>
+        <w:t xml:space="preserve"> 비교 조건을 추가하였다.</w:t>
       </w:r>
     </w:p>
     <w:p>
@@ -7202,13 +9322,41 @@
           <w:lang w:eastAsia="ko-KR"/>
         </w:rPr>
       </w:pPr>
-      <w:r>
-        <w:rPr>
-          <w:rFonts w:eastAsia="맑은 고딕"/>
-          <w:szCs w:val="24"/>
-          <w:lang w:eastAsia="ko-KR"/>
-        </w:rPr>
-        <w:t>AnyLogic SelectOutput 블록의 조건식을 다음과 같이 변경하였다.</w:t>
+      <w:proofErr w:type="spellStart"/>
+      <w:r>
+        <w:rPr>
+          <w:rFonts w:eastAsia="맑은 고딕"/>
+          <w:szCs w:val="24"/>
+          <w:lang w:eastAsia="ko-KR"/>
+        </w:rPr>
+        <w:t>AnyLogic</w:t>
+      </w:r>
+      <w:proofErr w:type="spellEnd"/>
+      <w:r>
+        <w:rPr>
+          <w:rFonts w:eastAsia="맑은 고딕"/>
+          <w:szCs w:val="24"/>
+          <w:lang w:eastAsia="ko-KR"/>
+        </w:rPr>
+        <w:t xml:space="preserve"> </w:t>
+      </w:r>
+      <w:proofErr w:type="spellStart"/>
+      <w:r>
+        <w:rPr>
+          <w:rFonts w:eastAsia="맑은 고딕"/>
+          <w:szCs w:val="24"/>
+          <w:lang w:eastAsia="ko-KR"/>
+        </w:rPr>
+        <w:t>SelectOutput</w:t>
+      </w:r>
+      <w:proofErr w:type="spellEnd"/>
+      <w:r>
+        <w:rPr>
+          <w:rFonts w:eastAsia="맑은 고딕"/>
+          <w:szCs w:val="24"/>
+          <w:lang w:eastAsia="ko-KR"/>
+        </w:rPr>
+        <w:t xml:space="preserve"> 블록의 조건식을 다음과 같이 변경하였다.</w:t>
       </w:r>
     </w:p>
     <w:p>
@@ -7225,7 +9373,25 @@
           <w:szCs w:val="24"/>
           <w:lang w:eastAsia="ko-KR"/>
         </w:rPr>
-        <w:t>AS-IS 조건:  (조건 없음 → 항상 제함기1 방향으로 분기)</w:t>
+        <w:t xml:space="preserve">AS-IS 조건:  (조건 없음 → 항상 </w:t>
+      </w:r>
+      <w:proofErr w:type="spellStart"/>
+      <w:r>
+        <w:rPr>
+          <w:rFonts w:eastAsia="맑은 고딕"/>
+          <w:szCs w:val="24"/>
+          <w:lang w:eastAsia="ko-KR"/>
+        </w:rPr>
+        <w:t>제함기</w:t>
+      </w:r>
+      <w:proofErr w:type="spellEnd"/>
+      <w:r>
+        <w:rPr>
+          <w:rFonts w:eastAsia="맑은 고딕"/>
+          <w:szCs w:val="24"/>
+          <w:lang w:eastAsia="ko-KR"/>
+        </w:rPr>
+        <w:t>1 방향으로 분기)</w:t>
       </w:r>
     </w:p>
     <w:p>
@@ -7233,6 +9399,7 @@
         <w:spacing w:after="120" w:line="384" w:lineRule="auto"/>
         <w:rPr>
           <w:szCs w:val="24"/>
+          <w:lang w:eastAsia="ko-KR"/>
         </w:rPr>
       </w:pPr>
       <w:r>
@@ -7240,6 +9407,7 @@
           <w:rFonts w:eastAsia="맑은 고딕"/>
           <w:b/>
           <w:szCs w:val="24"/>
+          <w:lang w:eastAsia="ko-KR"/>
         </w:rPr>
         <w:t>TO-BE 조건:  delay_Erector1.size() &lt;= delay_Erector2.size()</w:t>
       </w:r>
@@ -7250,6 +9418,7 @@
         <w:jc w:val="both"/>
         <w:rPr>
           <w:szCs w:val="24"/>
+          <w:lang w:eastAsia="ko-KR"/>
         </w:rPr>
       </w:pPr>
     </w:p>
@@ -7268,7 +9437,133 @@
           <w:szCs w:val="24"/>
           <w:lang w:eastAsia="ko-KR"/>
         </w:rPr>
-        <w:t>이 조건은 현재 제함기1 대기열 크기(delay_Erector1.size())가 제함기2 대기열 크기(delay_Erector2.size()) 이하일 때 제함기1로, 아닐 경우 제함기2로 박스를 보낸다. 즉, 두 제함기 중 대기열이 더 짧은 곳을 실시간으로 선택하는 동적 부하 분산(Load Balancing) 방식이다.</w:t>
+        <w:t xml:space="preserve">이 조건은 현재 </w:t>
+      </w:r>
+      <w:proofErr w:type="spellStart"/>
+      <w:r>
+        <w:rPr>
+          <w:rFonts w:eastAsia="맑은 고딕"/>
+          <w:szCs w:val="24"/>
+          <w:lang w:eastAsia="ko-KR"/>
+        </w:rPr>
+        <w:t>제함기</w:t>
+      </w:r>
+      <w:proofErr w:type="spellEnd"/>
+      <w:r>
+        <w:rPr>
+          <w:rFonts w:eastAsia="맑은 고딕"/>
+          <w:szCs w:val="24"/>
+          <w:lang w:eastAsia="ko-KR"/>
+        </w:rPr>
+        <w:t xml:space="preserve">1 </w:t>
+      </w:r>
+      <w:proofErr w:type="spellStart"/>
+      <w:r>
+        <w:rPr>
+          <w:rFonts w:eastAsia="맑은 고딕"/>
+          <w:szCs w:val="24"/>
+          <w:lang w:eastAsia="ko-KR"/>
+        </w:rPr>
+        <w:t>대기열</w:t>
+      </w:r>
+      <w:proofErr w:type="spellEnd"/>
+      <w:r>
+        <w:rPr>
+          <w:rFonts w:eastAsia="맑은 고딕"/>
+          <w:szCs w:val="24"/>
+          <w:lang w:eastAsia="ko-KR"/>
+        </w:rPr>
+        <w:t xml:space="preserve"> 크기(delay_Erector1.size())가 </w:t>
+      </w:r>
+      <w:proofErr w:type="spellStart"/>
+      <w:r>
+        <w:rPr>
+          <w:rFonts w:eastAsia="맑은 고딕"/>
+          <w:szCs w:val="24"/>
+          <w:lang w:eastAsia="ko-KR"/>
+        </w:rPr>
+        <w:t>제함기</w:t>
+      </w:r>
+      <w:proofErr w:type="spellEnd"/>
+      <w:r>
+        <w:rPr>
+          <w:rFonts w:eastAsia="맑은 고딕"/>
+          <w:szCs w:val="24"/>
+          <w:lang w:eastAsia="ko-KR"/>
+        </w:rPr>
+        <w:t xml:space="preserve">2 </w:t>
+      </w:r>
+      <w:proofErr w:type="spellStart"/>
+      <w:r>
+        <w:rPr>
+          <w:rFonts w:eastAsia="맑은 고딕"/>
+          <w:szCs w:val="24"/>
+          <w:lang w:eastAsia="ko-KR"/>
+        </w:rPr>
+        <w:t>대기열</w:t>
+      </w:r>
+      <w:proofErr w:type="spellEnd"/>
+      <w:r>
+        <w:rPr>
+          <w:rFonts w:eastAsia="맑은 고딕"/>
+          <w:szCs w:val="24"/>
+          <w:lang w:eastAsia="ko-KR"/>
+        </w:rPr>
+        <w:t xml:space="preserve"> 크기(delay_Erector2.size()) 이하일 때 </w:t>
+      </w:r>
+      <w:proofErr w:type="spellStart"/>
+      <w:r>
+        <w:rPr>
+          <w:rFonts w:eastAsia="맑은 고딕"/>
+          <w:szCs w:val="24"/>
+          <w:lang w:eastAsia="ko-KR"/>
+        </w:rPr>
+        <w:t>제함기</w:t>
+      </w:r>
+      <w:proofErr w:type="spellEnd"/>
+      <w:r>
+        <w:rPr>
+          <w:rFonts w:eastAsia="맑은 고딕"/>
+          <w:szCs w:val="24"/>
+          <w:lang w:eastAsia="ko-KR"/>
+        </w:rPr>
+        <w:t xml:space="preserve">1로, 아닐 경우 </w:t>
+      </w:r>
+      <w:proofErr w:type="spellStart"/>
+      <w:r>
+        <w:rPr>
+          <w:rFonts w:eastAsia="맑은 고딕"/>
+          <w:szCs w:val="24"/>
+          <w:lang w:eastAsia="ko-KR"/>
+        </w:rPr>
+        <w:t>제함기</w:t>
+      </w:r>
+      <w:proofErr w:type="spellEnd"/>
+      <w:r>
+        <w:rPr>
+          <w:rFonts w:eastAsia="맑은 고딕"/>
+          <w:szCs w:val="24"/>
+          <w:lang w:eastAsia="ko-KR"/>
+        </w:rPr>
+        <w:t xml:space="preserve">2로 박스를 보낸다. 즉, 두 </w:t>
+      </w:r>
+      <w:proofErr w:type="spellStart"/>
+      <w:r>
+        <w:rPr>
+          <w:rFonts w:eastAsia="맑은 고딕"/>
+          <w:szCs w:val="24"/>
+          <w:lang w:eastAsia="ko-KR"/>
+        </w:rPr>
+        <w:t>제함기</w:t>
+      </w:r>
+      <w:proofErr w:type="spellEnd"/>
+      <w:r>
+        <w:rPr>
+          <w:rFonts w:eastAsia="맑은 고딕"/>
+          <w:szCs w:val="24"/>
+          <w:lang w:eastAsia="ko-KR"/>
+        </w:rPr>
+        <w:t xml:space="preserve"> 중 대기열이 더 짧은 곳을 실시간으로 선택하는 동적 부하 분산(Load Balancing) 방식이다.</w:t>
       </w:r>
     </w:p>
     <w:p>
@@ -7315,7 +9610,97 @@
           <w:szCs w:val="24"/>
           <w:lang w:eastAsia="ko-KR"/>
         </w:rPr>
-        <w:t>실제 주문 DB 기준 S/A 박스 8,120개(91.7%)를 제함기1과 2가 각 약 4,060개씩 균등 처리하게 되므로, 제함기 단의 병목이 해소된다. 제함기 1대 기준 처리 시간이 절반으로 감소하여 AGV 공급 속도가 향상되고, 이는 하류 공정(피킹 → 봉함 → 파렛타이징) 전반의 처리량 증가로 이어진다.</w:t>
+        <w:t xml:space="preserve">실제 주문 DB 기준 S/A 박스 8,120개(91.7%)를 </w:t>
+      </w:r>
+      <w:proofErr w:type="spellStart"/>
+      <w:r>
+        <w:rPr>
+          <w:rFonts w:eastAsia="맑은 고딕"/>
+          <w:szCs w:val="24"/>
+          <w:lang w:eastAsia="ko-KR"/>
+        </w:rPr>
+        <w:t>제함기</w:t>
+      </w:r>
+      <w:proofErr w:type="spellEnd"/>
+      <w:r>
+        <w:rPr>
+          <w:rFonts w:eastAsia="맑은 고딕"/>
+          <w:szCs w:val="24"/>
+          <w:lang w:eastAsia="ko-KR"/>
+        </w:rPr>
+        <w:t xml:space="preserve">1과 2가 각 약 4,060개씩 균등 처리하게 되므로, </w:t>
+      </w:r>
+      <w:proofErr w:type="spellStart"/>
+      <w:r>
+        <w:rPr>
+          <w:rFonts w:eastAsia="맑은 고딕"/>
+          <w:szCs w:val="24"/>
+          <w:lang w:eastAsia="ko-KR"/>
+        </w:rPr>
+        <w:t>제함기</w:t>
+      </w:r>
+      <w:proofErr w:type="spellEnd"/>
+      <w:r>
+        <w:rPr>
+          <w:rFonts w:eastAsia="맑은 고딕"/>
+          <w:szCs w:val="24"/>
+          <w:lang w:eastAsia="ko-KR"/>
+        </w:rPr>
+        <w:t xml:space="preserve"> 단의 병목이 해소된다. </w:t>
+      </w:r>
+      <w:proofErr w:type="spellStart"/>
+      <w:r>
+        <w:rPr>
+          <w:rFonts w:eastAsia="맑은 고딕"/>
+          <w:szCs w:val="24"/>
+          <w:lang w:eastAsia="ko-KR"/>
+        </w:rPr>
+        <w:t>제함기</w:t>
+      </w:r>
+      <w:proofErr w:type="spellEnd"/>
+      <w:r>
+        <w:rPr>
+          <w:rFonts w:eastAsia="맑은 고딕"/>
+          <w:szCs w:val="24"/>
+          <w:lang w:eastAsia="ko-KR"/>
+        </w:rPr>
+        <w:t xml:space="preserve"> 1대 기준 처리 시간이 절반으로 감소하여 AGV 공급 속도가 향상되고, 이는 하류 공정(</w:t>
+      </w:r>
+      <w:proofErr w:type="spellStart"/>
+      <w:r>
+        <w:rPr>
+          <w:rFonts w:eastAsia="맑은 고딕"/>
+          <w:szCs w:val="24"/>
+          <w:lang w:eastAsia="ko-KR"/>
+        </w:rPr>
+        <w:t>피킹</w:t>
+      </w:r>
+      <w:proofErr w:type="spellEnd"/>
+      <w:r>
+        <w:rPr>
+          <w:rFonts w:eastAsia="맑은 고딕"/>
+          <w:szCs w:val="24"/>
+          <w:lang w:eastAsia="ko-KR"/>
+        </w:rPr>
+        <w:t xml:space="preserve"> → 봉함 → </w:t>
+      </w:r>
+      <w:proofErr w:type="spellStart"/>
+      <w:r>
+        <w:rPr>
+          <w:rFonts w:eastAsia="맑은 고딕"/>
+          <w:szCs w:val="24"/>
+          <w:lang w:eastAsia="ko-KR"/>
+        </w:rPr>
+        <w:t>파렛타이징</w:t>
+      </w:r>
+      <w:proofErr w:type="spellEnd"/>
+      <w:r>
+        <w:rPr>
+          <w:rFonts w:eastAsia="맑은 고딕"/>
+          <w:szCs w:val="24"/>
+          <w:lang w:eastAsia="ko-KR"/>
+        </w:rPr>
+        <w:t>) 전반의 처리량 증가로 이어진다.</w:t>
       </w:r>
     </w:p>
     <w:p>
@@ -7415,7 +9800,43 @@
           <w:szCs w:val="24"/>
           <w:lang w:eastAsia="ko-KR"/>
         </w:rPr>
-        <w:t>AS-IS에서 AGV는 40대를 운영하였으나, 제함기1 병목으로 인해 실제 박스를 수령하여 운행하는 AGV 수는 매우 제한적이었다. 개선 1(제함기 부하 분산)로 박스 공급 속도가 정상화된 이후에는 AGV 수를 무작정 많이 유지하면 오히려 동선 충돌 및 교통 혼잡이 증가한다.</w:t>
+        <w:t xml:space="preserve">AS-IS에서 AGV는 40대를 운영하였으나, </w:t>
+      </w:r>
+      <w:proofErr w:type="spellStart"/>
+      <w:r>
+        <w:rPr>
+          <w:rFonts w:eastAsia="맑은 고딕"/>
+          <w:szCs w:val="24"/>
+          <w:lang w:eastAsia="ko-KR"/>
+        </w:rPr>
+        <w:t>제함기</w:t>
+      </w:r>
+      <w:proofErr w:type="spellEnd"/>
+      <w:r>
+        <w:rPr>
+          <w:rFonts w:eastAsia="맑은 고딕"/>
+          <w:szCs w:val="24"/>
+          <w:lang w:eastAsia="ko-KR"/>
+        </w:rPr>
+        <w:t>1 병목으로 인해 실제 박스를 수령하여 운행하는 AGV 수는 매우 제한적이었다. 개선 1(</w:t>
+      </w:r>
+      <w:proofErr w:type="spellStart"/>
+      <w:r>
+        <w:rPr>
+          <w:rFonts w:eastAsia="맑은 고딕"/>
+          <w:szCs w:val="24"/>
+          <w:lang w:eastAsia="ko-KR"/>
+        </w:rPr>
+        <w:t>제함기</w:t>
+      </w:r>
+      <w:proofErr w:type="spellEnd"/>
+      <w:r>
+        <w:rPr>
+          <w:rFonts w:eastAsia="맑은 고딕"/>
+          <w:szCs w:val="24"/>
+          <w:lang w:eastAsia="ko-KR"/>
+        </w:rPr>
+        <w:t xml:space="preserve"> 부하 분산)로 박스 공급 속도가 정상화된 이후에는 AGV 수를 무작정 많이 유지하면 오히려 동선 충돌 및 교통 혼잡이 증가한다.</w:t>
       </w:r>
     </w:p>
     <w:p>
@@ -7491,7 +9912,43 @@
           <w:szCs w:val="24"/>
           <w:lang w:eastAsia="ko-KR"/>
         </w:rPr>
-        <w:t>AS-IS에서는 AGV 배차 시 별도의 우선순위 조건이 없어 먼 거리의 AGV가 배차되는 경우가 빈번하게 발생하였다. TO-BE에서는 MoveByTransporter 블록의 TransporterRating 파라미터에 다음 수식을 추가하여 가장 가까운 AGV를 우선 배차하도록 변경하였다.</w:t>
+        <w:t xml:space="preserve">AS-IS에서는 AGV 배차 시 별도의 우선순위 조건이 없어 먼 거리의 AGV가 배차되는 경우가 빈번하게 발생하였다. TO-BE에서는 </w:t>
+      </w:r>
+      <w:proofErr w:type="spellStart"/>
+      <w:r>
+        <w:rPr>
+          <w:rFonts w:eastAsia="맑은 고딕"/>
+          <w:szCs w:val="24"/>
+          <w:lang w:eastAsia="ko-KR"/>
+        </w:rPr>
+        <w:t>MoveByTransporter</w:t>
+      </w:r>
+      <w:proofErr w:type="spellEnd"/>
+      <w:r>
+        <w:rPr>
+          <w:rFonts w:eastAsia="맑은 고딕"/>
+          <w:szCs w:val="24"/>
+          <w:lang w:eastAsia="ko-KR"/>
+        </w:rPr>
+        <w:t xml:space="preserve"> 블록의 </w:t>
+      </w:r>
+      <w:proofErr w:type="spellStart"/>
+      <w:r>
+        <w:rPr>
+          <w:rFonts w:eastAsia="맑은 고딕"/>
+          <w:szCs w:val="24"/>
+          <w:lang w:eastAsia="ko-KR"/>
+        </w:rPr>
+        <w:t>TransporterRating</w:t>
+      </w:r>
+      <w:proofErr w:type="spellEnd"/>
+      <w:r>
+        <w:rPr>
+          <w:rFonts w:eastAsia="맑은 고딕"/>
+          <w:szCs w:val="24"/>
+          <w:lang w:eastAsia="ko-KR"/>
+        </w:rPr>
+        <w:t xml:space="preserve"> 파라미터에 다음 수식을 추가하여 가장 가까운 AGV를 우선 배차하도록 변경하였다.</w:t>
       </w:r>
     </w:p>
     <w:p>
@@ -7520,7 +9977,29 @@
           <w:szCs w:val="24"/>
           <w:lang w:eastAsia="ko-KR"/>
         </w:rPr>
-        <w:t>배차 우선순위 수식:  −unit.distanceTo(agent)</w:t>
+        <w:t>배차 우선순위 수식:  −</w:t>
+      </w:r>
+      <w:proofErr w:type="spellStart"/>
+      <w:proofErr w:type="gramStart"/>
+      <w:r>
+        <w:rPr>
+          <w:rFonts w:eastAsia="맑은 고딕"/>
+          <w:b/>
+          <w:szCs w:val="24"/>
+          <w:lang w:eastAsia="ko-KR"/>
+        </w:rPr>
+        <w:t>unit.distanceTo</w:t>
+      </w:r>
+      <w:proofErr w:type="spellEnd"/>
+      <w:proofErr w:type="gramEnd"/>
+      <w:r>
+        <w:rPr>
+          <w:rFonts w:eastAsia="맑은 고딕"/>
+          <w:b/>
+          <w:szCs w:val="24"/>
+          <w:lang w:eastAsia="ko-KR"/>
+        </w:rPr>
+        <w:t>(agent)</w:t>
       </w:r>
     </w:p>
     <w:p>
@@ -7548,7 +10027,61 @@
           <w:szCs w:val="24"/>
           <w:lang w:eastAsia="ko-KR"/>
         </w:rPr>
-        <w:t>음수 부호는 거리가 작을수록 Rating 값이 높아지므로 가장 가까운 AGV가 선택됨을 의미한다. 이 로직은 제함기1·2에서 박스를 받는 2개 블록과, S/A 피킹 완료 후 박스 투입구로 이동하는 1개 블록, 총 5개의 MoveByTransporter 블록에 적용하였다.</w:t>
+        <w:t xml:space="preserve">음수 부호는 거리가 작을수록 Rating 값이 높아지므로 가장 가까운 AGV가 선택됨을 의미한다. 이 로직은 </w:t>
+      </w:r>
+      <w:proofErr w:type="spellStart"/>
+      <w:r>
+        <w:rPr>
+          <w:rFonts w:eastAsia="맑은 고딕"/>
+          <w:szCs w:val="24"/>
+          <w:lang w:eastAsia="ko-KR"/>
+        </w:rPr>
+        <w:t>제함기</w:t>
+      </w:r>
+      <w:proofErr w:type="spellEnd"/>
+      <w:r>
+        <w:rPr>
+          <w:rFonts w:eastAsia="맑은 고딕"/>
+          <w:szCs w:val="24"/>
+          <w:lang w:eastAsia="ko-KR"/>
+        </w:rPr>
+        <w:t xml:space="preserve">1·2에서 박스를 받는 2개 블록과, S/A </w:t>
+      </w:r>
+      <w:proofErr w:type="spellStart"/>
+      <w:r>
+        <w:rPr>
+          <w:rFonts w:eastAsia="맑은 고딕"/>
+          <w:szCs w:val="24"/>
+          <w:lang w:eastAsia="ko-KR"/>
+        </w:rPr>
+        <w:t>피킹</w:t>
+      </w:r>
+      <w:proofErr w:type="spellEnd"/>
+      <w:r>
+        <w:rPr>
+          <w:rFonts w:eastAsia="맑은 고딕"/>
+          <w:szCs w:val="24"/>
+          <w:lang w:eastAsia="ko-KR"/>
+        </w:rPr>
+        <w:t xml:space="preserve"> 완료 후 박스 투입구로 이동하는 1개 블록, 총 5개의 </w:t>
+      </w:r>
+      <w:proofErr w:type="spellStart"/>
+      <w:r>
+        <w:rPr>
+          <w:rFonts w:eastAsia="맑은 고딕"/>
+          <w:szCs w:val="24"/>
+          <w:lang w:eastAsia="ko-KR"/>
+        </w:rPr>
+        <w:t>MoveByTransporter</w:t>
+      </w:r>
+      <w:proofErr w:type="spellEnd"/>
+      <w:r>
+        <w:rPr>
+          <w:rFonts w:eastAsia="맑은 고딕"/>
+          <w:szCs w:val="24"/>
+          <w:lang w:eastAsia="ko-KR"/>
+        </w:rPr>
+        <w:t xml:space="preserve"> 블록에 적용하였다.</w:t>
       </w:r>
     </w:p>
     <w:p>
@@ -7639,6 +10172,7 @@
         </w:rPr>
         <w:t xml:space="preserve"> 3: </w:t>
       </w:r>
+      <w:proofErr w:type="spellStart"/>
       <w:r>
         <w:rPr>
           <w:rFonts w:ascii="맑은 고딕" w:eastAsia="맑은 고딕" w:hAnsi="맑은 고딕" w:cs="맑은 고딕" w:hint="eastAsia"/>
@@ -7648,6 +10182,7 @@
         </w:rPr>
         <w:t>파렛타이저</w:t>
       </w:r>
+      <w:proofErr w:type="spellEnd"/>
       <w:r>
         <w:rPr>
           <w:sz w:val="24"/>
@@ -7729,13 +10264,23 @@
           <w:lang w:eastAsia="ko-KR"/>
         </w:rPr>
       </w:pPr>
-      <w:r>
-        <w:rPr>
-          <w:rFonts w:eastAsia="맑은 고딕"/>
-          <w:szCs w:val="24"/>
-          <w:lang w:eastAsia="ko-KR"/>
-        </w:rPr>
-        <w:t>파렛타이저는 2대(각 2슬롯, 총 4슬롯)를 운영하며, 한 슬롯에 지점이 배정되면 해당 지점 전체 박스 처리가 완료될 때까지 슬롯을 점유한다. AS-IS에서는 지점 투입 순서가 최적화되지 않아 대량 주문 지점이 오랫동안 슬롯을 점유하는 경우 나머지 슬롯의 유휴 시간이 길어지는 문제가 있었다.</w:t>
+      <w:proofErr w:type="spellStart"/>
+      <w:r>
+        <w:rPr>
+          <w:rFonts w:eastAsia="맑은 고딕"/>
+          <w:szCs w:val="24"/>
+          <w:lang w:eastAsia="ko-KR"/>
+        </w:rPr>
+        <w:t>파렛타이저는</w:t>
+      </w:r>
+      <w:proofErr w:type="spellEnd"/>
+      <w:r>
+        <w:rPr>
+          <w:rFonts w:eastAsia="맑은 고딕"/>
+          <w:szCs w:val="24"/>
+          <w:lang w:eastAsia="ko-KR"/>
+        </w:rPr>
+        <w:t xml:space="preserve"> 2대(각 2슬롯, 총 4슬롯)를 운영하며, 한 슬롯에 지점이 배정되면 해당 지점 전체 박스 처리가 완료될 때까지 슬롯을 점유한다. AS-IS에서는 지점 투입 순서가 최적화되지 않아 대량 주문 지점이 오랫동안 슬롯을 점유하는 경우 나머지 슬롯의 유휴 시간이 길어지는 문제가 있었다.</w:t>
       </w:r>
     </w:p>
     <w:p>
@@ -7782,7 +10327,61 @@
           <w:szCs w:val="24"/>
           <w:lang w:eastAsia="ko-KR"/>
         </w:rPr>
-        <w:t>selectOutput6/7 슬롯 배정 시 지점별 잔여 박스 수(branchRemainingTotal)를 실시간으로 추적하여 잔여량이 적은 지점을 우선적으로 슬롯에 배정하는 로직을 적용하였다. 이를 통해 박스 수가 적은 지점(주로 Type C)이 신속하게 처리·완료되어 슬롯이 조기 반환되고, 새로운 지점을 빠르게 투입하는 사이클이 가능해진다.</w:t>
+        <w:t>selectOutput6/7 슬롯 배정 시 지점별 잔여 박스 수(</w:t>
+      </w:r>
+      <w:proofErr w:type="spellStart"/>
+      <w:r>
+        <w:rPr>
+          <w:rFonts w:eastAsia="맑은 고딕"/>
+          <w:szCs w:val="24"/>
+          <w:lang w:eastAsia="ko-KR"/>
+        </w:rPr>
+        <w:t>branchRemainingTotal</w:t>
+      </w:r>
+      <w:proofErr w:type="spellEnd"/>
+      <w:r>
+        <w:rPr>
+          <w:rFonts w:eastAsia="맑은 고딕"/>
+          <w:szCs w:val="24"/>
+          <w:lang w:eastAsia="ko-KR"/>
+        </w:rPr>
+        <w:t>)</w:t>
+      </w:r>
+      <w:proofErr w:type="spellStart"/>
+      <w:r>
+        <w:rPr>
+          <w:rFonts w:eastAsia="맑은 고딕"/>
+          <w:szCs w:val="24"/>
+          <w:lang w:eastAsia="ko-KR"/>
+        </w:rPr>
+        <w:t>를</w:t>
+      </w:r>
+      <w:proofErr w:type="spellEnd"/>
+      <w:r>
+        <w:rPr>
+          <w:rFonts w:eastAsia="맑은 고딕"/>
+          <w:szCs w:val="24"/>
+          <w:lang w:eastAsia="ko-KR"/>
+        </w:rPr>
+        <w:t xml:space="preserve"> 실시간으로 추적하여 </w:t>
+      </w:r>
+      <w:proofErr w:type="spellStart"/>
+      <w:r>
+        <w:rPr>
+          <w:rFonts w:eastAsia="맑은 고딕"/>
+          <w:szCs w:val="24"/>
+          <w:lang w:eastAsia="ko-KR"/>
+        </w:rPr>
+        <w:t>잔여량이</w:t>
+      </w:r>
+      <w:proofErr w:type="spellEnd"/>
+      <w:r>
+        <w:rPr>
+          <w:rFonts w:eastAsia="맑은 고딕"/>
+          <w:szCs w:val="24"/>
+          <w:lang w:eastAsia="ko-KR"/>
+        </w:rPr>
+        <w:t xml:space="preserve"> 적은 지점을 우선적으로 슬롯에 배정하는 로직을 적용하였다. 이를 통해 박스 수가 적은 지점(주로 Type C)이 신속하게 처리·완료되어 슬롯이 조기 반환되고, 새로운 지점을 빠르게 투입하는 사이클이 가능해진다.</w:t>
       </w:r>
     </w:p>
     <w:p>
@@ -7811,7 +10410,61 @@
           <w:lang w:eastAsia="ko-KR"/>
         </w:rPr>
         <w:lastRenderedPageBreak/>
-        <w:t>슬롯 배정 변수 slotBranches[4]와 잔여 박스 맵 branchRemainingTotal을 활용하여 파렛타이저의 4개 슬롯 중 빈 슬롯이 발생할 때마다 잔여 박스가 가장 적은 미배정 지점을 선택한다.</w:t>
+        <w:t xml:space="preserve">슬롯 배정 변수 </w:t>
+      </w:r>
+      <w:proofErr w:type="spellStart"/>
+      <w:r>
+        <w:rPr>
+          <w:rFonts w:eastAsia="맑은 고딕"/>
+          <w:szCs w:val="24"/>
+          <w:lang w:eastAsia="ko-KR"/>
+        </w:rPr>
+        <w:t>slotBranches</w:t>
+      </w:r>
+      <w:proofErr w:type="spellEnd"/>
+      <w:r>
+        <w:rPr>
+          <w:rFonts w:eastAsia="맑은 고딕"/>
+          <w:szCs w:val="24"/>
+          <w:lang w:eastAsia="ko-KR"/>
+        </w:rPr>
+        <w:t xml:space="preserve">[4]와 잔여 박스 맵 </w:t>
+      </w:r>
+      <w:proofErr w:type="spellStart"/>
+      <w:r>
+        <w:rPr>
+          <w:rFonts w:eastAsia="맑은 고딕"/>
+          <w:szCs w:val="24"/>
+          <w:lang w:eastAsia="ko-KR"/>
+        </w:rPr>
+        <w:t>branchRemainingTotal</w:t>
+      </w:r>
+      <w:proofErr w:type="spellEnd"/>
+      <w:r>
+        <w:rPr>
+          <w:rFonts w:eastAsia="맑은 고딕"/>
+          <w:szCs w:val="24"/>
+          <w:lang w:eastAsia="ko-KR"/>
+        </w:rPr>
+        <w:t xml:space="preserve">을 활용하여 </w:t>
+      </w:r>
+      <w:proofErr w:type="spellStart"/>
+      <w:r>
+        <w:rPr>
+          <w:rFonts w:eastAsia="맑은 고딕"/>
+          <w:szCs w:val="24"/>
+          <w:lang w:eastAsia="ko-KR"/>
+        </w:rPr>
+        <w:t>파렛타이저의</w:t>
+      </w:r>
+      <w:proofErr w:type="spellEnd"/>
+      <w:r>
+        <w:rPr>
+          <w:rFonts w:eastAsia="맑은 고딕"/>
+          <w:szCs w:val="24"/>
+          <w:lang w:eastAsia="ko-KR"/>
+        </w:rPr>
+        <w:t xml:space="preserve"> 4개 슬롯 중 빈 슬롯이 발생할 때마다 잔여 박스가 가장 적은 미배정 지점을 선택한다.</w:t>
       </w:r>
     </w:p>
     <w:p>
@@ -8149,6 +10802,7 @@
                 <w:szCs w:val="24"/>
               </w:rPr>
             </w:pPr>
+            <w:proofErr w:type="spellStart"/>
             <w:r>
               <w:rPr>
                 <w:rFonts w:eastAsia="맑은 고딕"/>
@@ -8158,6 +10812,7 @@
               </w:rPr>
               <w:t>지표</w:t>
             </w:r>
+            <w:proofErr w:type="spellEnd"/>
           </w:p>
         </w:tc>
         <w:tc>
@@ -8174,6 +10829,7 @@
                 <w:szCs w:val="24"/>
               </w:rPr>
             </w:pPr>
+            <w:proofErr w:type="spellStart"/>
             <w:r>
               <w:rPr>
                 <w:rFonts w:eastAsia="맑은 고딕"/>
@@ -8183,6 +10839,7 @@
               </w:rPr>
               <w:t>정의</w:t>
             </w:r>
+            <w:proofErr w:type="spellEnd"/>
           </w:p>
         </w:tc>
         <w:tc>
@@ -8199,6 +10856,7 @@
                 <w:szCs w:val="24"/>
               </w:rPr>
             </w:pPr>
+            <w:proofErr w:type="spellStart"/>
             <w:r>
               <w:rPr>
                 <w:rFonts w:eastAsia="맑은 고딕"/>
@@ -8208,6 +10866,7 @@
               </w:rPr>
               <w:t>우선순위</w:t>
             </w:r>
+            <w:proofErr w:type="spellEnd"/>
           </w:p>
         </w:tc>
       </w:tr>
@@ -8227,13 +10886,47 @@
                 <w:szCs w:val="24"/>
               </w:rPr>
             </w:pPr>
-            <w:r>
-              <w:rPr>
-                <w:rFonts w:eastAsia="맑은 고딕"/>
-                <w:szCs w:val="24"/>
-              </w:rPr>
-              <w:t>작업 완료 시간</w:t>
-            </w:r>
+            <w:proofErr w:type="spellStart"/>
+            <w:r>
+              <w:rPr>
+                <w:rFonts w:eastAsia="맑은 고딕"/>
+                <w:szCs w:val="24"/>
+              </w:rPr>
+              <w:t>작업</w:t>
+            </w:r>
+            <w:proofErr w:type="spellEnd"/>
+            <w:r>
+              <w:rPr>
+                <w:rFonts w:eastAsia="맑은 고딕"/>
+                <w:szCs w:val="24"/>
+              </w:rPr>
+              <w:t xml:space="preserve"> </w:t>
+            </w:r>
+            <w:proofErr w:type="spellStart"/>
+            <w:r>
+              <w:rPr>
+                <w:rFonts w:eastAsia="맑은 고딕"/>
+                <w:szCs w:val="24"/>
+              </w:rPr>
+              <w:t>완료</w:t>
+            </w:r>
+            <w:proofErr w:type="spellEnd"/>
+            <w:r>
+              <w:rPr>
+                <w:rFonts w:eastAsia="맑은 고딕"/>
+                <w:szCs w:val="24"/>
+              </w:rPr>
+              <w:t xml:space="preserve"> </w:t>
+            </w:r>
+            <w:proofErr w:type="spellStart"/>
+            <w:r>
+              <w:rPr>
+                <w:rFonts w:eastAsia="맑은 고딕"/>
+                <w:szCs w:val="24"/>
+              </w:rPr>
+              <w:t>시간</w:t>
+            </w:r>
+            <w:proofErr w:type="spellEnd"/>
           </w:p>
         </w:tc>
         <w:tc>
@@ -8255,7 +10948,25 @@
                 <w:szCs w:val="24"/>
                 <w:lang w:eastAsia="ko-KR"/>
               </w:rPr>
-              <w:t>첫 박스 제함 시작 ~ 마지막 박스 파렛타이징 완료까지의 총 소요 시간</w:t>
+              <w:t xml:space="preserve">첫 박스 제함 시작 ~ 마지막 박스 </w:t>
+            </w:r>
+            <w:proofErr w:type="spellStart"/>
+            <w:r>
+              <w:rPr>
+                <w:rFonts w:eastAsia="맑은 고딕"/>
+                <w:szCs w:val="24"/>
+                <w:lang w:eastAsia="ko-KR"/>
+              </w:rPr>
+              <w:t>파렛타이징</w:t>
+            </w:r>
+            <w:proofErr w:type="spellEnd"/>
+            <w:r>
+              <w:rPr>
+                <w:rFonts w:eastAsia="맑은 고딕"/>
+                <w:szCs w:val="24"/>
+                <w:lang w:eastAsia="ko-KR"/>
+              </w:rPr>
+              <w:t xml:space="preserve"> 완료까지의 총 소요 시간</w:t>
             </w:r>
           </w:p>
         </w:tc>
@@ -8271,6 +10982,7 @@
                 <w:szCs w:val="24"/>
               </w:rPr>
             </w:pPr>
+            <w:proofErr w:type="spellStart"/>
             <w:r>
               <w:rPr>
                 <w:rFonts w:eastAsia="맑은 고딕"/>
@@ -8278,6 +10990,7 @@
               </w:rPr>
               <w:t>최우선</w:t>
             </w:r>
+            <w:proofErr w:type="spellEnd"/>
           </w:p>
         </w:tc>
       </w:tr>
@@ -8297,12 +11010,53 @@
                 <w:szCs w:val="24"/>
               </w:rPr>
             </w:pPr>
-            <w:r>
-              <w:rPr>
-                <w:rFonts w:eastAsia="맑은 고딕"/>
-                <w:szCs w:val="24"/>
-              </w:rPr>
-              <w:t>시간당 처리량 (박스)</w:t>
+            <w:proofErr w:type="spellStart"/>
+            <w:r>
+              <w:rPr>
+                <w:rFonts w:eastAsia="맑은 고딕"/>
+                <w:szCs w:val="24"/>
+              </w:rPr>
+              <w:t>시간당</w:t>
+            </w:r>
+            <w:proofErr w:type="spellEnd"/>
+            <w:r>
+              <w:rPr>
+                <w:rFonts w:eastAsia="맑은 고딕"/>
+                <w:szCs w:val="24"/>
+              </w:rPr>
+              <w:t xml:space="preserve"> </w:t>
+            </w:r>
+            <w:proofErr w:type="spellStart"/>
+            <w:r>
+              <w:rPr>
+                <w:rFonts w:eastAsia="맑은 고딕"/>
+                <w:szCs w:val="24"/>
+              </w:rPr>
+              <w:t>처리량</w:t>
+            </w:r>
+            <w:proofErr w:type="spellEnd"/>
+            <w:r>
+              <w:rPr>
+                <w:rFonts w:eastAsia="맑은 고딕"/>
+                <w:szCs w:val="24"/>
+              </w:rPr>
+              <w:t xml:space="preserve"> (</w:t>
+            </w:r>
+            <w:proofErr w:type="spellStart"/>
+            <w:r>
+              <w:rPr>
+                <w:rFonts w:eastAsia="맑은 고딕"/>
+                <w:szCs w:val="24"/>
+              </w:rPr>
+              <w:t>박스</w:t>
+            </w:r>
+            <w:proofErr w:type="spellEnd"/>
+            <w:r>
+              <w:rPr>
+                <w:rFonts w:eastAsia="맑은 고딕"/>
+                <w:szCs w:val="24"/>
+              </w:rPr>
+              <w:t>)</w:t>
             </w:r>
           </w:p>
         </w:tc>
@@ -8325,7 +11079,25 @@
                 <w:szCs w:val="24"/>
                 <w:lang w:eastAsia="ko-KR"/>
               </w:rPr>
-              <w:t>총 처리 박스 수 / 작업 완료 시간</w:t>
+              <w:t xml:space="preserve">총 처리 박스 </w:t>
+            </w:r>
+            <w:proofErr w:type="gramStart"/>
+            <w:r>
+              <w:rPr>
+                <w:rFonts w:eastAsia="맑은 고딕"/>
+                <w:szCs w:val="24"/>
+                <w:lang w:eastAsia="ko-KR"/>
+              </w:rPr>
+              <w:t>수 /</w:t>
+            </w:r>
+            <w:proofErr w:type="gramEnd"/>
+            <w:r>
+              <w:rPr>
+                <w:rFonts w:eastAsia="맑은 고딕"/>
+                <w:szCs w:val="24"/>
+                <w:lang w:eastAsia="ko-KR"/>
+              </w:rPr>
+              <w:t xml:space="preserve"> 작업 완료 시간</w:t>
             </w:r>
           </w:p>
         </w:tc>
@@ -8341,6 +11113,7 @@
                 <w:szCs w:val="24"/>
               </w:rPr>
             </w:pPr>
+            <w:proofErr w:type="spellStart"/>
             <w:r>
               <w:rPr>
                 <w:rFonts w:eastAsia="맑은 고딕"/>
@@ -8348,6 +11121,7 @@
               </w:rPr>
               <w:t>높음</w:t>
             </w:r>
+            <w:proofErr w:type="spellEnd"/>
           </w:p>
         </w:tc>
       </w:tr>
@@ -8367,12 +11141,37 @@
                 <w:szCs w:val="24"/>
               </w:rPr>
             </w:pPr>
-            <w:r>
-              <w:rPr>
-                <w:rFonts w:eastAsia="맑은 고딕"/>
-                <w:szCs w:val="24"/>
-              </w:rPr>
-              <w:t>시간당 처리량 (Qty)</w:t>
+            <w:proofErr w:type="spellStart"/>
+            <w:r>
+              <w:rPr>
+                <w:rFonts w:eastAsia="맑은 고딕"/>
+                <w:szCs w:val="24"/>
+              </w:rPr>
+              <w:t>시간당</w:t>
+            </w:r>
+            <w:proofErr w:type="spellEnd"/>
+            <w:r>
+              <w:rPr>
+                <w:rFonts w:eastAsia="맑은 고딕"/>
+                <w:szCs w:val="24"/>
+              </w:rPr>
+              <w:t xml:space="preserve"> </w:t>
+            </w:r>
+            <w:proofErr w:type="spellStart"/>
+            <w:r>
+              <w:rPr>
+                <w:rFonts w:eastAsia="맑은 고딕"/>
+                <w:szCs w:val="24"/>
+              </w:rPr>
+              <w:t>처리량</w:t>
+            </w:r>
+            <w:proofErr w:type="spellEnd"/>
+            <w:r>
+              <w:rPr>
+                <w:rFonts w:eastAsia="맑은 고딕"/>
+                <w:szCs w:val="24"/>
+              </w:rPr>
+              <w:t xml:space="preserve"> (Qty)</w:t>
             </w:r>
           </w:p>
         </w:tc>
@@ -8395,7 +11194,25 @@
                 <w:szCs w:val="24"/>
                 <w:lang w:eastAsia="ko-KR"/>
               </w:rPr>
-              <w:t>총 처리 SKU 수량 / 작업 완료 시간</w:t>
+              <w:t xml:space="preserve">총 처리 SKU </w:t>
+            </w:r>
+            <w:proofErr w:type="gramStart"/>
+            <w:r>
+              <w:rPr>
+                <w:rFonts w:eastAsia="맑은 고딕"/>
+                <w:szCs w:val="24"/>
+                <w:lang w:eastAsia="ko-KR"/>
+              </w:rPr>
+              <w:t>수량 /</w:t>
+            </w:r>
+            <w:proofErr w:type="gramEnd"/>
+            <w:r>
+              <w:rPr>
+                <w:rFonts w:eastAsia="맑은 고딕"/>
+                <w:szCs w:val="24"/>
+                <w:lang w:eastAsia="ko-KR"/>
+              </w:rPr>
+              <w:t xml:space="preserve"> 작업 완료 시간</w:t>
             </w:r>
           </w:p>
         </w:tc>
@@ -8411,6 +11228,7 @@
                 <w:szCs w:val="24"/>
               </w:rPr>
             </w:pPr>
+            <w:proofErr w:type="spellStart"/>
             <w:r>
               <w:rPr>
                 <w:rFonts w:eastAsia="맑은 고딕"/>
@@ -8418,6 +11236,7 @@
               </w:rPr>
               <w:t>높음</w:t>
             </w:r>
+            <w:proofErr w:type="spellEnd"/>
           </w:p>
         </w:tc>
       </w:tr>
@@ -8442,8 +11261,17 @@
                 <w:rFonts w:eastAsia="맑은 고딕"/>
                 <w:szCs w:val="24"/>
               </w:rPr>
-              <w:t>AGV 가동률</w:t>
-            </w:r>
+              <w:t xml:space="preserve">AGV </w:t>
+            </w:r>
+            <w:proofErr w:type="spellStart"/>
+            <w:r>
+              <w:rPr>
+                <w:rFonts w:eastAsia="맑은 고딕"/>
+                <w:szCs w:val="24"/>
+              </w:rPr>
+              <w:t>가동률</w:t>
+            </w:r>
+            <w:proofErr w:type="spellEnd"/>
           </w:p>
         </w:tc>
         <w:tc>
@@ -8465,7 +11293,25 @@
                 <w:szCs w:val="24"/>
                 <w:lang w:eastAsia="ko-KR"/>
               </w:rPr>
-              <w:t>(AGV 이동+작업 시간) / 전체 시뮬레이션 시간 × 100%</w:t>
+              <w:t>(AGV 이동+작업 시간</w:t>
+            </w:r>
+            <w:proofErr w:type="gramStart"/>
+            <w:r>
+              <w:rPr>
+                <w:rFonts w:eastAsia="맑은 고딕"/>
+                <w:szCs w:val="24"/>
+                <w:lang w:eastAsia="ko-KR"/>
+              </w:rPr>
+              <w:t>) /</w:t>
+            </w:r>
+            <w:proofErr w:type="gramEnd"/>
+            <w:r>
+              <w:rPr>
+                <w:rFonts w:eastAsia="맑은 고딕"/>
+                <w:szCs w:val="24"/>
+                <w:lang w:eastAsia="ko-KR"/>
+              </w:rPr>
+              <w:t xml:space="preserve"> 전체 시뮬레이션 시간 × 100%</w:t>
             </w:r>
           </w:p>
         </w:tc>
@@ -8481,6 +11327,7 @@
                 <w:szCs w:val="24"/>
               </w:rPr>
             </w:pPr>
+            <w:proofErr w:type="spellStart"/>
             <w:r>
               <w:rPr>
                 <w:rFonts w:eastAsia="맑은 고딕"/>
@@ -8488,6 +11335,7 @@
               </w:rPr>
               <w:t>보조</w:t>
             </w:r>
+            <w:proofErr w:type="spellEnd"/>
           </w:p>
         </w:tc>
       </w:tr>
@@ -8508,13 +11356,23 @@
                 <w:lang w:eastAsia="ko-KR"/>
               </w:rPr>
             </w:pPr>
-            <w:r>
-              <w:rPr>
-                <w:rFonts w:eastAsia="맑은 고딕"/>
-                <w:szCs w:val="24"/>
-                <w:lang w:eastAsia="ko-KR"/>
-              </w:rPr>
-              <w:t>파렛타이저 슬롯 점유 효율</w:t>
+            <w:proofErr w:type="spellStart"/>
+            <w:r>
+              <w:rPr>
+                <w:rFonts w:eastAsia="맑은 고딕"/>
+                <w:szCs w:val="24"/>
+                <w:lang w:eastAsia="ko-KR"/>
+              </w:rPr>
+              <w:t>파렛타이저</w:t>
+            </w:r>
+            <w:proofErr w:type="spellEnd"/>
+            <w:r>
+              <w:rPr>
+                <w:rFonts w:eastAsia="맑은 고딕"/>
+                <w:szCs w:val="24"/>
+                <w:lang w:eastAsia="ko-KR"/>
+              </w:rPr>
+              <w:t xml:space="preserve"> 슬롯 점유 효율</w:t>
             </w:r>
           </w:p>
         </w:tc>
@@ -8537,7 +11395,25 @@
                 <w:szCs w:val="24"/>
                 <w:lang w:eastAsia="ko-KR"/>
               </w:rPr>
-              <w:t>슬롯 점유 시간 합 / (4슬롯 × 전체 시간) × 100%</w:t>
+              <w:t xml:space="preserve">슬롯 점유 시간 </w:t>
+            </w:r>
+            <w:proofErr w:type="gramStart"/>
+            <w:r>
+              <w:rPr>
+                <w:rFonts w:eastAsia="맑은 고딕"/>
+                <w:szCs w:val="24"/>
+                <w:lang w:eastAsia="ko-KR"/>
+              </w:rPr>
+              <w:t>합 /</w:t>
+            </w:r>
+            <w:proofErr w:type="gramEnd"/>
+            <w:r>
+              <w:rPr>
+                <w:rFonts w:eastAsia="맑은 고딕"/>
+                <w:szCs w:val="24"/>
+                <w:lang w:eastAsia="ko-KR"/>
+              </w:rPr>
+              <w:t xml:space="preserve"> (4슬롯 × 전체 시간) × 100%</w:t>
             </w:r>
           </w:p>
         </w:tc>
@@ -8553,6 +11429,7 @@
                 <w:szCs w:val="24"/>
               </w:rPr>
             </w:pPr>
+            <w:proofErr w:type="spellStart"/>
             <w:r>
               <w:rPr>
                 <w:rFonts w:eastAsia="맑은 고딕"/>
@@ -8560,6 +11437,7 @@
               </w:rPr>
               <w:t>보조</w:t>
             </w:r>
+            <w:proofErr w:type="spellEnd"/>
           </w:p>
         </w:tc>
       </w:tr>
@@ -8588,7 +11466,25 @@
           <w:szCs w:val="24"/>
           <w:lang w:eastAsia="ko-KR"/>
         </w:rPr>
-        <w:t>두 모델 모두 동일한 주문 데이터(8,858 박스, 60개 지점)를 입력으로 사용하며, AnyLogic PLE의 5시간(18,000초) 제한 내에서 각 실험을 실행하였다. 단, 전체 주문 처리 시간은 5시간을 초과할 수 있으므로 PLE 제한 내 처리량과 전체 완료 시간 추정치를 함께 보고한다.</w:t>
+        <w:t xml:space="preserve">두 모델 모두 동일한 주문 데이터(8,858 박스, 60개 지점)를 입력으로 사용하며, </w:t>
+      </w:r>
+      <w:proofErr w:type="spellStart"/>
+      <w:r>
+        <w:rPr>
+          <w:rFonts w:eastAsia="맑은 고딕"/>
+          <w:szCs w:val="24"/>
+          <w:lang w:eastAsia="ko-KR"/>
+        </w:rPr>
+        <w:t>AnyLogic</w:t>
+      </w:r>
+      <w:proofErr w:type="spellEnd"/>
+      <w:r>
+        <w:rPr>
+          <w:rFonts w:eastAsia="맑은 고딕"/>
+          <w:szCs w:val="24"/>
+          <w:lang w:eastAsia="ko-KR"/>
+        </w:rPr>
+        <w:t xml:space="preserve"> PLE의 5시간(18,000초) 제한 내에서 각 실험을 실행하였다. 단, 전체 주문 처리 시간은 5시간을 초과할 수 있으므로 PLE 제한 내 처리량과 전체 완료 시간 추정치를 함께 보고한다.</w:t>
       </w:r>
     </w:p>
     <w:p>
@@ -8669,7 +11565,43 @@
           <w:szCs w:val="24"/>
           <w:lang w:eastAsia="ko-KR"/>
         </w:rPr>
-        <w:t xml:space="preserve"> &lt;표 8&gt;에 비교하였다. TO-BE는 세 가지 개선을 모두 적용한 최종 개선 모델이다.</w:t>
+        <w:t xml:space="preserve"> &lt;표 8&gt;에 비교하였다. TO-BE는 세 가지 운영 개선과 AGV 교착 방지(안정화)를 적용한 최종 개선 모델이다. ■ AGV 교착 방지(안정화) </w:t>
+      </w:r>
+      <w:proofErr w:type="spellStart"/>
+      <w:r>
+        <w:rPr>
+          <w:rFonts w:eastAsia="맑은 고딕"/>
+          <w:szCs w:val="24"/>
+          <w:lang w:eastAsia="ko-KR"/>
+        </w:rPr>
+        <w:t>recognizeAllTransporters</w:t>
+      </w:r>
+      <w:proofErr w:type="spellEnd"/>
+      <w:r>
+        <w:rPr>
+          <w:rFonts w:eastAsia="맑은 고딕"/>
+          <w:szCs w:val="24"/>
+          <w:lang w:eastAsia="ko-KR"/>
+        </w:rPr>
+        <w:t xml:space="preserve">=true, </w:t>
+      </w:r>
+      <w:proofErr w:type="spellStart"/>
+      <w:r>
+        <w:rPr>
+          <w:rFonts w:eastAsia="맑은 고딕"/>
+          <w:szCs w:val="24"/>
+          <w:lang w:eastAsia="ko-KR"/>
+        </w:rPr>
+        <w:t>delayToResumeMovement</w:t>
+      </w:r>
+      <w:proofErr w:type="spellEnd"/>
+      <w:r>
+        <w:rPr>
+          <w:rFonts w:eastAsia="맑은 고딕"/>
+          <w:szCs w:val="24"/>
+          <w:lang w:eastAsia="ko-KR"/>
+        </w:rPr>
+        <w:t>=1초, path21·path29=2대, path67·path68=1대 용량 제한.</w:t>
       </w:r>
     </w:p>
     <w:p>
@@ -8733,6 +11665,7 @@
           <w:szCs w:val="24"/>
         </w:rPr>
       </w:pPr>
+      <w:proofErr w:type="spellStart"/>
       <w:r>
         <w:rPr>
           <w:rFonts w:eastAsia="맑은 고딕" w:cs="맑은 고딕" w:hint="eastAsia"/>
@@ -8741,6 +11674,7 @@
         </w:rPr>
         <w:t>그림</w:t>
       </w:r>
+      <w:proofErr w:type="spellEnd"/>
       <w:r>
         <w:rPr>
           <w:sz w:val="24"/>
@@ -8872,6 +11806,7 @@
           <w:lang w:eastAsia="ko-KR"/>
         </w:rPr>
       </w:pPr>
+      <w:proofErr w:type="spellStart"/>
       <w:r>
         <w:rPr>
           <w:rFonts w:eastAsia="맑은 고딕" w:cs="맑은 고딕" w:hint="eastAsia"/>
@@ -8880,6 +11815,7 @@
         </w:rPr>
         <w:t>그림</w:t>
       </w:r>
+      <w:proofErr w:type="spellEnd"/>
       <w:r>
         <w:rPr>
           <w:sz w:val="24"/>
@@ -9070,6 +12006,7 @@
                 <w:szCs w:val="24"/>
               </w:rPr>
             </w:pPr>
+            <w:proofErr w:type="spellStart"/>
             <w:r>
               <w:rPr>
                 <w:rFonts w:eastAsia="맑은 고딕"/>
@@ -9077,8 +12014,29 @@
                 <w:color w:val="FFFFFF"/>
                 <w:szCs w:val="24"/>
               </w:rPr>
-              <w:t>성능 지표</w:t>
-            </w:r>
+              <w:t>성능</w:t>
+            </w:r>
+            <w:proofErr w:type="spellEnd"/>
+            <w:r>
+              <w:rPr>
+                <w:rFonts w:eastAsia="맑은 고딕"/>
+                <w:b/>
+                <w:color w:val="FFFFFF"/>
+                <w:szCs w:val="24"/>
+              </w:rPr>
+              <w:t xml:space="preserve"> </w:t>
+            </w:r>
+            <w:proofErr w:type="spellStart"/>
+            <w:r>
+              <w:rPr>
+                <w:rFonts w:eastAsia="맑은 고딕"/>
+                <w:b/>
+                <w:color w:val="FFFFFF"/>
+                <w:szCs w:val="24"/>
+              </w:rPr>
+              <w:t>지표</w:t>
+            </w:r>
+            <w:proofErr w:type="spellEnd"/>
           </w:p>
         </w:tc>
         <w:tc>
@@ -9178,7 +12136,39 @@
                 <w:rFonts w:eastAsia="맑은 고딕"/>
                 <w:szCs w:val="24"/>
               </w:rPr>
-              <w:t>8 팔레트 (256 박스)</w:t>
+              <w:t xml:space="preserve">8 </w:t>
+            </w:r>
+            <w:proofErr w:type="spellStart"/>
+            <w:r>
+              <w:rPr>
+                <w:rFonts w:eastAsia="맑은 고딕"/>
+                <w:szCs w:val="24"/>
+              </w:rPr>
+              <w:t>팔레트</w:t>
+            </w:r>
+            <w:proofErr w:type="spellEnd"/>
+            <w:r>
+              <w:rPr>
+                <w:rFonts w:eastAsia="맑은 고딕"/>
+                <w:szCs w:val="24"/>
+              </w:rPr>
+              <w:t xml:space="preserve"> (256 </w:t>
+            </w:r>
+            <w:proofErr w:type="spellStart"/>
+            <w:r>
+              <w:rPr>
+                <w:rFonts w:eastAsia="맑은 고딕"/>
+                <w:szCs w:val="24"/>
+              </w:rPr>
+              <w:t>박스</w:t>
+            </w:r>
+            <w:proofErr w:type="spellEnd"/>
+            <w:r>
+              <w:rPr>
+                <w:rFonts w:eastAsia="맑은 고딕"/>
+                <w:szCs w:val="24"/>
+              </w:rPr>
+              <w:t>)</w:t>
             </w:r>
           </w:p>
         </w:tc>
@@ -9311,7 +12301,25 @@
                 <w:szCs w:val="24"/>
                 <w:lang w:eastAsia="ko-KR"/>
               </w:rPr>
-              <w:t>시간당 처리량 (박스/hr)</w:t>
+              <w:t>시간당 처리량 (팔레트/</w:t>
+            </w:r>
+            <w:proofErr w:type="spellStart"/>
+            <w:r>
+              <w:rPr>
+                <w:rFonts w:eastAsia="맑은 고딕"/>
+                <w:szCs w:val="24"/>
+                <w:lang w:eastAsia="ko-KR"/>
+              </w:rPr>
+              <w:t>hr</w:t>
+            </w:r>
+            <w:proofErr w:type="spellEnd"/>
+            <w:r>
+              <w:rPr>
+                <w:rFonts w:eastAsia="맑은 고딕"/>
+                <w:szCs w:val="24"/>
+                <w:lang w:eastAsia="ko-KR"/>
+              </w:rPr>
+              <w:t>)</w:t>
             </w:r>
           </w:p>
         </w:tc>
@@ -9343,8 +12351,18 @@
                 <w:szCs w:val="24"/>
                 <w:lang w:eastAsia="ko-KR"/>
               </w:rPr>
-              <w:t>/hr</w:t>
-            </w:r>
+              <w:t>/</w:t>
+            </w:r>
+            <w:proofErr w:type="spellStart"/>
+            <w:r>
+              <w:rPr>
+                <w:rFonts w:eastAsia="맑은 고딕" w:hint="eastAsia"/>
+                <w:szCs w:val="24"/>
+                <w:lang w:eastAsia="ko-KR"/>
+              </w:rPr>
+              <w:t>hr</w:t>
+            </w:r>
+            <w:proofErr w:type="spellEnd"/>
           </w:p>
         </w:tc>
         <w:tc>
@@ -9375,8 +12393,18 @@
                 <w:szCs w:val="24"/>
                 <w:lang w:eastAsia="ko-KR"/>
               </w:rPr>
-              <w:t>/hr</w:t>
-            </w:r>
+              <w:t>/</w:t>
+            </w:r>
+            <w:proofErr w:type="spellStart"/>
+            <w:r>
+              <w:rPr>
+                <w:rFonts w:eastAsia="맑은 고딕" w:hint="eastAsia"/>
+                <w:szCs w:val="24"/>
+                <w:lang w:eastAsia="ko-KR"/>
+              </w:rPr>
+              <w:t>hr</w:t>
+            </w:r>
+            <w:proofErr w:type="spellEnd"/>
           </w:p>
         </w:tc>
       </w:tr>
@@ -9402,8 +12430,17 @@
                 <w:rFonts w:eastAsia="맑은 고딕"/>
                 <w:szCs w:val="24"/>
               </w:rPr>
-              <w:t>제함기1 가동률</w:t>
-            </w:r>
+              <w:t xml:space="preserve">제함기1 </w:t>
+            </w:r>
+            <w:proofErr w:type="spellStart"/>
+            <w:r>
+              <w:rPr>
+                <w:rFonts w:eastAsia="맑은 고딕"/>
+                <w:szCs w:val="24"/>
+              </w:rPr>
+              <w:t>가동률</w:t>
+            </w:r>
+            <w:proofErr w:type="spellEnd"/>
           </w:p>
         </w:tc>
         <w:tc>
@@ -9424,7 +12461,23 @@
                 <w:rFonts w:eastAsia="맑은 고딕"/>
                 <w:szCs w:val="24"/>
               </w:rPr>
-              <w:t>≈ 100% (포화)</w:t>
+              <w:t>≈ 100% (</w:t>
+            </w:r>
+            <w:proofErr w:type="spellStart"/>
+            <w:r>
+              <w:rPr>
+                <w:rFonts w:eastAsia="맑은 고딕"/>
+                <w:szCs w:val="24"/>
+              </w:rPr>
+              <w:t>포화</w:t>
+            </w:r>
+            <w:proofErr w:type="spellEnd"/>
+            <w:r>
+              <w:rPr>
+                <w:rFonts w:eastAsia="맑은 고딕"/>
+                <w:szCs w:val="24"/>
+              </w:rPr>
+              <w:t>)</w:t>
             </w:r>
           </w:p>
         </w:tc>
@@ -9476,8 +12529,17 @@
                 <w:rFonts w:eastAsia="맑은 고딕"/>
                 <w:szCs w:val="24"/>
               </w:rPr>
-              <w:t>제함기2 가동률</w:t>
-            </w:r>
+              <w:t xml:space="preserve">제함기2 </w:t>
+            </w:r>
+            <w:proofErr w:type="spellStart"/>
+            <w:r>
+              <w:rPr>
+                <w:rFonts w:eastAsia="맑은 고딕"/>
+                <w:szCs w:val="24"/>
+              </w:rPr>
+              <w:t>가동률</w:t>
+            </w:r>
+            <w:proofErr w:type="spellEnd"/>
           </w:p>
         </w:tc>
         <w:tc>
@@ -9498,7 +12560,23 @@
                 <w:rFonts w:eastAsia="맑은 고딕"/>
                 <w:szCs w:val="24"/>
               </w:rPr>
-              <w:t>≈ 0% (미사용)</w:t>
+              <w:t>≈ 0% (</w:t>
+            </w:r>
+            <w:proofErr w:type="spellStart"/>
+            <w:r>
+              <w:rPr>
+                <w:rFonts w:eastAsia="맑은 고딕"/>
+                <w:szCs w:val="24"/>
+              </w:rPr>
+              <w:t>미사용</w:t>
+            </w:r>
+            <w:proofErr w:type="spellEnd"/>
+            <w:r>
+              <w:rPr>
+                <w:rFonts w:eastAsia="맑은 고딕"/>
+                <w:szCs w:val="24"/>
+              </w:rPr>
+              <w:t>)</w:t>
             </w:r>
           </w:p>
         </w:tc>
@@ -9546,13 +12624,23 @@
                 <w:lang w:eastAsia="ko-KR"/>
               </w:rPr>
             </w:pPr>
+            <w:proofErr w:type="spellStart"/>
             <w:r>
               <w:rPr>
                 <w:rFonts w:eastAsia="맑은 고딕" w:hint="eastAsia"/>
                 <w:szCs w:val="24"/>
                 <w:lang w:eastAsia="ko-KR"/>
               </w:rPr>
-              <w:t>제함기 3 가동률</w:t>
+              <w:t>제함기</w:t>
+            </w:r>
+            <w:proofErr w:type="spellEnd"/>
+            <w:r>
+              <w:rPr>
+                <w:rFonts w:eastAsia="맑은 고딕" w:hint="eastAsia"/>
+                <w:szCs w:val="24"/>
+                <w:lang w:eastAsia="ko-KR"/>
+              </w:rPr>
+              <w:t xml:space="preserve"> 3 가동률</w:t>
             </w:r>
           </w:p>
         </w:tc>
@@ -9575,7 +12663,23 @@
                 <w:rFonts w:eastAsia="맑은 고딕"/>
                 <w:szCs w:val="24"/>
               </w:rPr>
-              <w:t>≈ 0% (미사용)</w:t>
+              <w:t>≈ 0% (</w:t>
+            </w:r>
+            <w:proofErr w:type="spellStart"/>
+            <w:r>
+              <w:rPr>
+                <w:rFonts w:eastAsia="맑은 고딕"/>
+                <w:szCs w:val="24"/>
+              </w:rPr>
+              <w:t>미사용</w:t>
+            </w:r>
+            <w:proofErr w:type="spellEnd"/>
+            <w:r>
+              <w:rPr>
+                <w:rFonts w:eastAsia="맑은 고딕"/>
+                <w:szCs w:val="24"/>
+              </w:rPr>
+              <w:t>)</w:t>
             </w:r>
           </w:p>
         </w:tc>
@@ -9627,8 +12731,33 @@
                 <w:rFonts w:eastAsia="맑은 고딕"/>
                 <w:szCs w:val="24"/>
               </w:rPr>
-              <w:t>AGV 평균 가동률</w:t>
-            </w:r>
+              <w:t xml:space="preserve">AGV </w:t>
+            </w:r>
+            <w:proofErr w:type="spellStart"/>
+            <w:r>
+              <w:rPr>
+                <w:rFonts w:eastAsia="맑은 고딕"/>
+                <w:szCs w:val="24"/>
+              </w:rPr>
+              <w:t>평균</w:t>
+            </w:r>
+            <w:proofErr w:type="spellEnd"/>
+            <w:r>
+              <w:rPr>
+                <w:rFonts w:eastAsia="맑은 고딕"/>
+                <w:szCs w:val="24"/>
+              </w:rPr>
+              <w:t xml:space="preserve"> </w:t>
+            </w:r>
+            <w:proofErr w:type="spellStart"/>
+            <w:r>
+              <w:rPr>
+                <w:rFonts w:eastAsia="맑은 고딕"/>
+                <w:szCs w:val="24"/>
+              </w:rPr>
+              <w:t>가동률</w:t>
+            </w:r>
+            <w:proofErr w:type="spellEnd"/>
           </w:p>
         </w:tc>
         <w:tc>
@@ -9699,6 +12828,7 @@
           <w:lang w:eastAsia="ko-KR"/>
         </w:rPr>
       </w:pPr>
+      <w:proofErr w:type="spellStart"/>
       <w:r>
         <w:rPr>
           <w:rFonts w:eastAsia="맑은 고딕"/>
@@ -9706,7 +12836,52 @@
           <w:lang w:eastAsia="ko-KR"/>
         </w:rPr>
         <w:lastRenderedPageBreak/>
-        <w:t>제함기 부하 분산 개선으로 제함기1·2가 각각 약 37.5%씩 부하를 나누어 처리하게 되어 병목이 해소되었다. AGV 최근접 배차 및 대수 최적화로 AGV 평균 이동 거리가 단축되고 사이클 타임이 감소하였다. 파렛타이저 슬롯 동적 배정으로 소량 지점이 빠르게 처리·완료되어 슬롯 회전율이 향상되었다.</w:t>
+        <w:t>제함기</w:t>
+      </w:r>
+      <w:proofErr w:type="spellEnd"/>
+      <w:r>
+        <w:rPr>
+          <w:rFonts w:eastAsia="맑은 고딕"/>
+          <w:szCs w:val="24"/>
+          <w:lang w:eastAsia="ko-KR"/>
+        </w:rPr>
+        <w:t xml:space="preserve"> 부하 분산 개선으로 </w:t>
+      </w:r>
+      <w:proofErr w:type="spellStart"/>
+      <w:r>
+        <w:rPr>
+          <w:rFonts w:eastAsia="맑은 고딕"/>
+          <w:szCs w:val="24"/>
+          <w:lang w:eastAsia="ko-KR"/>
+        </w:rPr>
+        <w:t>제함기</w:t>
+      </w:r>
+      <w:proofErr w:type="spellEnd"/>
+      <w:r>
+        <w:rPr>
+          <w:rFonts w:eastAsia="맑은 고딕"/>
+          <w:szCs w:val="24"/>
+          <w:lang w:eastAsia="ko-KR"/>
+        </w:rPr>
+        <w:t xml:space="preserve">1·2가 각각 약 37.5%씩 부하를 나누어 처리하게 되어 병목이 해소되었다. AGV 최근접 배차 및 대수 최적화로 AGV 평균 이동 거리가 단축되고 사이클 타임이 감소하였다. </w:t>
+      </w:r>
+      <w:proofErr w:type="spellStart"/>
+      <w:r>
+        <w:rPr>
+          <w:rFonts w:eastAsia="맑은 고딕"/>
+          <w:szCs w:val="24"/>
+          <w:lang w:eastAsia="ko-KR"/>
+        </w:rPr>
+        <w:t>파렛타이저</w:t>
+      </w:r>
+      <w:proofErr w:type="spellEnd"/>
+      <w:r>
+        <w:rPr>
+          <w:rFonts w:eastAsia="맑은 고딕"/>
+          <w:szCs w:val="24"/>
+          <w:lang w:eastAsia="ko-KR"/>
+        </w:rPr>
+        <w:t xml:space="preserve"> 슬롯 동적 배정으로 소량 지점이 빠르게 처리·완료되어 슬롯 회전율이 향상되었다.</w:t>
       </w:r>
     </w:p>
     <w:p>
@@ -9804,7 +12979,7 @@
           <w:szCs w:val="24"/>
           <w:lang w:eastAsia="ko-KR"/>
         </w:rPr>
-        <w:t>AGV 운영 대수가 성능에 미치는 영향을 분석하기 위해 15대, 20대, 25대, 30대, 35대, 40대의 6개 수준을 실험하였다. 결과는 &lt;표 9&gt;와 같다.</w:t>
+        <w:t>AGV 운영 대수가 성능에 미치는 영향을 분석하기 위해 15대, 20대, 25대, 35대의 4개 수준을 실험하였다. 결과는 &lt;표 9&gt;와 같다.</w:t>
       </w:r>
     </w:p>
     <w:p>
@@ -9948,8 +13123,19 @@
                 <w:color w:val="FFFFFF"/>
                 <w:szCs w:val="24"/>
               </w:rPr>
-              <w:t>AGV 대수</w:t>
-            </w:r>
+              <w:t xml:space="preserve">AGV </w:t>
+            </w:r>
+            <w:proofErr w:type="spellStart"/>
+            <w:r>
+              <w:rPr>
+                <w:rFonts w:eastAsia="맑은 고딕"/>
+                <w:b/>
+                <w:color w:val="FFFFFF"/>
+                <w:szCs w:val="24"/>
+              </w:rPr>
+              <w:t>대수</w:t>
+            </w:r>
+            <w:proofErr w:type="spellEnd"/>
           </w:p>
         </w:tc>
         <w:tc>
@@ -9966,6 +13152,7 @@
                 <w:szCs w:val="24"/>
               </w:rPr>
             </w:pPr>
+            <w:proofErr w:type="spellStart"/>
             <w:r>
               <w:rPr>
                 <w:rFonts w:eastAsia="맑은 고딕"/>
@@ -9973,7 +13160,37 @@
                 <w:color w:val="FFFFFF"/>
                 <w:szCs w:val="24"/>
               </w:rPr>
-              <w:t>완료 팔레트 (5hr)</w:t>
+              <w:t>완료</w:t>
+            </w:r>
+            <w:proofErr w:type="spellEnd"/>
+            <w:r>
+              <w:rPr>
+                <w:rFonts w:eastAsia="맑은 고딕"/>
+                <w:b/>
+                <w:color w:val="FFFFFF"/>
+                <w:szCs w:val="24"/>
+              </w:rPr>
+              <w:t xml:space="preserve"> </w:t>
+            </w:r>
+            <w:proofErr w:type="spellStart"/>
+            <w:r>
+              <w:rPr>
+                <w:rFonts w:eastAsia="맑은 고딕"/>
+                <w:b/>
+                <w:color w:val="FFFFFF"/>
+                <w:szCs w:val="24"/>
+              </w:rPr>
+              <w:t>팔레트</w:t>
+            </w:r>
+            <w:proofErr w:type="spellEnd"/>
+            <w:r>
+              <w:rPr>
+                <w:rFonts w:eastAsia="맑은 고딕"/>
+                <w:b/>
+                <w:color w:val="FFFFFF"/>
+                <w:szCs w:val="24"/>
+              </w:rPr>
+              <w:t xml:space="preserve"> (5hr)</w:t>
             </w:r>
           </w:p>
         </w:tc>
@@ -10000,7 +13217,29 @@
                 <w:szCs w:val="24"/>
                 <w:lang w:eastAsia="ko-KR"/>
               </w:rPr>
-              <w:t>시간당 처리량 (박스/hr)</w:t>
+              <w:t>시간당 처리량 (팔레트/</w:t>
+            </w:r>
+            <w:proofErr w:type="spellStart"/>
+            <w:r>
+              <w:rPr>
+                <w:rFonts w:eastAsia="맑은 고딕"/>
+                <w:b/>
+                <w:color w:val="FFFFFF"/>
+                <w:szCs w:val="24"/>
+                <w:lang w:eastAsia="ko-KR"/>
+              </w:rPr>
+              <w:t>hr</w:t>
+            </w:r>
+            <w:proofErr w:type="spellEnd"/>
+            <w:r>
+              <w:rPr>
+                <w:rFonts w:eastAsia="맑은 고딕"/>
+                <w:b/>
+                <w:color w:val="FFFFFF"/>
+                <w:szCs w:val="24"/>
+                <w:lang w:eastAsia="ko-KR"/>
+              </w:rPr>
+              <w:t>)</w:t>
             </w:r>
           </w:p>
         </w:tc>
@@ -10025,8 +13264,19 @@
                 <w:color w:val="FFFFFF"/>
                 <w:szCs w:val="24"/>
               </w:rPr>
-              <w:t>AGV 가동률</w:t>
-            </w:r>
+              <w:t xml:space="preserve">AGV </w:t>
+            </w:r>
+            <w:proofErr w:type="spellStart"/>
+            <w:r>
+              <w:rPr>
+                <w:rFonts w:eastAsia="맑은 고딕"/>
+                <w:b/>
+                <w:color w:val="FFFFFF"/>
+                <w:szCs w:val="24"/>
+              </w:rPr>
+              <w:t>가동률</w:t>
+            </w:r>
+            <w:proofErr w:type="spellEnd"/>
           </w:p>
         </w:tc>
         <w:tc>
@@ -10106,7 +13356,7 @@
                 <w:szCs w:val="24"/>
                 <w:lang w:eastAsia="ko-KR"/>
               </w:rPr>
-              <w:t>29 팔레트</w:t>
+              <w:t>14 팔레트</w:t>
             </w:r>
           </w:p>
         </w:tc>
@@ -10131,8 +13381,18 @@
                 <w:szCs w:val="24"/>
                 <w:lang w:eastAsia="ko-KR"/>
               </w:rPr>
-              <w:t>3.8/hr</w:t>
-            </w:r>
+              <w:t>2.8 팔레트/</w:t>
+            </w:r>
+            <w:proofErr w:type="spellStart"/>
+            <w:r>
+              <w:rPr>
+                <w:rFonts w:eastAsia="맑은 고딕" w:hint="eastAsia"/>
+                <w:szCs w:val="24"/>
+                <w:lang w:eastAsia="ko-KR"/>
+              </w:rPr>
+              <w:t>hr</w:t>
+            </w:r>
+            <w:proofErr w:type="spellEnd"/>
           </w:p>
         </w:tc>
         <w:tc>
@@ -10156,7 +13416,7 @@
                 <w:szCs w:val="24"/>
                 <w:lang w:eastAsia="ko-KR"/>
               </w:rPr>
-              <w:t>약 27%</w:t>
+              <w:t>약 80%</w:t>
             </w:r>
           </w:p>
         </w:tc>
@@ -10181,7 +13441,7 @@
                 <w:szCs w:val="24"/>
                 <w:lang w:eastAsia="ko-KR"/>
               </w:rPr>
-              <w:t>정상</w:t>
+              <w:t>후반 교착 · 운영 불가</w:t>
             </w:r>
           </w:p>
         </w:tc>
@@ -10236,7 +13496,7 @@
                 <w:szCs w:val="24"/>
                 <w:lang w:eastAsia="ko-KR"/>
               </w:rPr>
-              <w:t>측정 불가</w:t>
+              <w:t>8 팔레트</w:t>
             </w:r>
           </w:p>
         </w:tc>
@@ -10261,8 +13521,18 @@
                 <w:szCs w:val="24"/>
                 <w:lang w:eastAsia="ko-KR"/>
               </w:rPr>
-              <w:t>측정 불가</w:t>
-            </w:r>
+              <w:t>1.6 팔레트/</w:t>
+            </w:r>
+            <w:proofErr w:type="spellStart"/>
+            <w:r>
+              <w:rPr>
+                <w:rFonts w:eastAsia="맑은 고딕" w:cs="맑은 고딕" w:hint="eastAsia"/>
+                <w:szCs w:val="24"/>
+                <w:lang w:eastAsia="ko-KR"/>
+              </w:rPr>
+              <w:t>hr</w:t>
+            </w:r>
+            <w:proofErr w:type="spellEnd"/>
           </w:p>
         </w:tc>
         <w:tc>
@@ -10286,7 +13556,7 @@
                 <w:szCs w:val="24"/>
                 <w:lang w:eastAsia="ko-KR"/>
               </w:rPr>
-              <w:t>약 45%</w:t>
+              <w:t>약 35%</w:t>
             </w:r>
           </w:p>
         </w:tc>
@@ -10312,7 +13582,7 @@
                 <w:szCs w:val="24"/>
                 <w:lang w:eastAsia="ko-KR"/>
               </w:rPr>
-              <w:t>교착 발생</w:t>
+              <w:t>1/3 지점 교착</w:t>
             </w:r>
             <w:r>
               <w:rPr>
@@ -10406,8 +13676,18 @@
                 <w:szCs w:val="24"/>
                 <w:lang w:eastAsia="ko-KR"/>
               </w:rPr>
-              <w:t>4.2/hr</w:t>
-            </w:r>
+              <w:t>4.2/</w:t>
+            </w:r>
+            <w:proofErr w:type="spellStart"/>
+            <w:r>
+              <w:rPr>
+                <w:rFonts w:eastAsia="맑은 고딕" w:hint="eastAsia"/>
+                <w:szCs w:val="24"/>
+                <w:lang w:eastAsia="ko-KR"/>
+              </w:rPr>
+              <w:t>hr</w:t>
+            </w:r>
+            <w:proofErr w:type="spellEnd"/>
           </w:p>
         </w:tc>
         <w:tc>
@@ -10456,7 +13736,7 @@
                 <w:szCs w:val="24"/>
                 <w:lang w:eastAsia="ko-KR"/>
               </w:rPr>
-              <w:t>정상</w:t>
+              <w:t>후반 교착 · 운영 불가</w:t>
             </w:r>
             <w:r>
               <w:rPr>
@@ -10526,7 +13806,7 @@
                 <w:szCs w:val="24"/>
                 <w:lang w:eastAsia="ko-KR"/>
               </w:rPr>
-              <w:t>4 팔레트</w:t>
+              <w:t>2 팔레트</w:t>
             </w:r>
           </w:p>
         </w:tc>
@@ -10550,8 +13830,18 @@
                 <w:szCs w:val="24"/>
                 <w:lang w:eastAsia="ko-KR"/>
               </w:rPr>
-              <w:t>0.6/hr</w:t>
-            </w:r>
+              <w:t>0.4 팔레트/</w:t>
+            </w:r>
+            <w:proofErr w:type="spellStart"/>
+            <w:r>
+              <w:rPr>
+                <w:rFonts w:eastAsia="맑은 고딕" w:hint="eastAsia"/>
+                <w:szCs w:val="24"/>
+                <w:lang w:eastAsia="ko-KR"/>
+              </w:rPr>
+              <w:t>hr</w:t>
+            </w:r>
+            <w:proofErr w:type="spellEnd"/>
           </w:p>
         </w:tc>
         <w:tc>
@@ -10574,7 +13864,7 @@
                 <w:szCs w:val="24"/>
                 <w:lang w:eastAsia="ko-KR"/>
               </w:rPr>
-              <w:t>약 34%</w:t>
+              <w:t>약 30%</w:t>
             </w:r>
           </w:p>
         </w:tc>
@@ -10599,7 +13889,7 @@
                 <w:szCs w:val="24"/>
                 <w:lang w:eastAsia="ko-KR"/>
               </w:rPr>
-              <w:t>교착 발생</w:t>
+              <w:t>초반 교착</w:t>
             </w:r>
             <w:r>
               <w:rPr>
@@ -10646,16 +13936,62 @@
           <w:szCs w:val="24"/>
           <w:lang w:eastAsia="ko-KR"/>
         </w:rPr>
-        <w:t xml:space="preserve">AGV 대수가 지나치게 많으면 동선 충돌 및 대기로 인해 처리량이 오히려 감소하거나 정체된다. 반면 너무 적으면 박스가 제함기에서 생성되어도 수령 </w:t>
-      </w:r>
-      <w:r>
-        <w:rPr>
-          <w:rFonts w:eastAsia="맑은 고딕"/>
-          <w:szCs w:val="24"/>
-          <w:lang w:eastAsia="ko-KR"/>
-        </w:rPr>
         <w:lastRenderedPageBreak/>
-        <w:t>AGV가 없어 지연이 발생한다. 25대는 이 두 극단 사이에서 처리량을 최대화하는 최적 대수로 선정하였다.</w:t>
+        <w:t xml:space="preserve">AGV 대수가 지나치게 많으면 동선 충돌 및 대기로 인해 처리량이 오히려 감소하거나 정체된다. 반면 너무 적으면 박스가 </w:t>
+      </w:r>
+      <w:proofErr w:type="spellStart"/>
+      <w:r>
+        <w:rPr>
+          <w:rFonts w:eastAsia="맑은 고딕"/>
+          <w:szCs w:val="24"/>
+          <w:lang w:eastAsia="ko-KR"/>
+        </w:rPr>
+        <w:t>제함기에서</w:t>
+      </w:r>
+      <w:proofErr w:type="spellEnd"/>
+      <w:r>
+        <w:rPr>
+          <w:rFonts w:eastAsia="맑은 고딕"/>
+          <w:szCs w:val="24"/>
+          <w:lang w:eastAsia="ko-KR"/>
+        </w:rPr>
+        <w:t xml:space="preserve"> 생성되어도 수령 AGV가 없어 지연이 발생한다. 15·20·35대 실험에서는 교착으로 </w:t>
+      </w:r>
+      <w:proofErr w:type="spellStart"/>
+      <w:r>
+        <w:rPr>
+          <w:rFonts w:eastAsia="맑은 고딕"/>
+          <w:szCs w:val="24"/>
+          <w:lang w:eastAsia="ko-KR"/>
+        </w:rPr>
+        <w:t>무진행</w:t>
+      </w:r>
+      <w:proofErr w:type="spellEnd"/>
+      <w:r>
+        <w:rPr>
+          <w:rFonts w:eastAsia="맑은 고딕"/>
+          <w:szCs w:val="24"/>
+          <w:lang w:eastAsia="ko-KR"/>
+        </w:rPr>
+        <w:t xml:space="preserve"> 구간이 발생하였고, 25대만 5</w:t>
+      </w:r>
+      <w:proofErr w:type="gramStart"/>
+      <w:r>
+        <w:rPr>
+          <w:rFonts w:eastAsia="맑은 고딕"/>
+          <w:szCs w:val="24"/>
+          <w:lang w:eastAsia="ko-KR"/>
+        </w:rPr>
+        <w:t>시간(</w:t>
+      </w:r>
+      <w:proofErr w:type="gramEnd"/>
+      <w:r>
+        <w:rPr>
+          <w:rFonts w:eastAsia="맑은 고딕"/>
+          <w:szCs w:val="24"/>
+          <w:lang w:eastAsia="ko-KR"/>
+        </w:rPr>
+        <w:t>18,000초) 끝까지 정상 운영되었다. 대수가 지나치게 많거나 적으면 교차로 혼잡·교착이 발생하며, 25대가 처리량·가동률의 실용 최적점이다.</w:t>
       </w:r>
     </w:p>
     <w:p>
@@ -10736,7 +14072,43 @@
           <w:szCs w:val="24"/>
           <w:lang w:eastAsia="ko-KR"/>
         </w:rPr>
-        <w:t>본 연구는 (주)K-Logistics 풀필먼트 센터의 피킹 프로세스에서 발생하는 구조적 병목을 컴퓨터 시뮬레이션으로 정량 분석하고, 세 가지 운영 로직 개선안을 제안·검증하였다.</w:t>
+        <w:t xml:space="preserve">본 연구는 (주)K-Logistics </w:t>
+      </w:r>
+      <w:proofErr w:type="spellStart"/>
+      <w:r>
+        <w:rPr>
+          <w:rFonts w:eastAsia="맑은 고딕"/>
+          <w:szCs w:val="24"/>
+          <w:lang w:eastAsia="ko-KR"/>
+        </w:rPr>
+        <w:t>풀필먼트</w:t>
+      </w:r>
+      <w:proofErr w:type="spellEnd"/>
+      <w:r>
+        <w:rPr>
+          <w:rFonts w:eastAsia="맑은 고딕"/>
+          <w:szCs w:val="24"/>
+          <w:lang w:eastAsia="ko-KR"/>
+        </w:rPr>
+        <w:t xml:space="preserve"> 센터의 </w:t>
+      </w:r>
+      <w:proofErr w:type="spellStart"/>
+      <w:r>
+        <w:rPr>
+          <w:rFonts w:eastAsia="맑은 고딕"/>
+          <w:szCs w:val="24"/>
+          <w:lang w:eastAsia="ko-KR"/>
+        </w:rPr>
+        <w:t>피킹</w:t>
+      </w:r>
+      <w:proofErr w:type="spellEnd"/>
+      <w:r>
+        <w:rPr>
+          <w:rFonts w:eastAsia="맑은 고딕"/>
+          <w:szCs w:val="24"/>
+          <w:lang w:eastAsia="ko-KR"/>
+        </w:rPr>
+        <w:t xml:space="preserve"> 프로세스에서 발생하는 구조적 병목을 컴퓨터 시뮬레이션으로 정량 분석하고, 세 가지 운영 로직 개선안을 제안·검증하였다.</w:t>
       </w:r>
     </w:p>
     <w:p>
@@ -10764,7 +14136,61 @@
           <w:szCs w:val="24"/>
           <w:lang w:eastAsia="ko-KR"/>
         </w:rPr>
-        <w:t>핵심 병목은 S/A 박스(이론 75% · 실제 DB 91.7%)를 제함기1 단독으로 처리하도록 설계된 라우팅 로직에서 비롯되었다. TO-BE 모델은 제함기 동적 부하 분산, AGV 최근접 배차 및 대수 최적화, 파렛타이저 슬롯 동적 배정의 세 가지 개선을 통해 병목을 해소하고 작업 완료 시간을 유의미하게 단축하였다.</w:t>
+        <w:t xml:space="preserve">핵심 병목은 S/A 박스(이론 75% · 실제 DB 91.7%)를 </w:t>
+      </w:r>
+      <w:proofErr w:type="spellStart"/>
+      <w:r>
+        <w:rPr>
+          <w:rFonts w:eastAsia="맑은 고딕"/>
+          <w:szCs w:val="24"/>
+          <w:lang w:eastAsia="ko-KR"/>
+        </w:rPr>
+        <w:t>제함기</w:t>
+      </w:r>
+      <w:proofErr w:type="spellEnd"/>
+      <w:r>
+        <w:rPr>
+          <w:rFonts w:eastAsia="맑은 고딕"/>
+          <w:szCs w:val="24"/>
+          <w:lang w:eastAsia="ko-KR"/>
+        </w:rPr>
+        <w:t xml:space="preserve">1 단독으로 처리하도록 설계된 라우팅 로직에서 비롯되었다. TO-BE 모델은 </w:t>
+      </w:r>
+      <w:proofErr w:type="spellStart"/>
+      <w:r>
+        <w:rPr>
+          <w:rFonts w:eastAsia="맑은 고딕"/>
+          <w:szCs w:val="24"/>
+          <w:lang w:eastAsia="ko-KR"/>
+        </w:rPr>
+        <w:t>제함기</w:t>
+      </w:r>
+      <w:proofErr w:type="spellEnd"/>
+      <w:r>
+        <w:rPr>
+          <w:rFonts w:eastAsia="맑은 고딕"/>
+          <w:szCs w:val="24"/>
+          <w:lang w:eastAsia="ko-KR"/>
+        </w:rPr>
+        <w:t xml:space="preserve"> 동적 부하 분산, AGV 최근접 배차 및 대수 최적화, </w:t>
+      </w:r>
+      <w:proofErr w:type="spellStart"/>
+      <w:r>
+        <w:rPr>
+          <w:rFonts w:eastAsia="맑은 고딕"/>
+          <w:szCs w:val="24"/>
+          <w:lang w:eastAsia="ko-KR"/>
+        </w:rPr>
+        <w:t>파렛타이저</w:t>
+      </w:r>
+      <w:proofErr w:type="spellEnd"/>
+      <w:r>
+        <w:rPr>
+          <w:rFonts w:eastAsia="맑은 고딕"/>
+          <w:szCs w:val="24"/>
+          <w:lang w:eastAsia="ko-KR"/>
+        </w:rPr>
+        <w:t xml:space="preserve"> 슬롯 동적 배정의 세 가지 운영 개선과 안정화를 통해 병목을 해소하고 작업 완료 시간을 유의미하게 단축하였다.</w:t>
       </w:r>
     </w:p>
     <w:p>
@@ -10786,6 +14212,7 @@
           <w:lang w:eastAsia="ko-KR"/>
         </w:rPr>
       </w:pPr>
+      <w:proofErr w:type="spellStart"/>
       <w:r>
         <w:rPr>
           <w:rFonts w:eastAsia="맑은 고딕"/>
@@ -10793,15 +14220,44 @@
           <w:szCs w:val="24"/>
           <w:lang w:eastAsia="ko-KR"/>
         </w:rPr>
-        <w:t xml:space="preserve">제함기 부하 분산: </w:t>
-      </w:r>
-      <w:r>
-        <w:rPr>
-          <w:rFonts w:eastAsia="맑은 고딕"/>
-          <w:szCs w:val="24"/>
-          <w:lang w:eastAsia="ko-KR"/>
-        </w:rPr>
-        <w:t>selectOutput1 조건 추가만으로 구현 가능한 가장 단순하고 효과가 큰 개선이다. 추가 설비 없이 기존 제함기2의 유휴 용량을 즉시 활용할 수 있다.</w:t>
+        <w:lastRenderedPageBreak/>
+        <w:t>제함기</w:t>
+      </w:r>
+      <w:proofErr w:type="spellEnd"/>
+      <w:r>
+        <w:rPr>
+          <w:rFonts w:eastAsia="맑은 고딕"/>
+          <w:b/>
+          <w:szCs w:val="24"/>
+          <w:lang w:eastAsia="ko-KR"/>
+        </w:rPr>
+        <w:t xml:space="preserve"> 부하 분산: </w:t>
+      </w:r>
+      <w:r>
+        <w:rPr>
+          <w:rFonts w:eastAsia="맑은 고딕"/>
+          <w:szCs w:val="24"/>
+          <w:lang w:eastAsia="ko-KR"/>
+        </w:rPr>
+        <w:t xml:space="preserve">selectOutput1 조건 추가만으로 구현 가능한 가장 단순하고 효과가 큰 개선이다. 추가 설비 없이 기존 </w:t>
+      </w:r>
+      <w:proofErr w:type="spellStart"/>
+      <w:r>
+        <w:rPr>
+          <w:rFonts w:eastAsia="맑은 고딕"/>
+          <w:szCs w:val="24"/>
+          <w:lang w:eastAsia="ko-KR"/>
+        </w:rPr>
+        <w:t>제함기</w:t>
+      </w:r>
+      <w:proofErr w:type="spellEnd"/>
+      <w:r>
+        <w:rPr>
+          <w:rFonts w:eastAsia="맑은 고딕"/>
+          <w:szCs w:val="24"/>
+          <w:lang w:eastAsia="ko-KR"/>
+        </w:rPr>
+        <w:t>2의 유휴 용량을 즉시 활용할 수 있다.</w:t>
       </w:r>
     </w:p>
     <w:p>
@@ -10847,7 +14303,6 @@
           <w:szCs w:val="24"/>
           <w:lang w:eastAsia="ko-KR"/>
         </w:rPr>
-        <w:lastRenderedPageBreak/>
         <w:t xml:space="preserve">슬롯 동적 배정: </w:t>
       </w:r>
       <w:r>
@@ -10955,6 +14410,7 @@
       <w:pStyle w:val="a5"/>
       <w:jc w:val="right"/>
     </w:pPr>
+    <w:proofErr w:type="spellStart"/>
     <w:r>
       <w:rPr>
         <w:rFonts w:eastAsia="맑은 고딕" w:cs="맑은 고딕" w:hint="eastAsia"/>
@@ -10962,6 +14418,7 @@
       </w:rPr>
       <w:t>인하이트</w:t>
     </w:r>
+    <w:proofErr w:type="spellEnd"/>
   </w:p>
 </w:hdr>
 </file>

--- a/제23회한국대학생컴퓨터시뮬레이션경진대회_인하이트보고서.docx
+++ b/제23회한국대학생컴퓨터시뮬레이션경진대회_인하이트보고서.docx
@@ -60,9 +60,59 @@
           <w:szCs w:val="24"/>
           <w:lang w:eastAsia="ko-KR"/>
         </w:rPr>
-        <w:t xml:space="preserve">(주)K-Logistics </w:t>
-      </w:r>
-      <w:proofErr w:type="spellStart"/>
+        <w:t xml:space="preserve">(주)K-Logistics 풀필먼트 센터</w:t>
+        <w:br/>
+        <w:t xml:space="preserve">피킹 프로세스 효율화 및 생산성 극대화</w:t>
+      </w:r>
+    </w:p>
+    <w:p>
+      <w:pPr>
+        <w:spacing w:after="120" w:line="384" w:lineRule="auto"/>
+        <w:jc w:val="both"/>
+        <w:rPr>
+          <w:rFonts w:eastAsia="맑은 고딕"/>
+          <w:szCs w:val="24"/>
+          <w:lang w:eastAsia="ko-KR"/>
+        </w:rPr>
+      </w:pPr>
+    </w:p>
+    <w:p>
+      <w:pPr>
+        <w:spacing w:after="120" w:line="384" w:lineRule="auto"/>
+        <w:jc w:val="center"/>
+        <w:rPr>
+          <w:szCs w:val="24"/>
+          <w:lang w:eastAsia="ko-KR"/>
+        </w:rPr>
+      </w:pPr>
+      <w:r>
+        <w:rPr>
+          <w:rFonts w:eastAsia="맑은 고딕"/>
+          <w:szCs w:val="24"/>
+          <w:lang w:eastAsia="ko-KR"/>
+        </w:rPr>
+        <w:t>2026년 5월 17일</w:t>
+      </w:r>
+    </w:p>
+    <w:p>
+      <w:pPr>
+        <w:spacing w:after="120" w:line="384" w:lineRule="auto"/>
+        <w:jc w:val="both"/>
+        <w:rPr>
+          <w:szCs w:val="24"/>
+          <w:lang w:eastAsia="ko-KR"/>
+        </w:rPr>
+      </w:pPr>
+    </w:p>
+    <w:p>
+      <w:pPr>
+        <w:spacing w:after="80" w:line="384" w:lineRule="auto"/>
+        <w:jc w:val="center"/>
+        <w:rPr>
+          <w:szCs w:val="24"/>
+          <w:lang w:eastAsia="ko-KR"/>
+        </w:rPr>
+      </w:pPr>
       <w:r>
         <w:rPr>
           <w:rFonts w:eastAsia="맑은 고딕"/>
@@ -70,9 +120,42 @@
           <w:szCs w:val="24"/>
           <w:lang w:eastAsia="ko-KR"/>
         </w:rPr>
-        <w:t>풀필먼트</w:t>
-      </w:r>
-      <w:proofErr w:type="spellEnd"/>
+        <w:t xml:space="preserve">학교/학과:  </w:t>
+      </w:r>
+      <w:r>
+        <w:rPr>
+          <w:rFonts w:eastAsia="맑은 고딕" w:hint="eastAsia"/>
+          <w:szCs w:val="24"/>
+          <w:lang w:eastAsia="ko-KR"/>
+        </w:rPr>
+        <w:t>인하공업전문대학</w:t>
+      </w:r>
+      <w:r>
+        <w:rPr>
+          <w:rFonts w:eastAsia="맑은 고딕"/>
+          <w:szCs w:val="24"/>
+          <w:lang w:eastAsia="ko-KR"/>
+        </w:rPr>
+        <w:t xml:space="preserve"> / </w:t>
+      </w:r>
+      <w:r>
+        <w:rPr>
+          <w:rFonts w:eastAsia="맑은 고딕" w:hint="eastAsia"/>
+          <w:szCs w:val="24"/>
+          <w:lang w:eastAsia="ko-KR"/>
+        </w:rPr>
+        <w:t>컴퓨터정보공학과</w:t>
+      </w:r>
+    </w:p>
+    <w:p>
+      <w:pPr>
+        <w:spacing w:after="80" w:line="384" w:lineRule="auto"/>
+        <w:jc w:val="center"/>
+        <w:rPr>
+          <w:szCs w:val="24"/>
+          <w:lang w:eastAsia="ko-KR"/>
+        </w:rPr>
+      </w:pPr>
       <w:r>
         <w:rPr>
           <w:rFonts w:eastAsia="맑은 고딕"/>
@@ -80,8 +163,26 @@
           <w:szCs w:val="24"/>
           <w:lang w:eastAsia="ko-KR"/>
         </w:rPr>
-        <w:t xml:space="preserve"> 센터</w:t>
-      </w:r>
+        <w:t xml:space="preserve">지도교수:  </w:t>
+      </w:r>
+      <w:r>
+        <w:rPr>
+          <w:rFonts w:eastAsia="맑은 고딕" w:hint="eastAsia"/>
+          <w:szCs w:val="24"/>
+          <w:lang w:eastAsia="ko-KR"/>
+        </w:rPr>
+        <w:t>조규철</w:t>
+      </w:r>
+    </w:p>
+    <w:p>
+      <w:pPr>
+        <w:spacing w:after="80" w:line="384" w:lineRule="auto"/>
+        <w:jc w:val="center"/>
+        <w:rPr>
+          <w:szCs w:val="24"/>
+          <w:lang w:eastAsia="ko-KR"/>
+        </w:rPr>
+      </w:pPr>
       <w:r>
         <w:rPr>
           <w:rFonts w:eastAsia="맑은 고딕"/>
@@ -89,189 +190,16 @@
           <w:szCs w:val="24"/>
           <w:lang w:eastAsia="ko-KR"/>
         </w:rPr>
-        <w:br/>
-      </w:r>
-      <w:proofErr w:type="spellStart"/>
-      <w:r>
-        <w:rPr>
-          <w:rFonts w:eastAsia="맑은 고딕"/>
-          <w:b/>
-          <w:szCs w:val="24"/>
-          <w:lang w:eastAsia="ko-KR"/>
-        </w:rPr>
-        <w:t>피킹</w:t>
-      </w:r>
-      <w:proofErr w:type="spellEnd"/>
-      <w:r>
-        <w:rPr>
-          <w:rFonts w:eastAsia="맑은 고딕"/>
-          <w:b/>
-          <w:szCs w:val="24"/>
-          <w:lang w:eastAsia="ko-KR"/>
-        </w:rPr>
-        <w:t xml:space="preserve"> 프로세스 효율화 및 생산성 극대화</w:t>
-      </w:r>
-    </w:p>
-    <w:p>
-      <w:pPr>
-        <w:spacing w:after="120" w:line="384" w:lineRule="auto"/>
-        <w:jc w:val="both"/>
-        <w:rPr>
-          <w:rFonts w:eastAsia="맑은 고딕"/>
-          <w:szCs w:val="24"/>
-          <w:lang w:eastAsia="ko-KR"/>
-        </w:rPr>
-      </w:pPr>
-    </w:p>
-    <w:p>
-      <w:pPr>
-        <w:spacing w:after="120" w:line="384" w:lineRule="auto"/>
-        <w:jc w:val="center"/>
-        <w:rPr>
-          <w:szCs w:val="24"/>
-          <w:lang w:eastAsia="ko-KR"/>
-        </w:rPr>
-      </w:pPr>
-      <w:r>
-        <w:rPr>
-          <w:rFonts w:eastAsia="맑은 고딕"/>
-          <w:szCs w:val="24"/>
-          <w:lang w:eastAsia="ko-KR"/>
-        </w:rPr>
-        <w:t>2026년 5월 17일</w:t>
-      </w:r>
-    </w:p>
-    <w:p>
-      <w:pPr>
-        <w:spacing w:after="120" w:line="384" w:lineRule="auto"/>
-        <w:jc w:val="both"/>
-        <w:rPr>
-          <w:szCs w:val="24"/>
-          <w:lang w:eastAsia="ko-KR"/>
-        </w:rPr>
-      </w:pPr>
-    </w:p>
-    <w:p>
-      <w:pPr>
-        <w:spacing w:after="80" w:line="384" w:lineRule="auto"/>
-        <w:jc w:val="center"/>
-        <w:rPr>
-          <w:szCs w:val="24"/>
-          <w:lang w:eastAsia="ko-KR"/>
-        </w:rPr>
-      </w:pPr>
-      <w:r>
-        <w:rPr>
-          <w:rFonts w:eastAsia="맑은 고딕"/>
-          <w:b/>
-          <w:szCs w:val="24"/>
-          <w:lang w:eastAsia="ko-KR"/>
-        </w:rPr>
-        <w:t xml:space="preserve">학교/학과:  </w:t>
-      </w:r>
-      <w:proofErr w:type="gramStart"/>
+        <w:t xml:space="preserve">팀명:  </w:t>
+      </w:r>
       <w:r>
         <w:rPr>
           <w:rFonts w:eastAsia="맑은 고딕" w:hint="eastAsia"/>
           <w:szCs w:val="24"/>
           <w:lang w:eastAsia="ko-KR"/>
         </w:rPr>
-        <w:t>인하공업전문대학</w:t>
-      </w:r>
-      <w:r>
-        <w:rPr>
-          <w:rFonts w:eastAsia="맑은 고딕"/>
-          <w:szCs w:val="24"/>
-          <w:lang w:eastAsia="ko-KR"/>
-        </w:rPr>
-        <w:t xml:space="preserve"> /</w:t>
-      </w:r>
-      <w:proofErr w:type="gramEnd"/>
-      <w:r>
-        <w:rPr>
-          <w:rFonts w:eastAsia="맑은 고딕"/>
-          <w:szCs w:val="24"/>
-          <w:lang w:eastAsia="ko-KR"/>
-        </w:rPr>
-        <w:t xml:space="preserve"> </w:t>
-      </w:r>
-      <w:r>
-        <w:rPr>
-          <w:rFonts w:eastAsia="맑은 고딕" w:hint="eastAsia"/>
-          <w:szCs w:val="24"/>
-          <w:lang w:eastAsia="ko-KR"/>
-        </w:rPr>
-        <w:t>컴퓨터정보공학과</w:t>
-      </w:r>
-    </w:p>
-    <w:p>
-      <w:pPr>
-        <w:spacing w:after="80" w:line="384" w:lineRule="auto"/>
-        <w:jc w:val="center"/>
-        <w:rPr>
-          <w:szCs w:val="24"/>
-          <w:lang w:eastAsia="ko-KR"/>
-        </w:rPr>
-      </w:pPr>
-      <w:r>
-        <w:rPr>
-          <w:rFonts w:eastAsia="맑은 고딕"/>
-          <w:b/>
-          <w:szCs w:val="24"/>
-          <w:lang w:eastAsia="ko-KR"/>
-        </w:rPr>
-        <w:t xml:space="preserve">지도교수:  </w:t>
-      </w:r>
-      <w:proofErr w:type="spellStart"/>
-      <w:r>
-        <w:rPr>
-          <w:rFonts w:eastAsia="맑은 고딕" w:hint="eastAsia"/>
-          <w:szCs w:val="24"/>
-          <w:lang w:eastAsia="ko-KR"/>
-        </w:rPr>
-        <w:t>조규철</w:t>
-      </w:r>
-      <w:proofErr w:type="spellEnd"/>
-    </w:p>
-    <w:p>
-      <w:pPr>
-        <w:spacing w:after="80" w:line="384" w:lineRule="auto"/>
-        <w:jc w:val="center"/>
-        <w:rPr>
-          <w:szCs w:val="24"/>
-          <w:lang w:eastAsia="ko-KR"/>
-        </w:rPr>
-      </w:pPr>
-      <w:proofErr w:type="spellStart"/>
-      <w:r>
-        <w:rPr>
-          <w:rFonts w:eastAsia="맑은 고딕"/>
-          <w:b/>
-          <w:szCs w:val="24"/>
-          <w:lang w:eastAsia="ko-KR"/>
-        </w:rPr>
-        <w:t>팀명</w:t>
-      </w:r>
-      <w:proofErr w:type="spellEnd"/>
-      <w:r>
-        <w:rPr>
-          <w:rFonts w:eastAsia="맑은 고딕"/>
-          <w:b/>
-          <w:szCs w:val="24"/>
-          <w:lang w:eastAsia="ko-KR"/>
-        </w:rPr>
-        <w:t xml:space="preserve">:  </w:t>
-      </w:r>
-      <w:proofErr w:type="spellStart"/>
-      <w:r>
-        <w:rPr>
-          <w:rFonts w:eastAsia="맑은 고딕" w:hint="eastAsia"/>
-          <w:szCs w:val="24"/>
-          <w:lang w:eastAsia="ko-KR"/>
-        </w:rPr>
         <w:t>인하이트</w:t>
       </w:r>
-      <w:proofErr w:type="spellEnd"/>
     </w:p>
     <w:p>
       <w:pPr>
@@ -315,7 +243,6 @@
                 <w:szCs w:val="24"/>
               </w:rPr>
             </w:pPr>
-            <w:proofErr w:type="spellStart"/>
             <w:r>
               <w:rPr>
                 <w:rFonts w:eastAsia="맑은 고딕"/>
@@ -325,7 +252,6 @@
               </w:rPr>
               <w:t>구분</w:t>
             </w:r>
-            <w:proofErr w:type="spellEnd"/>
           </w:p>
         </w:tc>
         <w:tc>
@@ -342,7 +268,6 @@
                 <w:szCs w:val="24"/>
               </w:rPr>
             </w:pPr>
-            <w:proofErr w:type="spellStart"/>
             <w:r>
               <w:rPr>
                 <w:rFonts w:eastAsia="맑은 고딕"/>
@@ -352,7 +277,6 @@
               </w:rPr>
               <w:t>이름</w:t>
             </w:r>
-            <w:proofErr w:type="spellEnd"/>
           </w:p>
         </w:tc>
         <w:tc>
@@ -394,7 +318,6 @@
                 <w:szCs w:val="24"/>
               </w:rPr>
             </w:pPr>
-            <w:proofErr w:type="spellStart"/>
             <w:r>
               <w:rPr>
                 <w:rFonts w:eastAsia="맑은 고딕"/>
@@ -404,7 +327,6 @@
               </w:rPr>
               <w:t>전화번호</w:t>
             </w:r>
-            <w:proofErr w:type="spellEnd"/>
           </w:p>
         </w:tc>
       </w:tr>
@@ -450,7 +372,6 @@
                 <w:lang w:eastAsia="ko-KR"/>
               </w:rPr>
             </w:pPr>
-            <w:proofErr w:type="spellStart"/>
             <w:r>
               <w:rPr>
                 <w:rFonts w:eastAsia="맑은 고딕" w:cs="맑은 고딕" w:hint="eastAsia"/>
@@ -459,7 +380,6 @@
               </w:rPr>
               <w:t>김철중</w:t>
             </w:r>
-            <w:proofErr w:type="spellEnd"/>
           </w:p>
         </w:tc>
         <w:tc>
@@ -528,7 +448,6 @@
                 <w:szCs w:val="24"/>
               </w:rPr>
             </w:pPr>
-            <w:proofErr w:type="spellStart"/>
             <w:r>
               <w:rPr>
                 <w:rFonts w:eastAsia="맑은 고딕"/>
@@ -536,7 +455,6 @@
               </w:rPr>
               <w:t>팀원</w:t>
             </w:r>
-            <w:proofErr w:type="spellEnd"/>
           </w:p>
         </w:tc>
         <w:tc>
@@ -583,15 +501,7 @@
                 <w:szCs w:val="24"/>
                 <w:lang w:eastAsia="ko-KR"/>
               </w:rPr>
-              <w:t>r</w:t>
-            </w:r>
-            <w:r>
-              <w:rPr>
-                <w:rFonts w:eastAsia="맑은 고딕" w:hint="eastAsia"/>
-                <w:szCs w:val="24"/>
-                <w:lang w:eastAsia="ko-KR"/>
-              </w:rPr>
-              <w:t>latlgus925@gmail.com</w:t>
+              <w:t>rlatlgus925@gmail.com</w:t>
             </w:r>
           </w:p>
         </w:tc>
@@ -637,7 +547,6 @@
                 <w:szCs w:val="24"/>
               </w:rPr>
             </w:pPr>
-            <w:proofErr w:type="spellStart"/>
             <w:r>
               <w:rPr>
                 <w:rFonts w:eastAsia="맑은 고딕"/>
@@ -645,7 +554,6 @@
               </w:rPr>
               <w:t>팀원</w:t>
             </w:r>
-            <w:proofErr w:type="spellEnd"/>
           </w:p>
         </w:tc>
         <w:tc>
@@ -768,61 +676,7 @@
           <w:szCs w:val="24"/>
           <w:lang w:eastAsia="ko-KR"/>
         </w:rPr>
-        <w:t xml:space="preserve">본 연구는 (주)K-Logistics </w:t>
-      </w:r>
-      <w:proofErr w:type="spellStart"/>
-      <w:r>
-        <w:rPr>
-          <w:rFonts w:eastAsia="맑은 고딕"/>
-          <w:szCs w:val="24"/>
-          <w:lang w:eastAsia="ko-KR"/>
-        </w:rPr>
-        <w:t>풀필먼트</w:t>
-      </w:r>
-      <w:proofErr w:type="spellEnd"/>
-      <w:r>
-        <w:rPr>
-          <w:rFonts w:eastAsia="맑은 고딕"/>
-          <w:szCs w:val="24"/>
-          <w:lang w:eastAsia="ko-KR"/>
-        </w:rPr>
-        <w:t xml:space="preserve"> 센터의 </w:t>
-      </w:r>
-      <w:proofErr w:type="spellStart"/>
-      <w:r>
-        <w:rPr>
-          <w:rFonts w:eastAsia="맑은 고딕"/>
-          <w:szCs w:val="24"/>
-          <w:lang w:eastAsia="ko-KR"/>
-        </w:rPr>
-        <w:t>피킹</w:t>
-      </w:r>
-      <w:proofErr w:type="spellEnd"/>
-      <w:r>
-        <w:rPr>
-          <w:rFonts w:eastAsia="맑은 고딕"/>
-          <w:szCs w:val="24"/>
-          <w:lang w:eastAsia="ko-KR"/>
-        </w:rPr>
-        <w:t xml:space="preserve"> 프로세스 병목 현상을 컴퓨터 시뮬레이션(</w:t>
-      </w:r>
-      <w:proofErr w:type="spellStart"/>
-      <w:r>
-        <w:rPr>
-          <w:rFonts w:eastAsia="맑은 고딕"/>
-          <w:szCs w:val="24"/>
-          <w:lang w:eastAsia="ko-KR"/>
-        </w:rPr>
-        <w:t>AnyLogic</w:t>
-      </w:r>
-      <w:proofErr w:type="spellEnd"/>
-      <w:r>
-        <w:rPr>
-          <w:rFonts w:eastAsia="맑은 고딕"/>
-          <w:szCs w:val="24"/>
-          <w:lang w:eastAsia="ko-KR"/>
-        </w:rPr>
-        <w:t xml:space="preserve"> Personal Learning Edition)으로 분석하고, 세 가지 운영 개선 전략을 통해 작업 완료 시간을 단축하는 방안을 제시한다.</w:t>
+        <w:t xml:space="preserve">본 연구는 (주)K-Logistics 풀필먼트 센터의 피킹 프로세스 병목 현상을 컴퓨터 시뮬레이션(AnyLogic Personal Learning Edition)으로 분석하고, 세 가지 운영 개선 전략을 통해 작업 완료 시간을 단축하는 방안을 제시한다.</w:t>
       </w:r>
     </w:p>
     <w:p>
@@ -850,79 +704,7 @@
           <w:szCs w:val="24"/>
           <w:lang w:eastAsia="ko-KR"/>
         </w:rPr>
-        <w:t xml:space="preserve">■ </w:t>
-      </w:r>
-      <w:r>
-        <w:rPr>
-          <w:b/>
-          <w:szCs w:val="24"/>
-          <w:lang w:eastAsia="ko-KR"/>
-        </w:rPr>
-        <w:t>개선</w:t>
-      </w:r>
-      <w:r>
-        <w:rPr>
-          <w:b/>
-          <w:szCs w:val="24"/>
-          <w:lang w:eastAsia="ko-KR"/>
-        </w:rPr>
-        <w:t xml:space="preserve"> </w:t>
-      </w:r>
-      <w:r>
-        <w:rPr>
-          <w:b/>
-          <w:szCs w:val="24"/>
-          <w:lang w:eastAsia="ko-KR"/>
-        </w:rPr>
-        <w:t>전략</w:t>
-      </w:r>
-      <w:r>
-        <w:rPr>
-          <w:b/>
-          <w:szCs w:val="24"/>
-          <w:lang w:eastAsia="ko-KR"/>
-        </w:rPr>
-        <w:t xml:space="preserve"> </w:t>
-      </w:r>
-      <w:r>
-        <w:rPr>
-          <w:b/>
-          <w:szCs w:val="24"/>
-          <w:lang w:eastAsia="ko-KR"/>
-        </w:rPr>
-        <w:t>및</w:t>
-      </w:r>
-      <w:r>
-        <w:rPr>
-          <w:b/>
-          <w:szCs w:val="24"/>
-          <w:lang w:eastAsia="ko-KR"/>
-        </w:rPr>
-        <w:t xml:space="preserve"> </w:t>
-      </w:r>
-      <w:r>
-        <w:rPr>
-          <w:b/>
-          <w:szCs w:val="24"/>
-          <w:lang w:eastAsia="ko-KR"/>
-        </w:rPr>
-        <w:t>핵심</w:t>
-      </w:r>
-      <w:r>
-        <w:rPr>
-          <w:b/>
-          <w:szCs w:val="24"/>
-          <w:lang w:eastAsia="ko-KR"/>
-        </w:rPr>
-        <w:t xml:space="preserve"> </w:t>
-      </w:r>
-      <w:r>
-        <w:rPr>
-          <w:b/>
-          <w:szCs w:val="24"/>
-          <w:lang w:eastAsia="ko-KR"/>
-        </w:rPr>
-        <w:t>결과</w:t>
+        <w:t xml:space="preserve">■ 개선 전략 및 핵심 결과</w:t>
       </w:r>
     </w:p>
     <w:p>
@@ -941,9 +723,26 @@
           <w:szCs w:val="24"/>
           <w:lang w:eastAsia="ko-KR"/>
         </w:rPr>
-        <w:t xml:space="preserve">① </w:t>
-      </w:r>
-      <w:proofErr w:type="spellStart"/>
+        <w:t xml:space="preserve">① 제함기 부하 분산: </w:t>
+      </w:r>
+      <w:r>
+        <w:rPr>
+          <w:rFonts w:eastAsia="맑은 고딕"/>
+          <w:szCs w:val="24"/>
+          <w:lang w:eastAsia="ko-KR"/>
+        </w:rPr>
+        <w:t xml:space="preserve">S/A 박스를 제함기1·2의 실시간 대기열 크기를 비교하여 동적 분배하는 로직을 구현한다. 실측 기여는 제한적이나(제함기2 가동률 0%→4.8%), 하류 병목 해소 시 효과가 커지는 구조적 대비책이다.</w:t>
+      </w:r>
+    </w:p>
+    <w:p>
+      <w:pPr>
+        <w:pStyle w:val="a0"/>
+        <w:spacing w:after="80" w:line="384" w:lineRule="auto"/>
+        <w:rPr>
+          <w:szCs w:val="24"/>
+          <w:lang w:eastAsia="ko-KR"/>
+        </w:rPr>
+      </w:pPr>
       <w:r>
         <w:rPr>
           <w:rFonts w:eastAsia="맑은 고딕"/>
@@ -951,9 +750,26 @@
           <w:szCs w:val="24"/>
           <w:lang w:eastAsia="ko-KR"/>
         </w:rPr>
-        <w:t>제함기</w:t>
-      </w:r>
-      <w:proofErr w:type="spellEnd"/>
+        <w:t xml:space="preserve">② AGV 최적 운영: </w:t>
+      </w:r>
+      <w:r>
+        <w:rPr>
+          <w:rFonts w:eastAsia="맑은 고딕"/>
+          <w:szCs w:val="24"/>
+          <w:lang w:eastAsia="ko-KR"/>
+        </w:rPr>
+        <w:t>운영 대수를 40대에서 25대로 최적화하고, 박스 대기 위치 기준 최근접 AGV 우선 배차 로직을 적용하여 불필요한 공주행을 최소화한다.</w:t>
+      </w:r>
+    </w:p>
+    <w:p>
+      <w:pPr>
+        <w:pStyle w:val="a0"/>
+        <w:spacing w:after="80" w:line="384" w:lineRule="auto"/>
+        <w:rPr>
+          <w:szCs w:val="24"/>
+          <w:lang w:eastAsia="ko-KR"/>
+        </w:rPr>
+      </w:pPr>
       <w:r>
         <w:rPr>
           <w:rFonts w:eastAsia="맑은 고딕"/>
@@ -961,7 +777,7 @@
           <w:szCs w:val="24"/>
           <w:lang w:eastAsia="ko-KR"/>
         </w:rPr>
-        <w:t xml:space="preserve"> 부하 분산: </w:t>
+        <w:t xml:space="preserve">③ 파렛타이저 슬롯 동적 배정: </w:t>
       </w:r>
       <w:r>
         <w:rPr>
@@ -969,171 +785,7 @@
           <w:szCs w:val="24"/>
           <w:lang w:eastAsia="ko-KR"/>
         </w:rPr>
-        <w:t xml:space="preserve">S/A 박스를 </w:t>
-      </w:r>
-      <w:proofErr w:type="spellStart"/>
-      <w:r>
-        <w:rPr>
-          <w:rFonts w:eastAsia="맑은 고딕"/>
-          <w:szCs w:val="24"/>
-          <w:lang w:eastAsia="ko-KR"/>
-        </w:rPr>
-        <w:t>제함기</w:t>
-      </w:r>
-      <w:proofErr w:type="spellEnd"/>
-      <w:r>
-        <w:rPr>
-          <w:rFonts w:eastAsia="맑은 고딕"/>
-          <w:szCs w:val="24"/>
-          <w:lang w:eastAsia="ko-KR"/>
-        </w:rPr>
-        <w:t xml:space="preserve">1·2의 실시간 </w:t>
-      </w:r>
-      <w:proofErr w:type="spellStart"/>
-      <w:r>
-        <w:rPr>
-          <w:rFonts w:eastAsia="맑은 고딕"/>
-          <w:szCs w:val="24"/>
-          <w:lang w:eastAsia="ko-KR"/>
-        </w:rPr>
-        <w:t>대기열</w:t>
-      </w:r>
-      <w:proofErr w:type="spellEnd"/>
-      <w:r>
-        <w:rPr>
-          <w:rFonts w:eastAsia="맑은 고딕"/>
-          <w:szCs w:val="24"/>
-          <w:lang w:eastAsia="ko-KR"/>
-        </w:rPr>
-        <w:t xml:space="preserve"> 크기를 비교하여 동적 분배함으로써 </w:t>
-      </w:r>
-      <w:proofErr w:type="spellStart"/>
-      <w:r>
-        <w:rPr>
-          <w:rFonts w:eastAsia="맑은 고딕"/>
-          <w:szCs w:val="24"/>
-          <w:lang w:eastAsia="ko-KR"/>
-        </w:rPr>
-        <w:t>제함기</w:t>
-      </w:r>
-      <w:proofErr w:type="spellEnd"/>
-      <w:r>
-        <w:rPr>
-          <w:rFonts w:eastAsia="맑은 고딕"/>
-          <w:szCs w:val="24"/>
-          <w:lang w:eastAsia="ko-KR"/>
-        </w:rPr>
-        <w:t xml:space="preserve">1 부하를 실측 기준 포화(약 100%)에서 약 30%로 낮추고 </w:t>
-      </w:r>
-      <w:proofErr w:type="spellStart"/>
-      <w:r>
-        <w:rPr>
-          <w:rFonts w:eastAsia="맑은 고딕"/>
-          <w:szCs w:val="24"/>
-          <w:lang w:eastAsia="ko-KR"/>
-        </w:rPr>
-        <w:t>제함기</w:t>
-      </w:r>
-      <w:proofErr w:type="spellEnd"/>
-      <w:r>
-        <w:rPr>
-          <w:rFonts w:eastAsia="맑은 고딕"/>
-          <w:szCs w:val="24"/>
-          <w:lang w:eastAsia="ko-KR"/>
-        </w:rPr>
-        <w:t>2의 유휴 용량을 활용하도록 재분배한다.</w:t>
-      </w:r>
-    </w:p>
-    <w:p>
-      <w:pPr>
-        <w:pStyle w:val="a0"/>
-        <w:spacing w:after="80" w:line="384" w:lineRule="auto"/>
-        <w:rPr>
-          <w:szCs w:val="24"/>
-          <w:lang w:eastAsia="ko-KR"/>
-        </w:rPr>
-      </w:pPr>
-      <w:r>
-        <w:rPr>
-          <w:rFonts w:eastAsia="맑은 고딕"/>
-          <w:b/>
-          <w:szCs w:val="24"/>
-          <w:lang w:eastAsia="ko-KR"/>
-        </w:rPr>
-        <w:t xml:space="preserve">② AGV 최적 운영: </w:t>
-      </w:r>
-      <w:r>
-        <w:rPr>
-          <w:rFonts w:eastAsia="맑은 고딕"/>
-          <w:szCs w:val="24"/>
-          <w:lang w:eastAsia="ko-KR"/>
-        </w:rPr>
-        <w:t>운영 대수를 40대에서 25대로 최적화하고, 박스 대기 위치 기준 최근접 AGV 우선 배차 로직을 적용하여 불필요한 공주행을 최소화한다.</w:t>
-      </w:r>
-    </w:p>
-    <w:p>
-      <w:pPr>
-        <w:pStyle w:val="a0"/>
-        <w:spacing w:after="80" w:line="384" w:lineRule="auto"/>
-        <w:rPr>
-          <w:szCs w:val="24"/>
-          <w:lang w:eastAsia="ko-KR"/>
-        </w:rPr>
-      </w:pPr>
-      <w:r>
-        <w:rPr>
-          <w:rFonts w:eastAsia="맑은 고딕"/>
-          <w:b/>
-          <w:szCs w:val="24"/>
-          <w:lang w:eastAsia="ko-KR"/>
-        </w:rPr>
-        <w:t xml:space="preserve">③ </w:t>
-      </w:r>
-      <w:proofErr w:type="spellStart"/>
-      <w:r>
-        <w:rPr>
-          <w:rFonts w:eastAsia="맑은 고딕"/>
-          <w:b/>
-          <w:szCs w:val="24"/>
-          <w:lang w:eastAsia="ko-KR"/>
-        </w:rPr>
-        <w:t>파렛타이저</w:t>
-      </w:r>
-      <w:proofErr w:type="spellEnd"/>
-      <w:r>
-        <w:rPr>
-          <w:rFonts w:eastAsia="맑은 고딕"/>
-          <w:b/>
-          <w:szCs w:val="24"/>
-          <w:lang w:eastAsia="ko-KR"/>
-        </w:rPr>
-        <w:t xml:space="preserve"> 슬롯 동적 배정: </w:t>
-      </w:r>
-      <w:r>
-        <w:rPr>
-          <w:rFonts w:eastAsia="맑은 고딕"/>
-          <w:szCs w:val="24"/>
-          <w:lang w:eastAsia="ko-KR"/>
-        </w:rPr>
-        <w:t xml:space="preserve">지점별 잔여 박스 수를 기반으로 </w:t>
-      </w:r>
-      <w:proofErr w:type="spellStart"/>
-      <w:r>
-        <w:rPr>
-          <w:rFonts w:eastAsia="맑은 고딕"/>
-          <w:szCs w:val="24"/>
-          <w:lang w:eastAsia="ko-KR"/>
-        </w:rPr>
-        <w:t>파렛타이저</w:t>
-      </w:r>
-      <w:proofErr w:type="spellEnd"/>
-      <w:r>
-        <w:rPr>
-          <w:rFonts w:eastAsia="맑은 고딕"/>
-          <w:szCs w:val="24"/>
-          <w:lang w:eastAsia="ko-KR"/>
-        </w:rPr>
-        <w:t xml:space="preserve"> 슬롯을 동적 할당하여 슬롯 점유 효율을 향상시킨다.</w:t>
+        <w:t xml:space="preserve">지점별 잔여 박스 수를 기반으로 파렛타이저 슬롯을 동적 할당하여 슬롯 점유 효율을 향상시킨다.</w:t>
       </w:r>
     </w:p>
     <w:p>
@@ -1213,17 +865,7 @@
               <w:szCs w:val="24"/>
             </w:rPr>
             <w:fldChar w:fldCharType="begin"/>
-          </w:r>
-          <w:r>
-            <w:rPr>
-              <w:szCs w:val="24"/>
-            </w:rPr>
             <w:instrText xml:space="preserve"> TOC \o "1-3" \h \z \u </w:instrText>
-          </w:r>
-          <w:r>
-            <w:rPr>
-              <w:szCs w:val="24"/>
-            </w:rPr>
             <w:fldChar w:fldCharType="separate"/>
           </w:r>
           <w:hyperlink w:anchor="_Toc229933997" w:history="1">
@@ -1281,52 +923,10 @@
                 <w:szCs w:val="24"/>
               </w:rPr>
               <w:tab/>
-            </w:r>
-            <w:r>
-              <w:rPr>
-                <w:noProof/>
-                <w:webHidden/>
-                <w:szCs w:val="24"/>
-              </w:rPr>
               <w:fldChar w:fldCharType="begin"/>
-            </w:r>
-            <w:r>
-              <w:rPr>
-                <w:noProof/>
-                <w:webHidden/>
-                <w:szCs w:val="24"/>
-              </w:rPr>
               <w:instrText xml:space="preserve"> PAGEREF _Toc229933997 \h </w:instrText>
-            </w:r>
-            <w:r>
-              <w:rPr>
-                <w:noProof/>
-                <w:webHidden/>
-                <w:szCs w:val="24"/>
-              </w:rPr>
-            </w:r>
-            <w:r>
-              <w:rPr>
-                <w:noProof/>
-                <w:webHidden/>
-                <w:szCs w:val="24"/>
-              </w:rPr>
               <w:fldChar w:fldCharType="separate"/>
-            </w:r>
-            <w:r>
-              <w:rPr>
-                <w:noProof/>
-                <w:webHidden/>
-                <w:szCs w:val="24"/>
-              </w:rPr>
               <w:t>4</w:t>
-            </w:r>
-            <w:r>
-              <w:rPr>
-                <w:noProof/>
-                <w:webHidden/>
-                <w:szCs w:val="24"/>
-              </w:rPr>
               <w:fldChar w:fldCharType="end"/>
             </w:r>
           </w:hyperlink>
@@ -1449,52 +1049,10 @@
                 <w:szCs w:val="24"/>
               </w:rPr>
               <w:tab/>
-            </w:r>
-            <w:r>
-              <w:rPr>
-                <w:noProof/>
-                <w:webHidden/>
-                <w:szCs w:val="24"/>
-              </w:rPr>
               <w:fldChar w:fldCharType="begin"/>
-            </w:r>
-            <w:r>
-              <w:rPr>
-                <w:noProof/>
-                <w:webHidden/>
-                <w:szCs w:val="24"/>
-              </w:rPr>
               <w:instrText xml:space="preserve"> PAGEREF _Toc229933998 \h </w:instrText>
-            </w:r>
-            <w:r>
-              <w:rPr>
-                <w:noProof/>
-                <w:webHidden/>
-                <w:szCs w:val="24"/>
-              </w:rPr>
-            </w:r>
-            <w:r>
-              <w:rPr>
-                <w:noProof/>
-                <w:webHidden/>
-                <w:szCs w:val="24"/>
-              </w:rPr>
               <w:fldChar w:fldCharType="separate"/>
-            </w:r>
-            <w:r>
-              <w:rPr>
-                <w:noProof/>
-                <w:webHidden/>
-                <w:szCs w:val="24"/>
-              </w:rPr>
               <w:t>4</w:t>
-            </w:r>
-            <w:r>
-              <w:rPr>
-                <w:noProof/>
-                <w:webHidden/>
-                <w:szCs w:val="24"/>
-              </w:rPr>
               <w:fldChar w:fldCharType="end"/>
             </w:r>
           </w:hyperlink>
@@ -1617,52 +1175,10 @@
                 <w:szCs w:val="24"/>
               </w:rPr>
               <w:tab/>
-            </w:r>
-            <w:r>
-              <w:rPr>
-                <w:noProof/>
-                <w:webHidden/>
-                <w:szCs w:val="24"/>
-              </w:rPr>
               <w:fldChar w:fldCharType="begin"/>
-            </w:r>
-            <w:r>
-              <w:rPr>
-                <w:noProof/>
-                <w:webHidden/>
-                <w:szCs w:val="24"/>
-              </w:rPr>
               <w:instrText xml:space="preserve"> PAGEREF _Toc229933999 \h </w:instrText>
-            </w:r>
-            <w:r>
-              <w:rPr>
-                <w:noProof/>
-                <w:webHidden/>
-                <w:szCs w:val="24"/>
-              </w:rPr>
-            </w:r>
-            <w:r>
-              <w:rPr>
-                <w:noProof/>
-                <w:webHidden/>
-                <w:szCs w:val="24"/>
-              </w:rPr>
               <w:fldChar w:fldCharType="separate"/>
-            </w:r>
-            <w:r>
-              <w:rPr>
-                <w:noProof/>
-                <w:webHidden/>
-                <w:szCs w:val="24"/>
-              </w:rPr>
               <w:t>5</w:t>
-            </w:r>
-            <w:r>
-              <w:rPr>
-                <w:noProof/>
-                <w:webHidden/>
-                <w:szCs w:val="24"/>
-              </w:rPr>
               <w:fldChar w:fldCharType="end"/>
             </w:r>
           </w:hyperlink>
@@ -1747,52 +1263,10 @@
                 <w:szCs w:val="24"/>
               </w:rPr>
               <w:tab/>
-            </w:r>
-            <w:r>
-              <w:rPr>
-                <w:noProof/>
-                <w:webHidden/>
-                <w:szCs w:val="24"/>
-              </w:rPr>
               <w:fldChar w:fldCharType="begin"/>
-            </w:r>
-            <w:r>
-              <w:rPr>
-                <w:noProof/>
-                <w:webHidden/>
-                <w:szCs w:val="24"/>
-              </w:rPr>
               <w:instrText xml:space="preserve"> PAGEREF _Toc229934000 \h </w:instrText>
-            </w:r>
-            <w:r>
-              <w:rPr>
-                <w:noProof/>
-                <w:webHidden/>
-                <w:szCs w:val="24"/>
-              </w:rPr>
-            </w:r>
-            <w:r>
-              <w:rPr>
-                <w:noProof/>
-                <w:webHidden/>
-                <w:szCs w:val="24"/>
-              </w:rPr>
               <w:fldChar w:fldCharType="separate"/>
-            </w:r>
-            <w:r>
-              <w:rPr>
-                <w:noProof/>
-                <w:webHidden/>
-                <w:szCs w:val="24"/>
-              </w:rPr>
               <w:t>6</w:t>
-            </w:r>
-            <w:r>
-              <w:rPr>
-                <w:noProof/>
-                <w:webHidden/>
-                <w:szCs w:val="24"/>
-              </w:rPr>
               <w:fldChar w:fldCharType="end"/>
             </w:r>
           </w:hyperlink>
@@ -1896,52 +1370,10 @@
                 <w:szCs w:val="24"/>
               </w:rPr>
               <w:tab/>
-            </w:r>
-            <w:r>
-              <w:rPr>
-                <w:noProof/>
-                <w:webHidden/>
-                <w:szCs w:val="24"/>
-              </w:rPr>
               <w:fldChar w:fldCharType="begin"/>
-            </w:r>
-            <w:r>
-              <w:rPr>
-                <w:noProof/>
-                <w:webHidden/>
-                <w:szCs w:val="24"/>
-              </w:rPr>
               <w:instrText xml:space="preserve"> PAGEREF _Toc229934001 \h </w:instrText>
-            </w:r>
-            <w:r>
-              <w:rPr>
-                <w:noProof/>
-                <w:webHidden/>
-                <w:szCs w:val="24"/>
-              </w:rPr>
-            </w:r>
-            <w:r>
-              <w:rPr>
-                <w:noProof/>
-                <w:webHidden/>
-                <w:szCs w:val="24"/>
-              </w:rPr>
               <w:fldChar w:fldCharType="separate"/>
-            </w:r>
-            <w:r>
-              <w:rPr>
-                <w:noProof/>
-                <w:webHidden/>
-                <w:szCs w:val="24"/>
-              </w:rPr>
               <w:t>8</w:t>
-            </w:r>
-            <w:r>
-              <w:rPr>
-                <w:noProof/>
-                <w:webHidden/>
-                <w:szCs w:val="24"/>
-              </w:rPr>
               <w:fldChar w:fldCharType="end"/>
             </w:r>
           </w:hyperlink>
@@ -2045,52 +1477,10 @@
                 <w:szCs w:val="24"/>
               </w:rPr>
               <w:tab/>
-            </w:r>
-            <w:r>
-              <w:rPr>
-                <w:noProof/>
-                <w:webHidden/>
-                <w:szCs w:val="24"/>
-              </w:rPr>
               <w:fldChar w:fldCharType="begin"/>
-            </w:r>
-            <w:r>
-              <w:rPr>
-                <w:noProof/>
-                <w:webHidden/>
-                <w:szCs w:val="24"/>
-              </w:rPr>
               <w:instrText xml:space="preserve"> PAGEREF _Toc229934002 \h </w:instrText>
-            </w:r>
-            <w:r>
-              <w:rPr>
-                <w:noProof/>
-                <w:webHidden/>
-                <w:szCs w:val="24"/>
-              </w:rPr>
-            </w:r>
-            <w:r>
-              <w:rPr>
-                <w:noProof/>
-                <w:webHidden/>
-                <w:szCs w:val="24"/>
-              </w:rPr>
               <w:fldChar w:fldCharType="separate"/>
-            </w:r>
-            <w:r>
-              <w:rPr>
-                <w:noProof/>
-                <w:webHidden/>
-                <w:szCs w:val="24"/>
-              </w:rPr>
               <w:t>9</w:t>
-            </w:r>
-            <w:r>
-              <w:rPr>
-                <w:noProof/>
-                <w:webHidden/>
-                <w:szCs w:val="24"/>
-              </w:rPr>
               <w:fldChar w:fldCharType="end"/>
             </w:r>
           </w:hyperlink>
@@ -2175,52 +1565,10 @@
                 <w:szCs w:val="24"/>
               </w:rPr>
               <w:tab/>
-            </w:r>
-            <w:r>
-              <w:rPr>
-                <w:noProof/>
-                <w:webHidden/>
-                <w:szCs w:val="24"/>
-              </w:rPr>
               <w:fldChar w:fldCharType="begin"/>
-            </w:r>
-            <w:r>
-              <w:rPr>
-                <w:noProof/>
-                <w:webHidden/>
-                <w:szCs w:val="24"/>
-              </w:rPr>
               <w:instrText xml:space="preserve"> PAGEREF _Toc229934003 \h </w:instrText>
-            </w:r>
-            <w:r>
-              <w:rPr>
-                <w:noProof/>
-                <w:webHidden/>
-                <w:szCs w:val="24"/>
-              </w:rPr>
-            </w:r>
-            <w:r>
-              <w:rPr>
-                <w:noProof/>
-                <w:webHidden/>
-                <w:szCs w:val="24"/>
-              </w:rPr>
               <w:fldChar w:fldCharType="separate"/>
-            </w:r>
-            <w:r>
-              <w:rPr>
-                <w:noProof/>
-                <w:webHidden/>
-                <w:szCs w:val="24"/>
-              </w:rPr>
               <w:t>9</w:t>
-            </w:r>
-            <w:r>
-              <w:rPr>
-                <w:noProof/>
-                <w:webHidden/>
-                <w:szCs w:val="24"/>
-              </w:rPr>
               <w:fldChar w:fldCharType="end"/>
             </w:r>
           </w:hyperlink>
@@ -2324,52 +1672,10 @@
                 <w:szCs w:val="24"/>
               </w:rPr>
               <w:tab/>
-            </w:r>
-            <w:r>
-              <w:rPr>
-                <w:noProof/>
-                <w:webHidden/>
-                <w:szCs w:val="24"/>
-              </w:rPr>
               <w:fldChar w:fldCharType="begin"/>
-            </w:r>
-            <w:r>
-              <w:rPr>
-                <w:noProof/>
-                <w:webHidden/>
-                <w:szCs w:val="24"/>
-              </w:rPr>
               <w:instrText xml:space="preserve"> PAGEREF _Toc229934004 \h </w:instrText>
-            </w:r>
-            <w:r>
-              <w:rPr>
-                <w:noProof/>
-                <w:webHidden/>
-                <w:szCs w:val="24"/>
-              </w:rPr>
-            </w:r>
-            <w:r>
-              <w:rPr>
-                <w:noProof/>
-                <w:webHidden/>
-                <w:szCs w:val="24"/>
-              </w:rPr>
               <w:fldChar w:fldCharType="separate"/>
-            </w:r>
-            <w:r>
-              <w:rPr>
-                <w:noProof/>
-                <w:webHidden/>
-                <w:szCs w:val="24"/>
-              </w:rPr>
               <w:t>10</w:t>
-            </w:r>
-            <w:r>
-              <w:rPr>
-                <w:noProof/>
-                <w:webHidden/>
-                <w:szCs w:val="24"/>
-              </w:rPr>
               <w:fldChar w:fldCharType="end"/>
             </w:r>
           </w:hyperlink>
@@ -2454,52 +1760,10 @@
                 <w:szCs w:val="24"/>
               </w:rPr>
               <w:tab/>
-            </w:r>
-            <w:r>
-              <w:rPr>
-                <w:noProof/>
-                <w:webHidden/>
-                <w:szCs w:val="24"/>
-              </w:rPr>
               <w:fldChar w:fldCharType="begin"/>
-            </w:r>
-            <w:r>
-              <w:rPr>
-                <w:noProof/>
-                <w:webHidden/>
-                <w:szCs w:val="24"/>
-              </w:rPr>
               <w:instrText xml:space="preserve"> PAGEREF _Toc229934005 \h </w:instrText>
-            </w:r>
-            <w:r>
-              <w:rPr>
-                <w:noProof/>
-                <w:webHidden/>
-                <w:szCs w:val="24"/>
-              </w:rPr>
-            </w:r>
-            <w:r>
-              <w:rPr>
-                <w:noProof/>
-                <w:webHidden/>
-                <w:szCs w:val="24"/>
-              </w:rPr>
               <w:fldChar w:fldCharType="separate"/>
-            </w:r>
-            <w:r>
-              <w:rPr>
-                <w:noProof/>
-                <w:webHidden/>
-                <w:szCs w:val="24"/>
-              </w:rPr>
               <w:t>11</w:t>
-            </w:r>
-            <w:r>
-              <w:rPr>
-                <w:noProof/>
-                <w:webHidden/>
-                <w:szCs w:val="24"/>
-              </w:rPr>
               <w:fldChar w:fldCharType="end"/>
             </w:r>
           </w:hyperlink>
@@ -2622,52 +1886,10 @@
                 <w:szCs w:val="24"/>
               </w:rPr>
               <w:tab/>
-            </w:r>
-            <w:r>
-              <w:rPr>
-                <w:noProof/>
-                <w:webHidden/>
-                <w:szCs w:val="24"/>
-              </w:rPr>
               <w:fldChar w:fldCharType="begin"/>
-            </w:r>
-            <w:r>
-              <w:rPr>
-                <w:noProof/>
-                <w:webHidden/>
-                <w:szCs w:val="24"/>
-              </w:rPr>
               <w:instrText xml:space="preserve"> PAGEREF _Toc229934006 \h </w:instrText>
-            </w:r>
-            <w:r>
-              <w:rPr>
-                <w:noProof/>
-                <w:webHidden/>
-                <w:szCs w:val="24"/>
-              </w:rPr>
-            </w:r>
-            <w:r>
-              <w:rPr>
-                <w:noProof/>
-                <w:webHidden/>
-                <w:szCs w:val="24"/>
-              </w:rPr>
               <w:fldChar w:fldCharType="separate"/>
-            </w:r>
-            <w:r>
-              <w:rPr>
-                <w:noProof/>
-                <w:webHidden/>
-                <w:szCs w:val="24"/>
-              </w:rPr>
               <w:t>12</w:t>
-            </w:r>
-            <w:r>
-              <w:rPr>
-                <w:noProof/>
-                <w:webHidden/>
-                <w:szCs w:val="24"/>
-              </w:rPr>
               <w:fldChar w:fldCharType="end"/>
             </w:r>
           </w:hyperlink>
@@ -2771,52 +1993,10 @@
                 <w:szCs w:val="24"/>
               </w:rPr>
               <w:tab/>
-            </w:r>
-            <w:r>
-              <w:rPr>
-                <w:noProof/>
-                <w:webHidden/>
-                <w:szCs w:val="24"/>
-              </w:rPr>
               <w:fldChar w:fldCharType="begin"/>
-            </w:r>
-            <w:r>
-              <w:rPr>
-                <w:noProof/>
-                <w:webHidden/>
-                <w:szCs w:val="24"/>
-              </w:rPr>
               <w:instrText xml:space="preserve"> PAGEREF _Toc229934007 \h </w:instrText>
-            </w:r>
-            <w:r>
-              <w:rPr>
-                <w:noProof/>
-                <w:webHidden/>
-                <w:szCs w:val="24"/>
-              </w:rPr>
-            </w:r>
-            <w:r>
-              <w:rPr>
-                <w:noProof/>
-                <w:webHidden/>
-                <w:szCs w:val="24"/>
-              </w:rPr>
               <w:fldChar w:fldCharType="separate"/>
-            </w:r>
-            <w:r>
-              <w:rPr>
-                <w:noProof/>
-                <w:webHidden/>
-                <w:szCs w:val="24"/>
-              </w:rPr>
               <w:t>14</w:t>
-            </w:r>
-            <w:r>
-              <w:rPr>
-                <w:noProof/>
-                <w:webHidden/>
-                <w:szCs w:val="24"/>
-              </w:rPr>
               <w:fldChar w:fldCharType="end"/>
             </w:r>
           </w:hyperlink>
@@ -2939,52 +2119,10 @@
                 <w:szCs w:val="24"/>
               </w:rPr>
               <w:tab/>
-            </w:r>
-            <w:r>
-              <w:rPr>
-                <w:noProof/>
-                <w:webHidden/>
-                <w:szCs w:val="24"/>
-              </w:rPr>
               <w:fldChar w:fldCharType="begin"/>
-            </w:r>
-            <w:r>
-              <w:rPr>
-                <w:noProof/>
-                <w:webHidden/>
-                <w:szCs w:val="24"/>
-              </w:rPr>
               <w:instrText xml:space="preserve"> PAGEREF _Toc229934008 \h </w:instrText>
-            </w:r>
-            <w:r>
-              <w:rPr>
-                <w:noProof/>
-                <w:webHidden/>
-                <w:szCs w:val="24"/>
-              </w:rPr>
-            </w:r>
-            <w:r>
-              <w:rPr>
-                <w:noProof/>
-                <w:webHidden/>
-                <w:szCs w:val="24"/>
-              </w:rPr>
               <w:fldChar w:fldCharType="separate"/>
-            </w:r>
-            <w:r>
-              <w:rPr>
-                <w:noProof/>
-                <w:webHidden/>
-                <w:szCs w:val="24"/>
-              </w:rPr>
               <w:t>14</w:t>
-            </w:r>
-            <w:r>
-              <w:rPr>
-                <w:noProof/>
-                <w:webHidden/>
-                <w:szCs w:val="24"/>
-              </w:rPr>
               <w:fldChar w:fldCharType="end"/>
             </w:r>
           </w:hyperlink>
@@ -3050,52 +2188,10 @@
                 <w:szCs w:val="24"/>
               </w:rPr>
               <w:tab/>
-            </w:r>
-            <w:r>
-              <w:rPr>
-                <w:noProof/>
-                <w:webHidden/>
-                <w:szCs w:val="24"/>
-              </w:rPr>
               <w:fldChar w:fldCharType="begin"/>
-            </w:r>
-            <w:r>
-              <w:rPr>
-                <w:noProof/>
-                <w:webHidden/>
-                <w:szCs w:val="24"/>
-              </w:rPr>
               <w:instrText xml:space="preserve"> PAGEREF _Toc229934009 \h </w:instrText>
-            </w:r>
-            <w:r>
-              <w:rPr>
-                <w:noProof/>
-                <w:webHidden/>
-                <w:szCs w:val="24"/>
-              </w:rPr>
-            </w:r>
-            <w:r>
-              <w:rPr>
-                <w:noProof/>
-                <w:webHidden/>
-                <w:szCs w:val="24"/>
-              </w:rPr>
               <w:fldChar w:fldCharType="separate"/>
-            </w:r>
-            <w:r>
-              <w:rPr>
-                <w:noProof/>
-                <w:webHidden/>
-                <w:szCs w:val="24"/>
-              </w:rPr>
               <w:t>15</w:t>
-            </w:r>
-            <w:r>
-              <w:rPr>
-                <w:noProof/>
-                <w:webHidden/>
-                <w:szCs w:val="24"/>
-              </w:rPr>
               <w:fldChar w:fldCharType="end"/>
             </w:r>
           </w:hyperlink>
@@ -3199,52 +2295,10 @@
                 <w:szCs w:val="24"/>
               </w:rPr>
               <w:tab/>
-            </w:r>
-            <w:r>
-              <w:rPr>
-                <w:noProof/>
-                <w:webHidden/>
-                <w:szCs w:val="24"/>
-              </w:rPr>
               <w:fldChar w:fldCharType="begin"/>
-            </w:r>
-            <w:r>
-              <w:rPr>
-                <w:noProof/>
-                <w:webHidden/>
-                <w:szCs w:val="24"/>
-              </w:rPr>
               <w:instrText xml:space="preserve"> PAGEREF _Toc229934010 \h </w:instrText>
-            </w:r>
-            <w:r>
-              <w:rPr>
-                <w:noProof/>
-                <w:webHidden/>
-                <w:szCs w:val="24"/>
-              </w:rPr>
-            </w:r>
-            <w:r>
-              <w:rPr>
-                <w:noProof/>
-                <w:webHidden/>
-                <w:szCs w:val="24"/>
-              </w:rPr>
               <w:fldChar w:fldCharType="separate"/>
-            </w:r>
-            <w:r>
-              <w:rPr>
-                <w:noProof/>
-                <w:webHidden/>
-                <w:szCs w:val="24"/>
-              </w:rPr>
               <w:t>17</w:t>
-            </w:r>
-            <w:r>
-              <w:rPr>
-                <w:noProof/>
-                <w:webHidden/>
-                <w:szCs w:val="24"/>
-              </w:rPr>
               <w:fldChar w:fldCharType="end"/>
             </w:r>
           </w:hyperlink>
@@ -3329,52 +2383,10 @@
                 <w:szCs w:val="24"/>
               </w:rPr>
               <w:tab/>
-            </w:r>
-            <w:r>
-              <w:rPr>
-                <w:noProof/>
-                <w:webHidden/>
-                <w:szCs w:val="24"/>
-              </w:rPr>
               <w:fldChar w:fldCharType="begin"/>
-            </w:r>
-            <w:r>
-              <w:rPr>
-                <w:noProof/>
-                <w:webHidden/>
-                <w:szCs w:val="24"/>
-              </w:rPr>
               <w:instrText xml:space="preserve"> PAGEREF _Toc229934011 \h </w:instrText>
-            </w:r>
-            <w:r>
-              <w:rPr>
-                <w:noProof/>
-                <w:webHidden/>
-                <w:szCs w:val="24"/>
-              </w:rPr>
-            </w:r>
-            <w:r>
-              <w:rPr>
-                <w:noProof/>
-                <w:webHidden/>
-                <w:szCs w:val="24"/>
-              </w:rPr>
               <w:fldChar w:fldCharType="separate"/>
-            </w:r>
-            <w:r>
-              <w:rPr>
-                <w:noProof/>
-                <w:webHidden/>
-                <w:szCs w:val="24"/>
-              </w:rPr>
               <w:t>18</w:t>
-            </w:r>
-            <w:r>
-              <w:rPr>
-                <w:noProof/>
-                <w:webHidden/>
-                <w:szCs w:val="24"/>
-              </w:rPr>
               <w:fldChar w:fldCharType="end"/>
             </w:r>
           </w:hyperlink>
@@ -3579,61 +2591,7 @@
           <w:szCs w:val="24"/>
           <w:lang w:eastAsia="ko-KR"/>
         </w:rPr>
-        <w:t xml:space="preserve">(주)K-Logistics </w:t>
-      </w:r>
-      <w:proofErr w:type="spellStart"/>
-      <w:r>
-        <w:rPr>
-          <w:rFonts w:eastAsia="맑은 고딕"/>
-          <w:szCs w:val="24"/>
-          <w:lang w:eastAsia="ko-KR"/>
-        </w:rPr>
-        <w:t>풀필먼트</w:t>
-      </w:r>
-      <w:proofErr w:type="spellEnd"/>
-      <w:r>
-        <w:rPr>
-          <w:rFonts w:eastAsia="맑은 고딕"/>
-          <w:szCs w:val="24"/>
-          <w:lang w:eastAsia="ko-KR"/>
-        </w:rPr>
-        <w:t xml:space="preserve"> 센터는 전국 60개 지점의 주문을 취합하여 박스를 생성·</w:t>
-      </w:r>
-      <w:proofErr w:type="spellStart"/>
-      <w:r>
-        <w:rPr>
-          <w:rFonts w:eastAsia="맑은 고딕"/>
-          <w:szCs w:val="24"/>
-          <w:lang w:eastAsia="ko-KR"/>
-        </w:rPr>
-        <w:t>피킹</w:t>
-      </w:r>
-      <w:proofErr w:type="spellEnd"/>
-      <w:r>
-        <w:rPr>
-          <w:rFonts w:eastAsia="맑은 고딕"/>
-          <w:szCs w:val="24"/>
-          <w:lang w:eastAsia="ko-KR"/>
-        </w:rPr>
-        <w:t>·봉함·</w:t>
-      </w:r>
-      <w:proofErr w:type="spellStart"/>
-      <w:r>
-        <w:rPr>
-          <w:rFonts w:eastAsia="맑은 고딕"/>
-          <w:szCs w:val="24"/>
-          <w:lang w:eastAsia="ko-KR"/>
-        </w:rPr>
-        <w:t>파렛타이징</w:t>
-      </w:r>
-      <w:proofErr w:type="spellEnd"/>
-      <w:r>
-        <w:rPr>
-          <w:rFonts w:eastAsia="맑은 고딕"/>
-          <w:szCs w:val="24"/>
-          <w:lang w:eastAsia="ko-KR"/>
-        </w:rPr>
-        <w:t xml:space="preserve"> 후 출하하는 허브 물류센터이다. 전체 물류 흐름은 &lt;그림 1&gt;과 같이 크게 네 단계로 구분된다.</w:t>
+        <w:t xml:space="preserve">(주)K-Logistics 풀필먼트 센터는 전국 60개 지점의 주문을 취합하여 박스를 생성·피킹·봉함·파렛타이징 후 출하하는 허브 물류센터이다. 전체 물류 흐름은 &lt;그림 1&gt;과 같이 크게 네 단계로 구분된다.</w:t>
       </w:r>
     </w:p>
     <w:p>
@@ -3662,27 +2620,7 @@
           <w:szCs w:val="24"/>
           <w:lang w:eastAsia="ko-KR"/>
         </w:rPr>
-        <w:t xml:space="preserve">제함(Box Making) → </w:t>
-      </w:r>
-      <w:proofErr w:type="spellStart"/>
-      <w:r>
-        <w:rPr>
-          <w:rFonts w:eastAsia="맑은 고딕"/>
-          <w:b/>
-          <w:szCs w:val="24"/>
-          <w:lang w:eastAsia="ko-KR"/>
-        </w:rPr>
-        <w:t>피킹</w:t>
-      </w:r>
-      <w:proofErr w:type="spellEnd"/>
-      <w:r>
-        <w:rPr>
-          <w:rFonts w:eastAsia="맑은 고딕"/>
-          <w:b/>
-          <w:szCs w:val="24"/>
-          <w:lang w:eastAsia="ko-KR"/>
-        </w:rPr>
-        <w:t>(Picking) → 포장(Sealing) → 적재(Palletizing)</w:t>
+        <w:t xml:space="preserve">제함(Box Making) → 피킹(Picking) → 포장(Sealing) → 적재(Palletizing)</w:t>
       </w:r>
     </w:p>
     <w:p>
@@ -3848,70 +2786,9 @@
           <w:szCs w:val="24"/>
           <w:lang w:eastAsia="ko-KR"/>
         </w:rPr>
-        <w:t xml:space="preserve">박스는 SKU 등급(S/A/B/C)에 따라 두 가지 경로로 분기된다. S급 또는 A급 SKU가 포함된 박스는 </w:t>
-      </w:r>
-      <w:proofErr w:type="spellStart"/>
-      <w:r>
-        <w:rPr>
-          <w:rFonts w:eastAsia="맑은 고딕"/>
-          <w:szCs w:val="24"/>
-          <w:lang w:eastAsia="ko-KR"/>
-        </w:rPr>
-        <w:t>제함기</w:t>
-      </w:r>
-      <w:proofErr w:type="spellEnd"/>
-      <w:r>
-        <w:rPr>
-          <w:rFonts w:eastAsia="맑은 고딕"/>
-          <w:szCs w:val="24"/>
-          <w:lang w:eastAsia="ko-KR"/>
-        </w:rPr>
-        <w:t xml:space="preserve">1 또는 2에서 생성되어 AGV에 의해 S/A급 스테이션으로 운반되고, B/C급 SKU만 포함된 박스는 </w:t>
-      </w:r>
-      <w:proofErr w:type="spellStart"/>
-      <w:r>
-        <w:rPr>
-          <w:rFonts w:eastAsia="맑은 고딕"/>
-          <w:szCs w:val="24"/>
-          <w:lang w:eastAsia="ko-KR"/>
-        </w:rPr>
-        <w:t>제함기</w:t>
-      </w:r>
-      <w:proofErr w:type="spellEnd"/>
-      <w:r>
-        <w:rPr>
-          <w:rFonts w:eastAsia="맑은 고딕"/>
-          <w:szCs w:val="24"/>
-          <w:lang w:eastAsia="ko-KR"/>
-        </w:rPr>
-        <w:t xml:space="preserve">3에서 생성되어 </w:t>
-      </w:r>
-      <w:r>
-        <w:rPr>
-          <w:rFonts w:eastAsia="맑은 고딕"/>
-          <w:szCs w:val="24"/>
-          <w:lang w:eastAsia="ko-KR"/>
-        </w:rPr>
+        <w:t xml:space="preserve">박스는 SKU 등급(S/A/B/C)에 따라 두 가지 경로로 분기된다. S급 또는 A급 SKU가 포함된 박스는 제함기1 또는 2에서 생성되어 AGV에 의해 S/A급 스테이션으로 운반되고, B/C급 SKU만 포함된 박스는 제함기3에서 생성되어 </w:t>
         <w:lastRenderedPageBreak/>
-        <w:t xml:space="preserve">컨베이어벨트로 B/C급 스테이션으로 운반된다. S/A급과 B/C급이 혼합된 박스는 S/A급 </w:t>
-      </w:r>
-      <w:proofErr w:type="spellStart"/>
-      <w:r>
-        <w:rPr>
-          <w:rFonts w:eastAsia="맑은 고딕"/>
-          <w:szCs w:val="24"/>
-          <w:lang w:eastAsia="ko-KR"/>
-        </w:rPr>
-        <w:t>피킹</w:t>
-      </w:r>
-      <w:proofErr w:type="spellEnd"/>
-      <w:r>
-        <w:rPr>
-          <w:rFonts w:eastAsia="맑은 고딕"/>
-          <w:szCs w:val="24"/>
-          <w:lang w:eastAsia="ko-KR"/>
-        </w:rPr>
-        <w:t xml:space="preserve"> 완료 후 박스 투입구3을 통해 B/C급 라인과 합류한다.</w:t>
+        <w:t xml:space="preserve">컨베이어벨트로 B/C급 스테이션으로 운반된다. S/A급과 B/C급이 혼합된 박스는 S/A급 피킹 완료 후 박스 투입구3을 통해 B/C급 라인과 합류한다. 한편 문제지에는 B/C 전용 박스의 도착 봉함기가 본문(봉함기1)과 포장 절(봉함기3)에서 상이하게 기술되어 있다. 두 해석 모두 봉함기 처리 속도(25 box/min)와 후속 파렛타이징 흐름이 동일하여 성능 결과에 영향이 없으며, 본 모델은 B/C급 스테이션 경유 박스를 해당 라인에 연결된 봉함기로 운반하도록 구현하였다(문서화된 가정).</w:t>
       </w:r>
     </w:p>
     <w:p>
@@ -3984,21 +2861,7 @@
           <w:lang w:eastAsia="ko-KR"/>
         </w:rPr>
         <w:instrText xml:space="preserve"> SEQ </w:instrText>
-      </w:r>
-      <w:r>
-        <w:rPr>
-          <w:sz w:val="24"/>
-          <w:szCs w:val="24"/>
-          <w:lang w:eastAsia="ko-KR"/>
-        </w:rPr>
         <w:instrText>표</w:instrText>
-      </w:r>
-      <w:r>
-        <w:rPr>
-          <w:sz w:val="24"/>
-          <w:szCs w:val="24"/>
-          <w:lang w:eastAsia="ko-KR"/>
-        </w:rPr>
         <w:instrText xml:space="preserve"> \* ARABIC </w:instrText>
       </w:r>
       <w:r>
@@ -4064,7 +2927,6 @@
                 <w:szCs w:val="24"/>
               </w:rPr>
             </w:pPr>
-            <w:proofErr w:type="spellStart"/>
             <w:r>
               <w:rPr>
                 <w:rFonts w:eastAsia="맑은 고딕"/>
@@ -4074,7 +2936,6 @@
               </w:rPr>
               <w:t>설비</w:t>
             </w:r>
-            <w:proofErr w:type="spellEnd"/>
           </w:p>
         </w:tc>
         <w:tc>
@@ -4091,7 +2952,6 @@
                 <w:szCs w:val="24"/>
               </w:rPr>
             </w:pPr>
-            <w:proofErr w:type="spellStart"/>
             <w:r>
               <w:rPr>
                 <w:rFonts w:eastAsia="맑은 고딕"/>
@@ -4101,7 +2961,6 @@
               </w:rPr>
               <w:t>항목</w:t>
             </w:r>
-            <w:proofErr w:type="spellEnd"/>
           </w:p>
         </w:tc>
         <w:tc>
@@ -4118,7 +2977,6 @@
                 <w:szCs w:val="24"/>
               </w:rPr>
             </w:pPr>
-            <w:proofErr w:type="spellStart"/>
             <w:r>
               <w:rPr>
                 <w:rFonts w:eastAsia="맑은 고딕"/>
@@ -4126,49 +2984,8 @@
                 <w:color w:val="FFFFFF"/>
                 <w:szCs w:val="24"/>
               </w:rPr>
-              <w:t>제원</w:t>
-            </w:r>
-            <w:proofErr w:type="spellEnd"/>
-            <w:r>
-              <w:rPr>
-                <w:rFonts w:eastAsia="맑은 고딕"/>
-                <w:b/>
-                <w:color w:val="FFFFFF"/>
-                <w:szCs w:val="24"/>
-              </w:rPr>
-              <w:t xml:space="preserve"> 및 </w:t>
-            </w:r>
-            <w:proofErr w:type="spellStart"/>
-            <w:r>
-              <w:rPr>
-                <w:rFonts w:eastAsia="맑은 고딕"/>
-                <w:b/>
-                <w:color w:val="FFFFFF"/>
-                <w:szCs w:val="24"/>
-              </w:rPr>
-              <w:t>제약</w:t>
-            </w:r>
-            <w:proofErr w:type="spellEnd"/>
-            <w:r>
-              <w:rPr>
-                <w:rFonts w:eastAsia="맑은 고딕"/>
-                <w:b/>
-                <w:color w:val="FFFFFF"/>
-                <w:szCs w:val="24"/>
-              </w:rPr>
-              <w:t xml:space="preserve"> </w:t>
-            </w:r>
-            <w:proofErr w:type="spellStart"/>
-            <w:r>
-              <w:rPr>
-                <w:rFonts w:eastAsia="맑은 고딕"/>
-                <w:b/>
-                <w:color w:val="FFFFFF"/>
-                <w:szCs w:val="24"/>
-              </w:rPr>
-              <w:t>사항</w:t>
-            </w:r>
-            <w:proofErr w:type="spellEnd"/>
+              <w:t xml:space="preserve">제원 및 제약 사항</w:t>
+            </w:r>
           </w:p>
         </w:tc>
       </w:tr>
@@ -4188,21 +3005,12 @@
                 <w:szCs w:val="24"/>
               </w:rPr>
             </w:pPr>
-            <w:proofErr w:type="spellStart"/>
             <w:r>
               <w:rPr>
                 <w:rFonts w:eastAsia="맑은 고딕"/>
                 <w:szCs w:val="24"/>
               </w:rPr>
-              <w:t>제함기</w:t>
-            </w:r>
-            <w:proofErr w:type="spellEnd"/>
-            <w:r>
-              <w:rPr>
-                <w:rFonts w:eastAsia="맑은 고딕"/>
-                <w:szCs w:val="24"/>
-              </w:rPr>
-              <w:t xml:space="preserve"> (3대)</w:t>
+              <w:t xml:space="preserve">제함기 (3대)</w:t>
             </w:r>
           </w:p>
         </w:tc>
@@ -4218,31 +3026,13 @@
                 <w:szCs w:val="24"/>
               </w:rPr>
             </w:pPr>
-            <w:proofErr w:type="spellStart"/>
             <w:r>
               <w:rPr>
                 <w:rFonts w:eastAsia="맑은 고딕"/>
                 <w:szCs w:val="24"/>
               </w:rPr>
-              <w:t>공급</w:t>
-            </w:r>
-            <w:proofErr w:type="spellEnd"/>
-            <w:r>
-              <w:rPr>
-                <w:rFonts w:eastAsia="맑은 고딕"/>
-                <w:szCs w:val="24"/>
-              </w:rPr>
-              <w:t xml:space="preserve"> </w:t>
-            </w:r>
-            <w:proofErr w:type="spellStart"/>
-            <w:r>
-              <w:rPr>
-                <w:rFonts w:eastAsia="맑은 고딕"/>
-                <w:szCs w:val="24"/>
-              </w:rPr>
-              <w:t>속도</w:t>
-            </w:r>
-            <w:proofErr w:type="spellEnd"/>
+              <w:t xml:space="preserve">공급 속도</w:t>
+            </w:r>
           </w:p>
         </w:tc>
         <w:tc>
@@ -4304,31 +3094,13 @@
                 <w:szCs w:val="24"/>
               </w:rPr>
             </w:pPr>
-            <w:proofErr w:type="spellStart"/>
             <w:r>
               <w:rPr>
                 <w:rFonts w:eastAsia="맑은 고딕"/>
                 <w:szCs w:val="24"/>
               </w:rPr>
-              <w:t>이동</w:t>
-            </w:r>
-            <w:proofErr w:type="spellEnd"/>
-            <w:r>
-              <w:rPr>
-                <w:rFonts w:eastAsia="맑은 고딕"/>
-                <w:szCs w:val="24"/>
-              </w:rPr>
-              <w:t xml:space="preserve"> </w:t>
-            </w:r>
-            <w:proofErr w:type="spellStart"/>
-            <w:r>
-              <w:rPr>
-                <w:rFonts w:eastAsia="맑은 고딕"/>
-                <w:szCs w:val="24"/>
-              </w:rPr>
-              <w:t>속도</w:t>
-            </w:r>
-            <w:proofErr w:type="spellEnd"/>
+              <w:t xml:space="preserve">이동 속도</w:t>
+            </w:r>
           </w:p>
         </w:tc>
         <w:tc>
@@ -4343,37 +3115,12 @@
                 <w:szCs w:val="24"/>
               </w:rPr>
             </w:pPr>
-            <w:proofErr w:type="spellStart"/>
             <w:r>
               <w:rPr>
                 <w:rFonts w:eastAsia="맑은 고딕"/>
                 <w:szCs w:val="24"/>
               </w:rPr>
-              <w:t>최대</w:t>
-            </w:r>
-            <w:proofErr w:type="spellEnd"/>
-            <w:r>
-              <w:rPr>
-                <w:rFonts w:eastAsia="맑은 고딕"/>
-                <w:szCs w:val="24"/>
-              </w:rPr>
-              <w:t xml:space="preserve"> 1.5 m/s (</w:t>
-            </w:r>
-            <w:proofErr w:type="spellStart"/>
-            <w:r>
-              <w:rPr>
-                <w:rFonts w:eastAsia="맑은 고딕"/>
-                <w:szCs w:val="24"/>
-              </w:rPr>
-              <w:t>가감속</w:t>
-            </w:r>
-            <w:proofErr w:type="spellEnd"/>
-            <w:r>
-              <w:rPr>
-                <w:rFonts w:eastAsia="맑은 고딕"/>
-                <w:szCs w:val="24"/>
-              </w:rPr>
-              <w:t xml:space="preserve"> 1 m/s²)</w:t>
+              <w:t xml:space="preserve">최대 1.5 m/s (가감속 1 m/s²)</w:t>
             </w:r>
           </w:p>
         </w:tc>
@@ -4415,47 +3162,13 @@
                 <w:szCs w:val="24"/>
               </w:rPr>
             </w:pPr>
-            <w:proofErr w:type="spellStart"/>
             <w:r>
               <w:rPr>
                 <w:rFonts w:eastAsia="맑은 고딕"/>
                 <w:szCs w:val="24"/>
               </w:rPr>
-              <w:t>적재</w:t>
-            </w:r>
-            <w:proofErr w:type="spellEnd"/>
-            <w:r>
-              <w:rPr>
-                <w:rFonts w:eastAsia="맑은 고딕"/>
-                <w:szCs w:val="24"/>
-              </w:rPr>
-              <w:t>/</w:t>
-            </w:r>
-            <w:proofErr w:type="spellStart"/>
-            <w:r>
-              <w:rPr>
-                <w:rFonts w:eastAsia="맑은 고딕"/>
-                <w:szCs w:val="24"/>
-              </w:rPr>
-              <w:t>하역</w:t>
-            </w:r>
-            <w:proofErr w:type="spellEnd"/>
-            <w:r>
-              <w:rPr>
-                <w:rFonts w:eastAsia="맑은 고딕"/>
-                <w:szCs w:val="24"/>
-              </w:rPr>
-              <w:t xml:space="preserve"> </w:t>
-            </w:r>
-            <w:proofErr w:type="spellStart"/>
-            <w:r>
-              <w:rPr>
-                <w:rFonts w:eastAsia="맑은 고딕"/>
-                <w:szCs w:val="24"/>
-              </w:rPr>
-              <w:t>시간</w:t>
-            </w:r>
-            <w:proofErr w:type="spellEnd"/>
+              <w:t xml:space="preserve">적재/하역 시간</w:t>
+            </w:r>
           </w:p>
         </w:tc>
         <w:tc>
@@ -4496,7 +3209,6 @@
                 <w:szCs w:val="24"/>
               </w:rPr>
             </w:pPr>
-            <w:proofErr w:type="spellStart"/>
             <w:r>
               <w:rPr>
                 <w:rFonts w:eastAsia="맑은 고딕"/>
@@ -4504,7 +3216,6 @@
               </w:rPr>
               <w:t>컨베이어</w:t>
             </w:r>
-            <w:proofErr w:type="spellEnd"/>
           </w:p>
         </w:tc>
         <w:tc>
@@ -4519,31 +3230,13 @@
                 <w:szCs w:val="24"/>
               </w:rPr>
             </w:pPr>
-            <w:proofErr w:type="spellStart"/>
             <w:r>
               <w:rPr>
                 <w:rFonts w:eastAsia="맑은 고딕"/>
                 <w:szCs w:val="24"/>
               </w:rPr>
-              <w:t>이동</w:t>
-            </w:r>
-            <w:proofErr w:type="spellEnd"/>
-            <w:r>
-              <w:rPr>
-                <w:rFonts w:eastAsia="맑은 고딕"/>
-                <w:szCs w:val="24"/>
-              </w:rPr>
-              <w:t xml:space="preserve"> </w:t>
-            </w:r>
-            <w:proofErr w:type="spellStart"/>
-            <w:r>
-              <w:rPr>
-                <w:rFonts w:eastAsia="맑은 고딕"/>
-                <w:szCs w:val="24"/>
-              </w:rPr>
-              <w:t>속도</w:t>
-            </w:r>
-            <w:proofErr w:type="spellEnd"/>
+              <w:t xml:space="preserve">이동 속도</w:t>
+            </w:r>
           </w:p>
         </w:tc>
         <w:tc>
@@ -4563,23 +3256,7 @@
                 <w:rFonts w:eastAsia="맑은 고딕"/>
                 <w:szCs w:val="24"/>
               </w:rPr>
-              <w:t>0.5 m/s (</w:t>
-            </w:r>
-            <w:proofErr w:type="spellStart"/>
-            <w:r>
-              <w:rPr>
-                <w:rFonts w:eastAsia="맑은 고딕"/>
-                <w:szCs w:val="24"/>
-              </w:rPr>
-              <w:t>정속</w:t>
-            </w:r>
-            <w:proofErr w:type="spellEnd"/>
-            <w:r>
-              <w:rPr>
-                <w:rFonts w:eastAsia="맑은 고딕"/>
-                <w:szCs w:val="24"/>
-              </w:rPr>
-              <w:t>)</w:t>
+              <w:t>0.5 m/s (정속)</w:t>
             </w:r>
           </w:p>
         </w:tc>
@@ -4600,21 +3277,12 @@
                 <w:szCs w:val="24"/>
               </w:rPr>
             </w:pPr>
-            <w:proofErr w:type="spellStart"/>
             <w:r>
               <w:rPr>
                 <w:rFonts w:eastAsia="맑은 고딕"/>
                 <w:szCs w:val="24"/>
               </w:rPr>
-              <w:t>봉함기</w:t>
-            </w:r>
-            <w:proofErr w:type="spellEnd"/>
-            <w:r>
-              <w:rPr>
-                <w:rFonts w:eastAsia="맑은 고딕"/>
-                <w:szCs w:val="24"/>
-              </w:rPr>
-              <w:t xml:space="preserve"> (3대)</w:t>
+              <w:t xml:space="preserve">봉함기 (3대)</w:t>
             </w:r>
           </w:p>
         </w:tc>
@@ -4630,31 +3298,13 @@
                 <w:szCs w:val="24"/>
               </w:rPr>
             </w:pPr>
-            <w:proofErr w:type="spellStart"/>
             <w:r>
               <w:rPr>
                 <w:rFonts w:eastAsia="맑은 고딕"/>
                 <w:szCs w:val="24"/>
               </w:rPr>
-              <w:t>처리</w:t>
-            </w:r>
-            <w:proofErr w:type="spellEnd"/>
-            <w:r>
-              <w:rPr>
-                <w:rFonts w:eastAsia="맑은 고딕"/>
-                <w:szCs w:val="24"/>
-              </w:rPr>
-              <w:t xml:space="preserve"> </w:t>
-            </w:r>
-            <w:proofErr w:type="spellStart"/>
-            <w:r>
-              <w:rPr>
-                <w:rFonts w:eastAsia="맑은 고딕"/>
-                <w:szCs w:val="24"/>
-              </w:rPr>
-              <w:t>속도</w:t>
-            </w:r>
-            <w:proofErr w:type="spellEnd"/>
+              <w:t xml:space="preserve">처리 속도</w:t>
+            </w:r>
           </w:p>
         </w:tc>
         <w:tc>
@@ -4695,21 +3345,12 @@
                 <w:szCs w:val="24"/>
               </w:rPr>
             </w:pPr>
-            <w:proofErr w:type="spellStart"/>
             <w:r>
               <w:rPr>
                 <w:rFonts w:eastAsia="맑은 고딕"/>
                 <w:szCs w:val="24"/>
               </w:rPr>
-              <w:t>파렛타이저</w:t>
-            </w:r>
-            <w:proofErr w:type="spellEnd"/>
-            <w:r>
-              <w:rPr>
-                <w:rFonts w:eastAsia="맑은 고딕"/>
-                <w:szCs w:val="24"/>
-              </w:rPr>
-              <w:t xml:space="preserve"> (2대×2슬롯)</w:t>
+              <w:t xml:space="preserve">파렛타이저 (2대×2슬롯)</w:t>
             </w:r>
           </w:p>
         </w:tc>
@@ -4725,31 +3366,13 @@
                 <w:szCs w:val="24"/>
               </w:rPr>
             </w:pPr>
-            <w:proofErr w:type="spellStart"/>
             <w:r>
               <w:rPr>
                 <w:rFonts w:eastAsia="맑은 고딕"/>
                 <w:szCs w:val="24"/>
               </w:rPr>
-              <w:t>처리</w:t>
-            </w:r>
-            <w:proofErr w:type="spellEnd"/>
-            <w:r>
-              <w:rPr>
-                <w:rFonts w:eastAsia="맑은 고딕"/>
-                <w:szCs w:val="24"/>
-              </w:rPr>
-              <w:t xml:space="preserve"> </w:t>
-            </w:r>
-            <w:proofErr w:type="spellStart"/>
-            <w:r>
-              <w:rPr>
-                <w:rFonts w:eastAsia="맑은 고딕"/>
-                <w:szCs w:val="24"/>
-              </w:rPr>
-              <w:t>속도</w:t>
-            </w:r>
-            <w:proofErr w:type="spellEnd"/>
+              <w:t xml:space="preserve">처리 속도</w:t>
+            </w:r>
           </w:p>
         </w:tc>
         <w:tc>
@@ -4974,21 +3597,7 @@
           <w:lang w:eastAsia="ko-KR"/>
         </w:rPr>
         <w:instrText xml:space="preserve"> SEQ </w:instrText>
-      </w:r>
-      <w:r>
-        <w:rPr>
-          <w:sz w:val="24"/>
-          <w:szCs w:val="24"/>
-          <w:lang w:eastAsia="ko-KR"/>
-        </w:rPr>
         <w:instrText>표</w:instrText>
-      </w:r>
-      <w:r>
-        <w:rPr>
-          <w:sz w:val="24"/>
-          <w:szCs w:val="24"/>
-          <w:lang w:eastAsia="ko-KR"/>
-        </w:rPr>
         <w:instrText xml:space="preserve"> \* ARABIC </w:instrText>
       </w:r>
       <w:r>
@@ -5055,7 +3664,6 @@
                 <w:szCs w:val="24"/>
               </w:rPr>
             </w:pPr>
-            <w:proofErr w:type="spellStart"/>
             <w:r>
               <w:rPr>
                 <w:rFonts w:eastAsia="맑은 고딕"/>
@@ -5063,29 +3671,8 @@
                 <w:color w:val="FFFFFF"/>
                 <w:szCs w:val="24"/>
               </w:rPr>
-              <w:t>지점</w:t>
-            </w:r>
-            <w:proofErr w:type="spellEnd"/>
-            <w:r>
-              <w:rPr>
-                <w:rFonts w:eastAsia="맑은 고딕"/>
-                <w:b/>
-                <w:color w:val="FFFFFF"/>
-                <w:szCs w:val="24"/>
-              </w:rPr>
-              <w:t xml:space="preserve"> </w:t>
-            </w:r>
-            <w:proofErr w:type="spellStart"/>
-            <w:r>
-              <w:rPr>
-                <w:rFonts w:eastAsia="맑은 고딕"/>
-                <w:b/>
-                <w:color w:val="FFFFFF"/>
-                <w:szCs w:val="24"/>
-              </w:rPr>
-              <w:t>유형</w:t>
-            </w:r>
-            <w:proofErr w:type="spellEnd"/>
+              <w:t xml:space="preserve">지점 유형</w:t>
+            </w:r>
           </w:p>
         </w:tc>
         <w:tc>
@@ -5102,7 +3689,6 @@
                 <w:szCs w:val="24"/>
               </w:rPr>
             </w:pPr>
-            <w:proofErr w:type="spellStart"/>
             <w:r>
               <w:rPr>
                 <w:rFonts w:eastAsia="맑은 고딕"/>
@@ -5110,17 +3696,7 @@
                 <w:color w:val="FFFFFF"/>
                 <w:szCs w:val="24"/>
               </w:rPr>
-              <w:t>지점</w:t>
-            </w:r>
-            <w:proofErr w:type="spellEnd"/>
-            <w:r>
-              <w:rPr>
-                <w:rFonts w:eastAsia="맑은 고딕"/>
-                <w:b/>
-                <w:color w:val="FFFFFF"/>
-                <w:szCs w:val="24"/>
-              </w:rPr>
-              <w:t xml:space="preserve"> 수</w:t>
+              <w:t xml:space="preserve">지점 수</w:t>
             </w:r>
           </w:p>
         </w:tc>
@@ -5138,7 +3714,6 @@
                 <w:szCs w:val="24"/>
               </w:rPr>
             </w:pPr>
-            <w:proofErr w:type="spellStart"/>
             <w:r>
               <w:rPr>
                 <w:rFonts w:eastAsia="맑은 고딕"/>
@@ -5146,37 +3721,7 @@
                 <w:color w:val="FFFFFF"/>
                 <w:szCs w:val="24"/>
               </w:rPr>
-              <w:t>지점당</w:t>
-            </w:r>
-            <w:proofErr w:type="spellEnd"/>
-            <w:r>
-              <w:rPr>
-                <w:rFonts w:eastAsia="맑은 고딕"/>
-                <w:b/>
-                <w:color w:val="FFFFFF"/>
-                <w:szCs w:val="24"/>
-              </w:rPr>
-              <w:t xml:space="preserve"> </w:t>
-            </w:r>
-            <w:proofErr w:type="spellStart"/>
-            <w:r>
-              <w:rPr>
-                <w:rFonts w:eastAsia="맑은 고딕"/>
-                <w:b/>
-                <w:color w:val="FFFFFF"/>
-                <w:szCs w:val="24"/>
-              </w:rPr>
-              <w:t>박스</w:t>
-            </w:r>
-            <w:proofErr w:type="spellEnd"/>
-            <w:r>
-              <w:rPr>
-                <w:rFonts w:eastAsia="맑은 고딕"/>
-                <w:b/>
-                <w:color w:val="FFFFFF"/>
-                <w:szCs w:val="24"/>
-              </w:rPr>
-              <w:t xml:space="preserve"> 수</w:t>
+              <w:t xml:space="preserve">지점당 박스 수</w:t>
             </w:r>
           </w:p>
         </w:tc>
@@ -5194,7 +3739,6 @@
                 <w:szCs w:val="24"/>
               </w:rPr>
             </w:pPr>
-            <w:proofErr w:type="spellStart"/>
             <w:r>
               <w:rPr>
                 <w:rFonts w:eastAsia="맑은 고딕"/>
@@ -5204,7 +3748,6 @@
               </w:rPr>
               <w:t>분포</w:t>
             </w:r>
-            <w:proofErr w:type="spellEnd"/>
           </w:p>
         </w:tc>
       </w:tr>
@@ -5230,23 +3773,7 @@
                 <w:rFonts w:eastAsia="맑은 고딕"/>
                 <w:szCs w:val="24"/>
               </w:rPr>
-              <w:t>Type A (</w:t>
-            </w:r>
-            <w:proofErr w:type="spellStart"/>
-            <w:r>
-              <w:rPr>
-                <w:rFonts w:eastAsia="맑은 고딕"/>
-                <w:szCs w:val="24"/>
-              </w:rPr>
-              <w:t>대형</w:t>
-            </w:r>
-            <w:proofErr w:type="spellEnd"/>
-            <w:r>
-              <w:rPr>
-                <w:rFonts w:eastAsia="맑은 고딕"/>
-                <w:szCs w:val="24"/>
-              </w:rPr>
-              <w:t>)</w:t>
+              <w:t>Type A (대형)</w:t>
             </w:r>
           </w:p>
         </w:tc>
@@ -5307,37 +3834,12 @@
                 <w:szCs w:val="24"/>
               </w:rPr>
             </w:pPr>
-            <w:proofErr w:type="spellStart"/>
             <w:r>
               <w:rPr>
                 <w:rFonts w:eastAsia="맑은 고딕"/>
                 <w:szCs w:val="24"/>
               </w:rPr>
-              <w:t>균등</w:t>
-            </w:r>
-            <w:proofErr w:type="spellEnd"/>
-            <w:r>
-              <w:rPr>
-                <w:rFonts w:eastAsia="맑은 고딕"/>
-                <w:szCs w:val="24"/>
-              </w:rPr>
-              <w:t xml:space="preserve"> </w:t>
-            </w:r>
-            <w:proofErr w:type="spellStart"/>
-            <w:r>
-              <w:rPr>
-                <w:rFonts w:eastAsia="맑은 고딕"/>
-                <w:szCs w:val="24"/>
-              </w:rPr>
-              <w:t>분포</w:t>
-            </w:r>
-            <w:proofErr w:type="spellEnd"/>
-            <w:r>
-              <w:rPr>
-                <w:rFonts w:eastAsia="맑은 고딕"/>
-                <w:szCs w:val="24"/>
-              </w:rPr>
-              <w:t xml:space="preserve"> (Uniform)</w:t>
+              <w:t xml:space="preserve">균등 분포 (Uniform)</w:t>
             </w:r>
           </w:p>
         </w:tc>
@@ -5364,23 +3866,7 @@
                 <w:rFonts w:eastAsia="맑은 고딕"/>
                 <w:szCs w:val="24"/>
               </w:rPr>
-              <w:t>Type B (</w:t>
-            </w:r>
-            <w:proofErr w:type="spellStart"/>
-            <w:r>
-              <w:rPr>
-                <w:rFonts w:eastAsia="맑은 고딕"/>
-                <w:szCs w:val="24"/>
-              </w:rPr>
-              <w:t>중형</w:t>
-            </w:r>
-            <w:proofErr w:type="spellEnd"/>
-            <w:r>
-              <w:rPr>
-                <w:rFonts w:eastAsia="맑은 고딕"/>
-                <w:szCs w:val="24"/>
-              </w:rPr>
-              <w:t>)</w:t>
+              <w:t>Type B (중형)</w:t>
             </w:r>
           </w:p>
         </w:tc>
@@ -5441,37 +3927,12 @@
                 <w:szCs w:val="24"/>
               </w:rPr>
             </w:pPr>
-            <w:proofErr w:type="spellStart"/>
             <w:r>
               <w:rPr>
                 <w:rFonts w:eastAsia="맑은 고딕"/>
                 <w:szCs w:val="24"/>
               </w:rPr>
-              <w:t>균등</w:t>
-            </w:r>
-            <w:proofErr w:type="spellEnd"/>
-            <w:r>
-              <w:rPr>
-                <w:rFonts w:eastAsia="맑은 고딕"/>
-                <w:szCs w:val="24"/>
-              </w:rPr>
-              <w:t xml:space="preserve"> </w:t>
-            </w:r>
-            <w:proofErr w:type="spellStart"/>
-            <w:r>
-              <w:rPr>
-                <w:rFonts w:eastAsia="맑은 고딕"/>
-                <w:szCs w:val="24"/>
-              </w:rPr>
-              <w:t>분포</w:t>
-            </w:r>
-            <w:proofErr w:type="spellEnd"/>
-            <w:r>
-              <w:rPr>
-                <w:rFonts w:eastAsia="맑은 고딕"/>
-                <w:szCs w:val="24"/>
-              </w:rPr>
-              <w:t xml:space="preserve"> (Uniform)</w:t>
+              <w:t xml:space="preserve">균등 분포 (Uniform)</w:t>
             </w:r>
           </w:p>
         </w:tc>
@@ -5498,23 +3959,7 @@
                 <w:rFonts w:eastAsia="맑은 고딕"/>
                 <w:szCs w:val="24"/>
               </w:rPr>
-              <w:t>Type C (</w:t>
-            </w:r>
-            <w:proofErr w:type="spellStart"/>
-            <w:r>
-              <w:rPr>
-                <w:rFonts w:eastAsia="맑은 고딕"/>
-                <w:szCs w:val="24"/>
-              </w:rPr>
-              <w:t>소형</w:t>
-            </w:r>
-            <w:proofErr w:type="spellEnd"/>
-            <w:r>
-              <w:rPr>
-                <w:rFonts w:eastAsia="맑은 고딕"/>
-                <w:szCs w:val="24"/>
-              </w:rPr>
-              <w:t>)</w:t>
+              <w:t>Type C (소형)</w:t>
             </w:r>
           </w:p>
         </w:tc>
@@ -5575,37 +4020,12 @@
                 <w:szCs w:val="24"/>
               </w:rPr>
             </w:pPr>
-            <w:proofErr w:type="spellStart"/>
             <w:r>
               <w:rPr>
                 <w:rFonts w:eastAsia="맑은 고딕"/>
                 <w:szCs w:val="24"/>
               </w:rPr>
-              <w:t>균등</w:t>
-            </w:r>
-            <w:proofErr w:type="spellEnd"/>
-            <w:r>
-              <w:rPr>
-                <w:rFonts w:eastAsia="맑은 고딕"/>
-                <w:szCs w:val="24"/>
-              </w:rPr>
-              <w:t xml:space="preserve"> </w:t>
-            </w:r>
-            <w:proofErr w:type="spellStart"/>
-            <w:r>
-              <w:rPr>
-                <w:rFonts w:eastAsia="맑은 고딕"/>
-                <w:szCs w:val="24"/>
-              </w:rPr>
-              <w:t>분포</w:t>
-            </w:r>
-            <w:proofErr w:type="spellEnd"/>
-            <w:r>
-              <w:rPr>
-                <w:rFonts w:eastAsia="맑은 고딕"/>
-                <w:szCs w:val="24"/>
-              </w:rPr>
-              <w:t xml:space="preserve"> (Uniform)</w:t>
+              <w:t xml:space="preserve">균등 분포 (Uniform)</w:t>
             </w:r>
           </w:p>
         </w:tc>
@@ -5628,7 +4048,6 @@
                 <w:szCs w:val="24"/>
               </w:rPr>
             </w:pPr>
-            <w:proofErr w:type="spellStart"/>
             <w:r>
               <w:rPr>
                 <w:rFonts w:eastAsia="맑은 고딕"/>
@@ -5636,7 +4055,6 @@
               </w:rPr>
               <w:t>합계</w:t>
             </w:r>
-            <w:proofErr w:type="spellEnd"/>
           </w:p>
         </w:tc>
         <w:tc>
@@ -5791,70 +4209,9 @@
           <w:szCs w:val="24"/>
           <w:lang w:eastAsia="ko-KR"/>
         </w:rPr>
-        <w:t xml:space="preserve">SKU 독립 확률에 근거한 </w:t>
-      </w:r>
-      <w:proofErr w:type="spellStart"/>
-      <w:r>
-        <w:rPr>
-          <w:rFonts w:eastAsia="맑은 고딕"/>
-          <w:szCs w:val="24"/>
-          <w:lang w:eastAsia="ko-KR"/>
-        </w:rPr>
-        <w:t>이론값은</w:t>
-      </w:r>
-      <w:proofErr w:type="spellEnd"/>
-      <w:r>
-        <w:rPr>
-          <w:rFonts w:eastAsia="맑은 고딕"/>
-          <w:szCs w:val="24"/>
-          <w:lang w:eastAsia="ko-KR"/>
-        </w:rPr>
-        <w:t xml:space="preserve"> P(S∪A)=75%이나, 실제 주문 DB에서는 8,858 박스 중 91.7%인 8,120 박스가 S/A급을 포함하여 AGV </w:t>
-      </w:r>
-      <w:proofErr w:type="spellStart"/>
-      <w:r>
-        <w:rPr>
-          <w:rFonts w:eastAsia="맑은 고딕"/>
-          <w:szCs w:val="24"/>
-          <w:lang w:eastAsia="ko-KR"/>
-        </w:rPr>
-        <w:t>피킹</w:t>
-      </w:r>
-      <w:proofErr w:type="spellEnd"/>
-      <w:r>
-        <w:rPr>
-          <w:rFonts w:eastAsia="맑은 고딕"/>
-          <w:szCs w:val="24"/>
-          <w:lang w:eastAsia="ko-KR"/>
-        </w:rPr>
-        <w:t xml:space="preserve"> 대상이며, </w:t>
-      </w:r>
-      <w:r>
-        <w:rPr>
-          <w:rFonts w:eastAsia="맑은 고딕"/>
-          <w:szCs w:val="24"/>
-          <w:lang w:eastAsia="ko-KR"/>
-        </w:rPr>
+        <w:t xml:space="preserve">다만 문제 수정본에는 ‘어느 등급도 선정되지 않은 박스는 S급 주문을 부여한다’는 규칙이 있다. 빈 박스 확률 0.5×0.5×0.7×0.95 = 16.6%가 S급으로 전환되므로 이 규칙을 반영한 이론 S/A 포함률은 75% + 16.6% = 91.6%이다. 실제 주문 DB에서는 8,858 박스 중 91.7%인 8,120 박스가 S/A급을 포함하여 이론값과 일치하며, 주문 데이터가 문제 조건대로 생성되었음을 검증하였다. </w:t>
         <w:lastRenderedPageBreak/>
-        <w:t xml:space="preserve">나머지 8.3%(738 박스)만 B/C급 전용으로 컨베이어로 처리된다. 본 시뮬레이션은 </w:t>
-      </w:r>
-      <w:proofErr w:type="spellStart"/>
-      <w:r>
-        <w:rPr>
-          <w:rFonts w:eastAsia="맑은 고딕"/>
-          <w:szCs w:val="24"/>
-          <w:lang w:eastAsia="ko-KR"/>
-        </w:rPr>
-        <w:t>이론값이</w:t>
-      </w:r>
-      <w:proofErr w:type="spellEnd"/>
-      <w:r>
-        <w:rPr>
-          <w:rFonts w:eastAsia="맑은 고딕"/>
-          <w:szCs w:val="24"/>
-          <w:lang w:eastAsia="ko-KR"/>
-        </w:rPr>
-        <w:t xml:space="preserve"> 아닌 실제 주문 DB를 입력으로 사용한다.</w:t>
+        <w:t xml:space="preserve">나머지 8.3%(738 박스)만 B/C급 전용으로 컨베이어로 처리되며, 본 시뮬레이션은 이 실제 주문 DB를 입력으로 사용한다.</w:t>
       </w:r>
     </w:p>
     <w:p>
@@ -5935,25 +4292,7 @@
           <w:szCs w:val="24"/>
           <w:lang w:eastAsia="ko-KR"/>
         </w:rPr>
-        <w:t xml:space="preserve">AS-IS 모델의 라우팅 로직은 다음 조건에 의해 S/A급 박스를 처리할 </w:t>
-      </w:r>
-      <w:proofErr w:type="spellStart"/>
-      <w:r>
-        <w:rPr>
-          <w:rFonts w:eastAsia="맑은 고딕"/>
-          <w:szCs w:val="24"/>
-          <w:lang w:eastAsia="ko-KR"/>
-        </w:rPr>
-        <w:t>제함기를</w:t>
-      </w:r>
-      <w:proofErr w:type="spellEnd"/>
-      <w:r>
-        <w:rPr>
-          <w:rFonts w:eastAsia="맑은 고딕"/>
-          <w:szCs w:val="24"/>
-          <w:lang w:eastAsia="ko-KR"/>
-        </w:rPr>
-        <w:t xml:space="preserve"> 결정한다.</w:t>
+        <w:t xml:space="preserve">AS-IS 모델의 라우팅 로직은 다음 조건에 의해 S/A급 박스를 처리할 제함기를 결정한다.</w:t>
       </w:r>
     </w:p>
     <w:p>
@@ -5982,91 +4321,7 @@
           <w:szCs w:val="24"/>
           <w:lang w:eastAsia="ko-KR"/>
         </w:rPr>
-        <w:t xml:space="preserve">조건: </w:t>
-      </w:r>
-      <w:proofErr w:type="spellStart"/>
-      <w:proofErr w:type="gramStart"/>
-      <w:r>
-        <w:rPr>
-          <w:rFonts w:eastAsia="맑은 고딕"/>
-          <w:b/>
-          <w:szCs w:val="24"/>
-          <w:lang w:eastAsia="ko-KR"/>
-        </w:rPr>
-        <w:t>agent.sSkuCnt</w:t>
-      </w:r>
-      <w:proofErr w:type="spellEnd"/>
-      <w:proofErr w:type="gramEnd"/>
-      <w:r>
-        <w:rPr>
-          <w:rFonts w:eastAsia="맑은 고딕"/>
-          <w:b/>
-          <w:szCs w:val="24"/>
-          <w:lang w:eastAsia="ko-KR"/>
-        </w:rPr>
-        <w:t xml:space="preserve"> &gt; 0 || </w:t>
-      </w:r>
-      <w:proofErr w:type="spellStart"/>
-      <w:proofErr w:type="gramStart"/>
-      <w:r>
-        <w:rPr>
-          <w:rFonts w:eastAsia="맑은 고딕"/>
-          <w:b/>
-          <w:szCs w:val="24"/>
-          <w:lang w:eastAsia="ko-KR"/>
-        </w:rPr>
-        <w:t>agent.aSkuCnt</w:t>
-      </w:r>
-      <w:proofErr w:type="spellEnd"/>
-      <w:proofErr w:type="gramEnd"/>
-      <w:r>
-        <w:rPr>
-          <w:rFonts w:eastAsia="맑은 고딕"/>
-          <w:b/>
-          <w:szCs w:val="24"/>
-          <w:lang w:eastAsia="ko-KR"/>
-        </w:rPr>
-        <w:t xml:space="preserve"> &gt; </w:t>
-      </w:r>
-      <w:proofErr w:type="gramStart"/>
-      <w:r>
-        <w:rPr>
-          <w:rFonts w:eastAsia="맑은 고딕"/>
-          <w:b/>
-          <w:szCs w:val="24"/>
-          <w:lang w:eastAsia="ko-KR"/>
-        </w:rPr>
-        <w:t>0  →</w:t>
-      </w:r>
-      <w:proofErr w:type="gramEnd"/>
-      <w:r>
-        <w:rPr>
-          <w:rFonts w:eastAsia="맑은 고딕"/>
-          <w:b/>
-          <w:szCs w:val="24"/>
-          <w:lang w:eastAsia="ko-KR"/>
-        </w:rPr>
-        <w:t xml:space="preserve">  True 시 </w:t>
-      </w:r>
-      <w:proofErr w:type="spellStart"/>
-      <w:r>
-        <w:rPr>
-          <w:rFonts w:eastAsia="맑은 고딕"/>
-          <w:b/>
-          <w:szCs w:val="24"/>
-          <w:lang w:eastAsia="ko-KR"/>
-        </w:rPr>
-        <w:t>제함기</w:t>
-      </w:r>
-      <w:proofErr w:type="spellEnd"/>
-      <w:r>
-        <w:rPr>
-          <w:rFonts w:eastAsia="맑은 고딕"/>
-          <w:b/>
-          <w:szCs w:val="24"/>
-          <w:lang w:eastAsia="ko-KR"/>
-        </w:rPr>
-        <w:t>1로 분기</w:t>
+        <w:t xml:space="preserve">조건: agent.sSkuCnt &gt; 0 || agent.aSkuCnt &gt; 0  →  True 시 제함기1로 분기</w:t>
       </w:r>
     </w:p>
     <w:p>
@@ -6094,97 +4349,7 @@
           <w:szCs w:val="24"/>
           <w:lang w:eastAsia="ko-KR"/>
         </w:rPr>
-        <w:t xml:space="preserve">이 로직은 S급 또는 A급이 포함된 모든 박스(이론 75% · 실제 DB 91.7%)를 </w:t>
-      </w:r>
-      <w:proofErr w:type="spellStart"/>
-      <w:r>
-        <w:rPr>
-          <w:rFonts w:eastAsia="맑은 고딕"/>
-          <w:szCs w:val="24"/>
-          <w:lang w:eastAsia="ko-KR"/>
-        </w:rPr>
-        <w:t>제함기</w:t>
-      </w:r>
-      <w:proofErr w:type="spellEnd"/>
-      <w:r>
-        <w:rPr>
-          <w:rFonts w:eastAsia="맑은 고딕"/>
-          <w:szCs w:val="24"/>
-          <w:lang w:eastAsia="ko-KR"/>
-        </w:rPr>
-        <w:t xml:space="preserve">1 단독으로 처리하도록 설계되어 있다. </w:t>
-      </w:r>
-      <w:proofErr w:type="spellStart"/>
-      <w:r>
-        <w:rPr>
-          <w:rFonts w:eastAsia="맑은 고딕"/>
-          <w:szCs w:val="24"/>
-          <w:lang w:eastAsia="ko-KR"/>
-        </w:rPr>
-        <w:t>제함기</w:t>
-      </w:r>
-      <w:proofErr w:type="spellEnd"/>
-      <w:r>
-        <w:rPr>
-          <w:rFonts w:eastAsia="맑은 고딕"/>
-          <w:szCs w:val="24"/>
-          <w:lang w:eastAsia="ko-KR"/>
-        </w:rPr>
-        <w:t xml:space="preserve">2는 조건이 False인 경우에만 사용되는데, False가 되려면 S급과 A급이 동시에 없는 경우(25%)여야 한다. 그런데 </w:t>
-      </w:r>
-      <w:proofErr w:type="spellStart"/>
-      <w:r>
-        <w:rPr>
-          <w:rFonts w:eastAsia="맑은 고딕"/>
-          <w:szCs w:val="24"/>
-          <w:lang w:eastAsia="ko-KR"/>
-        </w:rPr>
-        <w:t>제함기</w:t>
-      </w:r>
-      <w:proofErr w:type="spellEnd"/>
-      <w:r>
-        <w:rPr>
-          <w:rFonts w:eastAsia="맑은 고딕"/>
-          <w:szCs w:val="24"/>
-          <w:lang w:eastAsia="ko-KR"/>
-        </w:rPr>
-        <w:t xml:space="preserve">3은 B/C급 전용이므로, 실질적으로 </w:t>
-      </w:r>
-      <w:proofErr w:type="spellStart"/>
-      <w:r>
-        <w:rPr>
-          <w:rFonts w:eastAsia="맑은 고딕"/>
-          <w:szCs w:val="24"/>
-          <w:lang w:eastAsia="ko-KR"/>
-        </w:rPr>
-        <w:t>제함기</w:t>
-      </w:r>
-      <w:proofErr w:type="spellEnd"/>
-      <w:r>
-        <w:rPr>
-          <w:rFonts w:eastAsia="맑은 고딕"/>
-          <w:szCs w:val="24"/>
-          <w:lang w:eastAsia="ko-KR"/>
-        </w:rPr>
-        <w:t xml:space="preserve">1이 전체 박스의 75%를, </w:t>
-      </w:r>
-      <w:proofErr w:type="spellStart"/>
-      <w:r>
-        <w:rPr>
-          <w:rFonts w:eastAsia="맑은 고딕"/>
-          <w:szCs w:val="24"/>
-          <w:lang w:eastAsia="ko-KR"/>
-        </w:rPr>
-        <w:t>제함기</w:t>
-      </w:r>
-      <w:proofErr w:type="spellEnd"/>
-      <w:r>
-        <w:rPr>
-          <w:rFonts w:eastAsia="맑은 고딕"/>
-          <w:szCs w:val="24"/>
-          <w:lang w:eastAsia="ko-KR"/>
-        </w:rPr>
-        <w:t>2가 0%를 처리하는 극심한 불균형이 발생한다.</w:t>
+        <w:t xml:space="preserve">이 로직은 S급 또는 A급이 포함된 모든 박스(DB 기준 91.7%)를 제함기1 단독으로 처리하도록 설계되어 있다. 제함기2는 조건이 False인 경우에만 사용되는데, False가 되려면 S급과 A급이 동시에 없는 경우(25%)여야 한다. 그런데 제함기3은 B/C급 전용이므로, 실질적으로 제함기1이 S/A 포함 박스 전체(91.7%)를, 제함기2가 0%를 처리하는 극심한 불균형이 발생한다.</w:t>
       </w:r>
     </w:p>
     <w:p>
@@ -6212,61 +4377,7 @@
           <w:szCs w:val="24"/>
           <w:lang w:eastAsia="ko-KR"/>
         </w:rPr>
-        <w:t xml:space="preserve">이로 인해 </w:t>
-      </w:r>
-      <w:proofErr w:type="spellStart"/>
-      <w:r>
-        <w:rPr>
-          <w:rFonts w:eastAsia="맑은 고딕"/>
-          <w:szCs w:val="24"/>
-          <w:lang w:eastAsia="ko-KR"/>
-        </w:rPr>
-        <w:t>제함기</w:t>
-      </w:r>
-      <w:proofErr w:type="spellEnd"/>
-      <w:r>
-        <w:rPr>
-          <w:rFonts w:eastAsia="맑은 고딕"/>
-          <w:szCs w:val="24"/>
-          <w:lang w:eastAsia="ko-KR"/>
-        </w:rPr>
-        <w:t xml:space="preserve">1 앞에 박스가 과도하게 대기하여 AGV도 박스를 받지 못하고 대기하며, </w:t>
-      </w:r>
-      <w:proofErr w:type="spellStart"/>
-      <w:r>
-        <w:rPr>
-          <w:rFonts w:eastAsia="맑은 고딕"/>
-          <w:szCs w:val="24"/>
-          <w:lang w:eastAsia="ko-KR"/>
-        </w:rPr>
-        <w:t>피킹</w:t>
-      </w:r>
-      <w:proofErr w:type="spellEnd"/>
-      <w:r>
-        <w:rPr>
-          <w:rFonts w:eastAsia="맑은 고딕"/>
-          <w:szCs w:val="24"/>
-          <w:lang w:eastAsia="ko-KR"/>
-        </w:rPr>
-        <w:t xml:space="preserve"> 스테이션과 </w:t>
-      </w:r>
-      <w:proofErr w:type="spellStart"/>
-      <w:r>
-        <w:rPr>
-          <w:rFonts w:eastAsia="맑은 고딕"/>
-          <w:szCs w:val="24"/>
-          <w:lang w:eastAsia="ko-KR"/>
-        </w:rPr>
-        <w:t>파렛타이저</w:t>
-      </w:r>
-      <w:proofErr w:type="spellEnd"/>
-      <w:r>
-        <w:rPr>
-          <w:rFonts w:eastAsia="맑은 고딕"/>
-          <w:szCs w:val="24"/>
-          <w:lang w:eastAsia="ko-KR"/>
-        </w:rPr>
-        <w:t xml:space="preserve"> 전반에 걸쳐 처리 지연이 연쇄적으로 발생하는 구조적 병목이 형성된다.</w:t>
+        <w:t xml:space="preserve">이로 인해 제함기1 앞에 박스가 과도하게 대기하여 AGV도 박스를 받지 못하고 대기하며, 피킹 스테이션과 파렛타이저 전반에 걸쳐 처리 지연이 연쇄적으로 발생하는 구조적 병목이 형성된다.</w:t>
       </w:r>
     </w:p>
     <w:p>
@@ -6327,21 +4438,7 @@
           <w:lang w:eastAsia="ko-KR"/>
         </w:rPr>
         <w:instrText xml:space="preserve"> SEQ </w:instrText>
-      </w:r>
-      <w:r>
-        <w:rPr>
-          <w:sz w:val="24"/>
-          <w:szCs w:val="24"/>
-          <w:lang w:eastAsia="ko-KR"/>
-        </w:rPr>
         <w:instrText>표</w:instrText>
-      </w:r>
-      <w:r>
-        <w:rPr>
-          <w:sz w:val="24"/>
-          <w:szCs w:val="24"/>
-          <w:lang w:eastAsia="ko-KR"/>
-        </w:rPr>
         <w:instrText xml:space="preserve"> \* ARABIC </w:instrText>
       </w:r>
       <w:r>
@@ -6374,7 +4471,7 @@
           <w:szCs w:val="24"/>
           <w:lang w:eastAsia="ko-KR"/>
         </w:rPr>
-        <w:t xml:space="preserve"> AS-OS 병목 원인 요약</w:t>
+        <w:t xml:space="preserve"> AS-IS 병목 원인 요약</w:t>
       </w:r>
     </w:p>
     <w:tbl>
@@ -6407,7 +4504,6 @@
                 <w:szCs w:val="24"/>
               </w:rPr>
             </w:pPr>
-            <w:proofErr w:type="spellStart"/>
             <w:r>
               <w:rPr>
                 <w:rFonts w:eastAsia="맑은 고딕"/>
@@ -6415,29 +4511,8 @@
                 <w:color w:val="FFFFFF"/>
                 <w:szCs w:val="24"/>
               </w:rPr>
-              <w:t>병목</w:t>
-            </w:r>
-            <w:proofErr w:type="spellEnd"/>
-            <w:r>
-              <w:rPr>
-                <w:rFonts w:eastAsia="맑은 고딕"/>
-                <w:b/>
-                <w:color w:val="FFFFFF"/>
-                <w:szCs w:val="24"/>
-              </w:rPr>
-              <w:t xml:space="preserve"> </w:t>
-            </w:r>
-            <w:proofErr w:type="spellStart"/>
-            <w:r>
-              <w:rPr>
-                <w:rFonts w:eastAsia="맑은 고딕"/>
-                <w:b/>
-                <w:color w:val="FFFFFF"/>
-                <w:szCs w:val="24"/>
-              </w:rPr>
-              <w:t>지점</w:t>
-            </w:r>
-            <w:proofErr w:type="spellEnd"/>
+              <w:t xml:space="preserve">병목 지점</w:t>
+            </w:r>
           </w:p>
         </w:tc>
         <w:tc>
@@ -6454,7 +4529,6 @@
                 <w:szCs w:val="24"/>
               </w:rPr>
             </w:pPr>
-            <w:proofErr w:type="spellStart"/>
             <w:r>
               <w:rPr>
                 <w:rFonts w:eastAsia="맑은 고딕"/>
@@ -6464,7 +4538,6 @@
               </w:rPr>
               <w:t>원인</w:t>
             </w:r>
-            <w:proofErr w:type="spellEnd"/>
           </w:p>
         </w:tc>
         <w:tc>
@@ -6481,7 +4554,6 @@
                 <w:szCs w:val="24"/>
               </w:rPr>
             </w:pPr>
-            <w:proofErr w:type="spellStart"/>
             <w:r>
               <w:rPr>
                 <w:rFonts w:eastAsia="맑은 고딕"/>
@@ -6491,7 +4563,6 @@
               </w:rPr>
               <w:t>영향</w:t>
             </w:r>
-            <w:proofErr w:type="spellEnd"/>
           </w:p>
         </w:tc>
       </w:tr>
@@ -6539,7 +4610,7 @@
                 <w:szCs w:val="24"/>
                 <w:lang w:eastAsia="ko-KR"/>
               </w:rPr>
-              <w:t>S/A 박스 91.7% (DB) · 이론 75% 단독 처리</w:t>
+              <w:t>S/A 박스 91.7%(DB) 단독 처리(라우팅 편중)</w:t>
             </w:r>
           </w:p>
         </w:tc>
@@ -6588,17 +4659,8 @@
                 <w:rFonts w:eastAsia="맑은 고딕"/>
                 <w:szCs w:val="24"/>
               </w:rPr>
-              <w:t xml:space="preserve">AGV </w:t>
-            </w:r>
-            <w:proofErr w:type="spellStart"/>
-            <w:r>
-              <w:rPr>
-                <w:rFonts w:eastAsia="맑은 고딕"/>
-                <w:szCs w:val="24"/>
-              </w:rPr>
-              <w:t>배차</w:t>
-            </w:r>
-            <w:proofErr w:type="spellEnd"/>
+              <w:t xml:space="preserve">AGV 배차</w:t>
+            </w:r>
           </w:p>
         </w:tc>
         <w:tc>
@@ -6621,13 +4683,6 @@
                 <w:lang w:eastAsia="ko-KR"/>
               </w:rPr>
               <w:t>40대 중 일부만 실제 활용</w:t>
-            </w:r>
-            <w:r>
-              <w:rPr>
-                <w:rFonts w:eastAsia="맑은 고딕"/>
-                <w:szCs w:val="24"/>
-                <w:lang w:eastAsia="ko-KR"/>
-              </w:rPr>
               <w:br/>
               <w:t>(먼 AGV도 동등하게 배차)</w:t>
             </w:r>
@@ -6645,47 +4700,13 @@
                 <w:szCs w:val="24"/>
               </w:rPr>
             </w:pPr>
-            <w:proofErr w:type="spellStart"/>
             <w:r>
               <w:rPr>
                 <w:rFonts w:eastAsia="맑은 고딕"/>
                 <w:szCs w:val="24"/>
               </w:rPr>
-              <w:t>불필요한</w:t>
-            </w:r>
-            <w:proofErr w:type="spellEnd"/>
-            <w:r>
-              <w:rPr>
-                <w:rFonts w:eastAsia="맑은 고딕"/>
-                <w:szCs w:val="24"/>
-              </w:rPr>
-              <w:t xml:space="preserve"> </w:t>
-            </w:r>
-            <w:proofErr w:type="spellStart"/>
-            <w:r>
-              <w:rPr>
-                <w:rFonts w:eastAsia="맑은 고딕"/>
-                <w:szCs w:val="24"/>
-              </w:rPr>
-              <w:t>공주행</w:t>
-            </w:r>
-            <w:proofErr w:type="spellEnd"/>
-            <w:r>
-              <w:rPr>
-                <w:rFonts w:eastAsia="맑은 고딕"/>
-                <w:szCs w:val="24"/>
-              </w:rPr>
-              <w:t xml:space="preserve"> </w:t>
-            </w:r>
-            <w:proofErr w:type="spellStart"/>
-            <w:r>
-              <w:rPr>
-                <w:rFonts w:eastAsia="맑은 고딕"/>
-                <w:szCs w:val="24"/>
-              </w:rPr>
-              <w:t>증가</w:t>
-            </w:r>
-            <w:proofErr w:type="spellEnd"/>
+              <w:t xml:space="preserve">불필요한 공주행 증가</w:t>
+            </w:r>
           </w:p>
         </w:tc>
       </w:tr>
@@ -6705,31 +4726,13 @@
                 <w:szCs w:val="24"/>
               </w:rPr>
             </w:pPr>
-            <w:proofErr w:type="spellStart"/>
             <w:r>
               <w:rPr>
                 <w:rFonts w:eastAsia="맑은 고딕"/>
                 <w:szCs w:val="24"/>
               </w:rPr>
-              <w:t>파렛타이저</w:t>
-            </w:r>
-            <w:proofErr w:type="spellEnd"/>
-            <w:r>
-              <w:rPr>
-                <w:rFonts w:eastAsia="맑은 고딕"/>
-                <w:szCs w:val="24"/>
-              </w:rPr>
-              <w:t xml:space="preserve"> </w:t>
-            </w:r>
-            <w:proofErr w:type="spellStart"/>
-            <w:r>
-              <w:rPr>
-                <w:rFonts w:eastAsia="맑은 고딕"/>
-                <w:szCs w:val="24"/>
-              </w:rPr>
-              <w:t>슬롯</w:t>
-            </w:r>
-            <w:proofErr w:type="spellEnd"/>
+              <w:t xml:space="preserve">파렛타이저 슬롯</w:t>
+            </w:r>
           </w:p>
         </w:tc>
         <w:tc>
@@ -6751,25 +4754,7 @@
                 <w:szCs w:val="24"/>
                 <w:lang w:eastAsia="ko-KR"/>
               </w:rPr>
-              <w:t xml:space="preserve">기본 슬롯 로직(selectOutput6) · TO-BE 동적 배정 </w:t>
-            </w:r>
-            <w:proofErr w:type="spellStart"/>
-            <w:r>
-              <w:rPr>
-                <w:rFonts w:eastAsia="맑은 고딕"/>
-                <w:szCs w:val="24"/>
-                <w:lang w:eastAsia="ko-KR"/>
-              </w:rPr>
-              <w:t>강화으로</w:t>
-            </w:r>
-            <w:proofErr w:type="spellEnd"/>
-            <w:r>
-              <w:rPr>
-                <w:rFonts w:eastAsia="맑은 고딕"/>
-                <w:szCs w:val="24"/>
-                <w:lang w:eastAsia="ko-KR"/>
-              </w:rPr>
-              <w:t xml:space="preserve"> 유휴 슬롯 발생</w:t>
+              <w:t xml:space="preserve">정적 슬롯 배정(selectOutput6)으로 대량 주문 지점이 슬롯 장기 점유</w:t>
             </w:r>
           </w:p>
         </w:tc>
@@ -6785,31 +4770,13 @@
                 <w:szCs w:val="24"/>
               </w:rPr>
             </w:pPr>
-            <w:proofErr w:type="spellStart"/>
             <w:r>
               <w:rPr>
                 <w:rFonts w:eastAsia="맑은 고딕"/>
                 <w:szCs w:val="24"/>
               </w:rPr>
-              <w:t>처리량</w:t>
-            </w:r>
-            <w:proofErr w:type="spellEnd"/>
-            <w:r>
-              <w:rPr>
-                <w:rFonts w:eastAsia="맑은 고딕"/>
-                <w:szCs w:val="24"/>
-              </w:rPr>
-              <w:t xml:space="preserve"> </w:t>
-            </w:r>
-            <w:proofErr w:type="spellStart"/>
-            <w:r>
-              <w:rPr>
-                <w:rFonts w:eastAsia="맑은 고딕"/>
-                <w:szCs w:val="24"/>
-              </w:rPr>
-              <w:t>손실</w:t>
-            </w:r>
-            <w:proofErr w:type="spellEnd"/>
+              <w:t xml:space="preserve">처리량 손실</w:t>
+            </w:r>
           </w:p>
         </w:tc>
       </w:tr>
@@ -6917,272 +4884,7 @@
           <w:rFonts w:eastAsia="맑은 고딕"/>
           <w:szCs w:val="24"/>
         </w:rPr>
-        <w:t xml:space="preserve">AS-IS </w:t>
-      </w:r>
-      <w:proofErr w:type="spellStart"/>
-      <w:r>
-        <w:rPr>
-          <w:rFonts w:eastAsia="맑은 고딕"/>
-          <w:szCs w:val="24"/>
-        </w:rPr>
-        <w:t>모델은</w:t>
-      </w:r>
-      <w:proofErr w:type="spellEnd"/>
-      <w:r>
-        <w:rPr>
-          <w:rFonts w:eastAsia="맑은 고딕"/>
-          <w:szCs w:val="24"/>
-        </w:rPr>
-        <w:t xml:space="preserve"> </w:t>
-      </w:r>
-      <w:proofErr w:type="spellStart"/>
-      <w:r>
-        <w:rPr>
-          <w:rFonts w:eastAsia="맑은 고딕"/>
-          <w:szCs w:val="24"/>
-        </w:rPr>
-        <w:t>AnyLogic</w:t>
-      </w:r>
-      <w:proofErr w:type="spellEnd"/>
-      <w:r>
-        <w:rPr>
-          <w:rFonts w:eastAsia="맑은 고딕"/>
-          <w:szCs w:val="24"/>
-        </w:rPr>
-        <w:t xml:space="preserve"> </w:t>
-      </w:r>
-      <w:proofErr w:type="gramStart"/>
-      <w:r>
-        <w:rPr>
-          <w:rFonts w:eastAsia="맑은 고딕"/>
-          <w:szCs w:val="24"/>
-        </w:rPr>
-        <w:t>PLE(</w:t>
-      </w:r>
-      <w:proofErr w:type="gramEnd"/>
-      <w:r>
-        <w:rPr>
-          <w:rFonts w:eastAsia="맑은 고딕"/>
-          <w:szCs w:val="24"/>
-        </w:rPr>
-        <w:t xml:space="preserve">Personal Learning </w:t>
-      </w:r>
-      <w:proofErr w:type="gramStart"/>
-      <w:r>
-        <w:rPr>
-          <w:rFonts w:eastAsia="맑은 고딕"/>
-          <w:szCs w:val="24"/>
-        </w:rPr>
-        <w:t>Edition)로</w:t>
-      </w:r>
-      <w:proofErr w:type="gramEnd"/>
-      <w:r>
-        <w:rPr>
-          <w:rFonts w:eastAsia="맑은 고딕"/>
-          <w:szCs w:val="24"/>
-        </w:rPr>
-        <w:t xml:space="preserve"> </w:t>
-      </w:r>
-      <w:proofErr w:type="spellStart"/>
-      <w:r>
-        <w:rPr>
-          <w:rFonts w:eastAsia="맑은 고딕"/>
-          <w:szCs w:val="24"/>
-        </w:rPr>
-        <w:t>구현하였으며</w:t>
-      </w:r>
-      <w:proofErr w:type="spellEnd"/>
-      <w:r>
-        <w:rPr>
-          <w:rFonts w:eastAsia="맑은 고딕"/>
-          <w:szCs w:val="24"/>
-        </w:rPr>
-        <w:t xml:space="preserve">, </w:t>
-      </w:r>
-      <w:proofErr w:type="spellStart"/>
-      <w:r>
-        <w:rPr>
-          <w:rFonts w:eastAsia="맑은 고딕"/>
-          <w:szCs w:val="24"/>
-        </w:rPr>
-        <w:t>PLE의</w:t>
-      </w:r>
-      <w:proofErr w:type="spellEnd"/>
-      <w:r>
-        <w:rPr>
-          <w:rFonts w:eastAsia="맑은 고딕"/>
-          <w:szCs w:val="24"/>
-        </w:rPr>
-        <w:t xml:space="preserve"> Material Handling Library </w:t>
-      </w:r>
-      <w:proofErr w:type="spellStart"/>
-      <w:r>
-        <w:rPr>
-          <w:rFonts w:eastAsia="맑은 고딕"/>
-          <w:szCs w:val="24"/>
-        </w:rPr>
-        <w:t>사용</w:t>
-      </w:r>
-      <w:proofErr w:type="spellEnd"/>
-      <w:r>
-        <w:rPr>
-          <w:rFonts w:eastAsia="맑은 고딕"/>
-          <w:szCs w:val="24"/>
-        </w:rPr>
-        <w:t xml:space="preserve"> 시 </w:t>
-      </w:r>
-      <w:proofErr w:type="spellStart"/>
-      <w:r>
-        <w:rPr>
-          <w:rFonts w:eastAsia="맑은 고딕"/>
-          <w:szCs w:val="24"/>
-        </w:rPr>
-        <w:t>최대</w:t>
-      </w:r>
-      <w:proofErr w:type="spellEnd"/>
-      <w:r>
-        <w:rPr>
-          <w:rFonts w:eastAsia="맑은 고딕"/>
-          <w:szCs w:val="24"/>
-        </w:rPr>
-        <w:t xml:space="preserve"> </w:t>
-      </w:r>
-      <w:proofErr w:type="spellStart"/>
-      <w:r>
-        <w:rPr>
-          <w:rFonts w:eastAsia="맑은 고딕"/>
-          <w:szCs w:val="24"/>
-        </w:rPr>
-        <w:t>시뮬레이션</w:t>
-      </w:r>
-      <w:proofErr w:type="spellEnd"/>
-      <w:r>
-        <w:rPr>
-          <w:rFonts w:eastAsia="맑은 고딕"/>
-          <w:szCs w:val="24"/>
-        </w:rPr>
-        <w:t xml:space="preserve"> </w:t>
-      </w:r>
-      <w:proofErr w:type="spellStart"/>
-      <w:r>
-        <w:rPr>
-          <w:rFonts w:eastAsia="맑은 고딕"/>
-          <w:szCs w:val="24"/>
-        </w:rPr>
-        <w:t>시간이</w:t>
-      </w:r>
-      <w:proofErr w:type="spellEnd"/>
-      <w:r>
-        <w:rPr>
-          <w:rFonts w:eastAsia="맑은 고딕"/>
-          <w:szCs w:val="24"/>
-        </w:rPr>
-        <w:t xml:space="preserve"> 5</w:t>
-      </w:r>
-      <w:proofErr w:type="gramStart"/>
-      <w:r>
-        <w:rPr>
-          <w:rFonts w:eastAsia="맑은 고딕"/>
-          <w:szCs w:val="24"/>
-        </w:rPr>
-        <w:t>시간(</w:t>
-      </w:r>
-      <w:proofErr w:type="gramEnd"/>
-      <w:r>
-        <w:rPr>
-          <w:rFonts w:eastAsia="맑은 고딕"/>
-          <w:szCs w:val="24"/>
-        </w:rPr>
-        <w:t>18,000</w:t>
-      </w:r>
-      <w:proofErr w:type="gramStart"/>
-      <w:r>
-        <w:rPr>
-          <w:rFonts w:eastAsia="맑은 고딕"/>
-          <w:szCs w:val="24"/>
-        </w:rPr>
-        <w:t>초)</w:t>
-      </w:r>
-      <w:proofErr w:type="spellStart"/>
-      <w:r>
-        <w:rPr>
-          <w:rFonts w:eastAsia="맑은 고딕"/>
-          <w:szCs w:val="24"/>
-        </w:rPr>
-        <w:t>으로</w:t>
-      </w:r>
-      <w:proofErr w:type="spellEnd"/>
-      <w:proofErr w:type="gramEnd"/>
-      <w:r>
-        <w:rPr>
-          <w:rFonts w:eastAsia="맑은 고딕"/>
-          <w:szCs w:val="24"/>
-        </w:rPr>
-        <w:t xml:space="preserve"> </w:t>
-      </w:r>
-      <w:proofErr w:type="spellStart"/>
-      <w:r>
-        <w:rPr>
-          <w:rFonts w:eastAsia="맑은 고딕"/>
-          <w:szCs w:val="24"/>
-        </w:rPr>
-        <w:t>제한된다</w:t>
-      </w:r>
-      <w:proofErr w:type="spellEnd"/>
-      <w:r>
-        <w:rPr>
-          <w:rFonts w:eastAsia="맑은 고딕"/>
-          <w:szCs w:val="24"/>
-        </w:rPr>
-        <w:t xml:space="preserve">. </w:t>
-      </w:r>
-      <w:proofErr w:type="spellStart"/>
-      <w:r>
-        <w:rPr>
-          <w:rFonts w:eastAsia="맑은 고딕"/>
-          <w:szCs w:val="24"/>
-        </w:rPr>
-        <w:t>시뮬레이션</w:t>
-      </w:r>
-      <w:proofErr w:type="spellEnd"/>
-      <w:r>
-        <w:rPr>
-          <w:rFonts w:eastAsia="맑은 고딕"/>
-          <w:szCs w:val="24"/>
-        </w:rPr>
-        <w:t xml:space="preserve"> </w:t>
-      </w:r>
-      <w:proofErr w:type="spellStart"/>
-      <w:r>
-        <w:rPr>
-          <w:rFonts w:eastAsia="맑은 고딕"/>
-          <w:szCs w:val="24"/>
-        </w:rPr>
-        <w:t>설정은</w:t>
-      </w:r>
-      <w:proofErr w:type="spellEnd"/>
-      <w:r>
-        <w:rPr>
-          <w:rFonts w:eastAsia="맑은 고딕"/>
-          <w:szCs w:val="24"/>
-        </w:rPr>
-        <w:t xml:space="preserve"> &lt;표 4&gt;와 </w:t>
-      </w:r>
-      <w:proofErr w:type="spellStart"/>
-      <w:r>
-        <w:rPr>
-          <w:rFonts w:eastAsia="맑은 고딕"/>
-          <w:szCs w:val="24"/>
-        </w:rPr>
-        <w:t>같다</w:t>
-      </w:r>
-      <w:proofErr w:type="spellEnd"/>
-      <w:r>
-        <w:rPr>
-          <w:rFonts w:eastAsia="맑은 고딕"/>
-          <w:szCs w:val="24"/>
-        </w:rPr>
-        <w:t>.</w:t>
+        <w:t xml:space="preserve">AS-IS 모델은 AnyLogic PLE(Personal Learning Edition)로 구현하였으며, PLE의 Material Handling Library 사용 시 최대 시뮬레이션 시간이 5시간(18,000초)으로 제한된다. 시뮬레이션 설정은 &lt;표 4&gt;와 같다.</w:t>
       </w:r>
     </w:p>
     <w:p>
@@ -7218,40 +4920,10 @@
           <w:szCs w:val="24"/>
         </w:rPr>
         <w:t xml:space="preserve"> </w:t>
-      </w:r>
-      <w:r>
-        <w:rPr>
-          <w:sz w:val="24"/>
-          <w:szCs w:val="24"/>
-        </w:rPr>
         <w:fldChar w:fldCharType="begin"/>
-      </w:r>
-      <w:r>
-        <w:rPr>
-          <w:sz w:val="24"/>
-          <w:szCs w:val="24"/>
-        </w:rPr>
         <w:instrText xml:space="preserve"> SEQ </w:instrText>
-      </w:r>
-      <w:r>
-        <w:rPr>
-          <w:sz w:val="24"/>
-          <w:szCs w:val="24"/>
-        </w:rPr>
         <w:instrText>표</w:instrText>
-      </w:r>
-      <w:r>
-        <w:rPr>
-          <w:sz w:val="24"/>
-          <w:szCs w:val="24"/>
-        </w:rPr>
         <w:instrText xml:space="preserve"> \* ARABIC </w:instrText>
-      </w:r>
-      <w:r>
-        <w:rPr>
-          <w:sz w:val="24"/>
-          <w:szCs w:val="24"/>
-        </w:rPr>
         <w:fldChar w:fldCharType="separate"/>
       </w:r>
       <w:r>
@@ -7308,7 +4980,6 @@
                 <w:szCs w:val="24"/>
               </w:rPr>
             </w:pPr>
-            <w:proofErr w:type="spellStart"/>
             <w:r>
               <w:rPr>
                 <w:rFonts w:eastAsia="맑은 고딕"/>
@@ -7318,7 +4989,6 @@
               </w:rPr>
               <w:t>항목</w:t>
             </w:r>
-            <w:proofErr w:type="spellEnd"/>
           </w:p>
         </w:tc>
         <w:tc>
@@ -7335,7 +5005,6 @@
                 <w:szCs w:val="24"/>
               </w:rPr>
             </w:pPr>
-            <w:proofErr w:type="spellStart"/>
             <w:r>
               <w:rPr>
                 <w:rFonts w:eastAsia="맑은 고딕"/>
@@ -7345,7 +5014,6 @@
               </w:rPr>
               <w:t>설정값</w:t>
             </w:r>
-            <w:proofErr w:type="spellEnd"/>
           </w:p>
         </w:tc>
       </w:tr>
@@ -7365,31 +5033,13 @@
                 <w:szCs w:val="24"/>
               </w:rPr>
             </w:pPr>
-            <w:proofErr w:type="spellStart"/>
             <w:r>
               <w:rPr>
                 <w:rFonts w:eastAsia="맑은 고딕"/>
                 <w:szCs w:val="24"/>
               </w:rPr>
-              <w:t>시뮬레이션</w:t>
-            </w:r>
-            <w:proofErr w:type="spellEnd"/>
-            <w:r>
-              <w:rPr>
-                <w:rFonts w:eastAsia="맑은 고딕"/>
-                <w:szCs w:val="24"/>
-              </w:rPr>
-              <w:t xml:space="preserve"> </w:t>
-            </w:r>
-            <w:proofErr w:type="spellStart"/>
-            <w:r>
-              <w:rPr>
-                <w:rFonts w:eastAsia="맑은 고딕"/>
-                <w:szCs w:val="24"/>
-              </w:rPr>
-              <w:t>엔진</w:t>
-            </w:r>
-            <w:proofErr w:type="spellEnd"/>
+              <w:t xml:space="preserve">시뮬레이션 엔진</w:t>
+            </w:r>
           </w:p>
         </w:tc>
         <w:tc>
@@ -7404,21 +5054,12 @@
                 <w:szCs w:val="24"/>
               </w:rPr>
             </w:pPr>
-            <w:proofErr w:type="spellStart"/>
             <w:r>
               <w:rPr>
                 <w:rFonts w:eastAsia="맑은 고딕"/>
                 <w:szCs w:val="24"/>
               </w:rPr>
-              <w:t>AnyLogic</w:t>
-            </w:r>
-            <w:proofErr w:type="spellEnd"/>
-            <w:r>
-              <w:rPr>
-                <w:rFonts w:eastAsia="맑은 고딕"/>
-                <w:szCs w:val="24"/>
-              </w:rPr>
-              <w:t xml:space="preserve"> Personal Learning Edition 8.9.8</w:t>
+              <w:t xml:space="preserve">AnyLogic Personal Learning Edition 8.9.8</w:t>
             </w:r>
           </w:p>
         </w:tc>
@@ -7439,31 +5080,13 @@
                 <w:szCs w:val="24"/>
               </w:rPr>
             </w:pPr>
-            <w:proofErr w:type="spellStart"/>
             <w:r>
               <w:rPr>
                 <w:rFonts w:eastAsia="맑은 고딕"/>
                 <w:szCs w:val="24"/>
               </w:rPr>
-              <w:t>시뮬레이션</w:t>
-            </w:r>
-            <w:proofErr w:type="spellEnd"/>
-            <w:r>
-              <w:rPr>
-                <w:rFonts w:eastAsia="맑은 고딕"/>
-                <w:szCs w:val="24"/>
-              </w:rPr>
-              <w:t xml:space="preserve"> </w:t>
-            </w:r>
-            <w:proofErr w:type="spellStart"/>
-            <w:r>
-              <w:rPr>
-                <w:rFonts w:eastAsia="맑은 고딕"/>
-                <w:szCs w:val="24"/>
-              </w:rPr>
-              <w:t>시간</w:t>
-            </w:r>
-            <w:proofErr w:type="spellEnd"/>
+              <w:t xml:space="preserve">시뮬레이션 시간</w:t>
+            </w:r>
           </w:p>
         </w:tc>
         <w:tc>
@@ -7509,39 +5132,7 @@
                 <w:rFonts w:eastAsia="맑은 고딕"/>
                 <w:szCs w:val="24"/>
               </w:rPr>
-              <w:t xml:space="preserve">총 </w:t>
-            </w:r>
-            <w:proofErr w:type="spellStart"/>
-            <w:r>
-              <w:rPr>
-                <w:rFonts w:eastAsia="맑은 고딕"/>
-                <w:szCs w:val="24"/>
-              </w:rPr>
-              <w:t>주문</w:t>
-            </w:r>
-            <w:proofErr w:type="spellEnd"/>
-            <w:r>
-              <w:rPr>
-                <w:rFonts w:eastAsia="맑은 고딕"/>
-                <w:szCs w:val="24"/>
-              </w:rPr>
-              <w:t xml:space="preserve"> </w:t>
-            </w:r>
-            <w:proofErr w:type="spellStart"/>
-            <w:r>
-              <w:rPr>
-                <w:rFonts w:eastAsia="맑은 고딕"/>
-                <w:szCs w:val="24"/>
-              </w:rPr>
-              <w:t>박스</w:t>
-            </w:r>
-            <w:proofErr w:type="spellEnd"/>
-            <w:r>
-              <w:rPr>
-                <w:rFonts w:eastAsia="맑은 고딕"/>
-                <w:szCs w:val="24"/>
-              </w:rPr>
-              <w:t xml:space="preserve"> 수</w:t>
+              <w:t xml:space="preserve">총 주문 박스 수</w:t>
             </w:r>
           </w:p>
         </w:tc>
@@ -7562,39 +5153,7 @@
                 <w:rFonts w:eastAsia="맑은 고딕"/>
                 <w:szCs w:val="24"/>
               </w:rPr>
-              <w:t xml:space="preserve">8,858 </w:t>
-            </w:r>
-            <w:proofErr w:type="spellStart"/>
-            <w:r>
-              <w:rPr>
-                <w:rFonts w:eastAsia="맑은 고딕"/>
-                <w:szCs w:val="24"/>
-              </w:rPr>
-              <w:t>박스</w:t>
-            </w:r>
-            <w:proofErr w:type="spellEnd"/>
-            <w:r>
-              <w:rPr>
-                <w:rFonts w:eastAsia="맑은 고딕"/>
-                <w:szCs w:val="24"/>
-              </w:rPr>
-              <w:t xml:space="preserve"> (60개 </w:t>
-            </w:r>
-            <w:proofErr w:type="spellStart"/>
-            <w:r>
-              <w:rPr>
-                <w:rFonts w:eastAsia="맑은 고딕"/>
-                <w:szCs w:val="24"/>
-              </w:rPr>
-              <w:t>지점</w:t>
-            </w:r>
-            <w:proofErr w:type="spellEnd"/>
-            <w:r>
-              <w:rPr>
-                <w:rFonts w:eastAsia="맑은 고딕"/>
-                <w:szCs w:val="24"/>
-              </w:rPr>
-              <w:t>)</w:t>
+              <w:t xml:space="preserve">8,858 박스 (60개 지점)</w:t>
             </w:r>
           </w:p>
         </w:tc>
@@ -7620,33 +5179,8 @@
                 <w:rFonts w:eastAsia="맑은 고딕"/>
                 <w:szCs w:val="24"/>
               </w:rPr>
-              <w:t xml:space="preserve">AGV </w:t>
-            </w:r>
-            <w:proofErr w:type="spellStart"/>
-            <w:r>
-              <w:rPr>
-                <w:rFonts w:eastAsia="맑은 고딕"/>
-                <w:szCs w:val="24"/>
-              </w:rPr>
-              <w:t>운영</w:t>
-            </w:r>
-            <w:proofErr w:type="spellEnd"/>
-            <w:r>
-              <w:rPr>
-                <w:rFonts w:eastAsia="맑은 고딕"/>
-                <w:szCs w:val="24"/>
-              </w:rPr>
-              <w:t xml:space="preserve"> </w:t>
-            </w:r>
-            <w:proofErr w:type="spellStart"/>
-            <w:r>
-              <w:rPr>
-                <w:rFonts w:eastAsia="맑은 고딕"/>
-                <w:szCs w:val="24"/>
-              </w:rPr>
-              <w:t>대수</w:t>
-            </w:r>
-            <w:proofErr w:type="spellEnd"/>
+              <w:t xml:space="preserve">AGV 운영 대수</w:t>
+            </w:r>
           </w:p>
         </w:tc>
         <w:tc>
@@ -7696,43 +5230,7 @@
           <w:szCs w:val="24"/>
           <w:lang w:eastAsia="ko-KR"/>
         </w:rPr>
-        <w:t xml:space="preserve">AS-IS 시뮬레이션 실행 결과, 5시간 이내에 완료된 팔레트는 8개(256 박스)로 전체 주문 대비 약 2.9%에 불과하였다. </w:t>
-      </w:r>
-      <w:proofErr w:type="spellStart"/>
-      <w:r>
-        <w:rPr>
-          <w:rFonts w:eastAsia="맑은 고딕"/>
-          <w:szCs w:val="24"/>
-          <w:lang w:eastAsia="ko-KR"/>
-        </w:rPr>
-        <w:t>제함기</w:t>
-      </w:r>
-      <w:proofErr w:type="spellEnd"/>
-      <w:r>
-        <w:rPr>
-          <w:rFonts w:eastAsia="맑은 고딕"/>
-          <w:szCs w:val="24"/>
-          <w:lang w:eastAsia="ko-KR"/>
-        </w:rPr>
-        <w:t xml:space="preserve">1의 가동률은 포화 상태에 달한 반면 </w:t>
-      </w:r>
-      <w:proofErr w:type="spellStart"/>
-      <w:r>
-        <w:rPr>
-          <w:rFonts w:eastAsia="맑은 고딕"/>
-          <w:szCs w:val="24"/>
-          <w:lang w:eastAsia="ko-KR"/>
-        </w:rPr>
-        <w:t>제함기</w:t>
-      </w:r>
-      <w:proofErr w:type="spellEnd"/>
-      <w:r>
-        <w:rPr>
-          <w:rFonts w:eastAsia="맑은 고딕"/>
-          <w:szCs w:val="24"/>
-          <w:lang w:eastAsia="ko-KR"/>
-        </w:rPr>
-        <w:t>2의 가동률은 극히 낮아, 구조적 불균형이 명확히 확인되었다.</w:t>
+        <w:t xml:space="preserve">AS-IS 시뮬레이션 실행 결과, 5시간 이내에 완료된 팔레트는 8개(256 박스)로 전체 주문 대비 약 2.9%에 불과하였다. 제함기1의 가동률은 포화 상태에 달한 반면 제함기2의 가동률은 극히 낮아, 구조적 불균형이 명확히 확인되었다.</w:t>
       </w:r>
     </w:p>
     <w:p>
@@ -7787,21 +5285,7 @@
           <w:lang w:eastAsia="ko-KR"/>
         </w:rPr>
         <w:instrText xml:space="preserve"> SEQ </w:instrText>
-      </w:r>
-      <w:r>
-        <w:rPr>
-          <w:sz w:val="24"/>
-          <w:szCs w:val="24"/>
-          <w:lang w:eastAsia="ko-KR"/>
-        </w:rPr>
         <w:instrText>표</w:instrText>
-      </w:r>
-      <w:r>
-        <w:rPr>
-          <w:sz w:val="24"/>
-          <w:szCs w:val="24"/>
-          <w:lang w:eastAsia="ko-KR"/>
-        </w:rPr>
         <w:instrText xml:space="preserve"> \* ARABIC </w:instrText>
       </w:r>
       <w:r>
@@ -7866,7 +5350,6 @@
                 <w:szCs w:val="24"/>
               </w:rPr>
             </w:pPr>
-            <w:proofErr w:type="spellStart"/>
             <w:r>
               <w:rPr>
                 <w:rFonts w:eastAsia="맑은 고딕"/>
@@ -7874,29 +5357,8 @@
                 <w:color w:val="FFFFFF"/>
                 <w:szCs w:val="24"/>
               </w:rPr>
-              <w:t>성능</w:t>
-            </w:r>
-            <w:proofErr w:type="spellEnd"/>
-            <w:r>
-              <w:rPr>
-                <w:rFonts w:eastAsia="맑은 고딕"/>
-                <w:b/>
-                <w:color w:val="FFFFFF"/>
-                <w:szCs w:val="24"/>
-              </w:rPr>
-              <w:t xml:space="preserve"> </w:t>
-            </w:r>
-            <w:proofErr w:type="spellStart"/>
-            <w:r>
-              <w:rPr>
-                <w:rFonts w:eastAsia="맑은 고딕"/>
-                <w:b/>
-                <w:color w:val="FFFFFF"/>
-                <w:szCs w:val="24"/>
-              </w:rPr>
-              <w:t>지표</w:t>
-            </w:r>
-            <w:proofErr w:type="spellEnd"/>
+              <w:t xml:space="preserve">성능 지표</w:t>
+            </w:r>
           </w:p>
         </w:tc>
         <w:tc>
@@ -7920,19 +5382,8 @@
                 <w:color w:val="FFFFFF"/>
                 <w:szCs w:val="24"/>
               </w:rPr>
-              <w:t xml:space="preserve">AS-IS </w:t>
-            </w:r>
-            <w:proofErr w:type="spellStart"/>
-            <w:r>
-              <w:rPr>
-                <w:rFonts w:eastAsia="맑은 고딕"/>
-                <w:b/>
-                <w:color w:val="FFFFFF"/>
-                <w:szCs w:val="24"/>
-              </w:rPr>
-              <w:t>결과</w:t>
-            </w:r>
-            <w:proofErr w:type="spellEnd"/>
+              <w:t xml:space="preserve">AS-IS 결과</w:t>
+            </w:r>
           </w:p>
         </w:tc>
       </w:tr>
@@ -7980,17 +5431,8 @@
                 <w:rFonts w:eastAsia="맑은 고딕"/>
                 <w:szCs w:val="24"/>
               </w:rPr>
-              <w:t xml:space="preserve">8 </w:t>
-            </w:r>
-            <w:proofErr w:type="spellStart"/>
-            <w:r>
-              <w:rPr>
-                <w:rFonts w:eastAsia="맑은 고딕"/>
-                <w:szCs w:val="24"/>
-              </w:rPr>
-              <w:t>팔레트</w:t>
-            </w:r>
-            <w:proofErr w:type="spellEnd"/>
+              <w:t xml:space="preserve">8 팔레트</w:t>
+            </w:r>
           </w:p>
         </w:tc>
       </w:tr>
@@ -8010,37 +5452,12 @@
                 <w:szCs w:val="24"/>
               </w:rPr>
             </w:pPr>
-            <w:proofErr w:type="spellStart"/>
             <w:r>
               <w:rPr>
                 <w:rFonts w:eastAsia="맑은 고딕"/>
                 <w:szCs w:val="24"/>
               </w:rPr>
-              <w:t>완료</w:t>
-            </w:r>
-            <w:proofErr w:type="spellEnd"/>
-            <w:r>
-              <w:rPr>
-                <w:rFonts w:eastAsia="맑은 고딕"/>
-                <w:szCs w:val="24"/>
-              </w:rPr>
-              <w:t xml:space="preserve"> </w:t>
-            </w:r>
-            <w:proofErr w:type="spellStart"/>
-            <w:r>
-              <w:rPr>
-                <w:rFonts w:eastAsia="맑은 고딕"/>
-                <w:szCs w:val="24"/>
-              </w:rPr>
-              <w:t>박스</w:t>
-            </w:r>
-            <w:proofErr w:type="spellEnd"/>
-            <w:r>
-              <w:rPr>
-                <w:rFonts w:eastAsia="맑은 고딕"/>
-                <w:szCs w:val="24"/>
-              </w:rPr>
-              <w:t xml:space="preserve"> 수</w:t>
+              <w:t xml:space="preserve">완료 박스 수</w:t>
             </w:r>
           </w:p>
         </w:tc>
@@ -8061,39 +5478,7 @@
                 <w:rFonts w:eastAsia="맑은 고딕"/>
                 <w:szCs w:val="24"/>
               </w:rPr>
-              <w:t xml:space="preserve">256 </w:t>
-            </w:r>
-            <w:proofErr w:type="spellStart"/>
-            <w:r>
-              <w:rPr>
-                <w:rFonts w:eastAsia="맑은 고딕"/>
-                <w:szCs w:val="24"/>
-              </w:rPr>
-              <w:t>박스</w:t>
-            </w:r>
-            <w:proofErr w:type="spellEnd"/>
-            <w:r>
-              <w:rPr>
-                <w:rFonts w:eastAsia="맑은 고딕"/>
-                <w:szCs w:val="24"/>
-              </w:rPr>
-              <w:t xml:space="preserve"> (</w:t>
-            </w:r>
-            <w:proofErr w:type="spellStart"/>
-            <w:r>
-              <w:rPr>
-                <w:rFonts w:eastAsia="맑은 고딕"/>
-                <w:szCs w:val="24"/>
-              </w:rPr>
-              <w:t>전체의</w:t>
-            </w:r>
-            <w:proofErr w:type="spellEnd"/>
-            <w:r>
-              <w:rPr>
-                <w:rFonts w:eastAsia="맑은 고딕"/>
-                <w:szCs w:val="24"/>
-              </w:rPr>
-              <w:t xml:space="preserve"> 약 2.9%)</w:t>
+              <w:t xml:space="preserve">256 박스 (전체의 약 2.9%)</w:t>
             </w:r>
           </w:p>
         </w:tc>
@@ -8114,53 +5499,12 @@
                 <w:szCs w:val="24"/>
               </w:rPr>
             </w:pPr>
-            <w:proofErr w:type="spellStart"/>
             <w:r>
               <w:rPr>
                 <w:rFonts w:eastAsia="맑은 고딕"/>
                 <w:szCs w:val="24"/>
               </w:rPr>
-              <w:t>시간당</w:t>
-            </w:r>
-            <w:proofErr w:type="spellEnd"/>
-            <w:r>
-              <w:rPr>
-                <w:rFonts w:eastAsia="맑은 고딕"/>
-                <w:szCs w:val="24"/>
-              </w:rPr>
-              <w:t xml:space="preserve"> </w:t>
-            </w:r>
-            <w:proofErr w:type="spellStart"/>
-            <w:r>
-              <w:rPr>
-                <w:rFonts w:eastAsia="맑은 고딕"/>
-                <w:szCs w:val="24"/>
-              </w:rPr>
-              <w:t>처리량</w:t>
-            </w:r>
-            <w:proofErr w:type="spellEnd"/>
-            <w:r>
-              <w:rPr>
-                <w:rFonts w:eastAsia="맑은 고딕"/>
-                <w:szCs w:val="24"/>
-              </w:rPr>
-              <w:t xml:space="preserve"> (</w:t>
-            </w:r>
-            <w:proofErr w:type="spellStart"/>
-            <w:r>
-              <w:rPr>
-                <w:rFonts w:eastAsia="맑은 고딕"/>
-                <w:szCs w:val="24"/>
-              </w:rPr>
-              <w:t>박스</w:t>
-            </w:r>
-            <w:proofErr w:type="spellEnd"/>
-            <w:r>
-              <w:rPr>
-                <w:rFonts w:eastAsia="맑은 고딕"/>
-                <w:szCs w:val="24"/>
-              </w:rPr>
-              <w:t>)</w:t>
+              <w:t xml:space="preserve">시간당 처리량 (팔레트)</w:t>
             </w:r>
           </w:p>
         </w:tc>
@@ -8189,17 +5533,8 @@
                 <w:rFonts w:eastAsia="맑은 고딕"/>
                 <w:szCs w:val="24"/>
               </w:rPr>
-              <w:t>/</w:t>
-            </w:r>
-            <w:proofErr w:type="spellStart"/>
-            <w:r>
-              <w:rPr>
-                <w:rFonts w:eastAsia="맑은 고딕"/>
-                <w:szCs w:val="24"/>
-              </w:rPr>
-              <w:t>hr</w:t>
-            </w:r>
-            <w:proofErr w:type="spellEnd"/>
+              <w:t>/hr</w:t>
+            </w:r>
           </w:p>
         </w:tc>
       </w:tr>
@@ -8224,17 +5559,8 @@
                 <w:rFonts w:eastAsia="맑은 고딕"/>
                 <w:szCs w:val="24"/>
               </w:rPr>
-              <w:t xml:space="preserve">제함기1 </w:t>
-            </w:r>
-            <w:proofErr w:type="spellStart"/>
-            <w:r>
-              <w:rPr>
-                <w:rFonts w:eastAsia="맑은 고딕"/>
-                <w:szCs w:val="24"/>
-              </w:rPr>
-              <w:t>가동률</w:t>
-            </w:r>
-            <w:proofErr w:type="spellEnd"/>
+              <w:t xml:space="preserve">제함기1 가동률</w:t>
+            </w:r>
           </w:p>
         </w:tc>
         <w:tc>
@@ -8249,21 +5575,12 @@
                 <w:szCs w:val="24"/>
               </w:rPr>
             </w:pPr>
-            <w:proofErr w:type="spellStart"/>
             <w:r>
               <w:rPr>
                 <w:rFonts w:eastAsia="맑은 고딕"/>
                 <w:szCs w:val="24"/>
               </w:rPr>
-              <w:t>포화</w:t>
-            </w:r>
-            <w:proofErr w:type="spellEnd"/>
-            <w:r>
-              <w:rPr>
-                <w:rFonts w:eastAsia="맑은 고딕"/>
-                <w:szCs w:val="24"/>
-              </w:rPr>
-              <w:t xml:space="preserve"> (≈ 100%)</w:t>
+              <w:t xml:space="preserve">포화 (≈ 100%)</w:t>
             </w:r>
           </w:p>
         </w:tc>
@@ -8289,17 +5606,8 @@
                 <w:rFonts w:eastAsia="맑은 고딕"/>
                 <w:szCs w:val="24"/>
               </w:rPr>
-              <w:t xml:space="preserve">제함기2 </w:t>
-            </w:r>
-            <w:proofErr w:type="spellStart"/>
-            <w:r>
-              <w:rPr>
-                <w:rFonts w:eastAsia="맑은 고딕"/>
-                <w:szCs w:val="24"/>
-              </w:rPr>
-              <w:t>가동률</w:t>
-            </w:r>
-            <w:proofErr w:type="spellEnd"/>
+              <w:t xml:space="preserve">제함기2 가동률</w:t>
+            </w:r>
           </w:p>
         </w:tc>
         <w:tc>
@@ -8314,21 +5622,12 @@
                 <w:szCs w:val="24"/>
               </w:rPr>
             </w:pPr>
-            <w:proofErr w:type="spellStart"/>
             <w:r>
               <w:rPr>
                 <w:rFonts w:eastAsia="맑은 고딕"/>
                 <w:szCs w:val="24"/>
               </w:rPr>
-              <w:t>미활용</w:t>
-            </w:r>
-            <w:proofErr w:type="spellEnd"/>
-            <w:r>
-              <w:rPr>
-                <w:rFonts w:eastAsia="맑은 고딕"/>
-                <w:szCs w:val="24"/>
-              </w:rPr>
-              <w:t xml:space="preserve"> (≈ 0%)</w:t>
+              <w:t xml:space="preserve">미활용 (≈ 0%)</w:t>
             </w:r>
           </w:p>
         </w:tc>
@@ -8543,40 +5842,10 @@
           <w:szCs w:val="24"/>
         </w:rPr>
         <w:t xml:space="preserve"> </w:t>
-      </w:r>
-      <w:r>
-        <w:rPr>
-          <w:sz w:val="24"/>
-          <w:szCs w:val="24"/>
-        </w:rPr>
         <w:fldChar w:fldCharType="begin"/>
-      </w:r>
-      <w:r>
-        <w:rPr>
-          <w:sz w:val="24"/>
-          <w:szCs w:val="24"/>
-        </w:rPr>
         <w:instrText xml:space="preserve"> SEQ </w:instrText>
-      </w:r>
-      <w:r>
-        <w:rPr>
-          <w:sz w:val="24"/>
-          <w:szCs w:val="24"/>
-        </w:rPr>
         <w:instrText>표</w:instrText>
-      </w:r>
-      <w:r>
-        <w:rPr>
-          <w:sz w:val="24"/>
-          <w:szCs w:val="24"/>
-        </w:rPr>
         <w:instrText xml:space="preserve"> \* ARABIC </w:instrText>
-      </w:r>
-      <w:r>
-        <w:rPr>
-          <w:sz w:val="24"/>
-          <w:szCs w:val="24"/>
-        </w:rPr>
         <w:fldChar w:fldCharType="separate"/>
       </w:r>
       <w:r>
@@ -8634,7 +5903,6 @@
                 <w:szCs w:val="24"/>
               </w:rPr>
             </w:pPr>
-            <w:proofErr w:type="spellStart"/>
             <w:r>
               <w:rPr>
                 <w:rFonts w:eastAsia="맑은 고딕"/>
@@ -8642,29 +5910,8 @@
                 <w:color w:val="FFFFFF"/>
                 <w:szCs w:val="24"/>
               </w:rPr>
-              <w:t>개선</w:t>
-            </w:r>
-            <w:proofErr w:type="spellEnd"/>
-            <w:r>
-              <w:rPr>
-                <w:rFonts w:eastAsia="맑은 고딕"/>
-                <w:b/>
-                <w:color w:val="FFFFFF"/>
-                <w:szCs w:val="24"/>
-              </w:rPr>
-              <w:t xml:space="preserve"> </w:t>
-            </w:r>
-            <w:proofErr w:type="spellStart"/>
-            <w:r>
-              <w:rPr>
-                <w:rFonts w:eastAsia="맑은 고딕"/>
-                <w:b/>
-                <w:color w:val="FFFFFF"/>
-                <w:szCs w:val="24"/>
-              </w:rPr>
-              <w:t>번호</w:t>
-            </w:r>
-            <w:proofErr w:type="spellEnd"/>
+              <w:t xml:space="preserve">개선 번호</w:t>
+            </w:r>
           </w:p>
         </w:tc>
         <w:tc>
@@ -8681,7 +5928,6 @@
                 <w:szCs w:val="24"/>
               </w:rPr>
             </w:pPr>
-            <w:proofErr w:type="spellStart"/>
             <w:r>
               <w:rPr>
                 <w:rFonts w:eastAsia="맑은 고딕"/>
@@ -8689,29 +5935,8 @@
                 <w:color w:val="FFFFFF"/>
                 <w:szCs w:val="24"/>
               </w:rPr>
-              <w:t>개선</w:t>
-            </w:r>
-            <w:proofErr w:type="spellEnd"/>
-            <w:r>
-              <w:rPr>
-                <w:rFonts w:eastAsia="맑은 고딕"/>
-                <w:b/>
-                <w:color w:val="FFFFFF"/>
-                <w:szCs w:val="24"/>
-              </w:rPr>
-              <w:t xml:space="preserve"> </w:t>
-            </w:r>
-            <w:proofErr w:type="spellStart"/>
-            <w:r>
-              <w:rPr>
-                <w:rFonts w:eastAsia="맑은 고딕"/>
-                <w:b/>
-                <w:color w:val="FFFFFF"/>
-                <w:szCs w:val="24"/>
-              </w:rPr>
-              <w:t>항목</w:t>
-            </w:r>
-            <w:proofErr w:type="spellEnd"/>
+              <w:t xml:space="preserve">개선 항목</w:t>
+            </w:r>
           </w:p>
         </w:tc>
         <w:tc>
@@ -8728,7 +5953,6 @@
                 <w:szCs w:val="24"/>
               </w:rPr>
             </w:pPr>
-            <w:proofErr w:type="spellStart"/>
             <w:r>
               <w:rPr>
                 <w:rFonts w:eastAsia="맑은 고딕"/>
@@ -8738,7 +5962,6 @@
               </w:rPr>
               <w:t>목표</w:t>
             </w:r>
-            <w:proofErr w:type="spellEnd"/>
           </w:p>
         </w:tc>
       </w:tr>
@@ -8758,21 +5981,12 @@
                 <w:szCs w:val="24"/>
               </w:rPr>
             </w:pPr>
-            <w:proofErr w:type="spellStart"/>
             <w:r>
               <w:rPr>
                 <w:rFonts w:eastAsia="맑은 고딕"/>
                 <w:szCs w:val="24"/>
               </w:rPr>
-              <w:t>개선</w:t>
-            </w:r>
-            <w:proofErr w:type="spellEnd"/>
-            <w:r>
-              <w:rPr>
-                <w:rFonts w:eastAsia="맑은 고딕"/>
-                <w:szCs w:val="24"/>
-              </w:rPr>
-              <w:t xml:space="preserve"> 1</w:t>
+              <w:t xml:space="preserve">개선 1</w:t>
             </w:r>
           </w:p>
         </w:tc>
@@ -8788,47 +6002,13 @@
                 <w:szCs w:val="24"/>
               </w:rPr>
             </w:pPr>
-            <w:proofErr w:type="spellStart"/>
             <w:r>
               <w:rPr>
                 <w:rFonts w:eastAsia="맑은 고딕"/>
                 <w:szCs w:val="24"/>
               </w:rPr>
-              <w:t>제함기</w:t>
-            </w:r>
-            <w:proofErr w:type="spellEnd"/>
-            <w:r>
-              <w:rPr>
-                <w:rFonts w:eastAsia="맑은 고딕"/>
-                <w:szCs w:val="24"/>
-              </w:rPr>
-              <w:t xml:space="preserve"> </w:t>
-            </w:r>
-            <w:proofErr w:type="spellStart"/>
-            <w:r>
-              <w:rPr>
-                <w:rFonts w:eastAsia="맑은 고딕"/>
-                <w:szCs w:val="24"/>
-              </w:rPr>
-              <w:t>부하</w:t>
-            </w:r>
-            <w:proofErr w:type="spellEnd"/>
-            <w:r>
-              <w:rPr>
-                <w:rFonts w:eastAsia="맑은 고딕"/>
-                <w:szCs w:val="24"/>
-              </w:rPr>
-              <w:t xml:space="preserve"> </w:t>
-            </w:r>
-            <w:proofErr w:type="spellStart"/>
-            <w:r>
-              <w:rPr>
-                <w:rFonts w:eastAsia="맑은 고딕"/>
-                <w:szCs w:val="24"/>
-              </w:rPr>
-              <w:t>분산</w:t>
-            </w:r>
-            <w:proofErr w:type="spellEnd"/>
+              <w:t xml:space="preserve">제함기 부하 분산</w:t>
+            </w:r>
           </w:p>
         </w:tc>
         <w:tc>
@@ -8850,25 +6030,7 @@
                 <w:szCs w:val="24"/>
                 <w:lang w:eastAsia="ko-KR"/>
               </w:rPr>
-              <w:t xml:space="preserve">S/A 박스를 </w:t>
-            </w:r>
-            <w:proofErr w:type="spellStart"/>
-            <w:r>
-              <w:rPr>
-                <w:rFonts w:eastAsia="맑은 고딕"/>
-                <w:szCs w:val="24"/>
-                <w:lang w:eastAsia="ko-KR"/>
-              </w:rPr>
-              <w:t>제함기</w:t>
-            </w:r>
-            <w:proofErr w:type="spellEnd"/>
-            <w:r>
-              <w:rPr>
-                <w:rFonts w:eastAsia="맑은 고딕"/>
-                <w:szCs w:val="24"/>
-                <w:lang w:eastAsia="ko-KR"/>
-              </w:rPr>
-              <w:t>1·2에 균등 분배하여 처리 용량 2배 확보</w:t>
+              <w:t xml:space="preserve">S/A 박스를 제함기1·2에 균등 분배하여 처리 용량 2배 확보</w:t>
             </w:r>
           </w:p>
         </w:tc>
@@ -8889,21 +6051,12 @@
                 <w:szCs w:val="24"/>
               </w:rPr>
             </w:pPr>
-            <w:proofErr w:type="spellStart"/>
             <w:r>
               <w:rPr>
                 <w:rFonts w:eastAsia="맑은 고딕"/>
                 <w:szCs w:val="24"/>
               </w:rPr>
-              <w:t>개선</w:t>
-            </w:r>
-            <w:proofErr w:type="spellEnd"/>
-            <w:r>
-              <w:rPr>
-                <w:rFonts w:eastAsia="맑은 고딕"/>
-                <w:szCs w:val="24"/>
-              </w:rPr>
-              <w:t xml:space="preserve"> 2</w:t>
+              <w:t xml:space="preserve">개선 2</w:t>
             </w:r>
           </w:p>
         </w:tc>
@@ -8949,25 +6102,7 @@
                 <w:szCs w:val="24"/>
                 <w:lang w:eastAsia="ko-KR"/>
               </w:rPr>
-              <w:t xml:space="preserve">최근접 배차로 </w:t>
-            </w:r>
-            <w:proofErr w:type="spellStart"/>
-            <w:r>
-              <w:rPr>
-                <w:rFonts w:eastAsia="맑은 고딕"/>
-                <w:szCs w:val="24"/>
-                <w:lang w:eastAsia="ko-KR"/>
-              </w:rPr>
-              <w:t>공주행</w:t>
-            </w:r>
-            <w:proofErr w:type="spellEnd"/>
-            <w:r>
-              <w:rPr>
-                <w:rFonts w:eastAsia="맑은 고딕"/>
-                <w:szCs w:val="24"/>
-                <w:lang w:eastAsia="ko-KR"/>
-              </w:rPr>
-              <w:t xml:space="preserve"> 감소, 운영 대수 25대 최적화</w:t>
+              <w:t xml:space="preserve">최근접 배차로 공주행 감소, 운영 대수 25대 기준화</w:t>
             </w:r>
           </w:p>
         </w:tc>
@@ -8988,21 +6123,12 @@
                 <w:szCs w:val="24"/>
               </w:rPr>
             </w:pPr>
-            <w:proofErr w:type="spellStart"/>
             <w:r>
               <w:rPr>
                 <w:rFonts w:eastAsia="맑은 고딕"/>
                 <w:szCs w:val="24"/>
               </w:rPr>
-              <w:t>개선</w:t>
-            </w:r>
-            <w:proofErr w:type="spellEnd"/>
-            <w:r>
-              <w:rPr>
-                <w:rFonts w:eastAsia="맑은 고딕"/>
-                <w:szCs w:val="24"/>
-              </w:rPr>
-              <w:t xml:space="preserve"> 3</w:t>
+              <w:t xml:space="preserve">개선 3</w:t>
             </w:r>
           </w:p>
         </w:tc>
@@ -9019,23 +6145,13 @@
                 <w:lang w:eastAsia="ko-KR"/>
               </w:rPr>
             </w:pPr>
-            <w:proofErr w:type="spellStart"/>
             <w:r>
               <w:rPr>
                 <w:rFonts w:eastAsia="맑은 고딕"/>
                 <w:szCs w:val="24"/>
                 <w:lang w:eastAsia="ko-KR"/>
               </w:rPr>
-              <w:t>파렛타이저</w:t>
-            </w:r>
-            <w:proofErr w:type="spellEnd"/>
-            <w:r>
-              <w:rPr>
-                <w:rFonts w:eastAsia="맑은 고딕"/>
-                <w:szCs w:val="24"/>
-                <w:lang w:eastAsia="ko-KR"/>
-              </w:rPr>
-              <w:t xml:space="preserve"> 슬롯 동적 배정</w:t>
+              <w:t xml:space="preserve">파렛타이저 슬롯 동적 배정</w:t>
             </w:r>
           </w:p>
         </w:tc>
@@ -9110,7 +6226,6 @@
         </w:rPr>
         <w:t xml:space="preserve"> 1: </w:t>
       </w:r>
-      <w:proofErr w:type="spellStart"/>
       <w:r>
         <w:rPr>
           <w:rFonts w:ascii="맑은 고딕" w:eastAsia="맑은 고딕" w:hAnsi="맑은 고딕" w:cs="맑은 고딕" w:hint="eastAsia"/>
@@ -9120,7 +6235,6 @@
         </w:rPr>
         <w:t>제함기</w:t>
       </w:r>
-      <w:proofErr w:type="spellEnd"/>
       <w:r>
         <w:rPr>
           <w:sz w:val="24"/>
@@ -9191,97 +6305,7 @@
           <w:szCs w:val="24"/>
           <w:lang w:eastAsia="ko-KR"/>
         </w:rPr>
-        <w:t xml:space="preserve">AS-IS에서 </w:t>
-      </w:r>
-      <w:proofErr w:type="spellStart"/>
-      <w:r>
-        <w:rPr>
-          <w:rFonts w:eastAsia="맑은 고딕"/>
-          <w:szCs w:val="24"/>
-          <w:lang w:eastAsia="ko-KR"/>
-        </w:rPr>
-        <w:t>selectOutput</w:t>
-      </w:r>
-      <w:proofErr w:type="spellEnd"/>
-      <w:r>
-        <w:rPr>
-          <w:rFonts w:eastAsia="맑은 고딕"/>
-          <w:szCs w:val="24"/>
-          <w:lang w:eastAsia="ko-KR"/>
-        </w:rPr>
-        <w:t xml:space="preserve">(라우팅 분기) 블록은 S/A 포함 여부 판단 후 항상 </w:t>
-      </w:r>
-      <w:proofErr w:type="spellStart"/>
-      <w:r>
-        <w:rPr>
-          <w:rFonts w:eastAsia="맑은 고딕"/>
-          <w:szCs w:val="24"/>
-          <w:lang w:eastAsia="ko-KR"/>
-        </w:rPr>
-        <w:t>제함기</w:t>
-      </w:r>
-      <w:proofErr w:type="spellEnd"/>
-      <w:r>
-        <w:rPr>
-          <w:rFonts w:eastAsia="맑은 고딕"/>
-          <w:szCs w:val="24"/>
-          <w:lang w:eastAsia="ko-KR"/>
-        </w:rPr>
-        <w:t xml:space="preserve">1로 보내는 2단 구조였으며, </w:t>
-      </w:r>
-      <w:proofErr w:type="spellStart"/>
-      <w:r>
-        <w:rPr>
-          <w:rFonts w:eastAsia="맑은 고딕"/>
-          <w:szCs w:val="24"/>
-          <w:lang w:eastAsia="ko-KR"/>
-        </w:rPr>
-        <w:t>제함기</w:t>
-      </w:r>
-      <w:proofErr w:type="spellEnd"/>
-      <w:r>
-        <w:rPr>
-          <w:rFonts w:eastAsia="맑은 고딕"/>
-          <w:szCs w:val="24"/>
-          <w:lang w:eastAsia="ko-KR"/>
-        </w:rPr>
-        <w:t xml:space="preserve">1과 </w:t>
-      </w:r>
-      <w:proofErr w:type="spellStart"/>
-      <w:r>
-        <w:rPr>
-          <w:rFonts w:eastAsia="맑은 고딕"/>
-          <w:szCs w:val="24"/>
-          <w:lang w:eastAsia="ko-KR"/>
-        </w:rPr>
-        <w:t>제함기</w:t>
-      </w:r>
-      <w:proofErr w:type="spellEnd"/>
-      <w:r>
-        <w:rPr>
-          <w:rFonts w:eastAsia="맑은 고딕"/>
-          <w:szCs w:val="24"/>
-          <w:lang w:eastAsia="ko-KR"/>
-        </w:rPr>
-        <w:t xml:space="preserve">2 사이의 부하 비교 로직이 없었다. TO-BE에서는 S/A 박스 판단 이후 두 번째 분기 블록(selectOutput1)에 실시간 </w:t>
-      </w:r>
-      <w:proofErr w:type="spellStart"/>
-      <w:r>
-        <w:rPr>
-          <w:rFonts w:eastAsia="맑은 고딕"/>
-          <w:szCs w:val="24"/>
-          <w:lang w:eastAsia="ko-KR"/>
-        </w:rPr>
-        <w:t>대기열</w:t>
-      </w:r>
-      <w:proofErr w:type="spellEnd"/>
-      <w:r>
-        <w:rPr>
-          <w:rFonts w:eastAsia="맑은 고딕"/>
-          <w:szCs w:val="24"/>
-          <w:lang w:eastAsia="ko-KR"/>
-        </w:rPr>
-        <w:t xml:space="preserve"> 비교 조건을 추가하였다.</w:t>
+        <w:t xml:space="preserve">AS-IS에서 selectOutput(라우팅 분기) 블록은 S/A 포함 여부 판단 후 항상 제함기1로 보내는 2단 구조였으며, 제함기1과 제함기2 사이의 부하 비교 로직이 없었다. TO-BE에서는 S/A 박스 판단 이후 두 번째 분기 블록(selectOutput1)에 실시간 대기열 비교 조건을 추가하였다.</w:t>
       </w:r>
     </w:p>
     <w:p>
@@ -9322,41 +6346,13 @@
           <w:lang w:eastAsia="ko-KR"/>
         </w:rPr>
       </w:pPr>
-      <w:proofErr w:type="spellStart"/>
       <w:r>
         <w:rPr>
           <w:rFonts w:eastAsia="맑은 고딕"/>
           <w:szCs w:val="24"/>
           <w:lang w:eastAsia="ko-KR"/>
         </w:rPr>
-        <w:t>AnyLogic</w:t>
-      </w:r>
-      <w:proofErr w:type="spellEnd"/>
-      <w:r>
-        <w:rPr>
-          <w:rFonts w:eastAsia="맑은 고딕"/>
-          <w:szCs w:val="24"/>
-          <w:lang w:eastAsia="ko-KR"/>
-        </w:rPr>
-        <w:t xml:space="preserve"> </w:t>
-      </w:r>
-      <w:proofErr w:type="spellStart"/>
-      <w:r>
-        <w:rPr>
-          <w:rFonts w:eastAsia="맑은 고딕"/>
-          <w:szCs w:val="24"/>
-          <w:lang w:eastAsia="ko-KR"/>
-        </w:rPr>
-        <w:t>SelectOutput</w:t>
-      </w:r>
-      <w:proofErr w:type="spellEnd"/>
-      <w:r>
-        <w:rPr>
-          <w:rFonts w:eastAsia="맑은 고딕"/>
-          <w:szCs w:val="24"/>
-          <w:lang w:eastAsia="ko-KR"/>
-        </w:rPr>
-        <w:t xml:space="preserve"> 블록의 조건식을 다음과 같이 변경하였다.</w:t>
+        <w:t xml:space="preserve">AnyLogic SelectOutput 블록의 조건식을 다음과 같이 변경하였다.</w:t>
       </w:r>
     </w:p>
     <w:p>
@@ -9373,25 +6369,7 @@
           <w:szCs w:val="24"/>
           <w:lang w:eastAsia="ko-KR"/>
         </w:rPr>
-        <w:t xml:space="preserve">AS-IS 조건:  (조건 없음 → 항상 </w:t>
-      </w:r>
-      <w:proofErr w:type="spellStart"/>
-      <w:r>
-        <w:rPr>
-          <w:rFonts w:eastAsia="맑은 고딕"/>
-          <w:szCs w:val="24"/>
-          <w:lang w:eastAsia="ko-KR"/>
-        </w:rPr>
-        <w:t>제함기</w:t>
-      </w:r>
-      <w:proofErr w:type="spellEnd"/>
-      <w:r>
-        <w:rPr>
-          <w:rFonts w:eastAsia="맑은 고딕"/>
-          <w:szCs w:val="24"/>
-          <w:lang w:eastAsia="ko-KR"/>
-        </w:rPr>
-        <w:t>1 방향으로 분기)</w:t>
+        <w:t xml:space="preserve">AS-IS 조건:  (조건 없음 → 항상 제함기1 방향으로 분기)</w:t>
       </w:r>
     </w:p>
     <w:p>
@@ -9437,133 +6415,7 @@
           <w:szCs w:val="24"/>
           <w:lang w:eastAsia="ko-KR"/>
         </w:rPr>
-        <w:t xml:space="preserve">이 조건은 현재 </w:t>
-      </w:r>
-      <w:proofErr w:type="spellStart"/>
-      <w:r>
-        <w:rPr>
-          <w:rFonts w:eastAsia="맑은 고딕"/>
-          <w:szCs w:val="24"/>
-          <w:lang w:eastAsia="ko-KR"/>
-        </w:rPr>
-        <w:t>제함기</w:t>
-      </w:r>
-      <w:proofErr w:type="spellEnd"/>
-      <w:r>
-        <w:rPr>
-          <w:rFonts w:eastAsia="맑은 고딕"/>
-          <w:szCs w:val="24"/>
-          <w:lang w:eastAsia="ko-KR"/>
-        </w:rPr>
-        <w:t xml:space="preserve">1 </w:t>
-      </w:r>
-      <w:proofErr w:type="spellStart"/>
-      <w:r>
-        <w:rPr>
-          <w:rFonts w:eastAsia="맑은 고딕"/>
-          <w:szCs w:val="24"/>
-          <w:lang w:eastAsia="ko-KR"/>
-        </w:rPr>
-        <w:t>대기열</w:t>
-      </w:r>
-      <w:proofErr w:type="spellEnd"/>
-      <w:r>
-        <w:rPr>
-          <w:rFonts w:eastAsia="맑은 고딕"/>
-          <w:szCs w:val="24"/>
-          <w:lang w:eastAsia="ko-KR"/>
-        </w:rPr>
-        <w:t xml:space="preserve"> 크기(delay_Erector1.size())가 </w:t>
-      </w:r>
-      <w:proofErr w:type="spellStart"/>
-      <w:r>
-        <w:rPr>
-          <w:rFonts w:eastAsia="맑은 고딕"/>
-          <w:szCs w:val="24"/>
-          <w:lang w:eastAsia="ko-KR"/>
-        </w:rPr>
-        <w:t>제함기</w:t>
-      </w:r>
-      <w:proofErr w:type="spellEnd"/>
-      <w:r>
-        <w:rPr>
-          <w:rFonts w:eastAsia="맑은 고딕"/>
-          <w:szCs w:val="24"/>
-          <w:lang w:eastAsia="ko-KR"/>
-        </w:rPr>
-        <w:t xml:space="preserve">2 </w:t>
-      </w:r>
-      <w:proofErr w:type="spellStart"/>
-      <w:r>
-        <w:rPr>
-          <w:rFonts w:eastAsia="맑은 고딕"/>
-          <w:szCs w:val="24"/>
-          <w:lang w:eastAsia="ko-KR"/>
-        </w:rPr>
-        <w:t>대기열</w:t>
-      </w:r>
-      <w:proofErr w:type="spellEnd"/>
-      <w:r>
-        <w:rPr>
-          <w:rFonts w:eastAsia="맑은 고딕"/>
-          <w:szCs w:val="24"/>
-          <w:lang w:eastAsia="ko-KR"/>
-        </w:rPr>
-        <w:t xml:space="preserve"> 크기(delay_Erector2.size()) 이하일 때 </w:t>
-      </w:r>
-      <w:proofErr w:type="spellStart"/>
-      <w:r>
-        <w:rPr>
-          <w:rFonts w:eastAsia="맑은 고딕"/>
-          <w:szCs w:val="24"/>
-          <w:lang w:eastAsia="ko-KR"/>
-        </w:rPr>
-        <w:t>제함기</w:t>
-      </w:r>
-      <w:proofErr w:type="spellEnd"/>
-      <w:r>
-        <w:rPr>
-          <w:rFonts w:eastAsia="맑은 고딕"/>
-          <w:szCs w:val="24"/>
-          <w:lang w:eastAsia="ko-KR"/>
-        </w:rPr>
-        <w:t xml:space="preserve">1로, 아닐 경우 </w:t>
-      </w:r>
-      <w:proofErr w:type="spellStart"/>
-      <w:r>
-        <w:rPr>
-          <w:rFonts w:eastAsia="맑은 고딕"/>
-          <w:szCs w:val="24"/>
-          <w:lang w:eastAsia="ko-KR"/>
-        </w:rPr>
-        <w:t>제함기</w:t>
-      </w:r>
-      <w:proofErr w:type="spellEnd"/>
-      <w:r>
-        <w:rPr>
-          <w:rFonts w:eastAsia="맑은 고딕"/>
-          <w:szCs w:val="24"/>
-          <w:lang w:eastAsia="ko-KR"/>
-        </w:rPr>
-        <w:t xml:space="preserve">2로 박스를 보낸다. 즉, 두 </w:t>
-      </w:r>
-      <w:proofErr w:type="spellStart"/>
-      <w:r>
-        <w:rPr>
-          <w:rFonts w:eastAsia="맑은 고딕"/>
-          <w:szCs w:val="24"/>
-          <w:lang w:eastAsia="ko-KR"/>
-        </w:rPr>
-        <w:t>제함기</w:t>
-      </w:r>
-      <w:proofErr w:type="spellEnd"/>
-      <w:r>
-        <w:rPr>
-          <w:rFonts w:eastAsia="맑은 고딕"/>
-          <w:szCs w:val="24"/>
-          <w:lang w:eastAsia="ko-KR"/>
-        </w:rPr>
-        <w:t xml:space="preserve"> 중 대기열이 더 짧은 곳을 실시간으로 선택하는 동적 부하 분산(Load Balancing) 방식이다.</w:t>
+        <w:t xml:space="preserve">이 조건은 현재 제함기1 대기열 크기(delay_Erector1.size())가 제함기2 대기열 크기(delay_Erector2.size()) 이하일 때 제함기1로, 아닐 경우 제함기2로 박스를 보낸다. 즉, 두 제함기 중 대기열이 더 짧은 곳을 실시간으로 선택하는 동적 부하 분산(Load Balancing) 방식이다.</w:t>
       </w:r>
     </w:p>
     <w:p>
@@ -9610,97 +6462,7 @@
           <w:szCs w:val="24"/>
           <w:lang w:eastAsia="ko-KR"/>
         </w:rPr>
-        <w:t xml:space="preserve">실제 주문 DB 기준 S/A 박스 8,120개(91.7%)를 </w:t>
-      </w:r>
-      <w:proofErr w:type="spellStart"/>
-      <w:r>
-        <w:rPr>
-          <w:rFonts w:eastAsia="맑은 고딕"/>
-          <w:szCs w:val="24"/>
-          <w:lang w:eastAsia="ko-KR"/>
-        </w:rPr>
-        <w:t>제함기</w:t>
-      </w:r>
-      <w:proofErr w:type="spellEnd"/>
-      <w:r>
-        <w:rPr>
-          <w:rFonts w:eastAsia="맑은 고딕"/>
-          <w:szCs w:val="24"/>
-          <w:lang w:eastAsia="ko-KR"/>
-        </w:rPr>
-        <w:t xml:space="preserve">1과 2가 각 약 4,060개씩 균등 처리하게 되므로, </w:t>
-      </w:r>
-      <w:proofErr w:type="spellStart"/>
-      <w:r>
-        <w:rPr>
-          <w:rFonts w:eastAsia="맑은 고딕"/>
-          <w:szCs w:val="24"/>
-          <w:lang w:eastAsia="ko-KR"/>
-        </w:rPr>
-        <w:t>제함기</w:t>
-      </w:r>
-      <w:proofErr w:type="spellEnd"/>
-      <w:r>
-        <w:rPr>
-          <w:rFonts w:eastAsia="맑은 고딕"/>
-          <w:szCs w:val="24"/>
-          <w:lang w:eastAsia="ko-KR"/>
-        </w:rPr>
-        <w:t xml:space="preserve"> 단의 병목이 해소된다. </w:t>
-      </w:r>
-      <w:proofErr w:type="spellStart"/>
-      <w:r>
-        <w:rPr>
-          <w:rFonts w:eastAsia="맑은 고딕"/>
-          <w:szCs w:val="24"/>
-          <w:lang w:eastAsia="ko-KR"/>
-        </w:rPr>
-        <w:t>제함기</w:t>
-      </w:r>
-      <w:proofErr w:type="spellEnd"/>
-      <w:r>
-        <w:rPr>
-          <w:rFonts w:eastAsia="맑은 고딕"/>
-          <w:szCs w:val="24"/>
-          <w:lang w:eastAsia="ko-KR"/>
-        </w:rPr>
-        <w:t xml:space="preserve"> 1대 기준 처리 시간이 절반으로 감소하여 AGV 공급 속도가 향상되고, 이는 하류 공정(</w:t>
-      </w:r>
-      <w:proofErr w:type="spellStart"/>
-      <w:r>
-        <w:rPr>
-          <w:rFonts w:eastAsia="맑은 고딕"/>
-          <w:szCs w:val="24"/>
-          <w:lang w:eastAsia="ko-KR"/>
-        </w:rPr>
-        <w:t>피킹</w:t>
-      </w:r>
-      <w:proofErr w:type="spellEnd"/>
-      <w:r>
-        <w:rPr>
-          <w:rFonts w:eastAsia="맑은 고딕"/>
-          <w:szCs w:val="24"/>
-          <w:lang w:eastAsia="ko-KR"/>
-        </w:rPr>
-        <w:t xml:space="preserve"> → 봉함 → </w:t>
-      </w:r>
-      <w:proofErr w:type="spellStart"/>
-      <w:r>
-        <w:rPr>
-          <w:rFonts w:eastAsia="맑은 고딕"/>
-          <w:szCs w:val="24"/>
-          <w:lang w:eastAsia="ko-KR"/>
-        </w:rPr>
-        <w:t>파렛타이징</w:t>
-      </w:r>
-      <w:proofErr w:type="spellEnd"/>
-      <w:r>
-        <w:rPr>
-          <w:rFonts w:eastAsia="맑은 고딕"/>
-          <w:szCs w:val="24"/>
-          <w:lang w:eastAsia="ko-KR"/>
-        </w:rPr>
-        <w:t>) 전반의 처리량 증가로 이어진다.</w:t>
+        <w:t xml:space="preserve">이 조건은 두 제함기의 대기열이 모두 빈 동률 상황에서 제함기1을 선택하므로, 실측에서는 여전히 제함기1 위주로 배정되었다. 제함기2 가동률은 0%에서 4.8%로 활성화되는 데 그쳤고, 제함기1은 하류 정체의 역전파(blocking)로 100%를 유지하였다. 따라서 본 개선의 실측 기여는 제한적이며, 하류 병목이 해소될수록 분산 효과가 커지는 구조적 대비책으로 평가한다.</w:t>
       </w:r>
     </w:p>
     <w:p>
@@ -9800,43 +6562,7 @@
           <w:szCs w:val="24"/>
           <w:lang w:eastAsia="ko-KR"/>
         </w:rPr>
-        <w:t xml:space="preserve">AS-IS에서 AGV는 40대를 운영하였으나, </w:t>
-      </w:r>
-      <w:proofErr w:type="spellStart"/>
-      <w:r>
-        <w:rPr>
-          <w:rFonts w:eastAsia="맑은 고딕"/>
-          <w:szCs w:val="24"/>
-          <w:lang w:eastAsia="ko-KR"/>
-        </w:rPr>
-        <w:t>제함기</w:t>
-      </w:r>
-      <w:proofErr w:type="spellEnd"/>
-      <w:r>
-        <w:rPr>
-          <w:rFonts w:eastAsia="맑은 고딕"/>
-          <w:szCs w:val="24"/>
-          <w:lang w:eastAsia="ko-KR"/>
-        </w:rPr>
-        <w:t>1 병목으로 인해 실제 박스를 수령하여 운행하는 AGV 수는 매우 제한적이었다. 개선 1(</w:t>
-      </w:r>
-      <w:proofErr w:type="spellStart"/>
-      <w:r>
-        <w:rPr>
-          <w:rFonts w:eastAsia="맑은 고딕"/>
-          <w:szCs w:val="24"/>
-          <w:lang w:eastAsia="ko-KR"/>
-        </w:rPr>
-        <w:t>제함기</w:t>
-      </w:r>
-      <w:proofErr w:type="spellEnd"/>
-      <w:r>
-        <w:rPr>
-          <w:rFonts w:eastAsia="맑은 고딕"/>
-          <w:szCs w:val="24"/>
-          <w:lang w:eastAsia="ko-KR"/>
-        </w:rPr>
-        <w:t xml:space="preserve"> 부하 분산)로 박스 공급 속도가 정상화된 이후에는 AGV 수를 무작정 많이 유지하면 오히려 동선 충돌 및 교통 혼잡이 증가한다.</w:t>
+        <w:t xml:space="preserve">AS-IS에서 AGV는 40대를 운영하였으나, 제함기1 병목으로 인해 실제 박스를 수령하여 운행하는 AGV 수는 매우 제한적이었다. 개선 1(제함기 부하 분산)로 박스 공급 속도가 정상화된 이후에는 AGV 수를 무작정 많이 유지하면 오히려 동선 충돌 및 교통 혼잡이 증가한다.</w:t>
       </w:r>
     </w:p>
     <w:p>
@@ -9865,7 +6591,7 @@
           <w:lang w:eastAsia="ko-KR"/>
         </w:rPr>
         <w:lastRenderedPageBreak/>
-        <w:t>AGV 운영 대수를 40대에서 25대로 조정하였다. 25대는 S/A급 스테이션(총 10개: S 3개 + A 7개)과 이동 경로를 고려할 때 동선 충돌을 최소화하면서 충분한 처리 용량을 제공하는 최적 대수이다. 섹션 3.3의 민감도 분석에서 대수별 성능 비교를 함께 제시한다.</w:t>
+        <w:t>AGV 운영 대수를 40대에서 25대로 축소하였다. 민감도 실험(15·20·25·35대) 결과 5시간 완료 팔레트는 모두 20개로 동일하여, 15~35대 구간에서는 AGV가 처리량 병목이 아님을 확인하였다. 25대는 AS-IS(40대) 대비 운영비 절감과 가동률 향상을 동시에 달성하는 기준 시나리오로 사용하였으며, 섹션 3.3에서 대수별 가동률 차이를 제시한다.</w:t>
       </w:r>
     </w:p>
     <w:p>
@@ -9912,43 +6638,7 @@
           <w:szCs w:val="24"/>
           <w:lang w:eastAsia="ko-KR"/>
         </w:rPr>
-        <w:t xml:space="preserve">AS-IS에서는 AGV 배차 시 별도의 우선순위 조건이 없어 먼 거리의 AGV가 배차되는 경우가 빈번하게 발생하였다. TO-BE에서는 </w:t>
-      </w:r>
-      <w:proofErr w:type="spellStart"/>
-      <w:r>
-        <w:rPr>
-          <w:rFonts w:eastAsia="맑은 고딕"/>
-          <w:szCs w:val="24"/>
-          <w:lang w:eastAsia="ko-KR"/>
-        </w:rPr>
-        <w:t>MoveByTransporter</w:t>
-      </w:r>
-      <w:proofErr w:type="spellEnd"/>
-      <w:r>
-        <w:rPr>
-          <w:rFonts w:eastAsia="맑은 고딕"/>
-          <w:szCs w:val="24"/>
-          <w:lang w:eastAsia="ko-KR"/>
-        </w:rPr>
-        <w:t xml:space="preserve"> 블록의 </w:t>
-      </w:r>
-      <w:proofErr w:type="spellStart"/>
-      <w:r>
-        <w:rPr>
-          <w:rFonts w:eastAsia="맑은 고딕"/>
-          <w:szCs w:val="24"/>
-          <w:lang w:eastAsia="ko-KR"/>
-        </w:rPr>
-        <w:t>TransporterRating</w:t>
-      </w:r>
-      <w:proofErr w:type="spellEnd"/>
-      <w:r>
-        <w:rPr>
-          <w:rFonts w:eastAsia="맑은 고딕"/>
-          <w:szCs w:val="24"/>
-          <w:lang w:eastAsia="ko-KR"/>
-        </w:rPr>
-        <w:t xml:space="preserve"> 파라미터에 다음 수식을 추가하여 가장 가까운 AGV를 우선 배차하도록 변경하였다.</w:t>
+        <w:t xml:space="preserve">AS-IS에서는 AGV 배차 시 별도의 우선순위 조건이 없어 먼 거리의 AGV가 배차되는 경우가 빈번하게 발생하였다. TO-BE에서는 MoveByTransporter 블록의 TransporterRating 파라미터에 다음 수식을 추가하여 가장 가까운 AGV를 우선 배차하도록 변경하였다.</w:t>
       </w:r>
     </w:p>
     <w:p>
@@ -9977,10 +6667,61 @@
           <w:szCs w:val="24"/>
           <w:lang w:eastAsia="ko-KR"/>
         </w:rPr>
-        <w:t>배차 우선순위 수식:  −</w:t>
-      </w:r>
-      <w:proofErr w:type="spellStart"/>
-      <w:proofErr w:type="gramStart"/>
+        <w:t>배차 우선순위 수식:  −unit.distanceTo(agent)</w:t>
+      </w:r>
+    </w:p>
+    <w:p>
+      <w:pPr>
+        <w:spacing w:after="120" w:line="384" w:lineRule="auto"/>
+        <w:jc w:val="both"/>
+        <w:rPr>
+          <w:szCs w:val="24"/>
+          <w:lang w:eastAsia="ko-KR"/>
+        </w:rPr>
+      </w:pPr>
+    </w:p>
+    <w:p>
+      <w:pPr>
+        <w:spacing w:after="120" w:line="384" w:lineRule="auto"/>
+        <w:jc w:val="both"/>
+        <w:rPr>
+          <w:szCs w:val="24"/>
+          <w:lang w:eastAsia="ko-KR"/>
+        </w:rPr>
+      </w:pPr>
+      <w:r>
+        <w:rPr>
+          <w:rFonts w:eastAsia="맑은 고딕"/>
+          <w:szCs w:val="24"/>
+          <w:lang w:eastAsia="ko-KR"/>
+        </w:rPr>
+        <w:t xml:space="preserve">음수 부호는 거리가 작을수록 Rating 값이 높아지므로 가장 가까운 AGV가 선택됨을 의미한다. 이 로직은 제함기1·2에서 박스를 받는 2개 블록과 S/A 피킹 완료 후 박스 투입구로 이동하는 1개 블록(핵심 3개), 그리고 B/C 라인 관련 2개 블록을 포함하여 총 5개의 MoveByTransporter 블록에 적용하였다.</w:t>
+      </w:r>
+    </w:p>
+    <w:p>
+      <w:pPr>
+        <w:rPr>
+          <w:szCs w:val="24"/>
+          <w:lang w:eastAsia="ko-KR"/>
+        </w:rPr>
+      </w:pPr>
+      <w:r>
+        <w:rPr>
+          <w:szCs w:val="24"/>
+          <w:lang w:eastAsia="ko-KR"/>
+        </w:rPr>
+        <w:br w:type="page"/>
+      </w:r>
+    </w:p>
+    <w:p>
+      <w:pPr>
+        <w:spacing w:after="120" w:line="384" w:lineRule="auto"/>
+        <w:jc w:val="both"/>
+        <w:rPr>
+          <w:szCs w:val="24"/>
+          <w:lang w:eastAsia="ko-KR"/>
+        </w:rPr>
+      </w:pPr>
       <w:r>
         <w:rPr>
           <w:rFonts w:eastAsia="맑은 고딕"/>
@@ -9988,18 +6729,8 @@
           <w:szCs w:val="24"/>
           <w:lang w:eastAsia="ko-KR"/>
         </w:rPr>
-        <w:t>unit.distanceTo</w:t>
-      </w:r>
-      <w:proofErr w:type="spellEnd"/>
-      <w:proofErr w:type="gramEnd"/>
-      <w:r>
-        <w:rPr>
-          <w:rFonts w:eastAsia="맑은 고딕"/>
-          <w:b/>
-          <w:szCs w:val="24"/>
-          <w:lang w:eastAsia="ko-KR"/>
-        </w:rPr>
-        <w:t>(agent)</w:t>
+        <w:lastRenderedPageBreak/>
+        <w:t>■ 기대 효과</w:t>
       </w:r>
     </w:p>
     <w:p>
@@ -10011,134 +6742,17 @@
           <w:lang w:eastAsia="ko-KR"/>
         </w:rPr>
       </w:pPr>
+      <w:r>
+        <w:rPr>
+          <w:rFonts w:eastAsia="맑은 고딕"/>
+          <w:szCs w:val="24"/>
+          <w:lang w:eastAsia="ko-KR"/>
+        </w:rPr>
+        <w:t>최근접 배차로 AGV 평균 이동 거리가 단축되어 단위 시간당 처리 사이클 수가 증가한다. 대수 감소(40 → 25대)로 동선 충돌 대기 시간도 함께 감소하여 AGV 1대당 가동률이 향상된다.</w:t>
+      </w:r>
     </w:p>
     <w:p>
       <w:pPr>
-        <w:spacing w:after="120" w:line="384" w:lineRule="auto"/>
-        <w:jc w:val="both"/>
-        <w:rPr>
-          <w:szCs w:val="24"/>
-          <w:lang w:eastAsia="ko-KR"/>
-        </w:rPr>
-      </w:pPr>
-      <w:r>
-        <w:rPr>
-          <w:rFonts w:eastAsia="맑은 고딕"/>
-          <w:szCs w:val="24"/>
-          <w:lang w:eastAsia="ko-KR"/>
-        </w:rPr>
-        <w:t xml:space="preserve">음수 부호는 거리가 작을수록 Rating 값이 높아지므로 가장 가까운 AGV가 선택됨을 의미한다. 이 로직은 </w:t>
-      </w:r>
-      <w:proofErr w:type="spellStart"/>
-      <w:r>
-        <w:rPr>
-          <w:rFonts w:eastAsia="맑은 고딕"/>
-          <w:szCs w:val="24"/>
-          <w:lang w:eastAsia="ko-KR"/>
-        </w:rPr>
-        <w:t>제함기</w:t>
-      </w:r>
-      <w:proofErr w:type="spellEnd"/>
-      <w:r>
-        <w:rPr>
-          <w:rFonts w:eastAsia="맑은 고딕"/>
-          <w:szCs w:val="24"/>
-          <w:lang w:eastAsia="ko-KR"/>
-        </w:rPr>
-        <w:t xml:space="preserve">1·2에서 박스를 받는 2개 블록과, S/A </w:t>
-      </w:r>
-      <w:proofErr w:type="spellStart"/>
-      <w:r>
-        <w:rPr>
-          <w:rFonts w:eastAsia="맑은 고딕"/>
-          <w:szCs w:val="24"/>
-          <w:lang w:eastAsia="ko-KR"/>
-        </w:rPr>
-        <w:t>피킹</w:t>
-      </w:r>
-      <w:proofErr w:type="spellEnd"/>
-      <w:r>
-        <w:rPr>
-          <w:rFonts w:eastAsia="맑은 고딕"/>
-          <w:szCs w:val="24"/>
-          <w:lang w:eastAsia="ko-KR"/>
-        </w:rPr>
-        <w:t xml:space="preserve"> 완료 후 박스 투입구로 이동하는 1개 블록, 총 5개의 </w:t>
-      </w:r>
-      <w:proofErr w:type="spellStart"/>
-      <w:r>
-        <w:rPr>
-          <w:rFonts w:eastAsia="맑은 고딕"/>
-          <w:szCs w:val="24"/>
-          <w:lang w:eastAsia="ko-KR"/>
-        </w:rPr>
-        <w:t>MoveByTransporter</w:t>
-      </w:r>
-      <w:proofErr w:type="spellEnd"/>
-      <w:r>
-        <w:rPr>
-          <w:rFonts w:eastAsia="맑은 고딕"/>
-          <w:szCs w:val="24"/>
-          <w:lang w:eastAsia="ko-KR"/>
-        </w:rPr>
-        <w:t xml:space="preserve"> 블록에 적용하였다.</w:t>
-      </w:r>
-    </w:p>
-    <w:p>
-      <w:pPr>
-        <w:rPr>
-          <w:szCs w:val="24"/>
-          <w:lang w:eastAsia="ko-KR"/>
-        </w:rPr>
-      </w:pPr>
-      <w:r>
-        <w:rPr>
-          <w:szCs w:val="24"/>
-          <w:lang w:eastAsia="ko-KR"/>
-        </w:rPr>
-        <w:br w:type="page"/>
-      </w:r>
-    </w:p>
-    <w:p>
-      <w:pPr>
-        <w:spacing w:after="120" w:line="384" w:lineRule="auto"/>
-        <w:jc w:val="both"/>
-        <w:rPr>
-          <w:szCs w:val="24"/>
-          <w:lang w:eastAsia="ko-KR"/>
-        </w:rPr>
-      </w:pPr>
-      <w:r>
-        <w:rPr>
-          <w:rFonts w:eastAsia="맑은 고딕"/>
-          <w:b/>
-          <w:szCs w:val="24"/>
-          <w:lang w:eastAsia="ko-KR"/>
-        </w:rPr>
-        <w:lastRenderedPageBreak/>
-        <w:t>■ 기대 효과</w:t>
-      </w:r>
-    </w:p>
-    <w:p>
-      <w:pPr>
-        <w:spacing w:after="120" w:line="384" w:lineRule="auto"/>
-        <w:jc w:val="both"/>
-        <w:rPr>
-          <w:szCs w:val="24"/>
-          <w:lang w:eastAsia="ko-KR"/>
-        </w:rPr>
-      </w:pPr>
-      <w:r>
-        <w:rPr>
-          <w:rFonts w:eastAsia="맑은 고딕"/>
-          <w:szCs w:val="24"/>
-          <w:lang w:eastAsia="ko-KR"/>
-        </w:rPr>
-        <w:t>최근접 배차로 AGV 평균 이동 거리가 단축되어 단위 시간당 처리 사이클 수가 증가한다. 대수 감소(40 → 25대)로 동선 충돌 대기 시간도 함께 감소하여 AGV 1대당 가동률이 향상된다.</w:t>
-      </w:r>
-    </w:p>
-    <w:p>
-      <w:pPr>
         <w:pStyle w:val="1"/>
         <w:rPr>
           <w:sz w:val="24"/>
@@ -10172,7 +6786,6 @@
         </w:rPr>
         <w:t xml:space="preserve"> 3: </w:t>
       </w:r>
-      <w:proofErr w:type="spellStart"/>
       <w:r>
         <w:rPr>
           <w:rFonts w:ascii="맑은 고딕" w:eastAsia="맑은 고딕" w:hAnsi="맑은 고딕" w:cs="맑은 고딕" w:hint="eastAsia"/>
@@ -10182,7 +6795,6 @@
         </w:rPr>
         <w:t>파렛타이저</w:t>
       </w:r>
-      <w:proofErr w:type="spellEnd"/>
       <w:r>
         <w:rPr>
           <w:sz w:val="24"/>
@@ -10264,23 +6876,13 @@
           <w:lang w:eastAsia="ko-KR"/>
         </w:rPr>
       </w:pPr>
-      <w:proofErr w:type="spellStart"/>
       <w:r>
         <w:rPr>
           <w:rFonts w:eastAsia="맑은 고딕"/>
           <w:szCs w:val="24"/>
           <w:lang w:eastAsia="ko-KR"/>
         </w:rPr>
-        <w:t>파렛타이저는</w:t>
-      </w:r>
-      <w:proofErr w:type="spellEnd"/>
-      <w:r>
-        <w:rPr>
-          <w:rFonts w:eastAsia="맑은 고딕"/>
-          <w:szCs w:val="24"/>
-          <w:lang w:eastAsia="ko-KR"/>
-        </w:rPr>
-        <w:t xml:space="preserve"> 2대(각 2슬롯, 총 4슬롯)를 운영하며, 한 슬롯에 지점이 배정되면 해당 지점 전체 박스 처리가 완료될 때까지 슬롯을 점유한다. AS-IS에서는 지점 투입 순서가 최적화되지 않아 대량 주문 지점이 오랫동안 슬롯을 점유하는 경우 나머지 슬롯의 유휴 시간이 길어지는 문제가 있었다.</w:t>
+        <w:t xml:space="preserve">파렛타이저는 2대(각 2슬롯, 총 4슬롯)를 운영하며, 한 슬롯에 지점이 배정되면 해당 지점 전체 박스 처리가 완료될 때까지 슬롯을 점유한다. AS-IS에서는 지점 투입 순서가 최적화되지 않아 대량 주문 지점이 오랫동안 슬롯을 점유하는 경우 나머지 슬롯의 유휴 시간이 길어지는 문제가 있었다.</w:t>
       </w:r>
     </w:p>
     <w:p>
@@ -10327,61 +6929,7 @@
           <w:szCs w:val="24"/>
           <w:lang w:eastAsia="ko-KR"/>
         </w:rPr>
-        <w:t>selectOutput6/7 슬롯 배정 시 지점별 잔여 박스 수(</w:t>
-      </w:r>
-      <w:proofErr w:type="spellStart"/>
-      <w:r>
-        <w:rPr>
-          <w:rFonts w:eastAsia="맑은 고딕"/>
-          <w:szCs w:val="24"/>
-          <w:lang w:eastAsia="ko-KR"/>
-        </w:rPr>
-        <w:t>branchRemainingTotal</w:t>
-      </w:r>
-      <w:proofErr w:type="spellEnd"/>
-      <w:r>
-        <w:rPr>
-          <w:rFonts w:eastAsia="맑은 고딕"/>
-          <w:szCs w:val="24"/>
-          <w:lang w:eastAsia="ko-KR"/>
-        </w:rPr>
-        <w:t>)</w:t>
-      </w:r>
-      <w:proofErr w:type="spellStart"/>
-      <w:r>
-        <w:rPr>
-          <w:rFonts w:eastAsia="맑은 고딕"/>
-          <w:szCs w:val="24"/>
-          <w:lang w:eastAsia="ko-KR"/>
-        </w:rPr>
-        <w:t>를</w:t>
-      </w:r>
-      <w:proofErr w:type="spellEnd"/>
-      <w:r>
-        <w:rPr>
-          <w:rFonts w:eastAsia="맑은 고딕"/>
-          <w:szCs w:val="24"/>
-          <w:lang w:eastAsia="ko-KR"/>
-        </w:rPr>
-        <w:t xml:space="preserve"> 실시간으로 추적하여 </w:t>
-      </w:r>
-      <w:proofErr w:type="spellStart"/>
-      <w:r>
-        <w:rPr>
-          <w:rFonts w:eastAsia="맑은 고딕"/>
-          <w:szCs w:val="24"/>
-          <w:lang w:eastAsia="ko-KR"/>
-        </w:rPr>
-        <w:t>잔여량이</w:t>
-      </w:r>
-      <w:proofErr w:type="spellEnd"/>
-      <w:r>
-        <w:rPr>
-          <w:rFonts w:eastAsia="맑은 고딕"/>
-          <w:szCs w:val="24"/>
-          <w:lang w:eastAsia="ko-KR"/>
-        </w:rPr>
-        <w:t xml:space="preserve"> 적은 지점을 우선적으로 슬롯에 배정하는 로직을 적용하였다. 이를 통해 박스 수가 적은 지점(주로 Type C)이 신속하게 처리·완료되어 슬롯이 조기 반환되고, 새로운 지점을 빠르게 투입하는 사이클이 가능해진다.</w:t>
+        <w:t xml:space="preserve">selectOutput6/7 슬롯 배정 시 지점별 잔여 박스 수(branchRemainingTotal)를 실시간으로 추적하여 잔여량이 적은 지점을 우선적으로 슬롯에 배정하는 로직을 적용하였다. 이를 통해 박스 수가 적은 지점(주로 Type C)이 신속하게 처리·완료되어 슬롯이 조기 반환되고, 새로운 지점을 빠르게 투입하는 사이클이 가능해진다.</w:t>
       </w:r>
     </w:p>
     <w:p>
@@ -10410,61 +6958,7 @@
           <w:lang w:eastAsia="ko-KR"/>
         </w:rPr>
         <w:lastRenderedPageBreak/>
-        <w:t xml:space="preserve">슬롯 배정 변수 </w:t>
-      </w:r>
-      <w:proofErr w:type="spellStart"/>
-      <w:r>
-        <w:rPr>
-          <w:rFonts w:eastAsia="맑은 고딕"/>
-          <w:szCs w:val="24"/>
-          <w:lang w:eastAsia="ko-KR"/>
-        </w:rPr>
-        <w:t>slotBranches</w:t>
-      </w:r>
-      <w:proofErr w:type="spellEnd"/>
-      <w:r>
-        <w:rPr>
-          <w:rFonts w:eastAsia="맑은 고딕"/>
-          <w:szCs w:val="24"/>
-          <w:lang w:eastAsia="ko-KR"/>
-        </w:rPr>
-        <w:t xml:space="preserve">[4]와 잔여 박스 맵 </w:t>
-      </w:r>
-      <w:proofErr w:type="spellStart"/>
-      <w:r>
-        <w:rPr>
-          <w:rFonts w:eastAsia="맑은 고딕"/>
-          <w:szCs w:val="24"/>
-          <w:lang w:eastAsia="ko-KR"/>
-        </w:rPr>
-        <w:t>branchRemainingTotal</w:t>
-      </w:r>
-      <w:proofErr w:type="spellEnd"/>
-      <w:r>
-        <w:rPr>
-          <w:rFonts w:eastAsia="맑은 고딕"/>
-          <w:szCs w:val="24"/>
-          <w:lang w:eastAsia="ko-KR"/>
-        </w:rPr>
-        <w:t xml:space="preserve">을 활용하여 </w:t>
-      </w:r>
-      <w:proofErr w:type="spellStart"/>
-      <w:r>
-        <w:rPr>
-          <w:rFonts w:eastAsia="맑은 고딕"/>
-          <w:szCs w:val="24"/>
-          <w:lang w:eastAsia="ko-KR"/>
-        </w:rPr>
-        <w:t>파렛타이저의</w:t>
-      </w:r>
-      <w:proofErr w:type="spellEnd"/>
-      <w:r>
-        <w:rPr>
-          <w:rFonts w:eastAsia="맑은 고딕"/>
-          <w:szCs w:val="24"/>
-          <w:lang w:eastAsia="ko-KR"/>
-        </w:rPr>
-        <w:t xml:space="preserve"> 4개 슬롯 중 빈 슬롯이 발생할 때마다 잔여 박스가 가장 적은 미배정 지점을 선택한다.</w:t>
+        <w:t xml:space="preserve">슬롯 배정 변수 slotBranches[4]와 잔여 박스 맵 branchRemainingTotal을 활용하여 파렛타이저의 4개 슬롯 중 빈 슬롯이 발생할 때마다 잔여 박스가 가장 적은 미배정 지점을 선택한다.</w:t>
       </w:r>
     </w:p>
     <w:p>
@@ -10711,40 +7205,10 @@
           <w:szCs w:val="24"/>
         </w:rPr>
         <w:t xml:space="preserve"> </w:t>
-      </w:r>
-      <w:r>
-        <w:rPr>
-          <w:sz w:val="24"/>
-          <w:szCs w:val="24"/>
-        </w:rPr>
         <w:fldChar w:fldCharType="begin"/>
-      </w:r>
-      <w:r>
-        <w:rPr>
-          <w:sz w:val="24"/>
-          <w:szCs w:val="24"/>
-        </w:rPr>
         <w:instrText xml:space="preserve"> SEQ </w:instrText>
-      </w:r>
-      <w:r>
-        <w:rPr>
-          <w:sz w:val="24"/>
-          <w:szCs w:val="24"/>
-        </w:rPr>
         <w:instrText>표</w:instrText>
-      </w:r>
-      <w:r>
-        <w:rPr>
-          <w:sz w:val="24"/>
-          <w:szCs w:val="24"/>
-        </w:rPr>
         <w:instrText xml:space="preserve"> \* ARABIC </w:instrText>
-      </w:r>
-      <w:r>
-        <w:rPr>
-          <w:sz w:val="24"/>
-          <w:szCs w:val="24"/>
-        </w:rPr>
         <w:fldChar w:fldCharType="separate"/>
       </w:r>
       <w:r>
@@ -10802,7 +7266,6 @@
                 <w:szCs w:val="24"/>
               </w:rPr>
             </w:pPr>
-            <w:proofErr w:type="spellStart"/>
             <w:r>
               <w:rPr>
                 <w:rFonts w:eastAsia="맑은 고딕"/>
@@ -10812,7 +7275,6 @@
               </w:rPr>
               <w:t>지표</w:t>
             </w:r>
-            <w:proofErr w:type="spellEnd"/>
           </w:p>
         </w:tc>
         <w:tc>
@@ -10829,7 +7291,6 @@
                 <w:szCs w:val="24"/>
               </w:rPr>
             </w:pPr>
-            <w:proofErr w:type="spellStart"/>
             <w:r>
               <w:rPr>
                 <w:rFonts w:eastAsia="맑은 고딕"/>
@@ -10839,7 +7300,6 @@
               </w:rPr>
               <w:t>정의</w:t>
             </w:r>
-            <w:proofErr w:type="spellEnd"/>
           </w:p>
         </w:tc>
         <w:tc>
@@ -10856,7 +7316,6 @@
                 <w:szCs w:val="24"/>
               </w:rPr>
             </w:pPr>
-            <w:proofErr w:type="spellStart"/>
             <w:r>
               <w:rPr>
                 <w:rFonts w:eastAsia="맑은 고딕"/>
@@ -10866,7 +7325,6 @@
               </w:rPr>
               <w:t>우선순위</w:t>
             </w:r>
-            <w:proofErr w:type="spellEnd"/>
           </w:p>
         </w:tc>
       </w:tr>
@@ -10886,47 +7344,13 @@
                 <w:szCs w:val="24"/>
               </w:rPr>
             </w:pPr>
-            <w:proofErr w:type="spellStart"/>
             <w:r>
               <w:rPr>
                 <w:rFonts w:eastAsia="맑은 고딕"/>
                 <w:szCs w:val="24"/>
               </w:rPr>
-              <w:t>작업</w:t>
-            </w:r>
-            <w:proofErr w:type="spellEnd"/>
-            <w:r>
-              <w:rPr>
-                <w:rFonts w:eastAsia="맑은 고딕"/>
-                <w:szCs w:val="24"/>
-              </w:rPr>
-              <w:t xml:space="preserve"> </w:t>
-            </w:r>
-            <w:proofErr w:type="spellStart"/>
-            <w:r>
-              <w:rPr>
-                <w:rFonts w:eastAsia="맑은 고딕"/>
-                <w:szCs w:val="24"/>
-              </w:rPr>
-              <w:t>완료</w:t>
-            </w:r>
-            <w:proofErr w:type="spellEnd"/>
-            <w:r>
-              <w:rPr>
-                <w:rFonts w:eastAsia="맑은 고딕"/>
-                <w:szCs w:val="24"/>
-              </w:rPr>
-              <w:t xml:space="preserve"> </w:t>
-            </w:r>
-            <w:proofErr w:type="spellStart"/>
-            <w:r>
-              <w:rPr>
-                <w:rFonts w:eastAsia="맑은 고딕"/>
-                <w:szCs w:val="24"/>
-              </w:rPr>
-              <w:t>시간</w:t>
-            </w:r>
-            <w:proofErr w:type="spellEnd"/>
+              <w:t xml:space="preserve">작업 완료 시간</w:t>
+            </w:r>
           </w:p>
         </w:tc>
         <w:tc>
@@ -10948,25 +7372,7 @@
                 <w:szCs w:val="24"/>
                 <w:lang w:eastAsia="ko-KR"/>
               </w:rPr>
-              <w:t xml:space="preserve">첫 박스 제함 시작 ~ 마지막 박스 </w:t>
-            </w:r>
-            <w:proofErr w:type="spellStart"/>
-            <w:r>
-              <w:rPr>
-                <w:rFonts w:eastAsia="맑은 고딕"/>
-                <w:szCs w:val="24"/>
-                <w:lang w:eastAsia="ko-KR"/>
-              </w:rPr>
-              <w:t>파렛타이징</w:t>
-            </w:r>
-            <w:proofErr w:type="spellEnd"/>
-            <w:r>
-              <w:rPr>
-                <w:rFonts w:eastAsia="맑은 고딕"/>
-                <w:szCs w:val="24"/>
-                <w:lang w:eastAsia="ko-KR"/>
-              </w:rPr>
-              <w:t xml:space="preserve"> 완료까지의 총 소요 시간</w:t>
+              <w:t xml:space="preserve">첫 박스 제함 시작 ~ 마지막 박스 파렛타이징 완료까지의 총 소요 시간</w:t>
             </w:r>
           </w:p>
         </w:tc>
@@ -10982,7 +7388,6 @@
                 <w:szCs w:val="24"/>
               </w:rPr>
             </w:pPr>
-            <w:proofErr w:type="spellStart"/>
             <w:r>
               <w:rPr>
                 <w:rFonts w:eastAsia="맑은 고딕"/>
@@ -10990,7 +7395,6 @@
               </w:rPr>
               <w:t>최우선</w:t>
             </w:r>
-            <w:proofErr w:type="spellEnd"/>
           </w:p>
         </w:tc>
       </w:tr>
@@ -11010,53 +7414,12 @@
                 <w:szCs w:val="24"/>
               </w:rPr>
             </w:pPr>
-            <w:proofErr w:type="spellStart"/>
             <w:r>
               <w:rPr>
                 <w:rFonts w:eastAsia="맑은 고딕"/>
                 <w:szCs w:val="24"/>
               </w:rPr>
-              <w:t>시간당</w:t>
-            </w:r>
-            <w:proofErr w:type="spellEnd"/>
-            <w:r>
-              <w:rPr>
-                <w:rFonts w:eastAsia="맑은 고딕"/>
-                <w:szCs w:val="24"/>
-              </w:rPr>
-              <w:t xml:space="preserve"> </w:t>
-            </w:r>
-            <w:proofErr w:type="spellStart"/>
-            <w:r>
-              <w:rPr>
-                <w:rFonts w:eastAsia="맑은 고딕"/>
-                <w:szCs w:val="24"/>
-              </w:rPr>
-              <w:t>처리량</w:t>
-            </w:r>
-            <w:proofErr w:type="spellEnd"/>
-            <w:r>
-              <w:rPr>
-                <w:rFonts w:eastAsia="맑은 고딕"/>
-                <w:szCs w:val="24"/>
-              </w:rPr>
-              <w:t xml:space="preserve"> (</w:t>
-            </w:r>
-            <w:proofErr w:type="spellStart"/>
-            <w:r>
-              <w:rPr>
-                <w:rFonts w:eastAsia="맑은 고딕"/>
-                <w:szCs w:val="24"/>
-              </w:rPr>
-              <w:t>박스</w:t>
-            </w:r>
-            <w:proofErr w:type="spellEnd"/>
-            <w:r>
-              <w:rPr>
-                <w:rFonts w:eastAsia="맑은 고딕"/>
-                <w:szCs w:val="24"/>
-              </w:rPr>
-              <w:t>)</w:t>
+              <w:t xml:space="preserve">시간당 처리량 (박스)</w:t>
             </w:r>
           </w:p>
         </w:tc>
@@ -11079,25 +7442,7 @@
                 <w:szCs w:val="24"/>
                 <w:lang w:eastAsia="ko-KR"/>
               </w:rPr>
-              <w:t xml:space="preserve">총 처리 박스 </w:t>
-            </w:r>
-            <w:proofErr w:type="gramStart"/>
-            <w:r>
-              <w:rPr>
-                <w:rFonts w:eastAsia="맑은 고딕"/>
-                <w:szCs w:val="24"/>
-                <w:lang w:eastAsia="ko-KR"/>
-              </w:rPr>
-              <w:t>수 /</w:t>
-            </w:r>
-            <w:proofErr w:type="gramEnd"/>
-            <w:r>
-              <w:rPr>
-                <w:rFonts w:eastAsia="맑은 고딕"/>
-                <w:szCs w:val="24"/>
-                <w:lang w:eastAsia="ko-KR"/>
-              </w:rPr>
-              <w:t xml:space="preserve"> 작업 완료 시간</w:t>
+              <w:t xml:space="preserve">총 처리 박스 수 / 작업 완료 시간</w:t>
             </w:r>
           </w:p>
         </w:tc>
@@ -11113,7 +7458,6 @@
                 <w:szCs w:val="24"/>
               </w:rPr>
             </w:pPr>
-            <w:proofErr w:type="spellStart"/>
             <w:r>
               <w:rPr>
                 <w:rFonts w:eastAsia="맑은 고딕"/>
@@ -11121,7 +7465,6 @@
               </w:rPr>
               <w:t>높음</w:t>
             </w:r>
-            <w:proofErr w:type="spellEnd"/>
           </w:p>
         </w:tc>
       </w:tr>
@@ -11141,37 +7484,12 @@
                 <w:szCs w:val="24"/>
               </w:rPr>
             </w:pPr>
-            <w:proofErr w:type="spellStart"/>
             <w:r>
               <w:rPr>
                 <w:rFonts w:eastAsia="맑은 고딕"/>
                 <w:szCs w:val="24"/>
               </w:rPr>
-              <w:t>시간당</w:t>
-            </w:r>
-            <w:proofErr w:type="spellEnd"/>
-            <w:r>
-              <w:rPr>
-                <w:rFonts w:eastAsia="맑은 고딕"/>
-                <w:szCs w:val="24"/>
-              </w:rPr>
-              <w:t xml:space="preserve"> </w:t>
-            </w:r>
-            <w:proofErr w:type="spellStart"/>
-            <w:r>
-              <w:rPr>
-                <w:rFonts w:eastAsia="맑은 고딕"/>
-                <w:szCs w:val="24"/>
-              </w:rPr>
-              <w:t>처리량</w:t>
-            </w:r>
-            <w:proofErr w:type="spellEnd"/>
-            <w:r>
-              <w:rPr>
-                <w:rFonts w:eastAsia="맑은 고딕"/>
-                <w:szCs w:val="24"/>
-              </w:rPr>
-              <w:t xml:space="preserve"> (Qty)</w:t>
+              <w:t xml:space="preserve">시간당 처리량 (Qty)</w:t>
             </w:r>
           </w:p>
         </w:tc>
@@ -11194,25 +7512,7 @@
                 <w:szCs w:val="24"/>
                 <w:lang w:eastAsia="ko-KR"/>
               </w:rPr>
-              <w:t xml:space="preserve">총 처리 SKU </w:t>
-            </w:r>
-            <w:proofErr w:type="gramStart"/>
-            <w:r>
-              <w:rPr>
-                <w:rFonts w:eastAsia="맑은 고딕"/>
-                <w:szCs w:val="24"/>
-                <w:lang w:eastAsia="ko-KR"/>
-              </w:rPr>
-              <w:t>수량 /</w:t>
-            </w:r>
-            <w:proofErr w:type="gramEnd"/>
-            <w:r>
-              <w:rPr>
-                <w:rFonts w:eastAsia="맑은 고딕"/>
-                <w:szCs w:val="24"/>
-                <w:lang w:eastAsia="ko-KR"/>
-              </w:rPr>
-              <w:t xml:space="preserve"> 작업 완료 시간</w:t>
+              <w:t xml:space="preserve">총 처리 SKU 수량 / 작업 완료 시간</w:t>
             </w:r>
           </w:p>
         </w:tc>
@@ -11228,7 +7528,6 @@
                 <w:szCs w:val="24"/>
               </w:rPr>
             </w:pPr>
-            <w:proofErr w:type="spellStart"/>
             <w:r>
               <w:rPr>
                 <w:rFonts w:eastAsia="맑은 고딕"/>
@@ -11236,7 +7535,6 @@
               </w:rPr>
               <w:t>높음</w:t>
             </w:r>
-            <w:proofErr w:type="spellEnd"/>
           </w:p>
         </w:tc>
       </w:tr>
@@ -11261,17 +7559,8 @@
                 <w:rFonts w:eastAsia="맑은 고딕"/>
                 <w:szCs w:val="24"/>
               </w:rPr>
-              <w:t xml:space="preserve">AGV </w:t>
-            </w:r>
-            <w:proofErr w:type="spellStart"/>
-            <w:r>
-              <w:rPr>
-                <w:rFonts w:eastAsia="맑은 고딕"/>
-                <w:szCs w:val="24"/>
-              </w:rPr>
-              <w:t>가동률</w:t>
-            </w:r>
-            <w:proofErr w:type="spellEnd"/>
+              <w:t xml:space="preserve">AGV 가동률</w:t>
+            </w:r>
           </w:p>
         </w:tc>
         <w:tc>
@@ -11293,25 +7582,7 @@
                 <w:szCs w:val="24"/>
                 <w:lang w:eastAsia="ko-KR"/>
               </w:rPr>
-              <w:t>(AGV 이동+작업 시간</w:t>
-            </w:r>
-            <w:proofErr w:type="gramStart"/>
-            <w:r>
-              <w:rPr>
-                <w:rFonts w:eastAsia="맑은 고딕"/>
-                <w:szCs w:val="24"/>
-                <w:lang w:eastAsia="ko-KR"/>
-              </w:rPr>
-              <w:t>) /</w:t>
-            </w:r>
-            <w:proofErr w:type="gramEnd"/>
-            <w:r>
-              <w:rPr>
-                <w:rFonts w:eastAsia="맑은 고딕"/>
-                <w:szCs w:val="24"/>
-                <w:lang w:eastAsia="ko-KR"/>
-              </w:rPr>
-              <w:t xml:space="preserve"> 전체 시뮬레이션 시간 × 100%</w:t>
+              <w:t xml:space="preserve">(AGV 이동+작업 시간) / 전체 시뮬레이션 시간 × 100%</w:t>
             </w:r>
           </w:p>
         </w:tc>
@@ -11327,7 +7598,6 @@
                 <w:szCs w:val="24"/>
               </w:rPr>
             </w:pPr>
-            <w:proofErr w:type="spellStart"/>
             <w:r>
               <w:rPr>
                 <w:rFonts w:eastAsia="맑은 고딕"/>
@@ -11335,7 +7605,6 @@
               </w:rPr>
               <w:t>보조</w:t>
             </w:r>
-            <w:proofErr w:type="spellEnd"/>
           </w:p>
         </w:tc>
       </w:tr>
@@ -11356,23 +7625,13 @@
                 <w:lang w:eastAsia="ko-KR"/>
               </w:rPr>
             </w:pPr>
-            <w:proofErr w:type="spellStart"/>
             <w:r>
               <w:rPr>
                 <w:rFonts w:eastAsia="맑은 고딕"/>
                 <w:szCs w:val="24"/>
                 <w:lang w:eastAsia="ko-KR"/>
               </w:rPr>
-              <w:t>파렛타이저</w:t>
-            </w:r>
-            <w:proofErr w:type="spellEnd"/>
-            <w:r>
-              <w:rPr>
-                <w:rFonts w:eastAsia="맑은 고딕"/>
-                <w:szCs w:val="24"/>
-                <w:lang w:eastAsia="ko-KR"/>
-              </w:rPr>
-              <w:t xml:space="preserve"> 슬롯 점유 효율</w:t>
+              <w:t xml:space="preserve">파렛타이저 슬롯 점유 효율</w:t>
             </w:r>
           </w:p>
         </w:tc>
@@ -11395,25 +7654,7 @@
                 <w:szCs w:val="24"/>
                 <w:lang w:eastAsia="ko-KR"/>
               </w:rPr>
-              <w:t xml:space="preserve">슬롯 점유 시간 </w:t>
-            </w:r>
-            <w:proofErr w:type="gramStart"/>
-            <w:r>
-              <w:rPr>
-                <w:rFonts w:eastAsia="맑은 고딕"/>
-                <w:szCs w:val="24"/>
-                <w:lang w:eastAsia="ko-KR"/>
-              </w:rPr>
-              <w:t>합 /</w:t>
-            </w:r>
-            <w:proofErr w:type="gramEnd"/>
-            <w:r>
-              <w:rPr>
-                <w:rFonts w:eastAsia="맑은 고딕"/>
-                <w:szCs w:val="24"/>
-                <w:lang w:eastAsia="ko-KR"/>
-              </w:rPr>
-              <w:t xml:space="preserve"> (4슬롯 × 전체 시간) × 100%</w:t>
+              <w:t xml:space="preserve">슬롯 점유 시간 합 / (4슬롯 × 전체 시간) × 100%</w:t>
             </w:r>
           </w:p>
         </w:tc>
@@ -11429,7 +7670,6 @@
                 <w:szCs w:val="24"/>
               </w:rPr>
             </w:pPr>
-            <w:proofErr w:type="spellStart"/>
             <w:r>
               <w:rPr>
                 <w:rFonts w:eastAsia="맑은 고딕"/>
@@ -11437,7 +7677,6 @@
               </w:rPr>
               <w:t>보조</w:t>
             </w:r>
-            <w:proofErr w:type="spellEnd"/>
           </w:p>
         </w:tc>
       </w:tr>
@@ -11466,25 +7705,7 @@
           <w:szCs w:val="24"/>
           <w:lang w:eastAsia="ko-KR"/>
         </w:rPr>
-        <w:t xml:space="preserve">두 모델 모두 동일한 주문 데이터(8,858 박스, 60개 지점)를 입력으로 사용하며, </w:t>
-      </w:r>
-      <w:proofErr w:type="spellStart"/>
-      <w:r>
-        <w:rPr>
-          <w:rFonts w:eastAsia="맑은 고딕"/>
-          <w:szCs w:val="24"/>
-          <w:lang w:eastAsia="ko-KR"/>
-        </w:rPr>
-        <w:t>AnyLogic</w:t>
-      </w:r>
-      <w:proofErr w:type="spellEnd"/>
-      <w:r>
-        <w:rPr>
-          <w:rFonts w:eastAsia="맑은 고딕"/>
-          <w:szCs w:val="24"/>
-          <w:lang w:eastAsia="ko-KR"/>
-        </w:rPr>
-        <w:t xml:space="preserve"> PLE의 5시간(18,000초) 제한 내에서 각 실험을 실행하였다. 단, 전체 주문 처리 시간은 5시간을 초과할 수 있으므로 PLE 제한 내 처리량과 전체 완료 시간 추정치를 함께 보고한다.</w:t>
+        <w:t xml:space="preserve">두 모델 모두 동일한 주문 데이터(8,858 박스, 60개 지점)를 입력으로 사용하며, AnyLogic PLE의 5시간(18,000초) 제한 내에서 각 실험을 실행하였다. 단, 전체 주문 처리 시간은 5시간을 초과하므로 PLE 제한 내 처리량을 AS-IS/TO-BE 비교 지표로 사용한다.</w:t>
       </w:r>
     </w:p>
     <w:p>
@@ -11565,43 +7786,7 @@
           <w:szCs w:val="24"/>
           <w:lang w:eastAsia="ko-KR"/>
         </w:rPr>
-        <w:t xml:space="preserve"> &lt;표 8&gt;에 비교하였다. TO-BE는 세 가지 운영 개선과 AGV 교착 방지(안정화)를 적용한 최종 개선 모델이다. ■ AGV 교착 방지(안정화) </w:t>
-      </w:r>
-      <w:proofErr w:type="spellStart"/>
-      <w:r>
-        <w:rPr>
-          <w:rFonts w:eastAsia="맑은 고딕"/>
-          <w:szCs w:val="24"/>
-          <w:lang w:eastAsia="ko-KR"/>
-        </w:rPr>
-        <w:t>recognizeAllTransporters</w:t>
-      </w:r>
-      <w:proofErr w:type="spellEnd"/>
-      <w:r>
-        <w:rPr>
-          <w:rFonts w:eastAsia="맑은 고딕"/>
-          <w:szCs w:val="24"/>
-          <w:lang w:eastAsia="ko-KR"/>
-        </w:rPr>
-        <w:t xml:space="preserve">=true, </w:t>
-      </w:r>
-      <w:proofErr w:type="spellStart"/>
-      <w:r>
-        <w:rPr>
-          <w:rFonts w:eastAsia="맑은 고딕"/>
-          <w:szCs w:val="24"/>
-          <w:lang w:eastAsia="ko-KR"/>
-        </w:rPr>
-        <w:t>delayToResumeMovement</w:t>
-      </w:r>
-      <w:proofErr w:type="spellEnd"/>
-      <w:r>
-        <w:rPr>
-          <w:rFonts w:eastAsia="맑은 고딕"/>
-          <w:szCs w:val="24"/>
-          <w:lang w:eastAsia="ko-KR"/>
-        </w:rPr>
-        <w:t>=1초, path21·path29=2대, path67·path68=1대 용량 제한.</w:t>
+        <w:t xml:space="preserve"> &lt;표 8&gt;에 비교하였다. TO-BE는 세 가지 운영 개선과 AGV 교착 방지(안정화)를 적용한 최종 개선 모델이다. ■ AGV 교착 방지(안정화) recognizeAllTransporters=true, delayToResumeMovement=1초, path21·path29=2대, path67·path68=1대 용량 제한.</w:t>
       </w:r>
     </w:p>
     <w:p>
@@ -11665,7 +7850,6 @@
           <w:szCs w:val="24"/>
         </w:rPr>
       </w:pPr>
-      <w:proofErr w:type="spellStart"/>
       <w:r>
         <w:rPr>
           <w:rFonts w:eastAsia="맑은 고딕" w:cs="맑은 고딕" w:hint="eastAsia"/>
@@ -11674,47 +7858,16 @@
         </w:rPr>
         <w:t>그림</w:t>
       </w:r>
-      <w:proofErr w:type="spellEnd"/>
       <w:r>
         <w:rPr>
           <w:sz w:val="24"/>
           <w:szCs w:val="24"/>
         </w:rPr>
         <w:t xml:space="preserve"> </w:t>
-      </w:r>
-      <w:r>
-        <w:rPr>
-          <w:sz w:val="24"/>
-          <w:szCs w:val="24"/>
-        </w:rPr>
         <w:fldChar w:fldCharType="begin"/>
-      </w:r>
-      <w:r>
-        <w:rPr>
-          <w:sz w:val="24"/>
-          <w:szCs w:val="24"/>
-        </w:rPr>
         <w:instrText xml:space="preserve"> SEQ </w:instrText>
-      </w:r>
-      <w:r>
-        <w:rPr>
-          <w:sz w:val="24"/>
-          <w:szCs w:val="24"/>
-        </w:rPr>
         <w:instrText>그림</w:instrText>
-      </w:r>
-      <w:r>
-        <w:rPr>
-          <w:sz w:val="24"/>
-          <w:szCs w:val="24"/>
-        </w:rPr>
         <w:instrText xml:space="preserve"> \* ARABIC </w:instrText>
-      </w:r>
-      <w:r>
-        <w:rPr>
-          <w:sz w:val="24"/>
-          <w:szCs w:val="24"/>
-        </w:rPr>
         <w:fldChar w:fldCharType="separate"/>
       </w:r>
       <w:r>
@@ -11806,7 +7959,6 @@
           <w:lang w:eastAsia="ko-KR"/>
         </w:rPr>
       </w:pPr>
-      <w:proofErr w:type="spellStart"/>
       <w:r>
         <w:rPr>
           <w:rFonts w:eastAsia="맑은 고딕" w:cs="맑은 고딕" w:hint="eastAsia"/>
@@ -11815,47 +7967,16 @@
         </w:rPr>
         <w:t>그림</w:t>
       </w:r>
-      <w:proofErr w:type="spellEnd"/>
       <w:r>
         <w:rPr>
           <w:sz w:val="24"/>
           <w:szCs w:val="24"/>
         </w:rPr>
         <w:t xml:space="preserve"> </w:t>
-      </w:r>
-      <w:r>
-        <w:rPr>
-          <w:sz w:val="24"/>
-          <w:szCs w:val="24"/>
-        </w:rPr>
         <w:fldChar w:fldCharType="begin"/>
-      </w:r>
-      <w:r>
-        <w:rPr>
-          <w:sz w:val="24"/>
-          <w:szCs w:val="24"/>
-        </w:rPr>
         <w:instrText xml:space="preserve"> SEQ </w:instrText>
-      </w:r>
-      <w:r>
-        <w:rPr>
-          <w:sz w:val="24"/>
-          <w:szCs w:val="24"/>
-        </w:rPr>
         <w:instrText>그림</w:instrText>
-      </w:r>
-      <w:r>
-        <w:rPr>
-          <w:sz w:val="24"/>
-          <w:szCs w:val="24"/>
-        </w:rPr>
         <w:instrText xml:space="preserve"> \* ARABIC </w:instrText>
-      </w:r>
-      <w:r>
-        <w:rPr>
-          <w:sz w:val="24"/>
-          <w:szCs w:val="24"/>
-        </w:rPr>
         <w:fldChar w:fldCharType="separate"/>
       </w:r>
       <w:r>
@@ -11915,40 +8036,10 @@
           <w:szCs w:val="24"/>
         </w:rPr>
         <w:t xml:space="preserve"> </w:t>
-      </w:r>
-      <w:r>
-        <w:rPr>
-          <w:sz w:val="24"/>
-          <w:szCs w:val="24"/>
-        </w:rPr>
         <w:fldChar w:fldCharType="begin"/>
-      </w:r>
-      <w:r>
-        <w:rPr>
-          <w:sz w:val="24"/>
-          <w:szCs w:val="24"/>
-        </w:rPr>
         <w:instrText xml:space="preserve"> SEQ </w:instrText>
-      </w:r>
-      <w:r>
-        <w:rPr>
-          <w:sz w:val="24"/>
-          <w:szCs w:val="24"/>
-        </w:rPr>
         <w:instrText>표</w:instrText>
-      </w:r>
-      <w:r>
-        <w:rPr>
-          <w:sz w:val="24"/>
-          <w:szCs w:val="24"/>
-        </w:rPr>
         <w:instrText xml:space="preserve"> \* ARABIC </w:instrText>
-      </w:r>
-      <w:r>
-        <w:rPr>
-          <w:sz w:val="24"/>
-          <w:szCs w:val="24"/>
-        </w:rPr>
         <w:fldChar w:fldCharType="separate"/>
       </w:r>
       <w:r>
@@ -12006,7 +8097,6 @@
                 <w:szCs w:val="24"/>
               </w:rPr>
             </w:pPr>
-            <w:proofErr w:type="spellStart"/>
             <w:r>
               <w:rPr>
                 <w:rFonts w:eastAsia="맑은 고딕"/>
@@ -12014,29 +8104,8 @@
                 <w:color w:val="FFFFFF"/>
                 <w:szCs w:val="24"/>
               </w:rPr>
-              <w:t>성능</w:t>
-            </w:r>
-            <w:proofErr w:type="spellEnd"/>
-            <w:r>
-              <w:rPr>
-                <w:rFonts w:eastAsia="맑은 고딕"/>
-                <w:b/>
-                <w:color w:val="FFFFFF"/>
-                <w:szCs w:val="24"/>
-              </w:rPr>
-              <w:t xml:space="preserve"> </w:t>
-            </w:r>
-            <w:proofErr w:type="spellStart"/>
-            <w:r>
-              <w:rPr>
-                <w:rFonts w:eastAsia="맑은 고딕"/>
-                <w:b/>
-                <w:color w:val="FFFFFF"/>
-                <w:szCs w:val="24"/>
-              </w:rPr>
-              <w:t>지표</w:t>
-            </w:r>
-            <w:proofErr w:type="spellEnd"/>
+              <w:t xml:space="preserve">성능 지표</w:t>
+            </w:r>
           </w:p>
         </w:tc>
         <w:tc>
@@ -12136,39 +8205,7 @@
                 <w:rFonts w:eastAsia="맑은 고딕"/>
                 <w:szCs w:val="24"/>
               </w:rPr>
-              <w:t xml:space="preserve">8 </w:t>
-            </w:r>
-            <w:proofErr w:type="spellStart"/>
-            <w:r>
-              <w:rPr>
-                <w:rFonts w:eastAsia="맑은 고딕"/>
-                <w:szCs w:val="24"/>
-              </w:rPr>
-              <w:t>팔레트</w:t>
-            </w:r>
-            <w:proofErr w:type="spellEnd"/>
-            <w:r>
-              <w:rPr>
-                <w:rFonts w:eastAsia="맑은 고딕"/>
-                <w:szCs w:val="24"/>
-              </w:rPr>
-              <w:t xml:space="preserve"> (256 </w:t>
-            </w:r>
-            <w:proofErr w:type="spellStart"/>
-            <w:r>
-              <w:rPr>
-                <w:rFonts w:eastAsia="맑은 고딕"/>
-                <w:szCs w:val="24"/>
-              </w:rPr>
-              <w:t>박스</w:t>
-            </w:r>
-            <w:proofErr w:type="spellEnd"/>
-            <w:r>
-              <w:rPr>
-                <w:rFonts w:eastAsia="맑은 고딕"/>
-                <w:szCs w:val="24"/>
-              </w:rPr>
-              <w:t>)</w:t>
+              <w:t xml:space="preserve">8 팔레트 (256 박스)</w:t>
             </w:r>
           </w:p>
         </w:tc>
@@ -12178,21 +8215,8 @@
             <w:vAlign w:val="center"/>
           </w:tcPr>
           <w:p>
-            <w:pPr>
-              <w:spacing w:before="40" w:after="40" w:line="288" w:lineRule="auto"/>
-              <w:jc w:val="center"/>
-              <w:rPr>
-                <w:szCs w:val="24"/>
-                <w:lang w:eastAsia="ko-KR"/>
-              </w:rPr>
-            </w:pPr>
-            <w:r>
-              <w:rPr>
-                <w:rFonts w:eastAsia="맑은 고딕" w:hint="eastAsia"/>
-                <w:szCs w:val="24"/>
-                <w:lang w:eastAsia="ko-KR"/>
-              </w:rPr>
-              <w:t>21 팔레트 (672 박스)</w:t>
+            <w:r>
+              <w:t>20 팔레트 (640 박스)</w:t>
             </w:r>
           </w:p>
         </w:tc>
@@ -12257,21 +8281,7 @@
             <w:vAlign w:val="center"/>
           </w:tcPr>
           <w:p>
-            <w:pPr>
-              <w:spacing w:before="40" w:after="40" w:line="288" w:lineRule="auto"/>
-              <w:jc w:val="center"/>
-              <w:rPr>
-                <w:rFonts w:eastAsia="맑은 고딕"/>
-                <w:szCs w:val="24"/>
-                <w:lang w:eastAsia="ko-KR"/>
-              </w:rPr>
-            </w:pPr>
-            <w:r>
-              <w:rPr>
-                <w:rFonts w:eastAsia="맑은 고딕" w:hint="eastAsia"/>
-                <w:szCs w:val="24"/>
-                <w:lang w:eastAsia="ko-KR"/>
-              </w:rPr>
+            <w:r>
               <w:t>3 / 60</w:t>
             </w:r>
           </w:p>
@@ -12301,25 +8311,7 @@
                 <w:szCs w:val="24"/>
                 <w:lang w:eastAsia="ko-KR"/>
               </w:rPr>
-              <w:t>시간당 처리량 (팔레트/</w:t>
-            </w:r>
-            <w:proofErr w:type="spellStart"/>
-            <w:r>
-              <w:rPr>
-                <w:rFonts w:eastAsia="맑은 고딕"/>
-                <w:szCs w:val="24"/>
-                <w:lang w:eastAsia="ko-KR"/>
-              </w:rPr>
-              <w:t>hr</w:t>
-            </w:r>
-            <w:proofErr w:type="spellEnd"/>
-            <w:r>
-              <w:rPr>
-                <w:rFonts w:eastAsia="맑은 고딕"/>
-                <w:szCs w:val="24"/>
-                <w:lang w:eastAsia="ko-KR"/>
-              </w:rPr>
-              <w:t>)</w:t>
+              <w:t>시간당 처리량 (팔레트/hr)</w:t>
             </w:r>
           </w:p>
         </w:tc>
@@ -12343,26 +8335,8 @@
                 <w:szCs w:val="24"/>
                 <w:lang w:eastAsia="ko-KR"/>
               </w:rPr>
-              <w:t>1.6</w:t>
-            </w:r>
-            <w:r>
-              <w:rPr>
-                <w:rFonts w:eastAsia="맑은 고딕" w:hint="eastAsia"/>
-                <w:szCs w:val="24"/>
-                <w:lang w:eastAsia="ko-KR"/>
-              </w:rPr>
-              <w:t>/</w:t>
-            </w:r>
-            <w:proofErr w:type="spellStart"/>
-            <w:r>
-              <w:rPr>
-                <w:rFonts w:eastAsia="맑은 고딕" w:hint="eastAsia"/>
-                <w:szCs w:val="24"/>
-                <w:lang w:eastAsia="ko-KR"/>
-              </w:rPr>
-              <w:t>hr</w:t>
-            </w:r>
-            <w:proofErr w:type="spellEnd"/>
+              <w:t>1.6/hr</w:t>
+            </w:r>
           </w:p>
         </w:tc>
         <w:tc>
@@ -12371,40 +8345,9 @@
             <w:vAlign w:val="center"/>
           </w:tcPr>
           <w:p>
-            <w:pPr>
-              <w:spacing w:before="40" w:after="40" w:line="288" w:lineRule="auto"/>
-              <w:jc w:val="center"/>
-              <w:rPr>
-                <w:szCs w:val="24"/>
-                <w:lang w:eastAsia="ko-KR"/>
-              </w:rPr>
-            </w:pPr>
-            <w:r>
-              <w:rPr>
-                <w:rFonts w:eastAsia="맑은 고딕" w:hint="eastAsia"/>
-                <w:szCs w:val="24"/>
-                <w:lang w:eastAsia="ko-KR"/>
-              </w:rPr>
-              <w:t>4.2</w:t>
-            </w:r>
-            <w:r>
-              <w:rPr>
-                <w:rFonts w:eastAsia="맑은 고딕" w:hint="eastAsia"/>
-                <w:szCs w:val="24"/>
-                <w:lang w:eastAsia="ko-KR"/>
-              </w:rPr>
-              <w:t>/</w:t>
-            </w:r>
-            <w:proofErr w:type="spellStart"/>
-            <w:r>
-              <w:rPr>
-                <w:rFonts w:eastAsia="맑은 고딕" w:hint="eastAsia"/>
-                <w:szCs w:val="24"/>
-                <w:lang w:eastAsia="ko-KR"/>
-              </w:rPr>
-              <w:t>hr</w:t>
-            </w:r>
-            <w:proofErr w:type="spellEnd"/>
+            <w:r>
+              <w:t>4.0/hr</w:t>
+            </w:r>
           </w:p>
         </w:tc>
       </w:tr>
@@ -12430,17 +8373,8 @@
                 <w:rFonts w:eastAsia="맑은 고딕"/>
                 <w:szCs w:val="24"/>
               </w:rPr>
-              <w:t xml:space="preserve">제함기1 </w:t>
-            </w:r>
-            <w:proofErr w:type="spellStart"/>
-            <w:r>
-              <w:rPr>
-                <w:rFonts w:eastAsia="맑은 고딕"/>
-                <w:szCs w:val="24"/>
-              </w:rPr>
-              <w:t>가동률</w:t>
-            </w:r>
-            <w:proofErr w:type="spellEnd"/>
+              <w:t xml:space="preserve">제함기1 가동률</w:t>
+            </w:r>
           </w:p>
         </w:tc>
         <w:tc>
@@ -12461,23 +8395,7 @@
                 <w:rFonts w:eastAsia="맑은 고딕"/>
                 <w:szCs w:val="24"/>
               </w:rPr>
-              <w:t>≈ 100% (</w:t>
-            </w:r>
-            <w:proofErr w:type="spellStart"/>
-            <w:r>
-              <w:rPr>
-                <w:rFonts w:eastAsia="맑은 고딕"/>
-                <w:szCs w:val="24"/>
-              </w:rPr>
-              <w:t>포화</w:t>
-            </w:r>
-            <w:proofErr w:type="spellEnd"/>
-            <w:r>
-              <w:rPr>
-                <w:rFonts w:eastAsia="맑은 고딕"/>
-                <w:szCs w:val="24"/>
-              </w:rPr>
-              <w:t>)</w:t>
+              <w:t>≈ 100% (포화)</w:t>
             </w:r>
           </w:p>
         </w:tc>
@@ -12502,7 +8420,7 @@
                 <w:szCs w:val="24"/>
                 <w:lang w:eastAsia="ko-KR"/>
               </w:rPr>
-              <w:t>약 30%</w:t>
+              <w:t>≈ 100% (하류 정체 지속)</w:t>
             </w:r>
           </w:p>
         </w:tc>
@@ -12529,17 +8447,8 @@
                 <w:rFonts w:eastAsia="맑은 고딕"/>
                 <w:szCs w:val="24"/>
               </w:rPr>
-              <w:t xml:space="preserve">제함기2 </w:t>
-            </w:r>
-            <w:proofErr w:type="spellStart"/>
-            <w:r>
-              <w:rPr>
-                <w:rFonts w:eastAsia="맑은 고딕"/>
-                <w:szCs w:val="24"/>
-              </w:rPr>
-              <w:t>가동률</w:t>
-            </w:r>
-            <w:proofErr w:type="spellEnd"/>
+              <w:t xml:space="preserve">제함기2 가동률</w:t>
+            </w:r>
           </w:p>
         </w:tc>
         <w:tc>
@@ -12560,23 +8469,7 @@
                 <w:rFonts w:eastAsia="맑은 고딕"/>
                 <w:szCs w:val="24"/>
               </w:rPr>
-              <w:t>≈ 0% (</w:t>
-            </w:r>
-            <w:proofErr w:type="spellStart"/>
-            <w:r>
-              <w:rPr>
-                <w:rFonts w:eastAsia="맑은 고딕"/>
-                <w:szCs w:val="24"/>
-              </w:rPr>
-              <w:t>미사용</w:t>
-            </w:r>
-            <w:proofErr w:type="spellEnd"/>
-            <w:r>
-              <w:rPr>
-                <w:rFonts w:eastAsia="맑은 고딕"/>
-                <w:szCs w:val="24"/>
-              </w:rPr>
-              <w:t>)</w:t>
+              <w:t>≈ 0% (미사용)</w:t>
             </w:r>
           </w:p>
         </w:tc>
@@ -12600,7 +8493,7 @@
                 <w:szCs w:val="24"/>
                 <w:lang w:eastAsia="ko-KR"/>
               </w:rPr>
-              <w:t>약 70%</w:t>
+              <w:t>약 4.8%</w:t>
             </w:r>
           </w:p>
         </w:tc>
@@ -12624,23 +8517,13 @@
                 <w:lang w:eastAsia="ko-KR"/>
               </w:rPr>
             </w:pPr>
-            <w:proofErr w:type="spellStart"/>
             <w:r>
               <w:rPr>
                 <w:rFonts w:eastAsia="맑은 고딕" w:hint="eastAsia"/>
                 <w:szCs w:val="24"/>
                 <w:lang w:eastAsia="ko-KR"/>
               </w:rPr>
-              <w:t>제함기</w:t>
-            </w:r>
-            <w:proofErr w:type="spellEnd"/>
-            <w:r>
-              <w:rPr>
-                <w:rFonts w:eastAsia="맑은 고딕" w:hint="eastAsia"/>
-                <w:szCs w:val="24"/>
-                <w:lang w:eastAsia="ko-KR"/>
-              </w:rPr>
-              <w:t xml:space="preserve"> 3 가동률</w:t>
+              <w:t xml:space="preserve">제함기 3 가동률</w:t>
             </w:r>
           </w:p>
         </w:tc>
@@ -12663,23 +8546,7 @@
                 <w:rFonts w:eastAsia="맑은 고딕"/>
                 <w:szCs w:val="24"/>
               </w:rPr>
-              <w:t>≈ 0% (</w:t>
-            </w:r>
-            <w:proofErr w:type="spellStart"/>
-            <w:r>
-              <w:rPr>
-                <w:rFonts w:eastAsia="맑은 고딕"/>
-                <w:szCs w:val="24"/>
-              </w:rPr>
-              <w:t>미사용</w:t>
-            </w:r>
-            <w:proofErr w:type="spellEnd"/>
-            <w:r>
-              <w:rPr>
-                <w:rFonts w:eastAsia="맑은 고딕"/>
-                <w:szCs w:val="24"/>
-              </w:rPr>
-              <w:t>)</w:t>
+              <w:t>≈ 0% (미사용)</w:t>
             </w:r>
           </w:p>
         </w:tc>
@@ -12731,33 +8598,8 @@
                 <w:rFonts w:eastAsia="맑은 고딕"/>
                 <w:szCs w:val="24"/>
               </w:rPr>
-              <w:t xml:space="preserve">AGV </w:t>
-            </w:r>
-            <w:proofErr w:type="spellStart"/>
-            <w:r>
-              <w:rPr>
-                <w:rFonts w:eastAsia="맑은 고딕"/>
-                <w:szCs w:val="24"/>
-              </w:rPr>
-              <w:t>평균</w:t>
-            </w:r>
-            <w:proofErr w:type="spellEnd"/>
-            <w:r>
-              <w:rPr>
-                <w:rFonts w:eastAsia="맑은 고딕"/>
-                <w:szCs w:val="24"/>
-              </w:rPr>
-              <w:t xml:space="preserve"> </w:t>
-            </w:r>
-            <w:proofErr w:type="spellStart"/>
-            <w:r>
-              <w:rPr>
-                <w:rFonts w:eastAsia="맑은 고딕"/>
-                <w:szCs w:val="24"/>
-              </w:rPr>
-              <w:t>가동률</w:t>
-            </w:r>
-            <w:proofErr w:type="spellEnd"/>
+              <w:t xml:space="preserve">AGV 평균 가동률</w:t>
+            </w:r>
           </w:p>
         </w:tc>
         <w:tc>
@@ -12804,7 +8646,7 @@
                 <w:szCs w:val="24"/>
                 <w:lang w:eastAsia="ko-KR"/>
               </w:rPr>
-              <w:t>약 50%</w:t>
+              <w:t>50%</w:t>
             </w:r>
           </w:p>
         </w:tc>
@@ -12828,7 +8670,6 @@
           <w:lang w:eastAsia="ko-KR"/>
         </w:rPr>
       </w:pPr>
-      <w:proofErr w:type="spellStart"/>
       <w:r>
         <w:rPr>
           <w:rFonts w:eastAsia="맑은 고딕"/>
@@ -12836,52 +8677,7 @@
           <w:lang w:eastAsia="ko-KR"/>
         </w:rPr>
         <w:lastRenderedPageBreak/>
-        <w:t>제함기</w:t>
-      </w:r>
-      <w:proofErr w:type="spellEnd"/>
-      <w:r>
-        <w:rPr>
-          <w:rFonts w:eastAsia="맑은 고딕"/>
-          <w:szCs w:val="24"/>
-          <w:lang w:eastAsia="ko-KR"/>
-        </w:rPr>
-        <w:t xml:space="preserve"> 부하 분산 개선으로 </w:t>
-      </w:r>
-      <w:proofErr w:type="spellStart"/>
-      <w:r>
-        <w:rPr>
-          <w:rFonts w:eastAsia="맑은 고딕"/>
-          <w:szCs w:val="24"/>
-          <w:lang w:eastAsia="ko-KR"/>
-        </w:rPr>
-        <w:t>제함기</w:t>
-      </w:r>
-      <w:proofErr w:type="spellEnd"/>
-      <w:r>
-        <w:rPr>
-          <w:rFonts w:eastAsia="맑은 고딕"/>
-          <w:szCs w:val="24"/>
-          <w:lang w:eastAsia="ko-KR"/>
-        </w:rPr>
-        <w:t xml:space="preserve">1·2가 각각 약 37.5%씩 부하를 나누어 처리하게 되어 병목이 해소되었다. AGV 최근접 배차 및 대수 최적화로 AGV 평균 이동 거리가 단축되고 사이클 타임이 감소하였다. </w:t>
-      </w:r>
-      <w:proofErr w:type="spellStart"/>
-      <w:r>
-        <w:rPr>
-          <w:rFonts w:eastAsia="맑은 고딕"/>
-          <w:szCs w:val="24"/>
-          <w:lang w:eastAsia="ko-KR"/>
-        </w:rPr>
-        <w:t>파렛타이저</w:t>
-      </w:r>
-      <w:proofErr w:type="spellEnd"/>
-      <w:r>
-        <w:rPr>
-          <w:rFonts w:eastAsia="맑은 고딕"/>
-          <w:szCs w:val="24"/>
-          <w:lang w:eastAsia="ko-KR"/>
-        </w:rPr>
-        <w:t xml:space="preserve"> 슬롯 동적 배정으로 소량 지점이 빠르게 처리·완료되어 슬롯 회전율이 향상되었다.</w:t>
+        <w:t xml:space="preserve">AGV 최근접 배차 및 대수 최적화로 AGV 평균 이동 거리가 단축되고 사이클 타임이 감소하였으며, 파렛타이저 슬롯 동적 배정으로 소량 지점이 빠르게 처리·완료되어 슬롯 회전율이 향상되었다. 반면 제함기 부하 분산의 실측 기여는 제한적으로(제함기2 가동률 4.8%), 처리량 개선의 주된 동력은 개선 ②·③과 안정화 설정으로 분석된다.</w:t>
       </w:r>
     </w:p>
     <w:p>
@@ -13034,21 +8830,7 @@
           <w:lang w:eastAsia="ko-KR"/>
         </w:rPr>
         <w:instrText xml:space="preserve"> SEQ </w:instrText>
-      </w:r>
-      <w:r>
-        <w:rPr>
-          <w:sz w:val="24"/>
-          <w:szCs w:val="24"/>
-          <w:lang w:eastAsia="ko-KR"/>
-        </w:rPr>
         <w:instrText>표</w:instrText>
-      </w:r>
-      <w:r>
-        <w:rPr>
-          <w:sz w:val="24"/>
-          <w:szCs w:val="24"/>
-          <w:lang w:eastAsia="ko-KR"/>
-        </w:rPr>
         <w:instrText xml:space="preserve"> \* ARABIC </w:instrText>
       </w:r>
       <w:r>
@@ -13123,19 +8905,8 @@
                 <w:color w:val="FFFFFF"/>
                 <w:szCs w:val="24"/>
               </w:rPr>
-              <w:t xml:space="preserve">AGV </w:t>
-            </w:r>
-            <w:proofErr w:type="spellStart"/>
-            <w:r>
-              <w:rPr>
-                <w:rFonts w:eastAsia="맑은 고딕"/>
-                <w:b/>
-                <w:color w:val="FFFFFF"/>
-                <w:szCs w:val="24"/>
-              </w:rPr>
-              <w:t>대수</w:t>
-            </w:r>
-            <w:proofErr w:type="spellEnd"/>
+              <w:t xml:space="preserve">AGV 대수</w:t>
+            </w:r>
           </w:p>
         </w:tc>
         <w:tc>
@@ -13152,7 +8923,6 @@
                 <w:szCs w:val="24"/>
               </w:rPr>
             </w:pPr>
-            <w:proofErr w:type="spellStart"/>
             <w:r>
               <w:rPr>
                 <w:rFonts w:eastAsia="맑은 고딕"/>
@@ -13160,37 +8930,7 @@
                 <w:color w:val="FFFFFF"/>
                 <w:szCs w:val="24"/>
               </w:rPr>
-              <w:t>완료</w:t>
-            </w:r>
-            <w:proofErr w:type="spellEnd"/>
-            <w:r>
-              <w:rPr>
-                <w:rFonts w:eastAsia="맑은 고딕"/>
-                <w:b/>
-                <w:color w:val="FFFFFF"/>
-                <w:szCs w:val="24"/>
-              </w:rPr>
-              <w:t xml:space="preserve"> </w:t>
-            </w:r>
-            <w:proofErr w:type="spellStart"/>
-            <w:r>
-              <w:rPr>
-                <w:rFonts w:eastAsia="맑은 고딕"/>
-                <w:b/>
-                <w:color w:val="FFFFFF"/>
-                <w:szCs w:val="24"/>
-              </w:rPr>
-              <w:t>팔레트</w:t>
-            </w:r>
-            <w:proofErr w:type="spellEnd"/>
-            <w:r>
-              <w:rPr>
-                <w:rFonts w:eastAsia="맑은 고딕"/>
-                <w:b/>
-                <w:color w:val="FFFFFF"/>
-                <w:szCs w:val="24"/>
-              </w:rPr>
-              <w:t xml:space="preserve"> (5hr)</w:t>
+              <w:t xml:space="preserve">완료 팔레트 (5hr)</w:t>
             </w:r>
           </w:p>
         </w:tc>
@@ -13217,29 +8957,7 @@
                 <w:szCs w:val="24"/>
                 <w:lang w:eastAsia="ko-KR"/>
               </w:rPr>
-              <w:t>시간당 처리량 (팔레트/</w:t>
-            </w:r>
-            <w:proofErr w:type="spellStart"/>
-            <w:r>
-              <w:rPr>
-                <w:rFonts w:eastAsia="맑은 고딕"/>
-                <w:b/>
-                <w:color w:val="FFFFFF"/>
-                <w:szCs w:val="24"/>
-                <w:lang w:eastAsia="ko-KR"/>
-              </w:rPr>
-              <w:t>hr</w:t>
-            </w:r>
-            <w:proofErr w:type="spellEnd"/>
-            <w:r>
-              <w:rPr>
-                <w:rFonts w:eastAsia="맑은 고딕"/>
-                <w:b/>
-                <w:color w:val="FFFFFF"/>
-                <w:szCs w:val="24"/>
-                <w:lang w:eastAsia="ko-KR"/>
-              </w:rPr>
-              <w:t>)</w:t>
+              <w:t>시간당 처리량 (팔레트/hr)</w:t>
             </w:r>
           </w:p>
         </w:tc>
@@ -13264,19 +8982,8 @@
                 <w:color w:val="FFFFFF"/>
                 <w:szCs w:val="24"/>
               </w:rPr>
-              <w:t xml:space="preserve">AGV </w:t>
-            </w:r>
-            <w:proofErr w:type="spellStart"/>
-            <w:r>
-              <w:rPr>
-                <w:rFonts w:eastAsia="맑은 고딕"/>
-                <w:b/>
-                <w:color w:val="FFFFFF"/>
-                <w:szCs w:val="24"/>
-              </w:rPr>
-              <w:t>가동률</w:t>
-            </w:r>
-            <w:proofErr w:type="spellEnd"/>
+              <w:t xml:space="preserve">AGV 가동률</w:t>
+            </w:r>
           </w:p>
         </w:tc>
         <w:tc>
@@ -13319,20 +9026,7 @@
             <w:vAlign w:val="center"/>
           </w:tcPr>
           <w:p>
-            <w:pPr>
-              <w:spacing w:before="40" w:after="40" w:line="288" w:lineRule="auto"/>
-              <w:jc w:val="center"/>
-              <w:rPr>
-                <w:szCs w:val="24"/>
-                <w:lang w:eastAsia="ko-KR"/>
-              </w:rPr>
-            </w:pPr>
-            <w:r>
-              <w:rPr>
-                <w:rFonts w:eastAsia="맑은 고딕" w:hint="eastAsia"/>
-                <w:szCs w:val="24"/>
-                <w:lang w:eastAsia="ko-KR"/>
-              </w:rPr>
+            <w:r>
               <w:t>15</w:t>
             </w:r>
           </w:p>
@@ -13343,20 +9037,8 @@
             <w:vAlign w:val="center"/>
           </w:tcPr>
           <w:p>
-            <w:pPr>
-              <w:spacing w:before="40" w:after="40" w:line="288" w:lineRule="auto"/>
-              <w:jc w:val="center"/>
-              <w:rPr>
-                <w:szCs w:val="24"/>
-              </w:rPr>
-            </w:pPr>
-            <w:r>
-              <w:rPr>
-                <w:rFonts w:eastAsia="맑은 고딕" w:hint="eastAsia"/>
-                <w:szCs w:val="24"/>
-                <w:lang w:eastAsia="ko-KR"/>
-              </w:rPr>
-              <w:t>14 팔레트</w:t>
+            <w:r>
+              <w:t>20 팔레트</w:t>
             </w:r>
           </w:p>
         </w:tc>
@@ -13366,33 +9048,9 @@
             <w:vAlign w:val="center"/>
           </w:tcPr>
           <w:p>
-            <w:pPr>
-              <w:spacing w:before="40" w:after="40" w:line="288" w:lineRule="auto"/>
-              <w:jc w:val="center"/>
-              <w:rPr>
-                <w:rFonts w:eastAsia="맑은 고딕"/>
-                <w:szCs w:val="24"/>
-                <w:lang w:eastAsia="ko-KR"/>
-              </w:rPr>
-            </w:pPr>
-            <w:r>
-              <w:rPr>
-                <w:rFonts w:eastAsia="맑은 고딕" w:hint="eastAsia"/>
-                <w:szCs w:val="24"/>
-                <w:lang w:eastAsia="ko-KR"/>
-              </w:rPr>
-              <w:t>2.8 팔레트/</w:t>
-            </w:r>
-            <w:proofErr w:type="spellStart"/>
-            <w:r>
-              <w:rPr>
-                <w:rFonts w:eastAsia="맑은 고딕" w:hint="eastAsia"/>
-                <w:szCs w:val="24"/>
-                <w:lang w:eastAsia="ko-KR"/>
-              </w:rPr>
-              <w:t>hr</w:t>
-            </w:r>
-            <w:proofErr w:type="spellEnd"/>
+            <w:r>
+              <w:t>4.0 팔레트/hr</w:t>
+            </w:r>
           </w:p>
         </w:tc>
         <w:tc>
@@ -13401,22 +9059,8 @@
             <w:vAlign w:val="center"/>
           </w:tcPr>
           <w:p>
-            <w:pPr>
-              <w:spacing w:before="40" w:after="40" w:line="288" w:lineRule="auto"/>
-              <w:jc w:val="center"/>
-              <w:rPr>
-                <w:rFonts w:eastAsia="맑은 고딕"/>
-                <w:szCs w:val="24"/>
-                <w:lang w:eastAsia="ko-KR"/>
-              </w:rPr>
-            </w:pPr>
-            <w:r>
-              <w:rPr>
-                <w:rFonts w:eastAsia="맑은 고딕" w:hint="eastAsia"/>
-                <w:szCs w:val="24"/>
-                <w:lang w:eastAsia="ko-KR"/>
-              </w:rPr>
-              <w:t>약 80%</w:t>
+            <w:r>
+              <w:t>60.0%</w:t>
             </w:r>
           </w:p>
         </w:tc>
@@ -13426,22 +9070,8 @@
             <w:vAlign w:val="center"/>
           </w:tcPr>
           <w:p>
-            <w:pPr>
-              <w:spacing w:before="40" w:after="40" w:line="288" w:lineRule="auto"/>
-              <w:jc w:val="center"/>
-              <w:rPr>
-                <w:rFonts w:eastAsia="맑은 고딕"/>
-                <w:szCs w:val="24"/>
-                <w:lang w:eastAsia="ko-KR"/>
-              </w:rPr>
-            </w:pPr>
-            <w:r>
-              <w:rPr>
-                <w:rFonts w:eastAsia="맑은 고딕" w:hint="eastAsia"/>
-                <w:szCs w:val="24"/>
-                <w:lang w:eastAsia="ko-KR"/>
-              </w:rPr>
-              <w:t>후반 교착 · 운영 불가</w:t>
+            <w:r>
+              <w:t>처리량 동일 · 가동률 높음</w:t>
             </w:r>
           </w:p>
         </w:tc>
@@ -13457,20 +9087,7 @@
             <w:vAlign w:val="center"/>
           </w:tcPr>
           <w:p>
-            <w:pPr>
-              <w:spacing w:before="40" w:after="40" w:line="288" w:lineRule="auto"/>
-              <w:jc w:val="center"/>
-              <w:rPr>
-                <w:szCs w:val="24"/>
-                <w:lang w:eastAsia="ko-KR"/>
-              </w:rPr>
-            </w:pPr>
-            <w:r>
-              <w:rPr>
-                <w:rFonts w:eastAsia="맑은 고딕" w:hint="eastAsia"/>
-                <w:szCs w:val="24"/>
-                <w:lang w:eastAsia="ko-KR"/>
-              </w:rPr>
+            <w:r>
               <w:t>20</w:t>
             </w:r>
           </w:p>
@@ -13482,21 +9099,8 @@
             <w:vAlign w:val="center"/>
           </w:tcPr>
           <w:p>
-            <w:pPr>
-              <w:spacing w:before="40" w:after="40" w:line="288" w:lineRule="auto"/>
-              <w:jc w:val="center"/>
-              <w:rPr>
-                <w:szCs w:val="24"/>
-                <w:lang w:eastAsia="ko-KR"/>
-              </w:rPr>
-            </w:pPr>
-            <w:r>
-              <w:rPr>
-                <w:rFonts w:eastAsia="맑은 고딕" w:cs="맑은 고딕" w:hint="eastAsia"/>
-                <w:szCs w:val="24"/>
-                <w:lang w:eastAsia="ko-KR"/>
-              </w:rPr>
-              <w:t>8 팔레트</w:t>
+            <w:r>
+              <w:t>20 팔레트</w:t>
             </w:r>
           </w:p>
         </w:tc>
@@ -13507,32 +9111,9 @@
             <w:vAlign w:val="center"/>
           </w:tcPr>
           <w:p>
-            <w:pPr>
-              <w:spacing w:before="40" w:after="40" w:line="288" w:lineRule="auto"/>
-              <w:jc w:val="center"/>
-              <w:rPr>
-                <w:szCs w:val="24"/>
-                <w:lang w:eastAsia="ko-KR"/>
-              </w:rPr>
-            </w:pPr>
-            <w:r>
-              <w:rPr>
-                <w:rFonts w:eastAsia="맑은 고딕" w:cs="맑은 고딕" w:hint="eastAsia"/>
-                <w:szCs w:val="24"/>
-                <w:lang w:eastAsia="ko-KR"/>
-              </w:rPr>
-              <w:t>1.6 팔레트/</w:t>
-            </w:r>
-            <w:proofErr w:type="spellStart"/>
-            <w:r>
-              <w:rPr>
-                <w:rFonts w:eastAsia="맑은 고딕" w:cs="맑은 고딕" w:hint="eastAsia"/>
-                <w:szCs w:val="24"/>
-                <w:lang w:eastAsia="ko-KR"/>
-              </w:rPr>
-              <w:t>hr</w:t>
-            </w:r>
-            <w:proofErr w:type="spellEnd"/>
+            <w:r>
+              <w:t>4.0 팔레트/hr</w:t>
+            </w:r>
           </w:p>
         </w:tc>
         <w:tc>
@@ -13542,21 +9123,8 @@
             <w:vAlign w:val="center"/>
           </w:tcPr>
           <w:p>
-            <w:pPr>
-              <w:spacing w:before="40" w:after="40" w:line="288" w:lineRule="auto"/>
-              <w:jc w:val="center"/>
-              <w:rPr>
-                <w:szCs w:val="24"/>
-                <w:lang w:eastAsia="ko-KR"/>
-              </w:rPr>
-            </w:pPr>
-            <w:r>
-              <w:rPr>
-                <w:rFonts w:eastAsia="맑은 고딕" w:cs="맑은 고딕" w:hint="eastAsia"/>
-                <w:szCs w:val="24"/>
-                <w:lang w:eastAsia="ko-KR"/>
-              </w:rPr>
-              <w:t>약 35%</w:t>
+            <w:r>
+              <w:t>50.0%</w:t>
             </w:r>
           </w:p>
         </w:tc>
@@ -13567,38 +9135,8 @@
             <w:vAlign w:val="center"/>
           </w:tcPr>
           <w:p>
-            <w:pPr>
-              <w:spacing w:before="40" w:after="40" w:line="288" w:lineRule="auto"/>
-              <w:jc w:val="center"/>
-              <w:rPr>
-                <w:rFonts w:eastAsia="맑은 고딕" w:cs="맑은 고딕"/>
-                <w:szCs w:val="24"/>
-                <w:lang w:eastAsia="ko-KR"/>
-              </w:rPr>
-            </w:pPr>
-            <w:r>
-              <w:rPr>
-                <w:rFonts w:eastAsia="맑은 고딕" w:cs="맑은 고딕" w:hint="eastAsia"/>
-                <w:szCs w:val="24"/>
-                <w:lang w:eastAsia="ko-KR"/>
-              </w:rPr>
-              <w:t>1/3 지점 교착</w:t>
-            </w:r>
-            <w:r>
-              <w:rPr>
-                <w:rFonts w:eastAsia="맑은 고딕" w:cs="맑은 고딕"/>
-                <w:szCs w:val="24"/>
-                <w:lang w:eastAsia="ko-KR"/>
-              </w:rPr>
-              <w:br/>
-            </w:r>
-            <w:r>
-              <w:rPr>
-                <w:rFonts w:eastAsia="맑은 고딕" w:cs="맑은 고딕" w:hint="eastAsia"/>
-                <w:szCs w:val="24"/>
-                <w:lang w:eastAsia="ko-KR"/>
-              </w:rPr>
-              <w:t>운영 불가</w:t>
+            <w:r>
+              <w:t>처리량 동일</w:t>
             </w:r>
           </w:p>
         </w:tc>
@@ -13614,20 +9152,7 @@
             <w:vAlign w:val="center"/>
           </w:tcPr>
           <w:p>
-            <w:pPr>
-              <w:spacing w:before="40" w:after="40" w:line="288" w:lineRule="auto"/>
-              <w:jc w:val="center"/>
-              <w:rPr>
-                <w:szCs w:val="24"/>
-                <w:lang w:eastAsia="ko-KR"/>
-              </w:rPr>
-            </w:pPr>
-            <w:r>
-              <w:rPr>
-                <w:rFonts w:eastAsia="맑은 고딕" w:hint="eastAsia"/>
-                <w:szCs w:val="24"/>
-                <w:lang w:eastAsia="ko-KR"/>
-              </w:rPr>
+            <w:r>
               <w:t>25 (TO-BE)</w:t>
             </w:r>
           </w:p>
@@ -13639,20 +9164,8 @@
             <w:vAlign w:val="center"/>
           </w:tcPr>
           <w:p>
-            <w:pPr>
-              <w:spacing w:before="40" w:after="40" w:line="288" w:lineRule="auto"/>
-              <w:jc w:val="center"/>
-              <w:rPr>
-                <w:szCs w:val="24"/>
-              </w:rPr>
-            </w:pPr>
-            <w:r>
-              <w:rPr>
-                <w:rFonts w:eastAsia="맑은 고딕" w:hint="eastAsia"/>
-                <w:szCs w:val="24"/>
-                <w:lang w:eastAsia="ko-KR"/>
-              </w:rPr>
-              <w:t>21 팔레트</w:t>
+            <w:r>
+              <w:t>20 팔레트</w:t>
             </w:r>
           </w:p>
         </w:tc>
@@ -13663,31 +9176,9 @@
             <w:vAlign w:val="center"/>
           </w:tcPr>
           <w:p>
-            <w:pPr>
-              <w:spacing w:before="40" w:after="40" w:line="288" w:lineRule="auto"/>
-              <w:jc w:val="center"/>
-              <w:rPr>
-                <w:szCs w:val="24"/>
-              </w:rPr>
-            </w:pPr>
-            <w:r>
-              <w:rPr>
-                <w:rFonts w:eastAsia="맑은 고딕" w:hint="eastAsia"/>
-                <w:szCs w:val="24"/>
-                <w:lang w:eastAsia="ko-KR"/>
-              </w:rPr>
-              <w:t>4.2/</w:t>
-            </w:r>
-            <w:proofErr w:type="spellStart"/>
-            <w:r>
-              <w:rPr>
-                <w:rFonts w:eastAsia="맑은 고딕" w:hint="eastAsia"/>
-                <w:szCs w:val="24"/>
-                <w:lang w:eastAsia="ko-KR"/>
-              </w:rPr>
-              <w:t>hr</w:t>
-            </w:r>
-            <w:proofErr w:type="spellEnd"/>
+            <w:r>
+              <w:t>4.0 팔레트/hr</w:t>
+            </w:r>
           </w:p>
         </w:tc>
         <w:tc>
@@ -13697,20 +9188,8 @@
             <w:vAlign w:val="center"/>
           </w:tcPr>
           <w:p>
-            <w:pPr>
-              <w:spacing w:before="40" w:after="40" w:line="288" w:lineRule="auto"/>
-              <w:jc w:val="center"/>
-              <w:rPr>
-                <w:szCs w:val="24"/>
-              </w:rPr>
-            </w:pPr>
-            <w:r>
-              <w:rPr>
-                <w:rFonts w:eastAsia="맑은 고딕" w:cs="맑은 고딕" w:hint="eastAsia"/>
-                <w:szCs w:val="24"/>
-                <w:lang w:eastAsia="ko-KR"/>
-              </w:rPr>
-              <w:t>약 50%</w:t>
+            <w:r>
+              <w:t>50%</w:t>
             </w:r>
           </w:p>
         </w:tc>
@@ -13721,38 +9200,8 @@
             <w:vAlign w:val="center"/>
           </w:tcPr>
           <w:p>
-            <w:pPr>
-              <w:spacing w:before="40" w:after="40" w:line="288" w:lineRule="auto"/>
-              <w:jc w:val="center"/>
-              <w:rPr>
-                <w:rFonts w:eastAsia="맑은 고딕" w:cs="맑은 고딕"/>
-                <w:szCs w:val="24"/>
-                <w:lang w:eastAsia="ko-KR"/>
-              </w:rPr>
-            </w:pPr>
-            <w:r>
-              <w:rPr>
-                <w:rFonts w:eastAsia="맑은 고딕" w:cs="맑은 고딕" w:hint="eastAsia"/>
-                <w:szCs w:val="24"/>
-                <w:lang w:eastAsia="ko-KR"/>
-              </w:rPr>
-              <w:t>후반 교착 · 운영 불가</w:t>
-            </w:r>
-            <w:r>
-              <w:rPr>
-                <w:rFonts w:eastAsia="맑은 고딕" w:cs="맑은 고딕"/>
-                <w:szCs w:val="24"/>
-                <w:lang w:eastAsia="ko-KR"/>
-              </w:rPr>
-              <w:br/>
-            </w:r>
-            <w:r>
-              <w:rPr>
-                <w:rFonts w:eastAsia="맑은 고딕" w:cs="맑은 고딕" w:hint="eastAsia"/>
-                <w:szCs w:val="24"/>
-                <w:lang w:eastAsia="ko-KR"/>
-              </w:rPr>
-              <w:t>( 기준시나리오)</w:t>
+            <w:r>
+              <w:t>기준 시나리오 · AS-IS 대비</w:t>
             </w:r>
           </w:p>
         </w:tc>
@@ -13767,20 +9216,7 @@
             <w:vAlign w:val="center"/>
           </w:tcPr>
           <w:p>
-            <w:pPr>
-              <w:spacing w:before="40" w:after="40" w:line="288" w:lineRule="auto"/>
-              <w:jc w:val="center"/>
-              <w:rPr>
-                <w:szCs w:val="24"/>
-                <w:lang w:eastAsia="ko-KR"/>
-              </w:rPr>
-            </w:pPr>
-            <w:r>
-              <w:rPr>
-                <w:rFonts w:eastAsia="맑은 고딕" w:hint="eastAsia"/>
-                <w:szCs w:val="24"/>
-                <w:lang w:eastAsia="ko-KR"/>
-              </w:rPr>
+            <w:r>
               <w:t>35</w:t>
             </w:r>
           </w:p>
@@ -13791,22 +9227,8 @@
             <w:vAlign w:val="center"/>
           </w:tcPr>
           <w:p>
-            <w:pPr>
-              <w:spacing w:before="40" w:after="40" w:line="288" w:lineRule="auto"/>
-              <w:jc w:val="center"/>
-              <w:rPr>
-                <w:rFonts w:eastAsia="맑은 고딕"/>
-                <w:szCs w:val="24"/>
-                <w:lang w:eastAsia="ko-KR"/>
-              </w:rPr>
-            </w:pPr>
-            <w:r>
-              <w:rPr>
-                <w:rFonts w:eastAsia="맑은 고딕" w:hint="eastAsia"/>
-                <w:szCs w:val="24"/>
-                <w:lang w:eastAsia="ko-KR"/>
-              </w:rPr>
-              <w:t>2 팔레트</w:t>
+            <w:r>
+              <w:t>20 팔레트</w:t>
             </w:r>
           </w:p>
         </w:tc>
@@ -13816,32 +9238,9 @@
             <w:vAlign w:val="center"/>
           </w:tcPr>
           <w:p>
-            <w:pPr>
-              <w:spacing w:before="40" w:after="40" w:line="288" w:lineRule="auto"/>
-              <w:jc w:val="center"/>
-              <w:rPr>
-                <w:szCs w:val="24"/>
-                <w:lang w:eastAsia="ko-KR"/>
-              </w:rPr>
-            </w:pPr>
-            <w:r>
-              <w:rPr>
-                <w:rFonts w:eastAsia="맑은 고딕" w:hint="eastAsia"/>
-                <w:szCs w:val="24"/>
-                <w:lang w:eastAsia="ko-KR"/>
-              </w:rPr>
-              <w:t>0.4 팔레트/</w:t>
-            </w:r>
-            <w:proofErr w:type="spellStart"/>
-            <w:r>
-              <w:rPr>
-                <w:rFonts w:eastAsia="맑은 고딕" w:hint="eastAsia"/>
-                <w:szCs w:val="24"/>
-                <w:lang w:eastAsia="ko-KR"/>
-              </w:rPr>
-              <w:t>hr</w:t>
-            </w:r>
-            <w:proofErr w:type="spellEnd"/>
+            <w:r>
+              <w:t>4.0 팔레트/hr</w:t>
+            </w:r>
           </w:p>
         </w:tc>
         <w:tc>
@@ -13850,21 +9249,8 @@
             <w:vAlign w:val="center"/>
           </w:tcPr>
           <w:p>
-            <w:pPr>
-              <w:spacing w:before="40" w:after="40" w:line="288" w:lineRule="auto"/>
-              <w:jc w:val="center"/>
-              <w:rPr>
-                <w:szCs w:val="24"/>
-                <w:lang w:eastAsia="ko-KR"/>
-              </w:rPr>
-            </w:pPr>
-            <w:r>
-              <w:rPr>
-                <w:rFonts w:eastAsia="맑은 고딕" w:hint="eastAsia"/>
-                <w:szCs w:val="24"/>
-                <w:lang w:eastAsia="ko-KR"/>
-              </w:rPr>
-              <w:t>약 30%</w:t>
+            <w:r>
+              <w:t>34.3%</w:t>
             </w:r>
           </w:p>
         </w:tc>
@@ -13874,38 +9260,8 @@
             <w:vAlign w:val="center"/>
           </w:tcPr>
           <w:p>
-            <w:pPr>
-              <w:spacing w:before="40" w:after="40" w:line="288" w:lineRule="auto"/>
-              <w:jc w:val="center"/>
-              <w:rPr>
-                <w:rFonts w:eastAsia="맑은 고딕"/>
-                <w:szCs w:val="24"/>
-                <w:lang w:eastAsia="ko-KR"/>
-              </w:rPr>
-            </w:pPr>
-            <w:r>
-              <w:rPr>
-                <w:rFonts w:eastAsia="맑은 고딕" w:hint="eastAsia"/>
-                <w:szCs w:val="24"/>
-                <w:lang w:eastAsia="ko-KR"/>
-              </w:rPr>
-              <w:t>초반 교착</w:t>
-            </w:r>
-            <w:r>
-              <w:rPr>
-                <w:rFonts w:eastAsia="맑은 고딕"/>
-                <w:szCs w:val="24"/>
-                <w:lang w:eastAsia="ko-KR"/>
-              </w:rPr>
-              <w:br/>
-            </w:r>
-            <w:r>
-              <w:rPr>
-                <w:rFonts w:eastAsia="맑은 고딕" w:hint="eastAsia"/>
-                <w:szCs w:val="24"/>
-                <w:lang w:eastAsia="ko-KR"/>
-              </w:rPr>
-              <w:t>운영 불가</w:t>
+            <w:r>
+              <w:t>처리량 동일 · 교착 없음</w:t>
             </w:r>
           </w:p>
         </w:tc>
@@ -13931,67 +9287,7 @@
         </w:rPr>
       </w:pPr>
       <w:r>
-        <w:rPr>
-          <w:rFonts w:eastAsia="맑은 고딕"/>
-          <w:szCs w:val="24"/>
-          <w:lang w:eastAsia="ko-KR"/>
-        </w:rPr>
-        <w:lastRenderedPageBreak/>
-        <w:t xml:space="preserve">AGV 대수가 지나치게 많으면 동선 충돌 및 대기로 인해 처리량이 오히려 감소하거나 정체된다. 반면 너무 적으면 박스가 </w:t>
-      </w:r>
-      <w:proofErr w:type="spellStart"/>
-      <w:r>
-        <w:rPr>
-          <w:rFonts w:eastAsia="맑은 고딕"/>
-          <w:szCs w:val="24"/>
-          <w:lang w:eastAsia="ko-KR"/>
-        </w:rPr>
-        <w:t>제함기에서</w:t>
-      </w:r>
-      <w:proofErr w:type="spellEnd"/>
-      <w:r>
-        <w:rPr>
-          <w:rFonts w:eastAsia="맑은 고딕"/>
-          <w:szCs w:val="24"/>
-          <w:lang w:eastAsia="ko-KR"/>
-        </w:rPr>
-        <w:t xml:space="preserve"> 생성되어도 수령 AGV가 없어 지연이 발생한다. 15·20·35대 실험에서는 교착으로 </w:t>
-      </w:r>
-      <w:proofErr w:type="spellStart"/>
-      <w:r>
-        <w:rPr>
-          <w:rFonts w:eastAsia="맑은 고딕"/>
-          <w:szCs w:val="24"/>
-          <w:lang w:eastAsia="ko-KR"/>
-        </w:rPr>
-        <w:t>무진행</w:t>
-      </w:r>
-      <w:proofErr w:type="spellEnd"/>
-      <w:r>
-        <w:rPr>
-          <w:rFonts w:eastAsia="맑은 고딕"/>
-          <w:szCs w:val="24"/>
-          <w:lang w:eastAsia="ko-KR"/>
-        </w:rPr>
-        <w:t xml:space="preserve"> 구간이 발생하였고, 25대만 5</w:t>
-      </w:r>
-      <w:proofErr w:type="gramStart"/>
-      <w:r>
-        <w:rPr>
-          <w:rFonts w:eastAsia="맑은 고딕"/>
-          <w:szCs w:val="24"/>
-          <w:lang w:eastAsia="ko-KR"/>
-        </w:rPr>
-        <w:t>시간(</w:t>
-      </w:r>
-      <w:proofErr w:type="gramEnd"/>
-      <w:r>
-        <w:rPr>
-          <w:rFonts w:eastAsia="맑은 고딕"/>
-          <w:szCs w:val="24"/>
-          <w:lang w:eastAsia="ko-KR"/>
-        </w:rPr>
-        <w:t>18,000초) 끝까지 정상 운영되었다. 대수가 지나치게 많거나 적으면 교차로 혼잡·교착이 발생하며, 25대가 처리량·가동률의 실용 최적점이다.</w:t>
+        <w:t>AGV 15·20·25·35대 4수준을 실험한 결과, 5시간(18,000초) 완료 팔레트는 모두 20개(640박스)로 동일하였다. AGV 가동률만 대수에 따라 달라졌으며(15대 60.0%, 20대 50.0%, 25대 50.0%, 35대 34.3%), 처리량 병목은 AGV가 아닌 파렛타이저·슬롯 등 하류 공정에 있음을 확인하였다. 동일 성능에서 최소 투입(15대)을 경제적 대안으로 검토할 수 있으며, 본 연구의 AS-IS 대비 비교는 agvCount=25 기준 시나리오를 사용하였다.</w:t>
       </w:r>
     </w:p>
     <w:p>
@@ -14072,43 +9368,7 @@
           <w:szCs w:val="24"/>
           <w:lang w:eastAsia="ko-KR"/>
         </w:rPr>
-        <w:t xml:space="preserve">본 연구는 (주)K-Logistics </w:t>
-      </w:r>
-      <w:proofErr w:type="spellStart"/>
-      <w:r>
-        <w:rPr>
-          <w:rFonts w:eastAsia="맑은 고딕"/>
-          <w:szCs w:val="24"/>
-          <w:lang w:eastAsia="ko-KR"/>
-        </w:rPr>
-        <w:t>풀필먼트</w:t>
-      </w:r>
-      <w:proofErr w:type="spellEnd"/>
-      <w:r>
-        <w:rPr>
-          <w:rFonts w:eastAsia="맑은 고딕"/>
-          <w:szCs w:val="24"/>
-          <w:lang w:eastAsia="ko-KR"/>
-        </w:rPr>
-        <w:t xml:space="preserve"> 센터의 </w:t>
-      </w:r>
-      <w:proofErr w:type="spellStart"/>
-      <w:r>
-        <w:rPr>
-          <w:rFonts w:eastAsia="맑은 고딕"/>
-          <w:szCs w:val="24"/>
-          <w:lang w:eastAsia="ko-KR"/>
-        </w:rPr>
-        <w:t>피킹</w:t>
-      </w:r>
-      <w:proofErr w:type="spellEnd"/>
-      <w:r>
-        <w:rPr>
-          <w:rFonts w:eastAsia="맑은 고딕"/>
-          <w:szCs w:val="24"/>
-          <w:lang w:eastAsia="ko-KR"/>
-        </w:rPr>
-        <w:t xml:space="preserve"> 프로세스에서 발생하는 구조적 병목을 컴퓨터 시뮬레이션으로 정량 분석하고, 세 가지 운영 로직 개선안을 제안·검증하였다.</w:t>
+        <w:t xml:space="preserve">본 연구는 (주)K-Logistics 풀필먼트 센터의 피킹 프로세스에서 발생하는 구조적 병목을 컴퓨터 시뮬레이션으로 정량 분석하고, 세 가지 운영 로직 개선안을 제안·검증하였다.</w:t>
       </w:r>
     </w:p>
     <w:p>
@@ -14136,61 +9396,7 @@
           <w:szCs w:val="24"/>
           <w:lang w:eastAsia="ko-KR"/>
         </w:rPr>
-        <w:t xml:space="preserve">핵심 병목은 S/A 박스(이론 75% · 실제 DB 91.7%)를 </w:t>
-      </w:r>
-      <w:proofErr w:type="spellStart"/>
-      <w:r>
-        <w:rPr>
-          <w:rFonts w:eastAsia="맑은 고딕"/>
-          <w:szCs w:val="24"/>
-          <w:lang w:eastAsia="ko-KR"/>
-        </w:rPr>
-        <w:t>제함기</w:t>
-      </w:r>
-      <w:proofErr w:type="spellEnd"/>
-      <w:r>
-        <w:rPr>
-          <w:rFonts w:eastAsia="맑은 고딕"/>
-          <w:szCs w:val="24"/>
-          <w:lang w:eastAsia="ko-KR"/>
-        </w:rPr>
-        <w:t xml:space="preserve">1 단독으로 처리하도록 설계된 라우팅 로직에서 비롯되었다. TO-BE 모델은 </w:t>
-      </w:r>
-      <w:proofErr w:type="spellStart"/>
-      <w:r>
-        <w:rPr>
-          <w:rFonts w:eastAsia="맑은 고딕"/>
-          <w:szCs w:val="24"/>
-          <w:lang w:eastAsia="ko-KR"/>
-        </w:rPr>
-        <w:t>제함기</w:t>
-      </w:r>
-      <w:proofErr w:type="spellEnd"/>
-      <w:r>
-        <w:rPr>
-          <w:rFonts w:eastAsia="맑은 고딕"/>
-          <w:szCs w:val="24"/>
-          <w:lang w:eastAsia="ko-KR"/>
-        </w:rPr>
-        <w:t xml:space="preserve"> 동적 부하 분산, AGV 최근접 배차 및 대수 최적화, </w:t>
-      </w:r>
-      <w:proofErr w:type="spellStart"/>
-      <w:r>
-        <w:rPr>
-          <w:rFonts w:eastAsia="맑은 고딕"/>
-          <w:szCs w:val="24"/>
-          <w:lang w:eastAsia="ko-KR"/>
-        </w:rPr>
-        <w:t>파렛타이저</w:t>
-      </w:r>
-      <w:proofErr w:type="spellEnd"/>
-      <w:r>
-        <w:rPr>
-          <w:rFonts w:eastAsia="맑은 고딕"/>
-          <w:szCs w:val="24"/>
-          <w:lang w:eastAsia="ko-KR"/>
-        </w:rPr>
-        <w:t xml:space="preserve"> 슬롯 동적 배정의 세 가지 운영 개선과 안정화를 통해 병목을 해소하고 작업 완료 시간을 유의미하게 단축하였다.</w:t>
+        <w:t xml:space="preserve">핵심 병목은 S/A 박스(DB 기준 91.7%)를 제함기1 단독으로 처리하도록 설계된 라우팅 로직에서 비롯되었다. TO-BE 모델은 제함기 동적 부하 분산, AGV 최근접 배차 및 대수 최적화, 파렛타이저 슬롯 동적 배정의 세 가지 운영 개선과 안정화를 통해 병목을 해소하고 작업 완료 시간을 유의미하게 단축하였다.</w:t>
       </w:r>
     </w:p>
     <w:p>
@@ -14212,7 +9418,6 @@
           <w:lang w:eastAsia="ko-KR"/>
         </w:rPr>
       </w:pPr>
-      <w:proofErr w:type="spellStart"/>
       <w:r>
         <w:rPr>
           <w:rFonts w:eastAsia="맑은 고딕"/>
@@ -14221,9 +9426,26 @@
           <w:lang w:eastAsia="ko-KR"/>
         </w:rPr>
         <w:lastRenderedPageBreak/>
-        <w:t>제함기</w:t>
-      </w:r>
-      <w:proofErr w:type="spellEnd"/>
+        <w:t xml:space="preserve">제함기 부하 분산: </w:t>
+      </w:r>
+      <w:r>
+        <w:rPr>
+          <w:rFonts w:eastAsia="맑은 고딕"/>
+          <w:szCs w:val="24"/>
+          <w:lang w:eastAsia="ko-KR"/>
+        </w:rPr>
+        <w:t xml:space="preserve">selectOutput1 조건 추가만으로 구현 가능한 Zero-Cost 개선이다. 실측 기여는 제한적이나(제함기2 가동률 4.8%), 하류 병목이 해소될수록 제함기2의 유휴 용량을 활용할 수 있는 구조적 대비책이다.</w:t>
+      </w:r>
+    </w:p>
+    <w:p>
+      <w:pPr>
+        <w:pStyle w:val="a"/>
+        <w:spacing w:after="80" w:line="384" w:lineRule="auto"/>
+        <w:rPr>
+          <w:szCs w:val="24"/>
+          <w:lang w:eastAsia="ko-KR"/>
+        </w:rPr>
+      </w:pPr>
       <w:r>
         <w:rPr>
           <w:rFonts w:eastAsia="맑은 고딕"/>
@@ -14231,7 +9453,7 @@
           <w:szCs w:val="24"/>
           <w:lang w:eastAsia="ko-KR"/>
         </w:rPr>
-        <w:t xml:space="preserve"> 부하 분산: </w:t>
+        <w:t xml:space="preserve">AGV 운영 최적화: </w:t>
       </w:r>
       <w:r>
         <w:rPr>
@@ -14239,25 +9461,7 @@
           <w:szCs w:val="24"/>
           <w:lang w:eastAsia="ko-KR"/>
         </w:rPr>
-        <w:t xml:space="preserve">selectOutput1 조건 추가만으로 구현 가능한 가장 단순하고 효과가 큰 개선이다. 추가 설비 없이 기존 </w:t>
-      </w:r>
-      <w:proofErr w:type="spellStart"/>
-      <w:r>
-        <w:rPr>
-          <w:rFonts w:eastAsia="맑은 고딕"/>
-          <w:szCs w:val="24"/>
-          <w:lang w:eastAsia="ko-KR"/>
-        </w:rPr>
-        <w:t>제함기</w:t>
-      </w:r>
-      <w:proofErr w:type="spellEnd"/>
-      <w:r>
-        <w:rPr>
-          <w:rFonts w:eastAsia="맑은 고딕"/>
-          <w:szCs w:val="24"/>
-          <w:lang w:eastAsia="ko-KR"/>
-        </w:rPr>
-        <w:t>2의 유휴 용량을 즉시 활용할 수 있다.</w:t>
+        <w:t>25대 운영은 40대 대비 운영 비용(유지보수, 충전) 절감과 처리량 향상을 동시에 달성한다. 최근접 배차 로직은 소프트웨어 파라미터 1개 변경으로 즉시 적용 가능하다.</w:t>
       </w:r>
     </w:p>
     <w:p>
@@ -14276,7 +9480,7 @@
           <w:szCs w:val="24"/>
           <w:lang w:eastAsia="ko-KR"/>
         </w:rPr>
-        <w:t xml:space="preserve">AGV 운영 최적화: </w:t>
+        <w:t xml:space="preserve">슬롯 동적 배정: </w:t>
       </w:r>
       <w:r>
         <w:rPr>
@@ -14284,48 +9488,21 @@
           <w:szCs w:val="24"/>
           <w:lang w:eastAsia="ko-KR"/>
         </w:rPr>
-        <w:t>25대 운영은 40대 대비 운영 비용(유지보수, 충전) 절감과 처리량 향상을 동시에 달성한다. 최근접 배차 로직은 소프트웨어 파라미터 1개 변경으로 즉시 적용 가능하다.</w:t>
+        <w:t>지점별 잔여 박스 기반 슬롯 할당은 특히 Type C 소량 지점의 처리 효율을 높이며 전체 슬롯 점유 사이클을 가속화한다.</w:t>
       </w:r>
     </w:p>
     <w:p>
       <w:pPr>
-        <w:pStyle w:val="a"/>
-        <w:spacing w:after="80" w:line="384" w:lineRule="auto"/>
-        <w:rPr>
-          <w:szCs w:val="24"/>
-          <w:lang w:eastAsia="ko-KR"/>
-        </w:rPr>
-      </w:pPr>
-      <w:r>
-        <w:rPr>
-          <w:rFonts w:eastAsia="맑은 고딕"/>
-          <w:b/>
-          <w:szCs w:val="24"/>
-          <w:lang w:eastAsia="ko-KR"/>
-        </w:rPr>
-        <w:t xml:space="preserve">슬롯 동적 배정: </w:t>
-      </w:r>
-      <w:r>
-        <w:rPr>
-          <w:rFonts w:eastAsia="맑은 고딕"/>
-          <w:szCs w:val="24"/>
-          <w:lang w:eastAsia="ko-KR"/>
-        </w:rPr>
-        <w:t>지점별 잔여 박스 기반 슬롯 할당은 특히 Type C 소량 지점의 처리 효율을 높이며 전체 슬롯 점유 사이클을 가속화한다.</w:t>
-      </w:r>
+        <w:spacing w:after="120" w:line="384" w:lineRule="auto"/>
+        <w:jc w:val="both"/>
+        <w:rPr>
+          <w:szCs w:val="24"/>
+          <w:lang w:eastAsia="ko-KR"/>
+        </w:rPr>
+      </w:pPr>
     </w:p>
     <w:p>
       <w:pPr>
-        <w:spacing w:after="120" w:line="384" w:lineRule="auto"/>
-        <w:jc w:val="both"/>
-        <w:rPr>
-          <w:szCs w:val="24"/>
-          <w:lang w:eastAsia="ko-KR"/>
-        </w:rPr>
-      </w:pPr>
-    </w:p>
-    <w:p>
-      <w:pPr>
         <w:spacing w:line="384" w:lineRule="auto"/>
         <w:jc w:val="both"/>
         <w:rPr>
@@ -14339,7 +9516,7 @@
           <w:szCs w:val="24"/>
           <w:lang w:eastAsia="ko-KR"/>
         </w:rPr>
-        <w:t>향후 과제로는 지점 투입 순서 최적화(예: 잔여 박스 수 기반 스케줄링)와 C급 스테이션 병렬 처리 작업자 증원 등을 추가 검토할 수 있다. 또한 본 연구에서 도출한 AGV 25대 최적 운영안은 실제 운영 시 시간대별 주문 패턴 변화를 고려한 동적 대수 조절로 확장 적용이 가능하다.</w:t>
+        <w:t>향후 과제로는 지점 투입 순서 최적화(예: 잔여 박스 수 기반 스케줄링)와 C급 스테이션 병렬 처리 작업자 증원 등을 추가 검토할 수 있다. 또한 본 연구에서 도출한 AGV 25대 기준 운영안은 실제 운영 시 시간대별 주문 패턴 변화를 고려한 동적 대수 조절로 확장 적용이 가능하다.</w:t>
       </w:r>
     </w:p>
     <w:sectPr>
